--- a/docs/admin/bed_control_demo_scenario.docx
+++ b/docs/admin/bed_control_demo_scenario.docx
@@ -1051,7 +1051,7 @@
           <w:color w:val="E74C3C"/>
           <w:sz w:val="22"/>
         </w:rPr>
-        <w:t>22日</w:t>
+        <w:t>21.4日</w:t>
       </w:r>
       <w:r>
         <w:rPr>
@@ -1069,7 +1069,7 @@
           <w:color w:val="E74C3C"/>
           <w:sz w:val="22"/>
         </w:rPr>
-        <w:t>6名</w:t>
+        <w:t>3名</w:t>
       </w:r>
       <w:r>
         <w:rPr>
@@ -1102,7 +1102,7 @@
           <w:color w:val="E74C3C"/>
           <w:sz w:val="22"/>
         </w:rPr>
-        <w:t>6名</w:t>
+        <w:t>3名</w:t>
       </w:r>
       <w:r>
         <w:rPr>
@@ -1111,7 +1111,7 @@
           <w:color w:val="2C3E50"/>
           <w:sz w:val="22"/>
         </w:rPr>
-        <w:t>」。この数字があるだけで、行動が変わります。漠然と「在院日数を短くしましょう」ではなく、「C群から6名、今週中に退院調整を進めましょう」と具体的に動ける。</w:t>
+        <w:t>」。この数字があるだけで、行動が変わります。漠然と「在院日数を短くしましょう」ではなく、「C群から3名、今週中に退院調整を進めましょう」と具体的に動ける。</w:t>
       </w:r>
     </w:p>
     <w:p>
@@ -1149,7 +1149,7 @@
           <w:color w:val="E74C3C"/>
           <w:sz w:val="22"/>
         </w:rPr>
-        <w:t>22.0日で超過</w:t>
+        <w:t>21.4日で超過</w:t>
       </w:r>
       <w:r>
         <w:rPr>
@@ -1158,7 +1158,7 @@
           <w:color w:val="2C3E50"/>
           <w:sz w:val="22"/>
         </w:rPr>
-        <w:t>、3名なら</w:t>
+        <w:t>、2名なら</w:t>
       </w:r>
       <w:r>
         <w:rPr>
@@ -1167,7 +1167,7 @@
           <w:color w:val="E74C3C"/>
           <w:sz w:val="22"/>
         </w:rPr>
-        <w:t>21.4日でまだ超過</w:t>
+        <w:t>21.1日でまだ超過</w:t>
       </w:r>
       <w:r>
         <w:rPr>
@@ -1176,7 +1176,7 @@
           <w:color w:val="2C3E50"/>
           <w:sz w:val="22"/>
         </w:rPr>
-        <w:t>、6名退院させると</w:t>
+        <w:t>、3名退院させると</w:t>
       </w:r>
       <w:r>
         <w:rPr>
@@ -1185,7 +1185,7 @@
           <w:color w:val="1E8449"/>
           <w:sz w:val="22"/>
         </w:rPr>
-        <w:t>20.9日でクリア</w:t>
+        <w:t>21.0日でクリア</w:t>
       </w:r>
       <w:r>
         <w:rPr>
@@ -1209,7 +1209,7 @@
           <w:color w:val="2C3E50"/>
           <w:sz w:val="22"/>
         </w:rPr>
-        <w:t>💬 数字の根拠があるから、連携室にも「あと6名の退院先確保をお願いします」と明確に依頼できます。看護師長にも「C群の中で退院可能な方を6名リストアップしてください」と具体的に相談できます。</w:t>
+        <w:t>💬 数字の根拠があるから、連携室にも「あと3名の退院先確保をお願いします」と明確に依頼できます。看護師長にも「C群の中で退院可能な方を3名リストアップしてください」と具体的に相談できます。</w:t>
       </w:r>
     </w:p>
     <w:p>
@@ -1763,7 +1763,7 @@
           <w:color w:val="1B4F72"/>
           <w:sz w:val="22"/>
         </w:rPr>
-        <w:t>Q. 平均在院日数の「C群から6名」はどうやって計算しているのか？</w:t>
+        <w:t>Q. 平均在院日数の「C群から3名」はどうやって計算しているのか？</w:t>
       </w:r>
     </w:p>
     <w:p>

--- a/docs/admin/bed_control_demo_scenario.docx
+++ b/docs/admin/bed_control_demo_scenario.docx
@@ -1290,7 +1290,7 @@
           <w:color w:val="2C3E50"/>
           <w:sz w:val="22"/>
         </w:rPr>
-        <w:t>💬 5Fに切り替えます。稼働率が</w:t>
+        <w:t>💬 5Fに切り替えます。外科・整形系の病棟です。稼働率が</w:t>
       </w:r>
       <w:r>
         <w:rPr>
@@ -1308,7 +1308,40 @@
           <w:color w:val="2C3E50"/>
           <w:sz w:val="22"/>
         </w:rPr>
-        <w:t>で推移していて、空床が多い。5Fの課題は「入院を増やすこと」です。</w:t>
+        <w:t>で推移していて、空床が常に6〜9床。</w:t>
+      </w:r>
+    </w:p>
+    <w:p>
+      <w:pPr>
+        <w:spacing w:after="80" w:before="40"/>
+        <w:ind w:left="283"/>
+      </w:pPr>
+      <w:r>
+        <w:rPr>
+          <w:rFonts w:ascii="游ゴシック" w:hAnsi="游ゴシック" w:eastAsia="游ゴシック"/>
+          <w:b w:val="0"/>
+          <w:color w:val="2C3E50"/>
+          <w:sz w:val="22"/>
+        </w:rPr>
+        <w:t>💬 5Fの課題は明確です。「</w:t>
+      </w:r>
+      <w:r>
+        <w:rPr>
+          <w:rFonts w:ascii="游ゴシック" w:hAnsi="游ゴシック" w:eastAsia="游ゴシック"/>
+          <w:b/>
+          <w:color w:val="E74C3C"/>
+          <w:sz w:val="22"/>
+        </w:rPr>
+        <w:t>入院を増やすこと</w:t>
+      </w:r>
+      <w:r>
+        <w:rPr>
+          <w:rFonts w:ascii="游ゴシック" w:hAnsi="游ゴシック" w:eastAsia="游ゴシック"/>
+          <w:b w:val="0"/>
+          <w:color w:val="2C3E50"/>
+          <w:sz w:val="22"/>
+        </w:rPr>
+        <w:t>」。稼働率を上げないと、空床が毎日コストを生み続けます。入院を創出してくれる先生方との連携強化が鍵です。</w:t>
       </w:r>
     </w:p>
     <w:p>
@@ -1337,7 +1370,7 @@
           <w:color w:val="2C3E50"/>
           <w:sz w:val="22"/>
         </w:rPr>
-        <w:t>💬 一方、6Fは</w:t>
+        <w:t>💬 一方、6Fは内科・ペイン系。グラフを見てください。稼働率が常に</w:t>
       </w:r>
       <w:r>
         <w:rPr>
@@ -1346,7 +1379,7 @@
           <w:color w:val="E74C3C"/>
           <w:sz w:val="22"/>
         </w:rPr>
-        <w:t>95%以上</w:t>
+        <w:t>90%以上</w:t>
       </w:r>
       <w:r>
         <w:rPr>
@@ -1355,7 +1388,7 @@
           <w:color w:val="2C3E50"/>
           <w:sz w:val="22"/>
         </w:rPr>
-        <w:t>で推移。ほぼ満床です。6Fの課題は「長期入院の方の退院調整」です。</w:t>
+        <w:t>で推移し、満床や入院断りも発生しています。</w:t>
       </w:r>
     </w:p>
     <w:p>
@@ -1370,7 +1403,40 @@
           <w:color w:val="2C3E50"/>
           <w:sz w:val="22"/>
         </w:rPr>
-        <w:t>💬 同じ病院の中でも、病棟ごとに打つべき手が違う。それが一目で分かるのが、このアプリの強みです。</w:t>
+        <w:t>💬 6Fの課題は逆です。「</w:t>
+      </w:r>
+      <w:r>
+        <w:rPr>
+          <w:rFonts w:ascii="游ゴシック" w:hAnsi="游ゴシック" w:eastAsia="游ゴシック"/>
+          <w:b/>
+          <w:color w:val="E74C3C"/>
+          <w:sz w:val="22"/>
+        </w:rPr>
+        <w:t>長期入院の方の退院調整</w:t>
+      </w:r>
+      <w:r>
+        <w:rPr>
+          <w:rFonts w:ascii="游ゴシック" w:hAnsi="游ゴシック" w:eastAsia="游ゴシック"/>
+          <w:b w:val="0"/>
+          <w:color w:val="2C3E50"/>
+          <w:sz w:val="22"/>
+        </w:rPr>
+        <w:t>」。ベッドが空かないから新しい患者さんを受けられない。C群——在院15日以上の長期患者さんの退院を計画的に進めることで、回転を生む必要があります。</w:t>
+      </w:r>
+    </w:p>
+    <w:p>
+      <w:pPr>
+        <w:spacing w:after="80" w:before="40"/>
+        <w:ind w:left="283"/>
+      </w:pPr>
+      <w:r>
+        <w:rPr>
+          <w:rFonts w:ascii="游ゴシック" w:hAnsi="游ゴシック" w:eastAsia="游ゴシック"/>
+          <w:b w:val="0"/>
+          <w:color w:val="2C3E50"/>
+          <w:sz w:val="22"/>
+        </w:rPr>
+        <w:t>💬 同じ病院でも、5Fは「入院を増やす」、6Fは「退院を進める」。打つべき手が正反対です。全体の平均だけ見ていては、この違いは見えません。病棟別に見るからこそ、的確な手が打てるのです。</w:t>
       </w:r>
     </w:p>
     <w:p>

--- a/docs/admin/bed_control_demo_scenario.docx
+++ b/docs/admin/bed_control_demo_scenario.docx
@@ -118,7 +118,7 @@
               </w:rPr>
               <w:t>・サイドバーで「シミュレーション実行」を押し、データが表示された状態にしておく</w:t>
               <w:br/>
-              <w:t xml:space="preserve">　→ 月の日数（経過日数）: 19、カレンダー月日数: 30 を確認</w:t>
+              <w:t xml:space="preserve">　→ 月の日数（経過日数）: 20、カレンダー月日数: 30 を確認</w:t>
             </w:r>
           </w:p>
           <w:p>
@@ -197,7 +197,7 @@
           <w:color w:val="E74C3C"/>
           <w:sz w:val="22"/>
         </w:rPr>
-        <w:t>＊ポイント：「今日は4月19日、月の半ばです。残り11日で何ができるかをお見せします」から入る</w:t>
+        <w:t>＊ポイント：「今日は4月20日、月の半ばです。残り10日で何ができるかをお見せします」から入る</w:t>
       </w:r>
     </w:p>
     <w:p>
@@ -220,7 +220,7 @@
           <w:sz w:val="26"/>
           <w:u w:val="single"/>
         </w:rPr>
-        <w:t>■ Scene 1　「今日は4月19日。あと11日で、いくら取り戻せますか？」　(2分)</w:t>
+        <w:t>■ Scene 1　「今日は4月20日。あと10日で、いくら取り戻せますか？」　(2分)</w:t>
       </w:r>
     </w:p>
     <w:p>
@@ -249,7 +249,7 @@
           <w:color w:val="2C3E50"/>
           <w:sz w:val="22"/>
         </w:rPr>
-        <w:t>💬 画面をご覧ください。今日4月19日時点の成績表です。</w:t>
+        <w:t>💬 画面をご覧ください。今日4月20日時点の成績表です。</w:t>
       </w:r>
     </w:p>
     <w:p>
@@ -401,7 +401,7 @@
           <w:color w:val="2C3E50"/>
           <w:sz w:val="22"/>
         </w:rPr>
-        <w:t>）」「残り11日で現ペース継続時の未活用病床コスト：約</w:t>
+        <w:t>）」「残り10日で現ペース継続時の未活用病床コスト：約</w:t>
       </w:r>
       <w:r>
         <w:rPr>
@@ -452,7 +452,7 @@
           <w:color w:val="2C3E50"/>
           <w:sz w:val="22"/>
         </w:rPr>
-        <w:t>が消えていく。逆に言えば、残り11日の動き方次第で、</w:t>
+        <w:t>が消えていく。逆に言えば、残り10日の動き方次第で、</w:t>
       </w:r>
       <w:r>
         <w:rPr>
@@ -569,7 +569,7 @@
           <w:color w:val="2C3E50"/>
           <w:sz w:val="22"/>
         </w:rPr>
-        <w:t>💬 過去19日間の稼働率の推移です。黄色い帯が目標レンジの90〜95%。グレーの背景が土日。</w:t>
+        <w:t>💬 過去20日間の稼働率の推移です。黄色い帯が目標レンジの90〜95%。グレーの背景が土日。</w:t>
       </w:r>
     </w:p>
     <w:p>
@@ -1060,7 +1060,7 @@
           <w:color w:val="2C3E50"/>
           <w:sz w:val="22"/>
         </w:rPr>
-        <w:t>——基準超過が継続します。必要な対策：残り11日でC群から追加</w:t>
+        <w:t>——基準超過が継続します。必要な対策：残り10日でC群から追加</w:t>
       </w:r>
       <w:r>
         <w:rPr>

--- a/docs/admin/bed_control_demo_scenario.docx
+++ b/docs/admin/bed_control_demo_scenario.docx
@@ -16,7 +16,7 @@
         </w:rPr>
         <w:t>ベッドコントロールシミュレーター</w:t>
         <w:br/>
-        <w:t>幹部会議 実演シナリオ（約15分）</w:t>
+        <w:t>幹部会議 実演シナリオ（約18分）</w:t>
       </w:r>
     </w:p>
     <w:p>
@@ -1590,7 +1590,702 @@
           <w:sz w:val="26"/>
           <w:u w:val="single"/>
         </w:rPr>
-        <w:t>■ Scene 7　まとめ —「見える」が「動ける」に変わる　(2分)</w:t>
+        <w:t>■ Scene 7　「稼働率が上がると、私たちの賞与はどうなるか」　(2分)</w:t>
+      </w:r>
+    </w:p>
+    <w:p>
+      <w:pPr>
+        <w:spacing w:after="160"/>
+      </w:pPr>
+      <w:r>
+        <w:rPr>
+          <w:rFonts w:ascii="游ゴシック" w:hAnsi="游ゴシック" w:eastAsia="游ゴシック"/>
+          <w:b/>
+          <w:color w:val="E74C3C"/>
+          <w:sz w:val="24"/>
+        </w:rPr>
+        <w:t>★ ここから全職員に関わる話です</w:t>
+      </w:r>
+    </w:p>
+    <w:p>
+      <w:pPr>
+        <w:spacing w:after="80" w:before="40"/>
+        <w:ind w:left="283"/>
+      </w:pPr>
+      <w:r>
+        <w:rPr>
+          <w:rFonts w:ascii="游ゴシック" w:hAnsi="游ゴシック" w:eastAsia="游ゴシック"/>
+          <w:b w:val="0"/>
+          <w:color w:val="2C3E50"/>
+          <w:sz w:val="22"/>
+        </w:rPr>
+        <w:t>💬 少し話を変えます。ここからは皆さん一人ひとりに関わる話です。</w:t>
+      </w:r>
+    </w:p>
+    <w:p>
+      <w:pPr>
+        <w:spacing w:after="80" w:before="40"/>
+        <w:ind w:left="283"/>
+      </w:pPr>
+      <w:r>
+        <w:rPr>
+          <w:rFonts w:ascii="游ゴシック" w:hAnsi="游ゴシック" w:eastAsia="游ゴシック"/>
+          <w:b w:val="0"/>
+          <w:color w:val="2C3E50"/>
+          <w:sz w:val="22"/>
+        </w:rPr>
+        <w:t>💬 私は事務の専門家ではありませんので、AIと一緒に試算した概算です。正確な数字は事務部門に確認が必要ですが、大きな方向性としてお聞きください。</w:t>
+      </w:r>
+    </w:p>
+    <w:p>
+      <w:pPr>
+        <w:spacing w:after="0" w:before="0"/>
+      </w:pPr>
+      <w:r>
+        <w:rPr>
+          <w:sz w:val="12"/>
+        </w:rPr>
+      </w:r>
+    </w:p>
+    <w:p>
+      <w:pPr>
+        <w:spacing w:after="80" w:before="40"/>
+        <w:ind w:left="283"/>
+      </w:pPr>
+      <w:r>
+        <w:rPr>
+          <w:rFonts w:ascii="游ゴシック" w:hAnsi="游ゴシック" w:eastAsia="游ゴシック"/>
+          <w:b w:val="0"/>
+          <w:color w:val="2C3E50"/>
+          <w:sz w:val="22"/>
+        </w:rPr>
+        <w:t>💬 まず、2026年度の診療報酬改定。先ほどプリセットを切り替えてお見せしましたが、同じ稼働率でも入院料が上がるため、運営貢献額が月あたり約</w:t>
+      </w:r>
+      <w:r>
+        <w:rPr>
+          <w:rFonts w:ascii="游ゴシック" w:hAnsi="游ゴシック" w:eastAsia="游ゴシック"/>
+          <w:b/>
+          <w:color w:val="E74C3C"/>
+          <w:sz w:val="22"/>
+        </w:rPr>
+        <w:t>600万円</w:t>
+      </w:r>
+      <w:r>
+        <w:rPr>
+          <w:rFonts w:ascii="游ゴシック" w:hAnsi="游ゴシック" w:eastAsia="游ゴシック"/>
+          <w:b w:val="0"/>
+          <w:color w:val="2C3E50"/>
+          <w:sz w:val="22"/>
+        </w:rPr>
+        <w:t>増えます。年間にすると</w:t>
+      </w:r>
+      <w:r>
+        <w:rPr>
+          <w:rFonts w:ascii="游ゴシック" w:hAnsi="游ゴシック" w:eastAsia="游ゴシック"/>
+          <w:b/>
+          <w:color w:val="E74C3C"/>
+          <w:sz w:val="22"/>
+        </w:rPr>
+        <w:t>約7,200万円</w:t>
+      </w:r>
+      <w:r>
+        <w:rPr>
+          <w:rFonts w:ascii="游ゴシック" w:hAnsi="游ゴシック" w:eastAsia="游ゴシック"/>
+          <w:b w:val="0"/>
+          <w:color w:val="2C3E50"/>
+          <w:sz w:val="22"/>
+        </w:rPr>
+        <w:t>の増収です。</w:t>
+      </w:r>
+    </w:p>
+    <w:p>
+      <w:pPr>
+        <w:spacing w:after="80" w:before="40"/>
+        <w:ind w:left="283"/>
+      </w:pPr>
+      <w:r>
+        <w:rPr>
+          <w:rFonts w:ascii="游ゴシック" w:hAnsi="游ゴシック" w:eastAsia="游ゴシック"/>
+          <w:b w:val="0"/>
+          <w:color w:val="2C3E50"/>
+          <w:sz w:val="22"/>
+        </w:rPr>
+        <w:t>💬 当院の人件費率は58%です。この増収分を人件費率で按分すると、職員290名に対して一人あたり年間約</w:t>
+      </w:r>
+      <w:r>
+        <w:rPr>
+          <w:rFonts w:ascii="游ゴシック" w:hAnsi="游ゴシック" w:eastAsia="游ゴシック"/>
+          <w:b/>
+          <w:color w:val="E74C3C"/>
+          <w:sz w:val="22"/>
+        </w:rPr>
+        <w:t>14万円</w:t>
+      </w:r>
+      <w:r>
+        <w:rPr>
+          <w:rFonts w:ascii="游ゴシック" w:hAnsi="游ゴシック" w:eastAsia="游ゴシック"/>
+          <w:b w:val="0"/>
+          <w:color w:val="2C3E50"/>
+          <w:sz w:val="22"/>
+        </w:rPr>
+        <w:t>。これは賞与に換算すると、</w:t>
+      </w:r>
+      <w:r>
+        <w:rPr>
+          <w:rFonts w:ascii="游ゴシック" w:hAnsi="游ゴシック" w:eastAsia="游ゴシック"/>
+          <w:b/>
+          <w:color w:val="E74C3C"/>
+          <w:sz w:val="22"/>
+        </w:rPr>
+        <w:t>約10%の増額</w:t>
+      </w:r>
+      <w:r>
+        <w:rPr>
+          <w:rFonts w:ascii="游ゴシック" w:hAnsi="游ゴシック" w:eastAsia="游ゴシック"/>
+          <w:b w:val="0"/>
+          <w:color w:val="2C3E50"/>
+          <w:sz w:val="22"/>
+        </w:rPr>
+        <w:t>に相当します。改定の恩恵だけで、です。</w:t>
+      </w:r>
+    </w:p>
+    <w:p>
+      <w:pPr>
+        <w:spacing w:after="0" w:before="0"/>
+      </w:pPr>
+      <w:r>
+        <w:rPr>
+          <w:sz w:val="12"/>
+        </w:rPr>
+      </w:r>
+    </w:p>
+    <w:p>
+      <w:pPr>
+        <w:spacing w:after="80" w:before="40"/>
+        <w:ind w:left="283"/>
+      </w:pPr>
+      <w:r>
+        <w:rPr>
+          <w:rFonts w:ascii="游ゴシック" w:hAnsi="游ゴシック" w:eastAsia="游ゴシック"/>
+          <w:b w:val="0"/>
+          <w:color w:val="2C3E50"/>
+          <w:sz w:val="22"/>
+        </w:rPr>
+        <w:t>💬 さらに。今の稼働率89%を目標の</w:t>
+      </w:r>
+      <w:r>
+        <w:rPr>
+          <w:rFonts w:ascii="游ゴシック" w:hAnsi="游ゴシック" w:eastAsia="游ゴシック"/>
+          <w:b/>
+          <w:color w:val="E74C3C"/>
+          <w:sz w:val="22"/>
+        </w:rPr>
+        <w:t>94%</w:t>
+      </w:r>
+      <w:r>
+        <w:rPr>
+          <w:rFonts w:ascii="游ゴシック" w:hAnsi="游ゴシック" w:eastAsia="游ゴシック"/>
+          <w:b w:val="0"/>
+          <w:color w:val="2C3E50"/>
+          <w:sz w:val="22"/>
+        </w:rPr>
+        <w:t>まで引き上げたらどうなるか。稼働率1%の年間価値は約1,100万円ですから、5ポイント改善で年間約</w:t>
+      </w:r>
+      <w:r>
+        <w:rPr>
+          <w:rFonts w:ascii="游ゴシック" w:hAnsi="游ゴシック" w:eastAsia="游ゴシック"/>
+          <w:b/>
+          <w:color w:val="E74C3C"/>
+          <w:sz w:val="22"/>
+        </w:rPr>
+        <w:t>5,500万円</w:t>
+      </w:r>
+      <w:r>
+        <w:rPr>
+          <w:rFonts w:ascii="游ゴシック" w:hAnsi="游ゴシック" w:eastAsia="游ゴシック"/>
+          <w:b w:val="0"/>
+          <w:color w:val="2C3E50"/>
+          <w:sz w:val="22"/>
+        </w:rPr>
+        <w:t>の増収。人件費按分で一人あたり年間約</w:t>
+      </w:r>
+      <w:r>
+        <w:rPr>
+          <w:rFonts w:ascii="游ゴシック" w:hAnsi="游ゴシック" w:eastAsia="游ゴシック"/>
+          <w:b/>
+          <w:color w:val="E74C3C"/>
+          <w:sz w:val="22"/>
+        </w:rPr>
+        <w:t>11万円</w:t>
+      </w:r>
+      <w:r>
+        <w:rPr>
+          <w:rFonts w:ascii="游ゴシック" w:hAnsi="游ゴシック" w:eastAsia="游ゴシック"/>
+          <w:b w:val="0"/>
+          <w:color w:val="2C3E50"/>
+          <w:sz w:val="22"/>
+        </w:rPr>
+        <w:t>。賞与に換算して、さらに</w:t>
+      </w:r>
+      <w:r>
+        <w:rPr>
+          <w:rFonts w:ascii="游ゴシック" w:hAnsi="游ゴシック" w:eastAsia="游ゴシック"/>
+          <w:b/>
+          <w:color w:val="E74C3C"/>
+          <w:sz w:val="22"/>
+        </w:rPr>
+        <w:t>約8%の増額</w:t>
+      </w:r>
+      <w:r>
+        <w:rPr>
+          <w:rFonts w:ascii="游ゴシック" w:hAnsi="游ゴシック" w:eastAsia="游ゴシック"/>
+          <w:b w:val="0"/>
+          <w:color w:val="2C3E50"/>
+          <w:sz w:val="22"/>
+        </w:rPr>
+        <w:t>です。</w:t>
+      </w:r>
+    </w:p>
+    <w:p>
+      <w:pPr>
+        <w:spacing w:after="0" w:before="0"/>
+      </w:pPr>
+      <w:r>
+        <w:rPr>
+          <w:sz w:val="12"/>
+        </w:rPr>
+      </w:r>
+    </w:p>
+    <w:tbl>
+      <w:tblPr>
+        <w:tblW w:type="auto" w:w="0"/>
+        <w:jc w:val="center"/>
+        <w:tblLook w:firstColumn="1" w:firstRow="1" w:lastColumn="0" w:lastRow="0" w:noHBand="0" w:noVBand="1" w:val="04A0"/>
+        <w:tblW w:type="pct" w:w="4500"/>
+      </w:tblPr>
+      <w:tblGrid>
+        <w:gridCol w:w="2268"/>
+        <w:gridCol w:w="2268"/>
+        <w:gridCol w:w="2268"/>
+        <w:gridCol w:w="2268"/>
+      </w:tblGrid>
+      <w:tr>
+        <w:tc>
+          <w:tcPr>
+            <w:tcW w:type="dxa" w:w="2268"/>
+            <w:shd w:fill="DCE6F1" w:val="clear"/>
+          </w:tcPr>
+          <w:p>
+            <w:r/>
+            <w:r>
+              <w:rPr>
+                <w:rFonts w:ascii="游ゴシック" w:hAnsi="游ゴシック" w:eastAsia="游ゴシック"/>
+                <w:b/>
+                <w:color w:val="1B4F72"/>
+                <w:sz w:val="20"/>
+              </w:rPr>
+            </w:r>
+          </w:p>
+        </w:tc>
+        <w:tc>
+          <w:tcPr>
+            <w:tcW w:type="dxa" w:w="2268"/>
+            <w:shd w:fill="DCE6F1" w:val="clear"/>
+          </w:tcPr>
+          <w:p>
+            <w:pPr>
+              <w:jc w:val="right"/>
+            </w:pPr>
+            <w:r/>
+            <w:r>
+              <w:rPr>
+                <w:rFonts w:ascii="游ゴシック" w:hAnsi="游ゴシック" w:eastAsia="游ゴシック"/>
+                <w:b/>
+                <w:color w:val="1B4F72"/>
+                <w:sz w:val="20"/>
+              </w:rPr>
+              <w:t>年間増収</w:t>
+            </w:r>
+          </w:p>
+        </w:tc>
+        <w:tc>
+          <w:tcPr>
+            <w:tcW w:type="dxa" w:w="2268"/>
+            <w:shd w:fill="DCE6F1" w:val="clear"/>
+          </w:tcPr>
+          <w:p>
+            <w:pPr>
+              <w:jc w:val="right"/>
+            </w:pPr>
+            <w:r/>
+            <w:r>
+              <w:rPr>
+                <w:rFonts w:ascii="游ゴシック" w:hAnsi="游ゴシック" w:eastAsia="游ゴシック"/>
+                <w:b/>
+                <w:color w:val="1B4F72"/>
+                <w:sz w:val="20"/>
+              </w:rPr>
+              <w:t>一人あたり</w:t>
+            </w:r>
+          </w:p>
+        </w:tc>
+        <w:tc>
+          <w:tcPr>
+            <w:tcW w:type="dxa" w:w="2268"/>
+            <w:shd w:fill="DCE6F1" w:val="clear"/>
+          </w:tcPr>
+          <w:p>
+            <w:pPr>
+              <w:jc w:val="right"/>
+            </w:pPr>
+            <w:r/>
+            <w:r>
+              <w:rPr>
+                <w:rFonts w:ascii="游ゴシック" w:hAnsi="游ゴシック" w:eastAsia="游ゴシック"/>
+                <w:b/>
+                <w:color w:val="1B4F72"/>
+                <w:sz w:val="20"/>
+              </w:rPr>
+              <w:t>賞与影響</w:t>
+            </w:r>
+          </w:p>
+        </w:tc>
+      </w:tr>
+      <w:tr>
+        <w:tc>
+          <w:tcPr>
+            <w:tcW w:type="dxa" w:w="2268"/>
+          </w:tcPr>
+          <w:p>
+            <w:r/>
+            <w:r>
+              <w:rPr>
+                <w:rFonts w:ascii="游ゴシック" w:hAnsi="游ゴシック" w:eastAsia="游ゴシック"/>
+                <w:b w:val="0"/>
+                <w:color w:val="2C3E50"/>
+                <w:sz w:val="20"/>
+              </w:rPr>
+              <w:t>改定効果のみ</w:t>
+            </w:r>
+          </w:p>
+        </w:tc>
+        <w:tc>
+          <w:tcPr>
+            <w:tcW w:type="dxa" w:w="2268"/>
+          </w:tcPr>
+          <w:p>
+            <w:pPr>
+              <w:jc w:val="right"/>
+            </w:pPr>
+            <w:r/>
+            <w:r>
+              <w:rPr>
+                <w:rFonts w:ascii="游ゴシック" w:hAnsi="游ゴシック" w:eastAsia="游ゴシック"/>
+                <w:b w:val="0"/>
+                <w:color w:val="2C3E50"/>
+                <w:sz w:val="20"/>
+              </w:rPr>
+              <w:t>+7,200万円</w:t>
+            </w:r>
+          </w:p>
+        </w:tc>
+        <w:tc>
+          <w:tcPr>
+            <w:tcW w:type="dxa" w:w="2268"/>
+          </w:tcPr>
+          <w:p>
+            <w:pPr>
+              <w:jc w:val="right"/>
+            </w:pPr>
+            <w:r/>
+            <w:r>
+              <w:rPr>
+                <w:rFonts w:ascii="游ゴシック" w:hAnsi="游ゴシック" w:eastAsia="游ゴシック"/>
+                <w:b w:val="0"/>
+                <w:color w:val="2C3E50"/>
+                <w:sz w:val="20"/>
+              </w:rPr>
+              <w:t>+14万円</w:t>
+            </w:r>
+          </w:p>
+        </w:tc>
+        <w:tc>
+          <w:tcPr>
+            <w:tcW w:type="dxa" w:w="2268"/>
+          </w:tcPr>
+          <w:p>
+            <w:pPr>
+              <w:jc w:val="right"/>
+            </w:pPr>
+            <w:r/>
+            <w:r>
+              <w:rPr>
+                <w:rFonts w:ascii="游ゴシック" w:hAnsi="游ゴシック" w:eastAsia="游ゴシック"/>
+                <w:b w:val="0"/>
+                <w:color w:val="2C3E50"/>
+                <w:sz w:val="20"/>
+              </w:rPr>
+              <w:t>約+10%</w:t>
+            </w:r>
+          </w:p>
+        </w:tc>
+      </w:tr>
+      <w:tr>
+        <w:tc>
+          <w:tcPr>
+            <w:tcW w:type="dxa" w:w="2268"/>
+          </w:tcPr>
+          <w:p>
+            <w:r/>
+            <w:r>
+              <w:rPr>
+                <w:rFonts w:ascii="游ゴシック" w:hAnsi="游ゴシック" w:eastAsia="游ゴシック"/>
+                <w:b w:val="0"/>
+                <w:color w:val="2C3E50"/>
+                <w:sz w:val="20"/>
+              </w:rPr>
+              <w:t>稼働率94%達成</w:t>
+            </w:r>
+          </w:p>
+        </w:tc>
+        <w:tc>
+          <w:tcPr>
+            <w:tcW w:type="dxa" w:w="2268"/>
+          </w:tcPr>
+          <w:p>
+            <w:pPr>
+              <w:jc w:val="right"/>
+            </w:pPr>
+            <w:r/>
+            <w:r>
+              <w:rPr>
+                <w:rFonts w:ascii="游ゴシック" w:hAnsi="游ゴシック" w:eastAsia="游ゴシック"/>
+                <w:b w:val="0"/>
+                <w:color w:val="2C3E50"/>
+                <w:sz w:val="20"/>
+              </w:rPr>
+              <w:t>+5,500万円</w:t>
+            </w:r>
+          </w:p>
+        </w:tc>
+        <w:tc>
+          <w:tcPr>
+            <w:tcW w:type="dxa" w:w="2268"/>
+          </w:tcPr>
+          <w:p>
+            <w:pPr>
+              <w:jc w:val="right"/>
+            </w:pPr>
+            <w:r/>
+            <w:r>
+              <w:rPr>
+                <w:rFonts w:ascii="游ゴシック" w:hAnsi="游ゴシック" w:eastAsia="游ゴシック"/>
+                <w:b w:val="0"/>
+                <w:color w:val="2C3E50"/>
+                <w:sz w:val="20"/>
+              </w:rPr>
+              <w:t>+11万円</w:t>
+            </w:r>
+          </w:p>
+        </w:tc>
+        <w:tc>
+          <w:tcPr>
+            <w:tcW w:type="dxa" w:w="2268"/>
+          </w:tcPr>
+          <w:p>
+            <w:pPr>
+              <w:jc w:val="right"/>
+            </w:pPr>
+            <w:r/>
+            <w:r>
+              <w:rPr>
+                <w:rFonts w:ascii="游ゴシック" w:hAnsi="游ゴシック" w:eastAsia="游ゴシック"/>
+                <w:b w:val="0"/>
+                <w:color w:val="2C3E50"/>
+                <w:sz w:val="20"/>
+              </w:rPr>
+              <w:t>約+8%</w:t>
+            </w:r>
+          </w:p>
+        </w:tc>
+      </w:tr>
+      <w:tr>
+        <w:tc>
+          <w:tcPr>
+            <w:tcW w:type="dxa" w:w="2268"/>
+          </w:tcPr>
+          <w:p>
+            <w:r/>
+            <w:r>
+              <w:rPr>
+                <w:rFonts w:ascii="游ゴシック" w:hAnsi="游ゴシック" w:eastAsia="游ゴシック"/>
+                <w:b/>
+                <w:color w:val="E74C3C"/>
+                <w:sz w:val="20"/>
+              </w:rPr>
+              <w:t>合計</w:t>
+            </w:r>
+          </w:p>
+        </w:tc>
+        <w:tc>
+          <w:tcPr>
+            <w:tcW w:type="dxa" w:w="2268"/>
+          </w:tcPr>
+          <w:p>
+            <w:pPr>
+              <w:jc w:val="right"/>
+            </w:pPr>
+            <w:r/>
+            <w:r>
+              <w:rPr>
+                <w:rFonts w:ascii="游ゴシック" w:hAnsi="游ゴシック" w:eastAsia="游ゴシック"/>
+                <w:b/>
+                <w:color w:val="E74C3C"/>
+                <w:sz w:val="20"/>
+              </w:rPr>
+              <w:t>+1億2,700万円</w:t>
+            </w:r>
+          </w:p>
+        </w:tc>
+        <w:tc>
+          <w:tcPr>
+            <w:tcW w:type="dxa" w:w="2268"/>
+          </w:tcPr>
+          <w:p>
+            <w:pPr>
+              <w:jc w:val="right"/>
+            </w:pPr>
+            <w:r/>
+            <w:r>
+              <w:rPr>
+                <w:rFonts w:ascii="游ゴシック" w:hAnsi="游ゴシック" w:eastAsia="游ゴシック"/>
+                <w:b/>
+                <w:color w:val="E74C3C"/>
+                <w:sz w:val="20"/>
+              </w:rPr>
+              <w:t>+25万円</w:t>
+            </w:r>
+          </w:p>
+        </w:tc>
+        <w:tc>
+          <w:tcPr>
+            <w:tcW w:type="dxa" w:w="2268"/>
+          </w:tcPr>
+          <w:p>
+            <w:pPr>
+              <w:jc w:val="right"/>
+            </w:pPr>
+            <w:r/>
+            <w:r>
+              <w:rPr>
+                <w:rFonts w:ascii="游ゴシック" w:hAnsi="游ゴシック" w:eastAsia="游ゴシック"/>
+                <w:b/>
+                <w:color w:val="E74C3C"/>
+                <w:sz w:val="20"/>
+              </w:rPr>
+              <w:t>約+18%</w:t>
+            </w:r>
+          </w:p>
+        </w:tc>
+      </w:tr>
+    </w:tbl>
+    <w:p>
+      <w:pPr>
+        <w:spacing w:after="0" w:before="0"/>
+      </w:pPr>
+      <w:r>
+        <w:rPr>
+          <w:sz w:val="12"/>
+        </w:rPr>
+      </w:r>
+    </w:p>
+    <w:p>
+      <w:pPr>
+        <w:spacing w:after="80" w:before="40"/>
+        <w:ind w:left="283"/>
+      </w:pPr>
+      <w:r>
+        <w:rPr>
+          <w:rFonts w:ascii="游ゴシック" w:hAnsi="游ゴシック" w:eastAsia="游ゴシック"/>
+          <w:b w:val="0"/>
+          <w:color w:val="2C3E50"/>
+          <w:sz w:val="22"/>
+        </w:rPr>
+        <w:t>💬 つまり、改定と稼働率改善を合わせれば、</w:t>
+      </w:r>
+      <w:r>
+        <w:rPr>
+          <w:rFonts w:ascii="游ゴシック" w:hAnsi="游ゴシック" w:eastAsia="游ゴシック"/>
+          <w:b/>
+          <w:color w:val="E74C3C"/>
+          <w:sz w:val="22"/>
+        </w:rPr>
+        <w:t>賞与が約2割増える可能性</w:t>
+      </w:r>
+      <w:r>
+        <w:rPr>
+          <w:rFonts w:ascii="游ゴシック" w:hAnsi="游ゴシック" w:eastAsia="游ゴシック"/>
+          <w:b w:val="0"/>
+          <w:color w:val="2C3E50"/>
+          <w:sz w:val="22"/>
+        </w:rPr>
+        <w:t>がある。繰り返しますが、これは事務専門でない副院長がAIと計算した概算です。ただ、方向性は間違っていないと思います。</w:t>
+      </w:r>
+    </w:p>
+    <w:p>
+      <w:pPr>
+        <w:spacing w:after="80" w:before="40"/>
+        <w:ind w:left="283"/>
+      </w:pPr>
+      <w:r>
+        <w:rPr>
+          <w:rFonts w:ascii="游ゴシック" w:hAnsi="游ゴシック" w:eastAsia="游ゴシック"/>
+          <w:b w:val="0"/>
+          <w:color w:val="2C3E50"/>
+          <w:sz w:val="22"/>
+        </w:rPr>
+        <w:t>💬 「今より1日あたり4〜5名多く入院がいる状態を維持する」。それだけで、皆さん一人ひとりの年間賞与が</w:t>
+      </w:r>
+      <w:r>
+        <w:rPr>
+          <w:rFonts w:ascii="游ゴシック" w:hAnsi="游ゴシック" w:eastAsia="游ゴシック"/>
+          <w:b/>
+          <w:color w:val="E74C3C"/>
+          <w:sz w:val="22"/>
+        </w:rPr>
+        <w:t>約25万円増える</w:t>
+      </w:r>
+      <w:r>
+        <w:rPr>
+          <w:rFonts w:ascii="游ゴシック" w:hAnsi="游ゴシック" w:eastAsia="游ゴシック"/>
+          <w:b w:val="0"/>
+          <w:color w:val="2C3E50"/>
+          <w:sz w:val="22"/>
+        </w:rPr>
+        <w:t>計算になります。</w:t>
+      </w:r>
+    </w:p>
+    <w:p>
+      <w:pPr>
+        <w:spacing w:after="240" w:before="240"/>
+        <w:pBdr>
+          <w:bottom w:val="single" w:sz="6" w:space="1" w:color="AAAAAA"/>
+        </w:pBdr>
+      </w:pPr>
+    </w:p>
+    <w:p>
+      <w:pPr>
+        <w:spacing w:before="240" w:after="160"/>
+      </w:pPr>
+      <w:r>
+        <w:rPr>
+          <w:rFonts w:ascii="游ゴシック" w:hAnsi="游ゴシック" w:eastAsia="游ゴシック"/>
+          <w:b/>
+          <w:color w:val="1B4F72"/>
+          <w:sz w:val="26"/>
+          <w:u w:val="single"/>
+        </w:rPr>
+        <w:t>■ Scene 8　まとめ —「見える」が「動ける」に変わる　(1分)</w:t>
       </w:r>
     </w:p>
     <w:p>
@@ -1665,6 +2360,21 @@
     </w:p>
     <w:p>
       <w:pPr>
+        <w:spacing w:after="80" w:before="40"/>
+        <w:ind w:left="283"/>
+      </w:pPr>
+      <w:r>
+        <w:rPr>
+          <w:rFonts w:ascii="游ゴシック" w:hAnsi="游ゴシック" w:eastAsia="游ゴシック"/>
+          <w:b w:val="0"/>
+          <w:color w:val="2C3E50"/>
+          <w:sz w:val="22"/>
+        </w:rPr>
+        <w:t>💬 4つ目。稼働率の改善が、皆さんの賞与にどうつながるかが見える。</w:t>
+      </w:r>
+    </w:p>
+    <w:p>
+      <w:pPr>
         <w:spacing w:after="0" w:before="0"/>
       </w:pPr>
       <w:r>
@@ -1725,7 +2435,7 @@
           <w:color w:val="1B4F72"/>
           <w:sz w:val="24"/>
         </w:rPr>
-        <w:t>💬 そして病棟で患者さんを受けてくださる看護スタッフの皆さん。「また入院が来た」「ベッドが足りない」——そう感じる日もあるでしょう。でもこのデータが示しているのは、皆さんが1名を受けるたびに、病院に年間1,000万円の価値が生まれているということです。皆さんの頑張りは、ちゃんと数字に表れています。</w:t>
+        <w:t>💬 そして病棟で患者さんを受けてくださる看護スタッフの皆さん。「また入院が来た」「ベッドが足りない」——そう感じる日もあるでしょう。でもこのデータが示しているのは、皆さんが1名を受けるたびに、病院に年間1,000万円の価値が生まれ、それが皆さんの賞与に返ってくるということです。</w:t>
       </w:r>
     </w:p>
     <w:p>
@@ -1750,7 +2460,7 @@
           <w:color w:val="2C3E50"/>
           <w:sz w:val="22"/>
         </w:rPr>
-        <w:t>💬 目的は、誰かを責めることではありません。「見えなかったものを見えるようにする」こと。見えれば、自分で考えて、自分で動ける。そういう文化を、このアプリで一緒につくっていきたいと思います。</w:t>
+        <w:t>💬 目的は、誰かを責めることではありません。「見えなかったものを見えるようにする」こと。見えれば、自分で考えて、自分で動ける。そしてその頑張りは、数字を通じてちゃんと自分に返ってくる。そういう文化を、このアプリで一緒につくっていきたいと思います。</w:t>
       </w:r>
     </w:p>
     <w:p>
@@ -1956,6 +2666,34 @@
           <w:sz w:val="22"/>
         </w:rPr>
         <w:t>A. アプリのプリセットを切り替えるだけで対応できます。当院は85歳以上が20%を超えているため+1日の緩和で21日以内ですが、もし患者構成が変わった場合はチェックボックスを外せば20日基準に切り替わります。今から改定後の影響をシミュレーションして備えることが重要です。</w:t>
+      </w:r>
+    </w:p>
+    <w:p>
+      <w:pPr>
+        <w:spacing w:after="40" w:before="160"/>
+      </w:pPr>
+      <w:r>
+        <w:rPr>
+          <w:rFonts w:ascii="游ゴシック" w:hAnsi="游ゴシック" w:eastAsia="游ゴシック"/>
+          <w:b/>
+          <w:color w:val="1B4F72"/>
+          <w:sz w:val="22"/>
+        </w:rPr>
+        <w:t>Q. 賞与の試算は本当に正確なのか？</w:t>
+      </w:r>
+    </w:p>
+    <w:p>
+      <w:pPr>
+        <w:spacing w:after="160"/>
+        <w:ind w:left="283"/>
+      </w:pPr>
+      <w:r>
+        <w:rPr>
+          <w:rFonts w:ascii="游ゴシック" w:hAnsi="游ゴシック" w:eastAsia="游ゴシック"/>
+          <w:b w:val="0"/>
+          <w:sz w:val="22"/>
+        </w:rPr>
+        <w:t>A. あくまでAIと計算した概算です。人件費率58%で按分し、増収分が賞与に反映されると仮定した試算ですので、実際の配分は事務部門・経営判断によります。ただ「稼働率が上がれば病院の収入が増え、それが職員に還元される」という方向性は間違いありません。大事なのは正確な数字より、自分たちの仕事がどう病院経営につながっているかを理解することです。</w:t>
       </w:r>
     </w:p>
     <w:sectPr>

--- a/docs/admin/bed_control_demo_scenario.docx
+++ b/docs/admin/bed_control_demo_scenario.docx
@@ -2475,7 +2475,477 @@
           <w:color w:val="2C3E50"/>
           <w:sz w:val="22"/>
         </w:rPr>
-        <w:t>💬 まずは1ヶ月、試してみませんか。ご質問はありますか？</w:t>
+        <w:t>💬 まずは1ヶ月、試してみませんか。</w:t>
+      </w:r>
+    </w:p>
+    <w:p>
+      <w:pPr>
+        <w:spacing w:after="0" w:before="0"/>
+      </w:pPr>
+      <w:r>
+        <w:rPr>
+          <w:sz w:val="12"/>
+        </w:rPr>
+      </w:r>
+    </w:p>
+    <w:p>
+      <w:pPr>
+        <w:spacing w:after="80" w:before="40"/>
+        <w:ind w:left="283"/>
+      </w:pPr>
+      <w:r>
+        <w:rPr>
+          <w:rFonts w:ascii="游ゴシック" w:hAnsi="游ゴシック" w:eastAsia="游ゴシック"/>
+          <w:b/>
+          <w:color w:val="1B4F72"/>
+          <w:sz w:val="24"/>
+        </w:rPr>
+        <w:t>💬 最後に、今日お見せしきれなかった機能を簡単にご紹介します。</w:t>
+      </w:r>
+    </w:p>
+    <w:p>
+      <w:pPr>
+        <w:spacing w:after="0" w:before="0"/>
+      </w:pPr>
+      <w:r>
+        <w:rPr>
+          <w:sz w:val="12"/>
+        </w:rPr>
+      </w:r>
+    </w:p>
+    <w:tbl>
+      <w:tblPr>
+        <w:tblW w:type="auto" w:w="0"/>
+        <w:jc w:val="center"/>
+        <w:tblLook w:firstColumn="1" w:firstRow="1" w:lastColumn="0" w:lastRow="0" w:noHBand="0" w:noVBand="1" w:val="04A0"/>
+        <w:tblW w:type="pct" w:w="5000"/>
+      </w:tblPr>
+      <w:tblGrid>
+        <w:gridCol w:w="4536"/>
+        <w:gridCol w:w="4536"/>
+      </w:tblGrid>
+      <w:tr>
+        <w:tc>
+          <w:tcPr>
+            <w:tcW w:type="dxa" w:w="4536"/>
+            <w:shd w:fill="DCE6F1" w:val="clear"/>
+          </w:tcPr>
+          <w:p>
+            <w:r/>
+            <w:r>
+              <w:rPr>
+                <w:rFonts w:ascii="游ゴシック" w:hAnsi="游ゴシック" w:eastAsia="游ゴシック"/>
+                <w:b/>
+                <w:color w:val="1B4F72"/>
+                <w:sz w:val="22"/>
+              </w:rPr>
+              <w:t>機能</w:t>
+            </w:r>
+          </w:p>
+        </w:tc>
+        <w:tc>
+          <w:tcPr>
+            <w:tcW w:type="dxa" w:w="4536"/>
+            <w:shd w:fill="DCE6F1" w:val="clear"/>
+          </w:tcPr>
+          <w:p>
+            <w:r/>
+            <w:r>
+              <w:rPr>
+                <w:rFonts w:ascii="游ゴシック" w:hAnsi="游ゴシック" w:eastAsia="游ゴシック"/>
+                <w:b/>
+                <w:color w:val="1B4F72"/>
+                <w:sz w:val="22"/>
+              </w:rPr>
+              <w:t>できること</w:t>
+            </w:r>
+          </w:p>
+        </w:tc>
+      </w:tr>
+      <w:tr>
+        <w:tc>
+          <w:tcPr>
+            <w:tcW w:type="dxa" w:w="4536"/>
+          </w:tcPr>
+          <w:p>
+            <w:r/>
+            <w:r>
+              <w:rPr>
+                <w:rFonts w:ascii="游ゴシック" w:hAnsi="游ゴシック" w:eastAsia="游ゴシック"/>
+                <w:b/>
+                <w:color w:val="2C3E50"/>
+                <w:sz w:val="22"/>
+              </w:rPr>
+              <w:t>📊 日次推移</w:t>
+            </w:r>
+          </w:p>
+        </w:tc>
+        <w:tc>
+          <w:tcPr>
+            <w:tcW w:type="dxa" w:w="4536"/>
+          </w:tcPr>
+          <w:p>
+            <w:r/>
+            <w:r>
+              <w:rPr>
+                <w:rFonts w:ascii="游ゴシック" w:hAnsi="游ゴシック" w:eastAsia="游ゴシック"/>
+                <w:b w:val="0"/>
+                <w:color w:val="2C3E50"/>
+                <w:sz w:val="20"/>
+              </w:rPr>
+              <w:t>稼働率・入退院数の日別グラフ。曜日パターンや週末の谷が一目で分かる</w:t>
+            </w:r>
+          </w:p>
+        </w:tc>
+      </w:tr>
+      <w:tr>
+        <w:tc>
+          <w:tcPr>
+            <w:tcW w:type="dxa" w:w="4536"/>
+          </w:tcPr>
+          <w:p>
+            <w:r/>
+            <w:r>
+              <w:rPr>
+                <w:rFonts w:ascii="游ゴシック" w:hAnsi="游ゴシック" w:eastAsia="游ゴシック"/>
+                <w:b/>
+                <w:color w:val="2C3E50"/>
+                <w:sz w:val="22"/>
+              </w:rPr>
+              <w:t>🔄 フェーズ構成</w:t>
+            </w:r>
+          </w:p>
+        </w:tc>
+        <w:tc>
+          <w:tcPr>
+            <w:tcW w:type="dxa" w:w="4536"/>
+          </w:tcPr>
+          <w:p>
+            <w:r/>
+            <w:r>
+              <w:rPr>
+                <w:rFonts w:ascii="游ゴシック" w:hAnsi="游ゴシック" w:eastAsia="游ゴシック"/>
+                <w:b w:val="0"/>
+                <w:color w:val="2C3E50"/>
+                <w:sz w:val="20"/>
+              </w:rPr>
+              <w:t>A群/B群/C群の構成比を可視化。理想構成比との乖離を表示</w:t>
+            </w:r>
+          </w:p>
+        </w:tc>
+      </w:tr>
+      <w:tr>
+        <w:tc>
+          <w:tcPr>
+            <w:tcW w:type="dxa" w:w="4536"/>
+          </w:tcPr>
+          <w:p>
+            <w:r/>
+            <w:r>
+              <w:rPr>
+                <w:rFonts w:ascii="游ゴシック" w:hAnsi="游ゴシック" w:eastAsia="游ゴシック"/>
+                <w:b/>
+                <w:color w:val="2C3E50"/>
+                <w:sz w:val="22"/>
+              </w:rPr>
+              <w:t>💰 運営分析</w:t>
+            </w:r>
+          </w:p>
+        </w:tc>
+        <w:tc>
+          <w:tcPr>
+            <w:tcW w:type="dxa" w:w="4536"/>
+          </w:tcPr>
+          <w:p>
+            <w:r/>
+            <w:r>
+              <w:rPr>
+                <w:rFonts w:ascii="游ゴシック" w:hAnsi="游ゴシック" w:eastAsia="游ゴシック"/>
+                <w:b w:val="0"/>
+                <w:color w:val="2C3E50"/>
+                <w:sz w:val="20"/>
+              </w:rPr>
+              <w:t>診療報酬・コスト・運営貢献額を実績と月末予測で表示。改定前後の比較も可能</w:t>
+            </w:r>
+          </w:p>
+        </w:tc>
+      </w:tr>
+      <w:tr>
+        <w:tc>
+          <w:tcPr>
+            <w:tcW w:type="dxa" w:w="4536"/>
+          </w:tcPr>
+          <w:p>
+            <w:r/>
+            <w:r>
+              <w:rPr>
+                <w:rFonts w:ascii="游ゴシック" w:hAnsi="游ゴシック" w:eastAsia="游ゴシック"/>
+                <w:b/>
+                <w:color w:val="2C3E50"/>
+                <w:sz w:val="22"/>
+              </w:rPr>
+              <w:t>🚨 運営改善アラート</w:t>
+            </w:r>
+          </w:p>
+        </w:tc>
+        <w:tc>
+          <w:tcPr>
+            <w:tcW w:type="dxa" w:w="4536"/>
+          </w:tcPr>
+          <w:p>
+            <w:r/>
+            <w:r>
+              <w:rPr>
+                <w:rFonts w:ascii="游ゴシック" w:hAnsi="游ゴシック" w:eastAsia="游ゴシック"/>
+                <w:b w:val="0"/>
+                <w:color w:val="2C3E50"/>
+                <w:sz w:val="20"/>
+              </w:rPr>
+              <w:t>在院日数超過の自動検知とC群退院クリア計画。「あと何名」を算出</w:t>
+            </w:r>
+          </w:p>
+        </w:tc>
+      </w:tr>
+      <w:tr>
+        <w:tc>
+          <w:tcPr>
+            <w:tcW w:type="dxa" w:w="4536"/>
+          </w:tcPr>
+          <w:p>
+            <w:r/>
+            <w:r>
+              <w:rPr>
+                <w:rFonts w:ascii="游ゴシック" w:hAnsi="游ゴシック" w:eastAsia="游ゴシック"/>
+                <w:b/>
+                <w:color w:val="2C3E50"/>
+                <w:sz w:val="22"/>
+              </w:rPr>
+              <w:t>🎯 意思決定ダッシュボード</w:t>
+            </w:r>
+          </w:p>
+        </w:tc>
+        <w:tc>
+          <w:tcPr>
+            <w:tcW w:type="dxa" w:w="4536"/>
+          </w:tcPr>
+          <w:p>
+            <w:r/>
+            <w:r>
+              <w:rPr>
+                <w:rFonts w:ascii="游ゴシック" w:hAnsi="游ゴシック" w:eastAsia="游ゴシック"/>
+                <w:b w:val="0"/>
+                <w:color w:val="2C3E50"/>
+                <w:sz w:val="20"/>
+              </w:rPr>
+              <w:t>5日間の稼働率予測、最適在院日数レンジの算出、推奨アクション一覧</w:t>
+            </w:r>
+          </w:p>
+        </w:tc>
+      </w:tr>
+      <w:tr>
+        <w:tc>
+          <w:tcPr>
+            <w:tcW w:type="dxa" w:w="4536"/>
+          </w:tcPr>
+          <w:p>
+            <w:r/>
+            <w:r>
+              <w:rPr>
+                <w:rFonts w:ascii="游ゴシック" w:hAnsi="游ゴシック" w:eastAsia="游ゴシック"/>
+                <w:b/>
+                <w:color w:val="2C3E50"/>
+                <w:sz w:val="22"/>
+              </w:rPr>
+              <w:t>🔮 What-if分析</w:t>
+            </w:r>
+          </w:p>
+        </w:tc>
+        <w:tc>
+          <w:tcPr>
+            <w:tcW w:type="dxa" w:w="4536"/>
+          </w:tcPr>
+          <w:p>
+            <w:r/>
+            <w:r>
+              <w:rPr>
+                <w:rFonts w:ascii="游ゴシック" w:hAnsi="游ゴシック" w:eastAsia="游ゴシック"/>
+                <w:b w:val="0"/>
+                <w:color w:val="2C3E50"/>
+                <w:sz w:val="20"/>
+              </w:rPr>
+              <w:t>「もし金曜退院を平準化したら？」「入院が5名増えたら？」を即シミュレーション</w:t>
+            </w:r>
+          </w:p>
+        </w:tc>
+      </w:tr>
+      <w:tr>
+        <w:tc>
+          <w:tcPr>
+            <w:tcW w:type="dxa" w:w="4536"/>
+          </w:tcPr>
+          <w:p>
+            <w:r/>
+            <w:r>
+              <w:rPr>
+                <w:rFonts w:ascii="游ゴシック" w:hAnsi="游ゴシック" w:eastAsia="游ゴシック"/>
+                <w:b/>
+                <w:color w:val="2C3E50"/>
+                <w:sz w:val="22"/>
+              </w:rPr>
+              <w:t>👨‍⚕️ 医師別分析</w:t>
+            </w:r>
+          </w:p>
+        </w:tc>
+        <w:tc>
+          <w:tcPr>
+            <w:tcW w:type="dxa" w:w="4536"/>
+          </w:tcPr>
+          <w:p>
+            <w:r/>
+            <w:r>
+              <w:rPr>
+                <w:rFonts w:ascii="游ゴシック" w:hAnsi="游ゴシック" w:eastAsia="游ゴシック"/>
+                <w:b w:val="0"/>
+                <w:color w:val="2C3E50"/>
+                <w:sz w:val="20"/>
+              </w:rPr>
+              <w:t>入院創出医・担当医ごとの貢献度を可視化。フェーズ別の分析も可能</w:t>
+            </w:r>
+          </w:p>
+        </w:tc>
+      </w:tr>
+      <w:tr>
+        <w:tc>
+          <w:tcPr>
+            <w:tcW w:type="dxa" w:w="4536"/>
+          </w:tcPr>
+          <w:p>
+            <w:r/>
+            <w:r>
+              <w:rPr>
+                <w:rFonts w:ascii="游ゴシック" w:hAnsi="游ゴシック" w:eastAsia="游ゴシック"/>
+                <w:b/>
+                <w:color w:val="2C3E50"/>
+                <w:sz w:val="22"/>
+              </w:rPr>
+              <w:t>💡 改善のヒント</w:t>
+            </w:r>
+          </w:p>
+        </w:tc>
+        <w:tc>
+          <w:tcPr>
+            <w:tcW w:type="dxa" w:w="4536"/>
+          </w:tcPr>
+          <w:p>
+            <w:r/>
+            <w:r>
+              <w:rPr>
+                <w:rFonts w:ascii="游ゴシック" w:hAnsi="游ゴシック" w:eastAsia="游ゴシック"/>
+                <w:b w:val="0"/>
+                <w:color w:val="2C3E50"/>
+                <w:sz w:val="20"/>
+              </w:rPr>
+              <w:t>金曜退院の平準化、月曜入院の強化など、改善策を金額換算で提示</w:t>
+            </w:r>
+          </w:p>
+        </w:tc>
+      </w:tr>
+      <w:tr>
+        <w:tc>
+          <w:tcPr>
+            <w:tcW w:type="dxa" w:w="4536"/>
+          </w:tcPr>
+          <w:p>
+            <w:r/>
+            <w:r>
+              <w:rPr>
+                <w:rFonts w:ascii="游ゴシック" w:hAnsi="游ゴシック" w:eastAsia="游ゴシック"/>
+                <w:b/>
+                <w:color w:val="2C3E50"/>
+                <w:sz w:val="22"/>
+              </w:rPr>
+              <w:t>📨 HOPE送信</w:t>
+            </w:r>
+          </w:p>
+        </w:tc>
+        <w:tc>
+          <w:tcPr>
+            <w:tcW w:type="dxa" w:w="4536"/>
+          </w:tcPr>
+          <w:p>
+            <w:r/>
+            <w:r>
+              <w:rPr>
+                <w:rFonts w:ascii="游ゴシック" w:hAnsi="游ゴシック" w:eastAsia="游ゴシック"/>
+                <w:b w:val="0"/>
+                <w:color w:val="2C3E50"/>
+                <w:sz w:val="20"/>
+              </w:rPr>
+              <w:t>電子カルテのToDo一斉送信用メッセージを自動生成（400文字制限対応）</w:t>
+            </w:r>
+          </w:p>
+        </w:tc>
+      </w:tr>
+      <w:tr>
+        <w:tc>
+          <w:tcPr>
+            <w:tcW w:type="dxa" w:w="4536"/>
+          </w:tcPr>
+          <w:p>
+            <w:r/>
+            <w:r>
+              <w:rPr>
+                <w:rFonts w:ascii="游ゴシック" w:hAnsi="游ゴシック" w:eastAsia="游ゴシック"/>
+                <w:b/>
+                <w:color w:val="2C3E50"/>
+                <w:sz w:val="22"/>
+              </w:rPr>
+              <w:t>📋 日次データ入力</w:t>
+            </w:r>
+          </w:p>
+        </w:tc>
+        <w:tc>
+          <w:tcPr>
+            <w:tcW w:type="dxa" w:w="4536"/>
+          </w:tcPr>
+          <w:p>
+            <w:r/>
+            <w:r>
+              <w:rPr>
+                <w:rFonts w:ascii="游ゴシック" w:hAnsi="游ゴシック" w:eastAsia="游ゴシック"/>
+                <w:b w:val="0"/>
+                <w:color w:val="2C3E50"/>
+                <w:sz w:val="20"/>
+              </w:rPr>
+              <w:t>5F/6F病棟ごとに在院患者数・入院数・退院患者の在院日数をスライダーで入力。毎日5分で完了</w:t>
+            </w:r>
+          </w:p>
+        </w:tc>
+      </w:tr>
+    </w:tbl>
+    <w:p>
+      <w:pPr>
+        <w:spacing w:after="0" w:before="0"/>
+      </w:pPr>
+      <w:r>
+        <w:rPr>
+          <w:sz w:val="12"/>
+        </w:rPr>
+      </w:r>
+    </w:p>
+    <w:p>
+      <w:pPr>
+        <w:spacing w:after="80" w:before="40"/>
+        <w:ind w:left="283"/>
+      </w:pPr>
+      <w:r>
+        <w:rPr>
+          <w:rFonts w:ascii="游ゴシック" w:hAnsi="游ゴシック" w:eastAsia="游ゴシック"/>
+          <w:b w:val="0"/>
+          <w:color w:val="2C3E50"/>
+          <w:sz w:val="22"/>
+        </w:rPr>
+        <w:t>💬 すべてブラウザで動きます。インストール不要。追加コストゼロ。ご質問はありますか？</w:t>
       </w:r>
     </w:p>
     <w:p>
@@ -2525,7 +2995,7 @@
           <w:b w:val="0"/>
           <w:sz w:val="22"/>
         </w:rPr>
-        <w:t>A. 1日5分程度です。入院数・退院数・在院患者数をプルダウンと数字で入力するだけです。</w:t>
+        <w:t>A. 1日5分程度です。在院患者数・入院数を入力し、退院患者はスライダーで在院日数を選ぶだけ。すべてマウスのみで操作可能です。</w:t>
       </w:r>
     </w:p>
     <w:p>

--- a/docs/admin/bed_control_demo_scenario.docx
+++ b/docs/admin/bed_control_demo_scenario.docx
@@ -1453,6 +1453,74 @@
         <w:t>▶ 「全体（94床）」に戻す</w:t>
       </w:r>
     </w:p>
+    <w:p>
+      <w:pPr>
+        <w:spacing w:after="80" w:before="40"/>
+        <w:ind w:left="283"/>
+      </w:pPr>
+      <w:r>
+        <w:t xml:space="preserve"/>
+      </w:r>
+    </w:p>
+    <w:p>
+      <w:pPr>
+        <w:spacing w:after="80" w:before="40"/>
+        <w:ind w:left="283"/>
+      </w:pPr>
+      <w:r>
+        <w:t xml:space="preserve">💬 ここで、もう1つ重要な視点をお見せします。5Fが単体で月平均90%に届かない場合でも、全体94床としては達成できる可能性があります。</w:t>
+      </w:r>
+    </w:p>
+    <w:p>
+      <w:pPr>
+        <w:spacing w:after="80" w:before="80"/>
+      </w:pPr>
+      <w:r>
+        <w:t xml:space="preserve">▶ 病棟セレクターで「5F（47床）」に切り替え、日次推移タブの全体主義メッセージを表示</w:t>
+      </w:r>
+    </w:p>
+    <w:p>
+      <w:pPr>
+        <w:spacing w:after="80" w:before="40"/>
+        <w:ind w:left="283"/>
+      </w:pPr>
+      <w:r>
+        <w:t xml:space="preserve">💬 5Fを選択すると、「全体主義での目標達成」というメッセージが表示されます。5Fが直近の稼働率を維持した場合、6Fに必要な最低稼働率が自動計算されています。</w:t>
+      </w:r>
+    </w:p>
+    <w:p>
+      <w:pPr>
+        <w:spacing w:after="80" w:before="40"/>
+        <w:ind w:left="283"/>
+      </w:pPr>
+      <w:r>
+        <w:t xml:space="preserve">💬 グラフにも注目してください。赤い点線が「5F単体で必要な稼働率」——これは97%を超えており現実的ではありません。一方、青い点線が「全体達成に必要な稼働率」——こちらは91%程度で、十分に達成可能な水準です。</w:t>
+      </w:r>
+    </w:p>
+    <w:p>
+      <w:pPr>
+        <w:spacing w:after="80" w:before="40"/>
+        <w:ind w:left="283"/>
+      </w:pPr>
+      <w:r>
+        <w:t xml:space="preserve">💬 つまり、5Fが今のペースを維持し、6Fが91%以上をキープすれば、病院全体として月平均90%を達成できます。お互いの状況を数字で共有し、助け合いで目標を達成する。これが「全体主義ベッドコントロール」の考え方です。</w:t>
+      </w:r>
+    </w:p>
+    <w:p>
+      <w:pPr>
+        <w:spacing w:after="80" w:before="80"/>
+      </w:pPr>
+      <w:r>
+        <w:t xml:space="preserve">▶ 「全体（94床）」に戻す</w:t>
+      </w:r>
+    </w:p>
+    <w:p/>
+    <w:p/>
+    <w:p/>
+    <w:p/>
+    <w:p/>
+    <w:p/>
+    <w:p/>
     <w:p>
       <w:pPr>
         <w:spacing w:after="240" w:before="240"/>

--- a/docs/admin/bed_control_demo_scenario.docx
+++ b/docs/admin/bed_control_demo_scenario.docx
@@ -1453,74 +1453,6 @@
         <w:t>▶ 「全体（94床）」に戻す</w:t>
       </w:r>
     </w:p>
-    <w:p>
-      <w:pPr>
-        <w:spacing w:after="80" w:before="40"/>
-        <w:ind w:left="283"/>
-      </w:pPr>
-      <w:r>
-        <w:t xml:space="preserve"/>
-      </w:r>
-    </w:p>
-    <w:p>
-      <w:pPr>
-        <w:spacing w:after="80" w:before="40"/>
-        <w:ind w:left="283"/>
-      </w:pPr>
-      <w:r>
-        <w:t xml:space="preserve">💬 ここで、もう1つ重要な視点をお見せします。5Fが単体で月平均90%に届かない場合でも、全体94床としては達成できる可能性があります。</w:t>
-      </w:r>
-    </w:p>
-    <w:p>
-      <w:pPr>
-        <w:spacing w:after="80" w:before="80"/>
-      </w:pPr>
-      <w:r>
-        <w:t xml:space="preserve">▶ 病棟セレクターで「5F（47床）」に切り替え、日次推移タブの全体主義メッセージを表示</w:t>
-      </w:r>
-    </w:p>
-    <w:p>
-      <w:pPr>
-        <w:spacing w:after="80" w:before="40"/>
-        <w:ind w:left="283"/>
-      </w:pPr>
-      <w:r>
-        <w:t xml:space="preserve">💬 5Fを選択すると、「全体主義での目標達成」というメッセージが表示されます。5Fが直近の稼働率を維持した場合、6Fに必要な最低稼働率が自動計算されています。</w:t>
-      </w:r>
-    </w:p>
-    <w:p>
-      <w:pPr>
-        <w:spacing w:after="80" w:before="40"/>
-        <w:ind w:left="283"/>
-      </w:pPr>
-      <w:r>
-        <w:t xml:space="preserve">💬 グラフにも注目してください。赤い点線が「5F単体で必要な稼働率」——これは97%を超えており現実的ではありません。一方、青い点線が「全体達成に必要な稼働率」——こちらは91%程度で、十分に達成可能な水準です。</w:t>
-      </w:r>
-    </w:p>
-    <w:p>
-      <w:pPr>
-        <w:spacing w:after="80" w:before="40"/>
-        <w:ind w:left="283"/>
-      </w:pPr>
-      <w:r>
-        <w:t xml:space="preserve">💬 つまり、5Fが今のペースを維持し、6Fが91%以上をキープすれば、病院全体として月平均90%を達成できます。お互いの状況を数字で共有し、助け合いで目標を達成する。これが「全体主義ベッドコントロール」の考え方です。</w:t>
-      </w:r>
-    </w:p>
-    <w:p>
-      <w:pPr>
-        <w:spacing w:after="80" w:before="80"/>
-      </w:pPr>
-      <w:r>
-        <w:t xml:space="preserve">▶ 「全体（94床）」に戻す</w:t>
-      </w:r>
-    </w:p>
-    <w:p/>
-    <w:p/>
-    <w:p/>
-    <w:p/>
-    <w:p/>
-    <w:p/>
-    <w:p/>
     <w:p>
       <w:pPr>
         <w:spacing w:after="240" w:before="240"/>
@@ -2353,7 +2285,732 @@
           <w:sz w:val="26"/>
           <w:u w:val="single"/>
         </w:rPr>
-        <w:t>■ Scene 8　まとめ —「見える」が「動ける」に変わる　(1分)</w:t>
+        <w:t>■ Scene 8　全体主義ベッドコントロール —「うちの病棟さえ良ければ」を超える　(3分)</w:t>
+      </w:r>
+    </w:p>
+    <w:p>
+      <w:pPr>
+        <w:spacing w:after="80" w:before="40"/>
+        <w:ind w:left="283"/>
+      </w:pPr>
+      <w:r>
+        <w:rPr>
+          <w:rFonts w:ascii="游ゴシック" w:hAnsi="游ゴシック" w:eastAsia="游ゴシック"/>
+          <w:b w:val="0"/>
+          <w:color w:val="2C3E50"/>
+          <w:sz w:val="22"/>
+        </w:rPr>
+        <w:t>💬 ここまで病棟別に課題を見てきました。5Fは稼働率が低め、6Fは満床に近い。普通ならこう思いますよね——「5Fはもっと頑張れ」「6Fは問題ない」と。</w:t>
+      </w:r>
+    </w:p>
+    <w:p>
+      <w:pPr>
+        <w:spacing w:after="0" w:before="0"/>
+      </w:pPr>
+      <w:r>
+        <w:rPr>
+          <w:sz w:val="12"/>
+        </w:rPr>
+      </w:r>
+    </w:p>
+    <w:p>
+      <w:pPr>
+        <w:spacing w:after="80" w:before="40"/>
+        <w:ind w:left="283"/>
+      </w:pPr>
+      <w:r>
+        <w:rPr>
+          <w:rFonts w:ascii="游ゴシック" w:hAnsi="游ゴシック" w:eastAsia="游ゴシック"/>
+          <w:b w:val="0"/>
+          <w:color w:val="2C3E50"/>
+          <w:sz w:val="22"/>
+        </w:rPr>
+        <w:t>💬 でも、ちょっと視点を変えてみましょう。</w:t>
+      </w:r>
+    </w:p>
+    <w:p>
+      <w:pPr>
+        <w:spacing w:after="0" w:before="0"/>
+      </w:pPr>
+      <w:r>
+        <w:rPr>
+          <w:sz w:val="12"/>
+        </w:rPr>
+      </w:r>
+    </w:p>
+    <w:p>
+      <w:pPr>
+        <w:spacing w:after="80" w:before="40"/>
+        <w:ind w:left="283"/>
+      </w:pPr>
+      <w:r>
+        <w:rPr>
+          <w:rFonts w:ascii="游ゴシック" w:hAnsi="游ゴシック" w:eastAsia="游ゴシック"/>
+          <w:b w:val="0"/>
+          <w:color w:val="2C3E50"/>
+          <w:sz w:val="22"/>
+        </w:rPr>
+        <w:t>💬 当院の全体目標は94床全体で</w:t>
+      </w:r>
+      <w:r>
+        <w:rPr>
+          <w:rFonts w:ascii="游ゴシック" w:hAnsi="游ゴシック" w:eastAsia="游ゴシック"/>
+          <w:b/>
+          <w:color w:val="E74C3C"/>
+          <w:sz w:val="22"/>
+        </w:rPr>
+        <w:t>稼働率85%</w:t>
+      </w:r>
+      <w:r>
+        <w:rPr>
+          <w:rFonts w:ascii="游ゴシック" w:hAnsi="游ゴシック" w:eastAsia="游ゴシック"/>
+          <w:b w:val="0"/>
+          <w:color w:val="2C3E50"/>
+          <w:sz w:val="22"/>
+        </w:rPr>
+        <w:t>。5Fだけ、6Fだけで達成する必要はありません。</w:t>
+      </w:r>
+    </w:p>
+    <w:p>
+      <w:pPr>
+        <w:spacing w:after="80" w:before="40"/>
+        <w:ind w:left="283"/>
+      </w:pPr>
+      <w:r>
+        <w:rPr>
+          <w:rFonts w:ascii="游ゴシック" w:hAnsi="游ゴシック" w:eastAsia="游ゴシック"/>
+          <w:b w:val="0"/>
+          <w:color w:val="2C3E50"/>
+          <w:sz w:val="22"/>
+        </w:rPr>
+        <w:t>💬 このアプリには「全体主義ベッドコントロール」という考え方を組み込みました。</w:t>
+      </w:r>
+    </w:p>
+    <w:p>
+      <w:pPr>
+        <w:spacing w:after="0" w:before="0"/>
+      </w:pPr>
+      <w:r>
+        <w:rPr>
+          <w:sz w:val="12"/>
+        </w:rPr>
+      </w:r>
+    </w:p>
+    <w:p>
+      <w:pPr>
+        <w:spacing w:after="80" w:before="40"/>
+        <w:ind w:left="283"/>
+      </w:pPr>
+      <w:r>
+        <w:rPr>
+          <w:rFonts w:ascii="游ゴシック" w:hAnsi="游ゴシック" w:eastAsia="游ゴシック"/>
+          <w:b w:val="0"/>
+          <w:color w:val="2C3E50"/>
+          <w:sz w:val="22"/>
+        </w:rPr>
+        <w:t>💬 例えば今月、5Fの稼働率が</w:t>
+      </w:r>
+      <w:r>
+        <w:rPr>
+          <w:rFonts w:ascii="游ゴシック" w:hAnsi="游ゴシック" w:eastAsia="游ゴシック"/>
+          <w:b/>
+          <w:color w:val="E74C3C"/>
+          <w:sz w:val="22"/>
+        </w:rPr>
+        <w:t>83%</w:t>
+      </w:r>
+      <w:r>
+        <w:rPr>
+          <w:rFonts w:ascii="游ゴシック" w:hAnsi="游ゴシック" w:eastAsia="游ゴシック"/>
+          <w:b w:val="0"/>
+          <w:color w:val="2C3E50"/>
+          <w:sz w:val="22"/>
+        </w:rPr>
+        <w:t>で、単体で85%達成は困難だとします。でも6Fが</w:t>
+      </w:r>
+      <w:r>
+        <w:rPr>
+          <w:rFonts w:ascii="游ゴシック" w:hAnsi="游ゴシック" w:eastAsia="游ゴシック"/>
+          <w:b/>
+          <w:color w:val="1B4F72"/>
+          <w:sz w:val="22"/>
+        </w:rPr>
+        <w:t>91%以上</w:t>
+      </w:r>
+      <w:r>
+        <w:rPr>
+          <w:rFonts w:ascii="游ゴシック" w:hAnsi="游ゴシック" w:eastAsia="游ゴシック"/>
+          <w:b w:val="0"/>
+          <w:color w:val="2C3E50"/>
+          <w:sz w:val="22"/>
+        </w:rPr>
+        <w:t>を維持すれば、全体では85%をクリアできる。6Fが5Fを「支える」わけです。</w:t>
+      </w:r>
+    </w:p>
+    <w:p>
+      <w:pPr>
+        <w:spacing w:after="0" w:before="0"/>
+      </w:pPr>
+      <w:r>
+        <w:rPr>
+          <w:sz w:val="12"/>
+        </w:rPr>
+      </w:r>
+    </w:p>
+    <w:p>
+      <w:pPr>
+        <w:spacing w:after="80" w:before="40"/>
+        <w:ind w:left="283"/>
+      </w:pPr>
+      <w:r>
+        <w:rPr>
+          <w:rFonts w:ascii="游ゴシック" w:hAnsi="游ゴシック" w:eastAsia="游ゴシック"/>
+          <w:b w:val="0"/>
+          <w:color w:val="2C3E50"/>
+          <w:sz w:val="22"/>
+        </w:rPr>
+        <w:t>💬 アプリでは、この関係が自動的に検出されます。</w:t>
+      </w:r>
+    </w:p>
+    <w:p>
+      <w:pPr>
+        <w:spacing w:after="80" w:before="40"/>
+        <w:ind w:left="283"/>
+      </w:pPr>
+      <w:r>
+        <w:rPr>
+          <w:rFonts w:ascii="游ゴシック" w:hAnsi="游ゴシック" w:eastAsia="游ゴシック"/>
+          <w:b w:val="0"/>
+          <w:color w:val="2C3E50"/>
+          <w:sz w:val="22"/>
+        </w:rPr>
+        <w:t>💬 「ヘルプ病棟」＝支援が必要な病棟。「ヘルパー病棟」＝支える側の病棟。月ごとの実績に基づいて、役割は自動的に切り替わります。</w:t>
+      </w:r>
+    </w:p>
+    <w:p>
+      <w:pPr>
+        <w:spacing w:after="0" w:before="0"/>
+      </w:pPr>
+      <w:r>
+        <w:rPr>
+          <w:sz w:val="12"/>
+        </w:rPr>
+      </w:r>
+    </w:p>
+    <w:p>
+      <w:pPr>
+        <w:spacing w:after="160"/>
+      </w:pPr>
+      <w:r>
+        <w:rPr>
+          <w:rFonts w:ascii="游ゴシック" w:hAnsi="游ゴシック" w:eastAsia="游ゴシック"/>
+          <w:b/>
+          <w:color w:val="1B4F72"/>
+          <w:sz w:val="22"/>
+        </w:rPr>
+        <w:t>【操作】6Fを選択 → 稼働率推移グラフの下に多段階テーブルが表示される</w:t>
+      </w:r>
+    </w:p>
+    <w:p>
+      <w:pPr>
+        <w:spacing w:after="0" w:before="0"/>
+      </w:pPr>
+      <w:r>
+        <w:rPr>
+          <w:sz w:val="12"/>
+        </w:rPr>
+      </w:r>
+    </w:p>
+    <w:p>
+      <w:pPr>
+        <w:spacing w:after="80" w:before="40"/>
+        <w:ind w:left="283"/>
+      </w:pPr>
+      <w:r>
+        <w:rPr>
+          <w:rFonts w:ascii="游ゴシック" w:hAnsi="游ゴシック" w:eastAsia="游ゴシック"/>
+          <w:b w:val="0"/>
+          <w:color w:val="2C3E50"/>
+          <w:sz w:val="22"/>
+        </w:rPr>
+        <w:t>💬 6Fのグラフを見てください。青い点線が見えますね。これは「全体目標を達成するために6Fが維持すべき稼働率」です。自分の病棟だけの目標ではなく、5Fと合わせた全体目標から逆算しています。</w:t>
+      </w:r>
+    </w:p>
+    <w:p>
+      <w:pPr>
+        <w:spacing w:after="0" w:before="0"/>
+      </w:pPr>
+      <w:r>
+        <w:rPr>
+          <w:sz w:val="12"/>
+        </w:rPr>
+      </w:r>
+    </w:p>
+    <w:p>
+      <w:pPr>
+        <w:spacing w:after="80" w:before="40"/>
+        <w:ind w:left="283"/>
+      </w:pPr>
+      <w:r>
+        <w:rPr>
+          <w:rFonts w:ascii="游ゴシック" w:hAnsi="游ゴシック" w:eastAsia="游ゴシック"/>
+          <w:b w:val="0"/>
+          <w:color w:val="2C3E50"/>
+          <w:sz w:val="22"/>
+        </w:rPr>
+        <w:t>💬 そしてグラフの下に、多段階のシナリオテーブルが出ています。</w:t>
+      </w:r>
+    </w:p>
+    <w:p>
+      <w:pPr>
+        <w:spacing w:after="0" w:before="0"/>
+      </w:pPr>
+      <w:r>
+        <w:rPr>
+          <w:sz w:val="12"/>
+        </w:rPr>
+      </w:r>
+    </w:p>
+    <w:tbl>
+      <w:tblPr>
+        <w:tblW w:type="auto" w:w="0"/>
+        <w:jc w:val="center"/>
+        <w:tblLook w:firstColumn="1" w:firstRow="1" w:lastColumn="0" w:lastRow="0" w:noHBand="0" w:noVBand="1" w:val="04A0"/>
+        <w:tblW w:type="pct" w:w="4000"/>
+      </w:tblPr>
+      <w:tblGrid>
+        <w:gridCol w:w="3024"/>
+        <w:gridCol w:w="3024"/>
+        <w:gridCol w:w="3024"/>
+      </w:tblGrid>
+      <w:tr>
+        <w:tc>
+          <w:tcPr>
+            <w:tcW w:type="dxa" w:w="3024"/>
+            <w:shd w:fill="DCE6F1" w:val="clear"/>
+          </w:tcPr>
+          <w:p>
+            <w:pPr>
+              <w:jc w:val="center"/>
+            </w:pPr>
+            <w:r/>
+            <w:r>
+              <w:rPr>
+                <w:rFonts w:ascii="游ゴシック" w:hAnsi="游ゴシック" w:eastAsia="游ゴシック"/>
+                <w:b/>
+                <w:color w:val="1B4F72"/>
+                <w:sz w:val="20"/>
+              </w:rPr>
+              <w:t>5F想定</w:t>
+            </w:r>
+          </w:p>
+        </w:tc>
+        <w:tc>
+          <w:tcPr>
+            <w:tcW w:type="dxa" w:w="3024"/>
+            <w:shd w:fill="DCE6F1" w:val="clear"/>
+          </w:tcPr>
+          <w:p>
+            <w:pPr>
+              <w:jc w:val="center"/>
+            </w:pPr>
+            <w:r/>
+            <w:r>
+              <w:rPr>
+                <w:rFonts w:ascii="游ゴシック" w:hAnsi="游ゴシック" w:eastAsia="游ゴシック"/>
+                <w:b/>
+                <w:color w:val="1B4F72"/>
+                <w:sz w:val="20"/>
+              </w:rPr>
+              <w:t>6F必要最低</w:t>
+            </w:r>
+          </w:p>
+        </w:tc>
+        <w:tc>
+          <w:tcPr>
+            <w:tcW w:type="dxa" w:w="3024"/>
+            <w:shd w:fill="DCE6F1" w:val="clear"/>
+          </w:tcPr>
+          <w:p>
+            <w:pPr>
+              <w:jc w:val="center"/>
+            </w:pPr>
+            <w:r/>
+            <w:r>
+              <w:rPr>
+                <w:rFonts w:ascii="游ゴシック" w:hAnsi="游ゴシック" w:eastAsia="游ゴシック"/>
+                <w:b/>
+                <w:color w:val="1B4F72"/>
+                <w:sz w:val="20"/>
+              </w:rPr>
+              <w:t>達成可否</w:t>
+            </w:r>
+          </w:p>
+        </w:tc>
+      </w:tr>
+      <w:tr>
+        <w:tc>
+          <w:tcPr>
+            <w:tcW w:type="dxa" w:w="3024"/>
+          </w:tcPr>
+          <w:p>
+            <w:pPr>
+              <w:jc w:val="center"/>
+            </w:pPr>
+            <w:r/>
+            <w:r>
+              <w:rPr>
+                <w:rFonts w:ascii="游ゴシック" w:hAnsi="游ゴシック" w:eastAsia="游ゴシック"/>
+                <w:b w:val="0"/>
+                <w:color w:val="2C3E50"/>
+                <w:sz w:val="20"/>
+              </w:rPr>
+              <w:t>81.0%</w:t>
+            </w:r>
+          </w:p>
+        </w:tc>
+        <w:tc>
+          <w:tcPr>
+            <w:tcW w:type="dxa" w:w="3024"/>
+          </w:tcPr>
+          <w:p>
+            <w:pPr>
+              <w:jc w:val="center"/>
+            </w:pPr>
+            <w:r/>
+            <w:r>
+              <w:rPr>
+                <w:rFonts w:ascii="游ゴシック" w:hAnsi="游ゴシック" w:eastAsia="游ゴシック"/>
+                <w:b w:val="0"/>
+                <w:color w:val="2C3E50"/>
+                <w:sz w:val="20"/>
+              </w:rPr>
+              <w:t>93.2%</w:t>
+            </w:r>
+          </w:p>
+        </w:tc>
+        <w:tc>
+          <w:tcPr>
+            <w:tcW w:type="dxa" w:w="3024"/>
+          </w:tcPr>
+          <w:p>
+            <w:pPr>
+              <w:jc w:val="center"/>
+            </w:pPr>
+            <w:r/>
+            <w:r>
+              <w:rPr>
+                <w:rFonts w:ascii="游ゴシック" w:hAnsi="游ゴシック" w:eastAsia="游ゴシック"/>
+                <w:b w:val="0"/>
+                <w:color w:val="2C3E50"/>
+                <w:sz w:val="20"/>
+              </w:rPr>
+              <w:t>⚠️</w:t>
+            </w:r>
+          </w:p>
+        </w:tc>
+      </w:tr>
+      <w:tr>
+        <w:tc>
+          <w:tcPr>
+            <w:tcW w:type="dxa" w:w="3024"/>
+          </w:tcPr>
+          <w:p>
+            <w:pPr>
+              <w:jc w:val="center"/>
+            </w:pPr>
+            <w:r/>
+            <w:r>
+              <w:rPr>
+                <w:rFonts w:ascii="游ゴシック" w:hAnsi="游ゴシック" w:eastAsia="游ゴシック"/>
+                <w:b w:val="0"/>
+                <w:color w:val="2C3E50"/>
+                <w:sz w:val="20"/>
+              </w:rPr>
+              <w:t>82.0%</w:t>
+            </w:r>
+          </w:p>
+        </w:tc>
+        <w:tc>
+          <w:tcPr>
+            <w:tcW w:type="dxa" w:w="3024"/>
+          </w:tcPr>
+          <w:p>
+            <w:pPr>
+              <w:jc w:val="center"/>
+            </w:pPr>
+            <w:r/>
+            <w:r>
+              <w:rPr>
+                <w:rFonts w:ascii="游ゴシック" w:hAnsi="游ゴシック" w:eastAsia="游ゴシック"/>
+                <w:b w:val="0"/>
+                <w:color w:val="2C3E50"/>
+                <w:sz w:val="20"/>
+              </w:rPr>
+              <w:t>91.5%</w:t>
+            </w:r>
+          </w:p>
+        </w:tc>
+        <w:tc>
+          <w:tcPr>
+            <w:tcW w:type="dxa" w:w="3024"/>
+          </w:tcPr>
+          <w:p>
+            <w:pPr>
+              <w:jc w:val="center"/>
+            </w:pPr>
+            <w:r/>
+            <w:r>
+              <w:rPr>
+                <w:rFonts w:ascii="游ゴシック" w:hAnsi="游ゴシック" w:eastAsia="游ゴシック"/>
+                <w:b w:val="0"/>
+                <w:color w:val="2C3E50"/>
+                <w:sz w:val="20"/>
+              </w:rPr>
+              <w:t>✅</w:t>
+            </w:r>
+          </w:p>
+        </w:tc>
+      </w:tr>
+      <w:tr>
+        <w:tc>
+          <w:tcPr>
+            <w:tcW w:type="dxa" w:w="3024"/>
+          </w:tcPr>
+          <w:p>
+            <w:pPr>
+              <w:jc w:val="center"/>
+            </w:pPr>
+            <w:r/>
+            <w:r>
+              <w:rPr>
+                <w:rFonts w:ascii="游ゴシック" w:hAnsi="游ゴシック" w:eastAsia="游ゴシック"/>
+                <w:b/>
+                <w:color w:val="E74C3C"/>
+                <w:sz w:val="20"/>
+              </w:rPr>
+              <w:t>83.0%（現状）</w:t>
+            </w:r>
+          </w:p>
+        </w:tc>
+        <w:tc>
+          <w:tcPr>
+            <w:tcW w:type="dxa" w:w="3024"/>
+          </w:tcPr>
+          <w:p>
+            <w:pPr>
+              <w:jc w:val="center"/>
+            </w:pPr>
+            <w:r/>
+            <w:r>
+              <w:rPr>
+                <w:rFonts w:ascii="游ゴシック" w:hAnsi="游ゴシック" w:eastAsia="游ゴシック"/>
+                <w:b/>
+                <w:color w:val="E74C3C"/>
+                <w:sz w:val="20"/>
+              </w:rPr>
+              <w:t>89.8%</w:t>
+            </w:r>
+          </w:p>
+        </w:tc>
+        <w:tc>
+          <w:tcPr>
+            <w:tcW w:type="dxa" w:w="3024"/>
+          </w:tcPr>
+          <w:p>
+            <w:pPr>
+              <w:jc w:val="center"/>
+            </w:pPr>
+            <w:r/>
+            <w:r>
+              <w:rPr>
+                <w:rFonts w:ascii="游ゴシック" w:hAnsi="游ゴシック" w:eastAsia="游ゴシック"/>
+                <w:b/>
+                <w:color w:val="E74C3C"/>
+                <w:sz w:val="20"/>
+              </w:rPr>
+              <w:t>✅</w:t>
+            </w:r>
+          </w:p>
+        </w:tc>
+      </w:tr>
+      <w:tr>
+        <w:tc>
+          <w:tcPr>
+            <w:tcW w:type="dxa" w:w="3024"/>
+          </w:tcPr>
+          <w:p>
+            <w:pPr>
+              <w:jc w:val="center"/>
+            </w:pPr>
+            <w:r/>
+            <w:r>
+              <w:rPr>
+                <w:rFonts w:ascii="游ゴシック" w:hAnsi="游ゴシック" w:eastAsia="游ゴシック"/>
+                <w:b w:val="0"/>
+                <w:color w:val="2C3E50"/>
+                <w:sz w:val="20"/>
+              </w:rPr>
+              <w:t>84.0%</w:t>
+            </w:r>
+          </w:p>
+        </w:tc>
+        <w:tc>
+          <w:tcPr>
+            <w:tcW w:type="dxa" w:w="3024"/>
+          </w:tcPr>
+          <w:p>
+            <w:pPr>
+              <w:jc w:val="center"/>
+            </w:pPr>
+            <w:r/>
+            <w:r>
+              <w:rPr>
+                <w:rFonts w:ascii="游ゴシック" w:hAnsi="游ゴシック" w:eastAsia="游ゴシック"/>
+                <w:b w:val="0"/>
+                <w:color w:val="2C3E50"/>
+                <w:sz w:val="20"/>
+              </w:rPr>
+              <w:t>88.1%</w:t>
+            </w:r>
+          </w:p>
+        </w:tc>
+        <w:tc>
+          <w:tcPr>
+            <w:tcW w:type="dxa" w:w="3024"/>
+          </w:tcPr>
+          <w:p>
+            <w:pPr>
+              <w:jc w:val="center"/>
+            </w:pPr>
+            <w:r/>
+            <w:r>
+              <w:rPr>
+                <w:rFonts w:ascii="游ゴシック" w:hAnsi="游ゴシック" w:eastAsia="游ゴシック"/>
+                <w:b w:val="0"/>
+                <w:color w:val="2C3E50"/>
+                <w:sz w:val="20"/>
+              </w:rPr>
+              <w:t>✅</w:t>
+            </w:r>
+          </w:p>
+        </w:tc>
+      </w:tr>
+    </w:tbl>
+    <w:p>
+      <w:pPr>
+        <w:spacing w:after="0" w:before="0"/>
+      </w:pPr>
+      <w:r>
+        <w:rPr>
+          <w:sz w:val="12"/>
+        </w:rPr>
+      </w:r>
+    </w:p>
+    <w:p>
+      <w:pPr>
+        <w:spacing w:after="80" w:before="40"/>
+        <w:ind w:left="283"/>
+      </w:pPr>
+      <w:r>
+        <w:rPr>
+          <w:rFonts w:ascii="游ゴシック" w:hAnsi="游ゴシック" w:eastAsia="游ゴシック"/>
+          <w:b w:val="0"/>
+          <w:color w:val="2C3E50"/>
+          <w:sz w:val="22"/>
+        </w:rPr>
+        <w:t>💬 「5Fがもし83%を維持できれば、6Fは89.8%で全体目標が達成できる」——こういう見方ができます。5Fだって、自分の稼働率を1%でも上げれば、6Fの負担が減る。お互いの頑張りが見える仕組みです。</w:t>
+      </w:r>
+    </w:p>
+    <w:p>
+      <w:pPr>
+        <w:spacing w:after="0" w:before="0"/>
+      </w:pPr>
+      <w:r>
+        <w:rPr>
+          <w:sz w:val="12"/>
+        </w:rPr>
+      </w:r>
+    </w:p>
+    <w:p>
+      <w:pPr>
+        <w:spacing w:after="80" w:before="40"/>
+        <w:ind w:left="283"/>
+      </w:pPr>
+      <w:r>
+        <w:rPr>
+          <w:rFonts w:ascii="游ゴシック" w:hAnsi="游ゴシック" w:eastAsia="游ゴシック"/>
+          <w:b w:val="0"/>
+          <w:color w:val="2C3E50"/>
+          <w:sz w:val="22"/>
+        </w:rPr>
+        <w:t>💬 これが「全体主義」の考え方です。「うちの病棟さえ良ければいい」ではなく、</w:t>
+      </w:r>
+      <w:r>
+        <w:rPr>
+          <w:rFonts w:ascii="游ゴシック" w:hAnsi="游ゴシック" w:eastAsia="游ゴシック"/>
+          <w:b/>
+          <w:color w:val="E74C3C"/>
+          <w:sz w:val="22"/>
+        </w:rPr>
+        <w:t>「全体で目標を達成する」</w:t>
+      </w:r>
+      <w:r>
+        <w:rPr>
+          <w:rFonts w:ascii="游ゴシック" w:hAnsi="游ゴシック" w:eastAsia="游ゴシック"/>
+          <w:b w:val="0"/>
+          <w:color w:val="2C3E50"/>
+          <w:sz w:val="22"/>
+        </w:rPr>
+        <w:t>。月によっては5Fがヘルパーになることもあります。助け合いの関係を、データで見えるようにする。</w:t>
+      </w:r>
+    </w:p>
+    <w:p>
+      <w:pPr>
+        <w:spacing w:after="0" w:before="0"/>
+      </w:pPr>
+      <w:r>
+        <w:rPr>
+          <w:sz w:val="12"/>
+        </w:rPr>
+      </w:r>
+    </w:p>
+    <w:p>
+      <w:pPr>
+        <w:spacing w:after="80" w:before="40"/>
+        <w:ind w:left="283"/>
+      </w:pPr>
+      <w:r>
+        <w:rPr>
+          <w:rFonts w:ascii="游ゴシック" w:hAnsi="游ゴシック" w:eastAsia="游ゴシック"/>
+          <w:b w:val="0"/>
+          <w:color w:val="2C3E50"/>
+          <w:sz w:val="22"/>
+        </w:rPr>
+        <w:t>💬 ちなみに、両方の病棟が苦しい月もあります。その場合は全体主義の表示は出ません。「まず自分の病棟を立て直す」ことに集中するべきだからです。</w:t>
+      </w:r>
+    </w:p>
+    <w:p>
+      <w:pPr>
+        <w:spacing w:after="240" w:before="240"/>
+        <w:pBdr>
+          <w:bottom w:val="single" w:sz="6" w:space="1" w:color="AAAAAA"/>
+        </w:pBdr>
+      </w:pPr>
+    </w:p>
+    <w:p>
+      <w:pPr>
+        <w:spacing w:before="240" w:after="160"/>
+      </w:pPr>
+      <w:r>
+        <w:rPr>
+          <w:rFonts w:ascii="游ゴシック" w:hAnsi="游ゴシック" w:eastAsia="游ゴシック"/>
+          <w:b/>
+          <w:color w:val="1B4F72"/>
+          <w:sz w:val="26"/>
+          <w:u w:val="single"/>
+        </w:rPr>
+        <w:t>■ Scene 9　まとめ —「見える」が「動ける」に変わる　(1分)</w:t>
       </w:r>
     </w:p>
     <w:p>
@@ -2438,7 +3095,22 @@
           <w:color w:val="2C3E50"/>
           <w:sz w:val="22"/>
         </w:rPr>
-        <w:t>💬 4つ目。稼働率の改善が、皆さんの賞与にどうつながるかが見える。</w:t>
+        <w:t>💬 4つ目。病棟間の全体主義ベッドコントロール。「うちさえ良ければ」ではなく、全体で目標を達成する道筋が見える。</w:t>
+      </w:r>
+    </w:p>
+    <w:p>
+      <w:pPr>
+        <w:spacing w:after="80" w:before="40"/>
+        <w:ind w:left="283"/>
+      </w:pPr>
+      <w:r>
+        <w:rPr>
+          <w:rFonts w:ascii="游ゴシック" w:hAnsi="游ゴシック" w:eastAsia="游ゴシック"/>
+          <w:b w:val="0"/>
+          <w:color w:val="2C3E50"/>
+          <w:sz w:val="22"/>
+        </w:rPr>
+        <w:t>💬 5つ目。稼働率の改善が、皆さんの賞与にどうつながるかが見える。</w:t>
       </w:r>
     </w:p>
     <w:p>
@@ -2932,6 +3604,42 @@
                 <w:color w:val="2C3E50"/>
                 <w:sz w:val="22"/>
               </w:rPr>
+              <w:t>🤝 全体主義ベッドコントロール</w:t>
+            </w:r>
+          </w:p>
+        </w:tc>
+        <w:tc>
+          <w:tcPr>
+            <w:tcW w:type="dxa" w:w="4536"/>
+          </w:tcPr>
+          <w:p>
+            <w:r/>
+            <w:r>
+              <w:rPr>
+                <w:rFonts w:ascii="游ゴシック" w:hAnsi="游ゴシック" w:eastAsia="游ゴシック"/>
+                <w:b w:val="0"/>
+                <w:color w:val="2C3E50"/>
+                <w:sz w:val="20"/>
+              </w:rPr>
+              <w:t>病棟間の助け合いを数値化。ヘルパー/ヘルプ病棟の自動判定と多段階シナリオ表示</w:t>
+            </w:r>
+          </w:p>
+        </w:tc>
+      </w:tr>
+      <w:tr>
+        <w:tc>
+          <w:tcPr>
+            <w:tcW w:type="dxa" w:w="4536"/>
+          </w:tcPr>
+          <w:p>
+            <w:r/>
+            <w:r>
+              <w:rPr>
+                <w:rFonts w:ascii="游ゴシック" w:hAnsi="游ゴシック" w:eastAsia="游ゴシック"/>
+                <w:b/>
+                <w:color w:val="2C3E50"/>
+                <w:sz w:val="22"/>
+              </w:rPr>
               <w:t>📨 HOPE送信</w:t>
             </w:r>
           </w:p>

--- a/docs/admin/bed_control_demo_scenario.docx
+++ b/docs/admin/bed_control_demo_scenario.docx
@@ -278,7 +278,7 @@
           <w:color w:val="2C3E50"/>
           <w:sz w:val="22"/>
         </w:rPr>
-        <w:t xml:space="preserve">💬 稼働率 </w:t>
+        <w:t xml:space="preserve">💬 月平均稼働率 </w:t>
       </w:r>
       <w:r>
         <w:rPr>
@@ -1771,7 +1771,7 @@
           <w:color w:val="2C3E50"/>
           <w:sz w:val="22"/>
         </w:rPr>
-        <w:t>💬 さらに。今の稼働率89%を目標の</w:t>
+        <w:t>💬 さらに。今の月平均稼働率89%を目標の</w:t>
       </w:r>
       <w:r>
         <w:rPr>
@@ -3050,7 +3050,7 @@
           <w:color w:val="2C3E50"/>
           <w:sz w:val="22"/>
         </w:rPr>
-        <w:t>💬 1つ目。稼働率の現在地と、残り日数でいくら取り戻せるかが分かる。</w:t>
+        <w:t>💬 1つ目。月平均稼働率の現在地と、残り日数でいくら取り戻せるかが分かる。</w:t>
       </w:r>
     </w:p>
     <w:p>

--- a/docs/admin/bed_control_demo_scenario.docx
+++ b/docs/admin/bed_control_demo_scenario.docx
@@ -287,7 +287,7 @@
           <w:color w:val="E74C3C"/>
           <w:sz w:val="22"/>
         </w:rPr>
-        <w:t>87.2%</w:t>
+        <w:t>89.5%</w:t>
       </w:r>
       <w:r>
         <w:rPr>
@@ -323,7 +323,7 @@
           <w:color w:val="E74C3C"/>
           <w:sz w:val="22"/>
         </w:rPr>
-        <w:t>マイナス2.8ポイント</w:t>
+        <w:t>マイナス0.5ポイント</w:t>
       </w:r>
       <w:r>
         <w:rPr>
@@ -356,7 +356,7 @@
           <w:color w:val="E74C3C"/>
           <w:sz w:val="22"/>
         </w:rPr>
-        <w:t>4,389万円</w:t>
+        <w:t>4,450万円</w:t>
       </w:r>
       <w:r>
         <w:rPr>
@@ -392,7 +392,7 @@
           <w:color w:val="E74C3C"/>
           <w:sz w:val="22"/>
         </w:rPr>
-        <w:t>97.5%</w:t>
+        <w:t>98.9%</w:t>
       </w:r>
       <w:r>
         <w:rPr>
@@ -410,7 +410,7 @@
           <w:color w:val="E74C3C"/>
           <w:sz w:val="22"/>
         </w:rPr>
-        <w:t>598万円</w:t>
+        <w:t>125万円</w:t>
       </w:r>
       <w:r>
         <w:rPr>
@@ -443,7 +443,7 @@
           <w:color w:val="E74C3C"/>
           <w:sz w:val="22"/>
         </w:rPr>
-        <w:t>598万円</w:t>
+        <w:t>125万円</w:t>
       </w:r>
       <w:r>
         <w:rPr>
@@ -461,7 +461,7 @@
           <w:color w:val="E74C3C"/>
           <w:sz w:val="22"/>
         </w:rPr>
-        <w:t>598万円</w:t>
+        <w:t>125万円</w:t>
       </w:r>
       <w:r>
         <w:rPr>
@@ -2359,7 +2359,7 @@
           <w:color w:val="E74C3C"/>
           <w:sz w:val="22"/>
         </w:rPr>
-        <w:t>稼働率85%</w:t>
+        <w:t>稼働率90%</w:t>
       </w:r>
       <w:r>
         <w:rPr>
@@ -2417,7 +2417,7 @@
           <w:color w:val="E74C3C"/>
           <w:sz w:val="22"/>
         </w:rPr>
-        <w:t>83%</w:t>
+        <w:t>87%</w:t>
       </w:r>
       <w:r>
         <w:rPr>
@@ -2426,7 +2426,7 @@
           <w:color w:val="2C3E50"/>
           <w:sz w:val="22"/>
         </w:rPr>
-        <w:t>で、単体で85%達成は困難だとします。でも6Fが</w:t>
+        <w:t>で、単体で90%達成は困難だとします。でも6Fが</w:t>
       </w:r>
       <w:r>
         <w:rPr>
@@ -2435,7 +2435,7 @@
           <w:color w:val="1B4F72"/>
           <w:sz w:val="22"/>
         </w:rPr>
-        <w:t>91%以上</w:t>
+        <w:t>95%</w:t>
       </w:r>
       <w:r>
         <w:rPr>
@@ -2444,7 +2444,7 @@
           <w:color w:val="2C3E50"/>
           <w:sz w:val="22"/>
         </w:rPr>
-        <w:t>を維持すれば、全体では85%をクリアできる。6Fが5Fを「支える」わけです。</w:t>
+        <w:t>を維持すれば、全体では90%をクリアできる。6Fが5Fを「支える」わけです。</w:t>
       </w:r>
     </w:p>
     <w:p>
@@ -2665,7 +2665,7 @@
                 <w:color w:val="2C3E50"/>
                 <w:sz w:val="20"/>
               </w:rPr>
-              <w:t>81.0%</w:t>
+              <w:t>85.0%</w:t>
             </w:r>
           </w:p>
         </w:tc>
@@ -2685,7 +2685,7 @@
                 <w:color w:val="2C3E50"/>
                 <w:sz w:val="20"/>
               </w:rPr>
-              <w:t>93.2%</w:t>
+              <w:t>101%</w:t>
             </w:r>
           </w:p>
         </w:tc>
@@ -2705,7 +2705,7 @@
                 <w:color w:val="2C3E50"/>
                 <w:sz w:val="20"/>
               </w:rPr>
-              <w:t>⚠️</w:t>
+              <w:t>❌（96%上限超過）</w:t>
             </w:r>
           </w:p>
         </w:tc>
@@ -2727,7 +2727,7 @@
                 <w:color w:val="2C3E50"/>
                 <w:sz w:val="20"/>
               </w:rPr>
-              <w:t>82.0%</w:t>
+              <w:t>86.0%</w:t>
             </w:r>
           </w:p>
         </w:tc>
@@ -2747,7 +2747,7 @@
                 <w:color w:val="2C3E50"/>
                 <w:sz w:val="20"/>
               </w:rPr>
-              <w:t>91.5%</w:t>
+              <w:t>98%</w:t>
             </w:r>
           </w:p>
         </w:tc>
@@ -2767,7 +2767,7 @@
                 <w:color w:val="2C3E50"/>
                 <w:sz w:val="20"/>
               </w:rPr>
-              <w:t>✅</w:t>
+              <w:t>❌（96%上限超過）</w:t>
             </w:r>
           </w:p>
         </w:tc>
@@ -2789,7 +2789,7 @@
                 <w:color w:val="E74C3C"/>
                 <w:sz w:val="20"/>
               </w:rPr>
-              <w:t>83.0%（現状）</w:t>
+              <w:t>87.0%（現状）</w:t>
             </w:r>
           </w:p>
         </w:tc>
@@ -2809,7 +2809,7 @@
                 <w:color w:val="E74C3C"/>
                 <w:sz w:val="20"/>
               </w:rPr>
-              <w:t>89.8%</w:t>
+              <w:t>95%</w:t>
             </w:r>
           </w:p>
         </w:tc>
@@ -2851,7 +2851,7 @@
                 <w:color w:val="2C3E50"/>
                 <w:sz w:val="20"/>
               </w:rPr>
-              <w:t>84.0%</w:t>
+              <w:t>88.0%</w:t>
             </w:r>
           </w:p>
         </w:tc>
@@ -2871,7 +2871,7 @@
                 <w:color w:val="2C3E50"/>
                 <w:sz w:val="20"/>
               </w:rPr>
-              <w:t>88.1%</w:t>
+              <w:t>92%</w:t>
             </w:r>
           </w:p>
         </w:tc>
@@ -2919,7 +2919,7 @@
           <w:color w:val="2C3E50"/>
           <w:sz w:val="22"/>
         </w:rPr>
-        <w:t>💬 「5Fがもし83%を維持できれば、6Fは89.8%で全体目標が達成できる」——こういう見方ができます。5Fだって、自分の稼働率を1%でも上げれば、6Fの負担が減る。お互いの頑張りが見える仕組みです。</w:t>
+        <w:t>💬 「5Fがもし87%を維持できれば、6Fは95%で全体目標が達成できる」——こういう見方ができます。ヘルパー病棟には上限が設定されています。デフォルトは96%。無理のない範囲で協力する仕組みです。5Fだって、自分の稼働率を1%でも上げれば、6Fの負担が減る。お互いの頑張りが見える仕組みです。</w:t>
       </w:r>
     </w:p>
     <w:p>

--- a/docs/admin/bed_control_demo_scenario.docx
+++ b/docs/admin/bed_control_demo_scenario.docx
@@ -347,7 +347,7 @@
           <w:color w:val="2C3E50"/>
           <w:sz w:val="22"/>
         </w:rPr>
-        <w:t xml:space="preserve">💬 この下に書いてあるのが大事です。「運営貢献額：実績 </w:t>
+        <w:t>💬 この下の表を見てください。現ペース月末予測の運営貢献額が</w:t>
       </w:r>
       <w:r>
         <w:rPr>
@@ -356,7 +356,7 @@
           <w:color w:val="E74C3C"/>
           <w:sz w:val="22"/>
         </w:rPr>
-        <w:t>4,450万円</w:t>
+        <w:t>7,158万円</w:t>
       </w:r>
       <w:r>
         <w:rPr>
@@ -365,7 +365,7 @@
           <w:color w:val="2C3E50"/>
           <w:sz w:val="22"/>
         </w:rPr>
-        <w:t xml:space="preserve"> / 目標 </w:t>
+        <w:t>。目標値（稼働率90%）なら</w:t>
       </w:r>
       <w:r>
         <w:rPr>
@@ -374,7 +374,7 @@
           <w:color w:val="E74C3C"/>
           <w:sz w:val="22"/>
         </w:rPr>
-        <w:t>4,501万円</w:t>
+        <w:t>7,274万円</w:t>
       </w:r>
       <w:r>
         <w:rPr>
@@ -383,7 +383,7 @@
           <w:color w:val="2C3E50"/>
           <w:sz w:val="22"/>
         </w:rPr>
-        <w:t xml:space="preserve">（達成率 </w:t>
+        <w:t>。その差額が</w:t>
       </w:r>
       <w:r>
         <w:rPr>
@@ -392,7 +392,7 @@
           <w:color w:val="E74C3C"/>
           <w:sz w:val="22"/>
         </w:rPr>
-        <w:t>98.9%</w:t>
+        <w:t>約116万円</w:t>
       </w:r>
       <w:r>
         <w:rPr>
@@ -401,7 +401,22 @@
           <w:color w:val="2C3E50"/>
           <w:sz w:val="22"/>
         </w:rPr>
-        <w:t>）」「残り10日で現ペース継続時の未活用病床コスト：約</w:t>
+        <w:t>です。</w:t>
+      </w:r>
+    </w:p>
+    <w:p>
+      <w:pPr>
+        <w:spacing w:after="80" w:before="40"/>
+        <w:ind w:left="283"/>
+      </w:pPr>
+      <w:r>
+        <w:rPr>
+          <w:rFonts w:ascii="游ゴシック" w:hAnsi="游ゴシック" w:eastAsia="游ゴシック"/>
+          <w:b w:val="0"/>
+          <w:color w:val="2C3E50"/>
+          <w:sz w:val="22"/>
+        </w:rPr>
+        <w:t>💬 つまり、このまま現ペースを続けると、目標との差</w:t>
       </w:r>
       <w:r>
         <w:rPr>
@@ -410,7 +425,7 @@
           <w:color w:val="E74C3C"/>
           <w:sz w:val="22"/>
         </w:rPr>
-        <w:t>125万円</w:t>
+        <w:t>116万円</w:t>
       </w:r>
       <w:r>
         <w:rPr>
@@ -419,22 +434,7 @@
           <w:color w:val="2C3E50"/>
           <w:sz w:val="22"/>
         </w:rPr>
-        <w:t>」</w:t>
-      </w:r>
-    </w:p>
-    <w:p>
-      <w:pPr>
-        <w:spacing w:after="80" w:before="40"/>
-        <w:ind w:left="283"/>
-      </w:pPr>
-      <w:r>
-        <w:rPr>
-          <w:rFonts w:ascii="游ゴシック" w:hAnsi="游ゴシック" w:eastAsia="游ゴシック"/>
-          <w:b w:val="0"/>
-          <w:color w:val="2C3E50"/>
-          <w:sz w:val="22"/>
-        </w:rPr>
-        <w:t>💬 つまり、このまま何もしなければ、今月あと</w:t>
+        <w:t>が取り戻せない。逆に言えば、残り10日の動き方次第で、</w:t>
       </w:r>
       <w:r>
         <w:rPr>
@@ -443,7 +443,7 @@
           <w:color w:val="E74C3C"/>
           <w:sz w:val="22"/>
         </w:rPr>
-        <w:t>125万円</w:t>
+        <w:t>116万円</w:t>
       </w:r>
       <w:r>
         <w:rPr>
@@ -452,25 +452,7 @@
           <w:color w:val="2C3E50"/>
           <w:sz w:val="22"/>
         </w:rPr>
-        <w:t>が消えていく。逆に言えば、残り10日の動き方次第で、</w:t>
-      </w:r>
-      <w:r>
-        <w:rPr>
-          <w:rFonts w:ascii="游ゴシック" w:hAnsi="游ゴシック" w:eastAsia="游ゴシック"/>
-          <w:b/>
-          <w:color w:val="E74C3C"/>
-          <w:sz w:val="22"/>
-        </w:rPr>
-        <w:t>125万円</w:t>
-      </w:r>
-      <w:r>
-        <w:rPr>
-          <w:rFonts w:ascii="游ゴシック" w:hAnsi="游ゴシック" w:eastAsia="游ゴシック"/>
-          <w:b w:val="0"/>
-          <w:color w:val="2C3E50"/>
-          <w:sz w:val="22"/>
-        </w:rPr>
-        <w:t>を取り戻せる可能性がある。</w:t>
+        <w:t>を上乗せできる可能性がある。</w:t>
       </w:r>
     </w:p>
     <w:p>
@@ -705,7 +687,7 @@
           <w:sz w:val="26"/>
           <w:u w:val="single"/>
         </w:rPr>
-        <w:t>■ Scene 3　「平均在院日数 21.9日」— 算定基準を超えています　(3分)</w:t>
+        <w:t>■ Scene 3　「平均在院日数 21.7日」— 算定基準を超えています　(3分)</w:t>
       </w:r>
     </w:p>
     <w:p>
@@ -733,7 +715,7 @@
           <w:color w:val="1E8449"/>
           <w:sz w:val="22"/>
         </w:rPr>
-        <w:t>▶ 下段のメトリクスカード「平均在院日数 21.9日」の赤いdelta表示を見せる</w:t>
+        <w:t>▶ 下段のメトリクスカード「平均在院日数 21.7日」の赤いdelta表示を見せる</w:t>
       </w:r>
     </w:p>
     <w:p>
@@ -757,7 +739,7 @@
           <w:color w:val="E74C3C"/>
           <w:sz w:val="22"/>
         </w:rPr>
-        <w:t>21.9日</w:t>
+        <w:t>21.7日</w:t>
       </w:r>
       <w:r>
         <w:rPr>
@@ -775,7 +757,7 @@
           <w:color w:val="E74C3C"/>
           <w:sz w:val="22"/>
         </w:rPr>
-        <w:t>+0.9日</w:t>
+        <w:t>+0.7日</w:t>
       </w:r>
       <w:r>
         <w:rPr>
@@ -844,7 +826,7 @@
           <w:color w:val="E74C3C"/>
           <w:sz w:val="22"/>
         </w:rPr>
-        <w:t>21.9日は超過</w:t>
+        <w:t>21.7日は超過</w:t>
       </w:r>
       <w:r>
         <w:rPr>
@@ -1015,7 +997,7 @@
           <w:color w:val="E74C3C"/>
           <w:sz w:val="22"/>
         </w:rPr>
-        <w:t>21.9日</w:t>
+        <w:t>21.7日</w:t>
       </w:r>
       <w:r>
         <w:rPr>
@@ -1033,7 +1015,7 @@
           <w:color w:val="E74C3C"/>
           <w:sz w:val="22"/>
         </w:rPr>
-        <w:t>+0.9日超過</w:t>
+        <w:t>+0.7日超過</w:t>
       </w:r>
       <w:r>
         <w:rPr>
@@ -2285,7 +2267,7 @@
           <w:sz w:val="26"/>
           <w:u w:val="single"/>
         </w:rPr>
-        <w:t>■ Scene 8　全体主義ベッドコントロール —「うちの病棟さえ良ければ」を超える　(3分)</w:t>
+        <w:t>■ Scene 8　均等努力方式（Equal Effort） —「同じだけ頑張る」から始める　(3分)</w:t>
       </w:r>
     </w:p>
     <w:p>
@@ -2325,7 +2307,7 @@
           <w:color w:val="2C3E50"/>
           <w:sz w:val="22"/>
         </w:rPr>
-        <w:t>💬 でも、ちょっと視点を変えてみましょう。</w:t>
+        <w:t>💬 でも、「5Fだけ頑張れ」と言われたら、5Fのスタッフはどう感じるでしょうか？　不公平ですよね。</w:t>
       </w:r>
     </w:p>
     <w:p>
@@ -2383,7 +2365,7 @@
           <w:color w:val="2C3E50"/>
           <w:sz w:val="22"/>
         </w:rPr>
-        <w:t>💬 このアプリには「全体主義ベッドコントロール」という考え方を組み込みました。</w:t>
+        <w:t>💬 このアプリには「均等努力方式（Equal Effort）」という考え方を組み込みました。キーワードは「平等感」です。</w:t>
       </w:r>
     </w:p>
     <w:p>
@@ -2408,7 +2390,50 @@
           <w:color w:val="2C3E50"/>
           <w:sz w:val="22"/>
         </w:rPr>
-        <w:t>💬 例えば今月、5Fの稼働率が</w:t>
+        <w:t>💬 考え方はシンプルです。全体目標を達成するために必要な上昇幅Δを計算し、</w:t>
+      </w:r>
+      <w:r>
+        <w:rPr>
+          <w:rFonts w:ascii="游ゴシック" w:hAnsi="游ゴシック" w:eastAsia="游ゴシック"/>
+          <w:b/>
+          <w:color w:val="E74C3C"/>
+          <w:sz w:val="22"/>
+        </w:rPr>
+        <w:t>両方の病棟が同じだけ稼働率を上げる</w:t>
+      </w:r>
+      <w:r>
+        <w:rPr>
+          <w:rFonts w:ascii="游ゴシック" w:hAnsi="游ゴシック" w:eastAsia="游ゴシック"/>
+          <w:b w:val="0"/>
+          <w:color w:val="2C3E50"/>
+          <w:sz w:val="22"/>
+        </w:rPr>
+        <w:t>。片方だけに負担を押し付けない。</w:t>
+      </w:r>
+    </w:p>
+    <w:p>
+      <w:pPr>
+        <w:spacing w:after="0" w:before="0"/>
+      </w:pPr>
+      <w:r>
+        <w:rPr>
+          <w:sz w:val="12"/>
+        </w:rPr>
+      </w:r>
+    </w:p>
+    <w:p>
+      <w:pPr>
+        <w:spacing w:after="80" w:before="40"/>
+        <w:ind w:left="283"/>
+      </w:pPr>
+      <w:r>
+        <w:rPr>
+          <w:rFonts w:ascii="游ゴシック" w:hAnsi="游ゴシック" w:eastAsia="游ゴシック"/>
+          <w:b w:val="0"/>
+          <w:color w:val="2C3E50"/>
+          <w:sz w:val="22"/>
+        </w:rPr>
+        <w:t>💬 例えば今月、5Fの平均が</w:t>
       </w:r>
       <w:r>
         <w:rPr>
@@ -2426,7 +2451,7 @@
           <w:color w:val="2C3E50"/>
           <w:sz w:val="22"/>
         </w:rPr>
-        <w:t>で、単体で90%達成は困難だとします。でも6Fが</w:t>
+        <w:t>、6Fの平均が</w:t>
       </w:r>
       <w:r>
         <w:rPr>
@@ -2435,7 +2460,7 @@
           <w:color w:val="1B4F72"/>
           <w:sz w:val="22"/>
         </w:rPr>
-        <w:t>95%</w:t>
+        <w:t>92%</w:t>
       </w:r>
       <w:r>
         <w:rPr>
@@ -2444,7 +2469,25 @@
           <w:color w:val="2C3E50"/>
           <w:sz w:val="22"/>
         </w:rPr>
-        <w:t>を維持すれば、全体では90%をクリアできる。6Fが5Fを「支える」わけです。</w:t>
+        <w:t>だとします。全体を90%にするには、両病棟がそれぞれ</w:t>
+      </w:r>
+      <w:r>
+        <w:rPr>
+          <w:rFonts w:ascii="游ゴシック" w:hAnsi="游ゴシック" w:eastAsia="游ゴシック"/>
+          <w:b/>
+          <w:color w:val="E74C3C"/>
+          <w:sz w:val="22"/>
+        </w:rPr>
+        <w:t>+1.7ポイント</w:t>
+      </w:r>
+      <w:r>
+        <w:rPr>
+          <w:rFonts w:ascii="游ゴシック" w:hAnsi="游ゴシック" w:eastAsia="游ゴシック"/>
+          <w:b w:val="0"/>
+          <w:color w:val="2C3E50"/>
+          <w:sz w:val="22"/>
+        </w:rPr>
+        <w:t>ずつ上げればいい。5Fは88.7%へ、6Fは93.7%へ。全体で約90%達成です。</w:t>
       </w:r>
     </w:p>
     <w:p>
@@ -2469,7 +2512,41 @@
           <w:color w:val="2C3E50"/>
           <w:sz w:val="22"/>
         </w:rPr>
-        <w:t>💬 アプリでは、この関係が自動的に検出されます。</w:t>
+        <w:t>💬 「同じだけ頑張る」。これなら誰も文句は言えません。</w:t>
+      </w:r>
+    </w:p>
+    <w:p>
+      <w:pPr>
+        <w:spacing w:after="0" w:before="0"/>
+      </w:pPr>
+      <w:r>
+        <w:rPr>
+          <w:sz w:val="12"/>
+        </w:rPr>
+      </w:r>
+    </w:p>
+    <w:p>
+      <w:pPr>
+        <w:spacing w:after="160"/>
+      </w:pPr>
+      <w:r>
+        <w:rPr>
+          <w:rFonts w:ascii="游ゴシック" w:hAnsi="游ゴシック" w:eastAsia="游ゴシック"/>
+          <w:b/>
+          <w:color w:val="1B4F72"/>
+          <w:sz w:val="22"/>
+        </w:rPr>
+        <w:t>【操作】病棟セレクターで5Fまたは6Fを選択 → 均等努力テーブルが表示される</w:t>
+      </w:r>
+    </w:p>
+    <w:p>
+      <w:pPr>
+        <w:spacing w:after="0" w:before="0"/>
+      </w:pPr>
+      <w:r>
+        <w:rPr>
+          <w:sz w:val="12"/>
+        </w:rPr>
       </w:r>
     </w:p>
     <w:p>
@@ -2484,81 +2561,7 @@
           <w:color w:val="2C3E50"/>
           <w:sz w:val="22"/>
         </w:rPr>
-        <w:t>💬 「ヘルプ病棟」＝支援が必要な病棟。「ヘルパー病棟」＝支える側の病棟。月ごとの実績に基づいて、役割は自動的に切り替わります。</w:t>
-      </w:r>
-    </w:p>
-    <w:p>
-      <w:pPr>
-        <w:spacing w:after="0" w:before="0"/>
-      </w:pPr>
-      <w:r>
-        <w:rPr>
-          <w:sz w:val="12"/>
-        </w:rPr>
-      </w:r>
-    </w:p>
-    <w:p>
-      <w:pPr>
-        <w:spacing w:after="160"/>
-      </w:pPr>
-      <w:r>
-        <w:rPr>
-          <w:rFonts w:ascii="游ゴシック" w:hAnsi="游ゴシック" w:eastAsia="游ゴシック"/>
-          <w:b/>
-          <w:color w:val="1B4F72"/>
-          <w:sz w:val="22"/>
-        </w:rPr>
-        <w:t>【操作】6Fを選択 → 稼働率推移グラフの下に多段階テーブルが表示される</w:t>
-      </w:r>
-    </w:p>
-    <w:p>
-      <w:pPr>
-        <w:spacing w:after="0" w:before="0"/>
-      </w:pPr>
-      <w:r>
-        <w:rPr>
-          <w:sz w:val="12"/>
-        </w:rPr>
-      </w:r>
-    </w:p>
-    <w:p>
-      <w:pPr>
-        <w:spacing w:after="80" w:before="40"/>
-        <w:ind w:left="283"/>
-      </w:pPr>
-      <w:r>
-        <w:rPr>
-          <w:rFonts w:ascii="游ゴシック" w:hAnsi="游ゴシック" w:eastAsia="游ゴシック"/>
-          <w:b w:val="0"/>
-          <w:color w:val="2C3E50"/>
-          <w:sz w:val="22"/>
-        </w:rPr>
-        <w:t>💬 6Fのグラフを見てください。青い点線が見えますね。これは「全体目標を達成するために6Fが維持すべき稼働率」です。自分の病棟だけの目標ではなく、5Fと合わせた全体目標から逆算しています。</w:t>
-      </w:r>
-    </w:p>
-    <w:p>
-      <w:pPr>
-        <w:spacing w:after="0" w:before="0"/>
-      </w:pPr>
-      <w:r>
-        <w:rPr>
-          <w:sz w:val="12"/>
-        </w:rPr>
-      </w:r>
-    </w:p>
-    <w:p>
-      <w:pPr>
-        <w:spacing w:after="80" w:before="40"/>
-        <w:ind w:left="283"/>
-      </w:pPr>
-      <w:r>
-        <w:rPr>
-          <w:rFonts w:ascii="游ゴシック" w:hAnsi="游ゴシック" w:eastAsia="游ゴシック"/>
-          <w:b w:val="0"/>
-          <w:color w:val="2C3E50"/>
-          <w:sz w:val="22"/>
-        </w:rPr>
-        <w:t>💬 そしてグラフの下に、多段階のシナリオテーブルが出ています。</w:t>
+        <w:t>💬 アプリでは、この均等努力テーブルが自動計算されます。上昇幅Δを変えた複数のシナリオが一覧で見えます。</w:t>
       </w:r>
     </w:p>
     <w:p>
@@ -2576,17 +2579,19 @@
         <w:tblW w:type="auto" w:w="0"/>
         <w:jc w:val="center"/>
         <w:tblLook w:firstColumn="1" w:firstRow="1" w:lastColumn="0" w:lastRow="0" w:noHBand="0" w:noVBand="1" w:val="04A0"/>
-        <w:tblW w:type="pct" w:w="4000"/>
+        <w:tblW w:type="pct" w:w="4500"/>
       </w:tblPr>
       <w:tblGrid>
-        <w:gridCol w:w="3024"/>
-        <w:gridCol w:w="3024"/>
-        <w:gridCol w:w="3024"/>
+        <w:gridCol w:w="1814"/>
+        <w:gridCol w:w="1814"/>
+        <w:gridCol w:w="1814"/>
+        <w:gridCol w:w="1814"/>
+        <w:gridCol w:w="1814"/>
       </w:tblGrid>
       <w:tr>
         <w:tc>
           <w:tcPr>
-            <w:tcW w:type="dxa" w:w="3024"/>
+            <w:tcW w:type="dxa" w:w="1814"/>
             <w:shd w:fill="DCE6F1" w:val="clear"/>
           </w:tcPr>
           <w:p>
@@ -2601,13 +2606,13 @@
                 <w:color w:val="1B4F72"/>
                 <w:sz w:val="20"/>
               </w:rPr>
-              <w:t>5F想定</w:t>
+              <w:t>上昇幅Δ</w:t>
             </w:r>
           </w:p>
         </w:tc>
         <w:tc>
           <w:tcPr>
-            <w:tcW w:type="dxa" w:w="3024"/>
+            <w:tcW w:type="dxa" w:w="1814"/>
             <w:shd w:fill="DCE6F1" w:val="clear"/>
           </w:tcPr>
           <w:p>
@@ -2622,13 +2627,13 @@
                 <w:color w:val="1B4F72"/>
                 <w:sz w:val="20"/>
               </w:rPr>
-              <w:t>6F必要最低</w:t>
+              <w:t>5F目標</w:t>
             </w:r>
           </w:p>
         </w:tc>
         <w:tc>
           <w:tcPr>
-            <w:tcW w:type="dxa" w:w="3024"/>
+            <w:tcW w:type="dxa" w:w="1814"/>
             <w:shd w:fill="DCE6F1" w:val="clear"/>
           </w:tcPr>
           <w:p>
@@ -2643,7 +2648,49 @@
                 <w:color w:val="1B4F72"/>
                 <w:sz w:val="20"/>
               </w:rPr>
-              <w:t>達成可否</w:t>
+              <w:t>6F目標</w:t>
+            </w:r>
+          </w:p>
+        </w:tc>
+        <w:tc>
+          <w:tcPr>
+            <w:tcW w:type="dxa" w:w="1814"/>
+            <w:shd w:fill="DCE6F1" w:val="clear"/>
+          </w:tcPr>
+          <w:p>
+            <w:pPr>
+              <w:jc w:val="center"/>
+            </w:pPr>
+            <w:r/>
+            <w:r>
+              <w:rPr>
+                <w:rFonts w:ascii="游ゴシック" w:hAnsi="游ゴシック" w:eastAsia="游ゴシック"/>
+                <w:b/>
+                <w:color w:val="1B4F72"/>
+                <w:sz w:val="20"/>
+              </w:rPr>
+              <w:t>全体</w:t>
+            </w:r>
+          </w:p>
+        </w:tc>
+        <w:tc>
+          <w:tcPr>
+            <w:tcW w:type="dxa" w:w="1814"/>
+            <w:shd w:fill="DCE6F1" w:val="clear"/>
+          </w:tcPr>
+          <w:p>
+            <w:pPr>
+              <w:jc w:val="center"/>
+            </w:pPr>
+            <w:r/>
+            <w:r>
+              <w:rPr>
+                <w:rFonts w:ascii="游ゴシック" w:hAnsi="游ゴシック" w:eastAsia="游ゴシック"/>
+                <w:b/>
+                <w:color w:val="1B4F72"/>
+                <w:sz w:val="20"/>
+              </w:rPr>
+              <w:t>達成</w:t>
             </w:r>
           </w:p>
         </w:tc>
@@ -2651,7 +2698,7 @@
       <w:tr>
         <w:tc>
           <w:tcPr>
-            <w:tcW w:type="dxa" w:w="3024"/>
+            <w:tcW w:type="dxa" w:w="1814"/>
           </w:tcPr>
           <w:p>
             <w:pPr>
@@ -2665,13 +2712,13 @@
                 <w:color w:val="2C3E50"/>
                 <w:sz w:val="20"/>
               </w:rPr>
-              <w:t>85.0%</w:t>
+              <w:t>+0.5pt</w:t>
             </w:r>
           </w:p>
         </w:tc>
         <w:tc>
           <w:tcPr>
-            <w:tcW w:type="dxa" w:w="3024"/>
+            <w:tcW w:type="dxa" w:w="1814"/>
           </w:tcPr>
           <w:p>
             <w:pPr>
@@ -2685,13 +2732,13 @@
                 <w:color w:val="2C3E50"/>
                 <w:sz w:val="20"/>
               </w:rPr>
-              <w:t>101%</w:t>
+              <w:t>87.5%</w:t>
             </w:r>
           </w:p>
         </w:tc>
         <w:tc>
           <w:tcPr>
-            <w:tcW w:type="dxa" w:w="3024"/>
+            <w:tcW w:type="dxa" w:w="1814"/>
           </w:tcPr>
           <w:p>
             <w:pPr>
@@ -2705,15 +2752,13 @@
                 <w:color w:val="2C3E50"/>
                 <w:sz w:val="20"/>
               </w:rPr>
-              <w:t>❌（96%上限超過）</w:t>
+              <w:t>92.5%</w:t>
             </w:r>
           </w:p>
         </w:tc>
-      </w:tr>
-      <w:tr>
         <w:tc>
           <w:tcPr>
-            <w:tcW w:type="dxa" w:w="3024"/>
+            <w:tcW w:type="dxa" w:w="1814"/>
           </w:tcPr>
           <w:p>
             <w:pPr>
@@ -2727,13 +2772,13 @@
                 <w:color w:val="2C3E50"/>
                 <w:sz w:val="20"/>
               </w:rPr>
-              <w:t>86.0%</w:t>
+              <w:t>89.0%</w:t>
             </w:r>
           </w:p>
         </w:tc>
         <w:tc>
           <w:tcPr>
-            <w:tcW w:type="dxa" w:w="3024"/>
+            <w:tcW w:type="dxa" w:w="1814"/>
           </w:tcPr>
           <w:p>
             <w:pPr>
@@ -2747,13 +2792,15 @@
                 <w:color w:val="2C3E50"/>
                 <w:sz w:val="20"/>
               </w:rPr>
-              <w:t>98%</w:t>
+              <w:t>❌</w:t>
             </w:r>
           </w:p>
         </w:tc>
+      </w:tr>
+      <w:tr>
         <w:tc>
           <w:tcPr>
-            <w:tcW w:type="dxa" w:w="3024"/>
+            <w:tcW w:type="dxa" w:w="1814"/>
           </w:tcPr>
           <w:p>
             <w:pPr>
@@ -2767,77 +2814,13 @@
                 <w:color w:val="2C3E50"/>
                 <w:sz w:val="20"/>
               </w:rPr>
-              <w:t>❌（96%上限超過）</w:t>
-            </w:r>
-          </w:p>
-        </w:tc>
-      </w:tr>
-      <w:tr>
-        <w:tc>
-          <w:tcPr>
-            <w:tcW w:type="dxa" w:w="3024"/>
-          </w:tcPr>
-          <w:p>
-            <w:pPr>
-              <w:jc w:val="center"/>
-            </w:pPr>
-            <w:r/>
-            <w:r>
-              <w:rPr>
-                <w:rFonts w:ascii="游ゴシック" w:hAnsi="游ゴシック" w:eastAsia="游ゴシック"/>
-                <w:b/>
-                <w:color w:val="E74C3C"/>
-                <w:sz w:val="20"/>
-              </w:rPr>
-              <w:t>87.0%（現状）</w:t>
+              <w:t>+1.0pt</w:t>
             </w:r>
           </w:p>
         </w:tc>
         <w:tc>
           <w:tcPr>
-            <w:tcW w:type="dxa" w:w="3024"/>
-          </w:tcPr>
-          <w:p>
-            <w:pPr>
-              <w:jc w:val="center"/>
-            </w:pPr>
-            <w:r/>
-            <w:r>
-              <w:rPr>
-                <w:rFonts w:ascii="游ゴシック" w:hAnsi="游ゴシック" w:eastAsia="游ゴシック"/>
-                <w:b/>
-                <w:color w:val="E74C3C"/>
-                <w:sz w:val="20"/>
-              </w:rPr>
-              <w:t>95%</w:t>
-            </w:r>
-          </w:p>
-        </w:tc>
-        <w:tc>
-          <w:tcPr>
-            <w:tcW w:type="dxa" w:w="3024"/>
-          </w:tcPr>
-          <w:p>
-            <w:pPr>
-              <w:jc w:val="center"/>
-            </w:pPr>
-            <w:r/>
-            <w:r>
-              <w:rPr>
-                <w:rFonts w:ascii="游ゴシック" w:hAnsi="游ゴシック" w:eastAsia="游ゴシック"/>
-                <w:b/>
-                <w:color w:val="E74C3C"/>
-                <w:sz w:val="20"/>
-              </w:rPr>
-              <w:t>✅</w:t>
-            </w:r>
-          </w:p>
-        </w:tc>
-      </w:tr>
-      <w:tr>
-        <w:tc>
-          <w:tcPr>
-            <w:tcW w:type="dxa" w:w="3024"/>
+            <w:tcW w:type="dxa" w:w="1814"/>
           </w:tcPr>
           <w:p>
             <w:pPr>
@@ -2857,7 +2840,7 @@
         </w:tc>
         <w:tc>
           <w:tcPr>
-            <w:tcW w:type="dxa" w:w="3024"/>
+            <w:tcW w:type="dxa" w:w="1814"/>
           </w:tcPr>
           <w:p>
             <w:pPr>
@@ -2871,13 +2854,237 @@
                 <w:color w:val="2C3E50"/>
                 <w:sz w:val="20"/>
               </w:rPr>
-              <w:t>92%</w:t>
+              <w:t>93.0%</w:t>
             </w:r>
           </w:p>
         </w:tc>
         <w:tc>
           <w:tcPr>
-            <w:tcW w:type="dxa" w:w="3024"/>
+            <w:tcW w:type="dxa" w:w="1814"/>
+          </w:tcPr>
+          <w:p>
+            <w:pPr>
+              <w:jc w:val="center"/>
+            </w:pPr>
+            <w:r/>
+            <w:r>
+              <w:rPr>
+                <w:rFonts w:ascii="游ゴシック" w:hAnsi="游ゴシック" w:eastAsia="游ゴシック"/>
+                <w:b w:val="0"/>
+                <w:color w:val="2C3E50"/>
+                <w:sz w:val="20"/>
+              </w:rPr>
+              <w:t>89.5%</w:t>
+            </w:r>
+          </w:p>
+        </w:tc>
+        <w:tc>
+          <w:tcPr>
+            <w:tcW w:type="dxa" w:w="1814"/>
+          </w:tcPr>
+          <w:p>
+            <w:pPr>
+              <w:jc w:val="center"/>
+            </w:pPr>
+            <w:r/>
+            <w:r>
+              <w:rPr>
+                <w:rFonts w:ascii="游ゴシック" w:hAnsi="游ゴシック" w:eastAsia="游ゴシック"/>
+                <w:b w:val="0"/>
+                <w:color w:val="2C3E50"/>
+                <w:sz w:val="20"/>
+              </w:rPr>
+              <w:t>❌</w:t>
+            </w:r>
+          </w:p>
+        </w:tc>
+      </w:tr>
+      <w:tr>
+        <w:tc>
+          <w:tcPr>
+            <w:tcW w:type="dxa" w:w="1814"/>
+          </w:tcPr>
+          <w:p>
+            <w:pPr>
+              <w:jc w:val="center"/>
+            </w:pPr>
+            <w:r/>
+            <w:r>
+              <w:rPr>
+                <w:rFonts w:ascii="游ゴシック" w:hAnsi="游ゴシック" w:eastAsia="游ゴシック"/>
+                <w:b/>
+                <w:color w:val="1E8449"/>
+                <w:sz w:val="20"/>
+              </w:rPr>
+              <w:t>+1.7pt</w:t>
+            </w:r>
+          </w:p>
+        </w:tc>
+        <w:tc>
+          <w:tcPr>
+            <w:tcW w:type="dxa" w:w="1814"/>
+          </w:tcPr>
+          <w:p>
+            <w:pPr>
+              <w:jc w:val="center"/>
+            </w:pPr>
+            <w:r/>
+            <w:r>
+              <w:rPr>
+                <w:rFonts w:ascii="游ゴシック" w:hAnsi="游ゴシック" w:eastAsia="游ゴシック"/>
+                <w:b/>
+                <w:color w:val="1E8449"/>
+                <w:sz w:val="20"/>
+              </w:rPr>
+              <w:t>88.7%</w:t>
+            </w:r>
+          </w:p>
+        </w:tc>
+        <w:tc>
+          <w:tcPr>
+            <w:tcW w:type="dxa" w:w="1814"/>
+          </w:tcPr>
+          <w:p>
+            <w:pPr>
+              <w:jc w:val="center"/>
+            </w:pPr>
+            <w:r/>
+            <w:r>
+              <w:rPr>
+                <w:rFonts w:ascii="游ゴシック" w:hAnsi="游ゴシック" w:eastAsia="游ゴシック"/>
+                <w:b/>
+                <w:color w:val="1E8449"/>
+                <w:sz w:val="20"/>
+              </w:rPr>
+              <w:t>93.7%</w:t>
+            </w:r>
+          </w:p>
+        </w:tc>
+        <w:tc>
+          <w:tcPr>
+            <w:tcW w:type="dxa" w:w="1814"/>
+          </w:tcPr>
+          <w:p>
+            <w:pPr>
+              <w:jc w:val="center"/>
+            </w:pPr>
+            <w:r/>
+            <w:r>
+              <w:rPr>
+                <w:rFonts w:ascii="游ゴシック" w:hAnsi="游ゴシック" w:eastAsia="游ゴシック"/>
+                <w:b/>
+                <w:color w:val="1E8449"/>
+                <w:sz w:val="20"/>
+              </w:rPr>
+              <w:t>90.0%</w:t>
+            </w:r>
+          </w:p>
+        </w:tc>
+        <w:tc>
+          <w:tcPr>
+            <w:tcW w:type="dxa" w:w="1814"/>
+          </w:tcPr>
+          <w:p>
+            <w:pPr>
+              <w:jc w:val="center"/>
+            </w:pPr>
+            <w:r/>
+            <w:r>
+              <w:rPr>
+                <w:rFonts w:ascii="游ゴシック" w:hAnsi="游ゴシック" w:eastAsia="游ゴシック"/>
+                <w:b/>
+                <w:color w:val="1E8449"/>
+                <w:sz w:val="20"/>
+              </w:rPr>
+              <w:t>✅</w:t>
+            </w:r>
+          </w:p>
+        </w:tc>
+      </w:tr>
+      <w:tr>
+        <w:tc>
+          <w:tcPr>
+            <w:tcW w:type="dxa" w:w="1814"/>
+          </w:tcPr>
+          <w:p>
+            <w:pPr>
+              <w:jc w:val="center"/>
+            </w:pPr>
+            <w:r/>
+            <w:r>
+              <w:rPr>
+                <w:rFonts w:ascii="游ゴシック" w:hAnsi="游ゴシック" w:eastAsia="游ゴシック"/>
+                <w:b w:val="0"/>
+                <w:color w:val="2C3E50"/>
+                <w:sz w:val="20"/>
+              </w:rPr>
+              <w:t>+2.0pt</w:t>
+            </w:r>
+          </w:p>
+        </w:tc>
+        <w:tc>
+          <w:tcPr>
+            <w:tcW w:type="dxa" w:w="1814"/>
+          </w:tcPr>
+          <w:p>
+            <w:pPr>
+              <w:jc w:val="center"/>
+            </w:pPr>
+            <w:r/>
+            <w:r>
+              <w:rPr>
+                <w:rFonts w:ascii="游ゴシック" w:hAnsi="游ゴシック" w:eastAsia="游ゴシック"/>
+                <w:b w:val="0"/>
+                <w:color w:val="2C3E50"/>
+                <w:sz w:val="20"/>
+              </w:rPr>
+              <w:t>89.0%</w:t>
+            </w:r>
+          </w:p>
+        </w:tc>
+        <w:tc>
+          <w:tcPr>
+            <w:tcW w:type="dxa" w:w="1814"/>
+          </w:tcPr>
+          <w:p>
+            <w:pPr>
+              <w:jc w:val="center"/>
+            </w:pPr>
+            <w:r/>
+            <w:r>
+              <w:rPr>
+                <w:rFonts w:ascii="游ゴシック" w:hAnsi="游ゴシック" w:eastAsia="游ゴシック"/>
+                <w:b w:val="0"/>
+                <w:color w:val="2C3E50"/>
+                <w:sz w:val="20"/>
+              </w:rPr>
+              <w:t>94.0%</w:t>
+            </w:r>
+          </w:p>
+        </w:tc>
+        <w:tc>
+          <w:tcPr>
+            <w:tcW w:type="dxa" w:w="1814"/>
+          </w:tcPr>
+          <w:p>
+            <w:pPr>
+              <w:jc w:val="center"/>
+            </w:pPr>
+            <w:r/>
+            <w:r>
+              <w:rPr>
+                <w:rFonts w:ascii="游ゴシック" w:hAnsi="游ゴシック" w:eastAsia="游ゴシック"/>
+                <w:b w:val="0"/>
+                <w:color w:val="2C3E50"/>
+                <w:sz w:val="20"/>
+              </w:rPr>
+              <w:t>90.5%</w:t>
+            </w:r>
+          </w:p>
+        </w:tc>
+        <w:tc>
+          <w:tcPr>
+            <w:tcW w:type="dxa" w:w="1814"/>
           </w:tcPr>
           <w:p>
             <w:pPr>
@@ -2896,6 +3103,108 @@
           </w:p>
         </w:tc>
       </w:tr>
+      <w:tr>
+        <w:tc>
+          <w:tcPr>
+            <w:tcW w:type="dxa" w:w="1814"/>
+          </w:tcPr>
+          <w:p>
+            <w:pPr>
+              <w:jc w:val="center"/>
+            </w:pPr>
+            <w:r/>
+            <w:r>
+              <w:rPr>
+                <w:rFonts w:ascii="游ゴシック" w:hAnsi="游ゴシック" w:eastAsia="游ゴシック"/>
+                <w:b w:val="0"/>
+                <w:color w:val="E74C3C"/>
+                <w:sz w:val="20"/>
+              </w:rPr>
+              <w:t>+4.0pt</w:t>
+            </w:r>
+          </w:p>
+        </w:tc>
+        <w:tc>
+          <w:tcPr>
+            <w:tcW w:type="dxa" w:w="1814"/>
+          </w:tcPr>
+          <w:p>
+            <w:pPr>
+              <w:jc w:val="center"/>
+            </w:pPr>
+            <w:r/>
+            <w:r>
+              <w:rPr>
+                <w:rFonts w:ascii="游ゴシック" w:hAnsi="游ゴシック" w:eastAsia="游ゴシック"/>
+                <w:b w:val="0"/>
+                <w:color w:val="E74C3C"/>
+                <w:sz w:val="20"/>
+              </w:rPr>
+              <w:t>91.0%</w:t>
+            </w:r>
+          </w:p>
+        </w:tc>
+        <w:tc>
+          <w:tcPr>
+            <w:tcW w:type="dxa" w:w="1814"/>
+          </w:tcPr>
+          <w:p>
+            <w:pPr>
+              <w:jc w:val="center"/>
+            </w:pPr>
+            <w:r/>
+            <w:r>
+              <w:rPr>
+                <w:rFonts w:ascii="游ゴシック" w:hAnsi="游ゴシック" w:eastAsia="游ゴシック"/>
+                <w:b w:val="0"/>
+                <w:color w:val="E74C3C"/>
+                <w:sz w:val="20"/>
+              </w:rPr>
+              <w:t>96.0%</w:t>
+            </w:r>
+          </w:p>
+        </w:tc>
+        <w:tc>
+          <w:tcPr>
+            <w:tcW w:type="dxa" w:w="1814"/>
+          </w:tcPr>
+          <w:p>
+            <w:pPr>
+              <w:jc w:val="center"/>
+            </w:pPr>
+            <w:r/>
+            <w:r>
+              <w:rPr>
+                <w:rFonts w:ascii="游ゴシック" w:hAnsi="游ゴシック" w:eastAsia="游ゴシック"/>
+                <w:b w:val="0"/>
+                <w:color w:val="E74C3C"/>
+                <w:sz w:val="20"/>
+              </w:rPr>
+              <w:t>92.5%</w:t>
+            </w:r>
+          </w:p>
+        </w:tc>
+        <w:tc>
+          <w:tcPr>
+            <w:tcW w:type="dxa" w:w="1814"/>
+          </w:tcPr>
+          <w:p>
+            <w:pPr>
+              <w:jc w:val="center"/>
+            </w:pPr>
+            <w:r/>
+            <w:r>
+              <w:rPr>
+                <w:rFonts w:ascii="游ゴシック" w:hAnsi="游ゴシック" w:eastAsia="游ゴシック"/>
+                <w:b w:val="0"/>
+                <w:color w:val="E74C3C"/>
+                <w:sz w:val="20"/>
+              </w:rPr>
+              <w:t>⚠️（96%上限）</w:t>
+            </w:r>
+          </w:p>
+        </w:tc>
+      </w:tr>
     </w:tbl>
     <w:p>
       <w:pPr>
@@ -2919,7 +3228,25 @@
           <w:color w:val="2C3E50"/>
           <w:sz w:val="22"/>
         </w:rPr>
-        <w:t>💬 「5Fがもし87%を維持できれば、6Fは95%で全体目標が達成できる」——こういう見方ができます。ヘルパー病棟には上限が設定されています。デフォルトは96%。無理のない範囲で協力する仕組みです。5Fだって、自分の稼働率を1%でも上げれば、6Fの負担が減る。お互いの頑張りが見える仕組みです。</w:t>
+        <w:t>💬 +1.7ポイントずつ——これが今月の「均等努力ライン」です。テーブルの</w:t>
+      </w:r>
+      <w:r>
+        <w:rPr>
+          <w:rFonts w:ascii="游ゴシック" w:hAnsi="游ゴシック" w:eastAsia="游ゴシック"/>
+          <w:b/>
+          <w:color w:val="1E8449"/>
+          <w:sz w:val="22"/>
+        </w:rPr>
+        <w:t>緑の行</w:t>
+      </w:r>
+      <w:r>
+        <w:rPr>
+          <w:rFonts w:ascii="游ゴシック" w:hAnsi="游ゴシック" w:eastAsia="游ゴシック"/>
+          <w:b w:val="0"/>
+          <w:color w:val="2C3E50"/>
+          <w:sz w:val="22"/>
+        </w:rPr>
+        <w:t>がちょうど全体90%を達成するポイント。両病棟が同じ幅だけ改善すればいい。</w:t>
       </w:r>
     </w:p>
     <w:p>
@@ -2944,7 +3271,32 @@
           <w:color w:val="2C3E50"/>
           <w:sz w:val="22"/>
         </w:rPr>
-        <w:t>💬 これが「全体主義」の考え方です。「うちの病棟さえ良ければいい」ではなく、</w:t>
+        <w:t>💬 下の行を見てください。Δが大きすぎると、片方が96%を超えてしまう。これは現実的に無理なシナリオです。アプリでは96%上限を超えるケースに警告マークが付きます。「そこまでは求めない」というラインが見えるわけです。</w:t>
+      </w:r>
+    </w:p>
+    <w:p>
+      <w:pPr>
+        <w:spacing w:after="0" w:before="0"/>
+      </w:pPr>
+      <w:r>
+        <w:rPr>
+          <w:sz w:val="12"/>
+        </w:rPr>
+      </w:r>
+    </w:p>
+    <w:p>
+      <w:pPr>
+        <w:spacing w:after="80" w:before="40"/>
+        <w:ind w:left="283"/>
+      </w:pPr>
+      <w:r>
+        <w:rPr>
+          <w:rFonts w:ascii="游ゴシック" w:hAnsi="游ゴシック" w:eastAsia="游ゴシック"/>
+          <w:b w:val="0"/>
+          <w:color w:val="2C3E50"/>
+          <w:sz w:val="22"/>
+        </w:rPr>
+        <w:t>💬 これが「均等努力方式」の考え方です。「うちの病棟さえ良ければいい」ではなく、</w:t>
       </w:r>
       <w:r>
         <w:rPr>
@@ -2953,7 +3305,7 @@
           <w:color w:val="E74C3C"/>
           <w:sz w:val="22"/>
         </w:rPr>
-        <w:t>「全体で目標を達成する」</w:t>
+        <w:t>「同じだけ努力して、全体で目標を達成する」</w:t>
       </w:r>
       <w:r>
         <w:rPr>
@@ -2962,7 +3314,7 @@
           <w:color w:val="2C3E50"/>
           <w:sz w:val="22"/>
         </w:rPr>
-        <w:t>。月によっては5Fがヘルパーになることもあります。助け合いの関係を、データで見えるようにする。</w:t>
+        <w:t>。5Fも6Fも同じ上昇幅を目指す。平等だからこそ、チームとして動ける。</w:t>
       </w:r>
     </w:p>
     <w:p>
@@ -2987,7 +3339,7 @@
           <w:color w:val="2C3E50"/>
           <w:sz w:val="22"/>
         </w:rPr>
-        <w:t>💬 ちなみに、両方の病棟が苦しい月もあります。その場合は全体主義の表示は出ません。「まず自分の病棟を立て直す」ことに集中するべきだからです。</w:t>
+        <w:t>💬 月によって各病棟の実績は変わりますから、必要なΔも毎月自動で再計算されます。先月は5Fが良くて6Fが苦しかったかもしれない。今月は逆かもしれない。どちらの場合でも、「同じ幅だけ頑張ろう」——この公平さが、病棟間の協力を自然に生みます。</w:t>
       </w:r>
     </w:p>
     <w:p>
@@ -3095,7 +3447,7 @@
           <w:color w:val="2C3E50"/>
           <w:sz w:val="22"/>
         </w:rPr>
-        <w:t>💬 4つ目。病棟間の全体主義ベッドコントロール。「うちさえ良ければ」ではなく、全体で目標を達成する道筋が見える。</w:t>
+        <w:t>💬 4つ目。均等努力方式。「同じだけ頑張る」という公平なルールで、病棟間の協力体制をデータで支える。</w:t>
       </w:r>
     </w:p>
     <w:p>
@@ -3604,7 +3956,7 @@
                 <w:color w:val="2C3E50"/>
                 <w:sz w:val="22"/>
               </w:rPr>
-              <w:t>🤝 全体主義ベッドコントロール</w:t>
+              <w:t>🤝 均等努力方式</w:t>
             </w:r>
           </w:p>
         </w:tc>
@@ -3621,7 +3973,7 @@
                 <w:color w:val="2C3E50"/>
                 <w:sz w:val="20"/>
               </w:rPr>
-              <w:t>病棟間の助け合いを数値化。ヘルパー/ヘルプ病棟の自動判定と多段階シナリオ表示</w:t>
+              <w:t>病棟間の公平な改善目標を自動算出。同じΔだけ稼働率を上げるシナリオ表示（96%上限警告付き）</w:t>
             </w:r>
           </w:p>
         </w:tc>

--- a/docs/admin/bed_control_demo_scenario.docx
+++ b/docs/admin/bed_control_demo_scenario.docx
@@ -687,7 +687,7 @@
           <w:sz w:val="26"/>
           <w:u w:val="single"/>
         </w:rPr>
-        <w:t>■ Scene 3　「平均在院日数 21.7日」— 算定基準を超えています　(3分)</w:t>
+        <w:t>■ Scene 3　「平均在院日数 21.4日」— 算定基準を超えています　(3分)</w:t>
       </w:r>
     </w:p>
     <w:p>
@@ -715,7 +715,7 @@
           <w:color w:val="1E8449"/>
           <w:sz w:val="22"/>
         </w:rPr>
-        <w:t>▶ 下段のメトリクスカード「平均在院日数 21.7日」の赤いdelta表示を見せる</w:t>
+        <w:t>▶ 下段のメトリクスカード「平均在院日数 21.4日」の赤いdelta表示を見せる</w:t>
       </w:r>
     </w:p>
     <w:p>
@@ -739,7 +739,7 @@
           <w:color w:val="E74C3C"/>
           <w:sz w:val="22"/>
         </w:rPr>
-        <w:t>21.7日</w:t>
+        <w:t>21.4日</w:t>
       </w:r>
       <w:r>
         <w:rPr>
@@ -757,7 +757,7 @@
           <w:color w:val="E74C3C"/>
           <w:sz w:val="22"/>
         </w:rPr>
-        <w:t>+0.7日</w:t>
+        <w:t>+0.4日</w:t>
       </w:r>
       <w:r>
         <w:rPr>
@@ -826,7 +826,7 @@
           <w:color w:val="E74C3C"/>
           <w:sz w:val="22"/>
         </w:rPr>
-        <w:t>21.7日は超過</w:t>
+        <w:t>21.4日は超過</w:t>
       </w:r>
       <w:r>
         <w:rPr>
@@ -997,7 +997,7 @@
           <w:color w:val="E74C3C"/>
           <w:sz w:val="22"/>
         </w:rPr>
-        <w:t>21.7日</w:t>
+        <w:t>21.4日</w:t>
       </w:r>
       <w:r>
         <w:rPr>
@@ -1015,7 +1015,7 @@
           <w:color w:val="E74C3C"/>
           <w:sz w:val="22"/>
         </w:rPr>
-        <w:t>+0.7日超過</w:t>
+        <w:t>+0.4日超過</w:t>
       </w:r>
       <w:r>
         <w:rPr>

--- a/docs/admin/bed_control_demo_scenario.docx
+++ b/docs/admin/bed_control_demo_scenario.docx
@@ -466,7 +466,7 @@
           <w:color w:val="1E8449"/>
           <w:sz w:val="22"/>
         </w:rPr>
-        <w:t>▶ 左サイドバーの「稼働率1%（≈1名の入院）の価値：年間1,046万円」を指す</w:t>
+        <w:t>▶ 左サイドバーの「稼働率1%（≈1名の入院）の価値：年間1,199万円」を指す</w:t>
       </w:r>
     </w:p>
     <w:p>
@@ -490,7 +490,7 @@
           <w:color w:val="E74C3C"/>
           <w:sz w:val="22"/>
         </w:rPr>
-        <w:t>年間約1,000万円</w:t>
+        <w:t>年間約1,200万円</w:t>
       </w:r>
       <w:r>
         <w:rPr>
@@ -604,7 +604,7 @@
           <w:color w:val="E74C3C"/>
           <w:sz w:val="22"/>
         </w:rPr>
-        <w:t>3万4千円</w:t>
+        <w:t>約2万9千円</w:t>
       </w:r>
       <w:r>
         <w:rPr>
@@ -622,7 +622,7 @@
           <w:color w:val="E74C3C"/>
           <w:sz w:val="22"/>
         </w:rPr>
-        <w:t>34万円</w:t>
+        <w:t>約29万円</w:t>
       </w:r>
       <w:r>
         <w:rPr>
@@ -640,7 +640,7 @@
           <w:color w:val="E74C3C"/>
           <w:sz w:val="22"/>
         </w:rPr>
-        <w:t>136万円</w:t>
+        <w:t>約116万円</w:t>
       </w:r>
       <w:r>
         <w:rPr>
@@ -1290,7 +1290,7 @@
           <w:color w:val="2C3E50"/>
           <w:sz w:val="22"/>
         </w:rPr>
-        <w:t>で推移していて、空床が常に6〜9床。</w:t>
+        <w:t>で推移していて、空床が常に4〜8床。</w:t>
       </w:r>
     </w:p>
     <w:p>
@@ -1753,7 +1753,7 @@
           <w:color w:val="2C3E50"/>
           <w:sz w:val="22"/>
         </w:rPr>
-        <w:t>💬 さらに。今の月平均稼働率89%を目標の</w:t>
+        <w:t>💬 さらに。今の月平均稼働率89.5%を目標の</w:t>
       </w:r>
       <w:r>
         <w:rPr>
@@ -1771,7 +1771,7 @@
           <w:color w:val="2C3E50"/>
           <w:sz w:val="22"/>
         </w:rPr>
-        <w:t>まで引き上げたらどうなるか。稼働率1%の年間価値は約1,100万円ですから、5ポイント改善で年間約</w:t>
+        <w:t>まで引き上げたらどうなるか。稼働率1%の年間価値は約1,200万円ですから、4.5ポイント改善で年間約</w:t>
       </w:r>
       <w:r>
         <w:rPr>
@@ -1780,7 +1780,7 @@
           <w:color w:val="E74C3C"/>
           <w:sz w:val="22"/>
         </w:rPr>
-        <w:t>5,500万円</w:t>
+        <w:t>5,400万円</w:t>
       </w:r>
       <w:r>
         <w:rPr>
@@ -2046,7 +2046,7 @@
                 <w:color w:val="2C3E50"/>
                 <w:sz w:val="20"/>
               </w:rPr>
-              <w:t>+5,500万円</w:t>
+              <w:t>+5,400万円</w:t>
             </w:r>
           </w:p>
         </w:tc>
@@ -2125,7 +2125,7 @@
                 <w:color w:val="E74C3C"/>
                 <w:sz w:val="20"/>
               </w:rPr>
-              <w:t>+1億2,700万円</w:t>
+              <w:t>+1億2,600万円</w:t>
             </w:r>
           </w:p>
         </w:tc>
@@ -2478,7 +2478,7 @@
           <w:color w:val="E74C3C"/>
           <w:sz w:val="22"/>
         </w:rPr>
-        <w:t>+1.7ポイント</w:t>
+        <w:t>+1.6ポイント</w:t>
       </w:r>
       <w:r>
         <w:rPr>
@@ -2487,7 +2487,7 @@
           <w:color w:val="2C3E50"/>
           <w:sz w:val="22"/>
         </w:rPr>
-        <w:t>ずつ上げればいい。5Fは88.7%へ、6Fは93.7%へ。全体で約90%達成です。</w:t>
+        <w:t>ずつ上げればいい。5Fは88.6%へ、6Fは93.5%へ。全体で約90%達成です。</w:t>
       </w:r>
     </w:p>
     <w:p>
@@ -2752,7 +2752,7 @@
                 <w:color w:val="2C3E50"/>
                 <w:sz w:val="20"/>
               </w:rPr>
-              <w:t>92.5%</w:t>
+              <w:t>92.4%</w:t>
             </w:r>
           </w:p>
         </w:tc>
@@ -2772,7 +2772,7 @@
                 <w:color w:val="2C3E50"/>
                 <w:sz w:val="20"/>
               </w:rPr>
-              <w:t>89.0%</w:t>
+              <w:t>89.6%</w:t>
             </w:r>
           </w:p>
         </w:tc>
@@ -2854,7 +2854,7 @@
                 <w:color w:val="2C3E50"/>
                 <w:sz w:val="20"/>
               </w:rPr>
-              <w:t>93.0%</w:t>
+              <w:t>92.9%</w:t>
             </w:r>
           </w:p>
         </w:tc>
@@ -2874,7 +2874,7 @@
                 <w:color w:val="2C3E50"/>
                 <w:sz w:val="20"/>
               </w:rPr>
-              <w:t>89.5%</w:t>
+              <w:t>89.8%</w:t>
             </w:r>
           </w:p>
         </w:tc>
@@ -2916,7 +2916,7 @@
                 <w:color w:val="1E8449"/>
                 <w:sz w:val="20"/>
               </w:rPr>
-              <w:t>+1.7pt</w:t>
+              <w:t>+1.6pt</w:t>
             </w:r>
           </w:p>
         </w:tc>
@@ -2936,7 +2936,7 @@
                 <w:color w:val="1E8449"/>
                 <w:sz w:val="20"/>
               </w:rPr>
-              <w:t>88.7%</w:t>
+              <w:t>88.6%</w:t>
             </w:r>
           </w:p>
         </w:tc>
@@ -2956,7 +2956,7 @@
                 <w:color w:val="1E8449"/>
                 <w:sz w:val="20"/>
               </w:rPr>
-              <w:t>93.7%</w:t>
+              <w:t>93.5%</w:t>
             </w:r>
           </w:p>
         </w:tc>
@@ -3058,7 +3058,7 @@
                 <w:color w:val="2C3E50"/>
                 <w:sz w:val="20"/>
               </w:rPr>
-              <w:t>94.0%</w:t>
+              <w:t>93.9%</w:t>
             </w:r>
           </w:p>
         </w:tc>
@@ -3078,7 +3078,7 @@
                 <w:color w:val="2C3E50"/>
                 <w:sz w:val="20"/>
               </w:rPr>
-              <w:t>90.5%</w:t>
+              <w:t>90.1%</w:t>
             </w:r>
           </w:p>
         </w:tc>
@@ -3117,7 +3117,7 @@
               <w:rPr>
                 <w:rFonts w:ascii="游ゴシック" w:hAnsi="游ゴシック" w:eastAsia="游ゴシック"/>
                 <w:b w:val="0"/>
-                <w:color w:val="E74C3C"/>
+                <w:color w:val="2C3E50"/>
                 <w:sz w:val="20"/>
               </w:rPr>
               <w:t>+4.0pt</w:t>
@@ -3137,7 +3137,7 @@
               <w:rPr>
                 <w:rFonts w:ascii="游ゴシック" w:hAnsi="游ゴシック" w:eastAsia="游ゴシック"/>
                 <w:b w:val="0"/>
-                <w:color w:val="E74C3C"/>
+                <w:color w:val="2C3E50"/>
                 <w:sz w:val="20"/>
               </w:rPr>
               <w:t>91.0%</w:t>
@@ -3157,10 +3157,10 @@
               <w:rPr>
                 <w:rFonts w:ascii="游ゴシック" w:hAnsi="游ゴシック" w:eastAsia="游ゴシック"/>
                 <w:b w:val="0"/>
-                <w:color w:val="E74C3C"/>
+                <w:color w:val="2C3E50"/>
                 <w:sz w:val="20"/>
               </w:rPr>
-              <w:t>96.0%</w:t>
+              <w:t>95.9%</w:t>
             </w:r>
           </w:p>
         </w:tc>
@@ -3177,10 +3177,10 @@
               <w:rPr>
                 <w:rFonts w:ascii="游ゴシック" w:hAnsi="游ゴシック" w:eastAsia="游ゴシック"/>
                 <w:b w:val="0"/>
-                <w:color w:val="E74C3C"/>
+                <w:color w:val="2C3E50"/>
                 <w:sz w:val="20"/>
               </w:rPr>
-              <w:t>92.5%</w:t>
+              <w:t>90.8%</w:t>
             </w:r>
           </w:p>
         </w:tc>
@@ -3197,10 +3197,10 @@
               <w:rPr>
                 <w:rFonts w:ascii="游ゴシック" w:hAnsi="游ゴシック" w:eastAsia="游ゴシック"/>
                 <w:b w:val="0"/>
-                <w:color w:val="E74C3C"/>
+                <w:color w:val="2C3E50"/>
                 <w:sz w:val="20"/>
               </w:rPr>
-              <w:t>⚠️（96%上限）</w:t>
+              <w:t>✅</w:t>
             </w:r>
           </w:p>
         </w:tc>
@@ -3228,7 +3228,7 @@
           <w:color w:val="2C3E50"/>
           <w:sz w:val="22"/>
         </w:rPr>
-        <w:t>💬 +1.7ポイントずつ——これが今月の「均等努力ライン」です。テーブルの</w:t>
+        <w:t>💬 +1.6ポイントずつ——これが今月の「均等努力ライン」です。テーブルの</w:t>
       </w:r>
       <w:r>
         <w:rPr>
@@ -3271,7 +3271,7 @@
           <w:color w:val="2C3E50"/>
           <w:sz w:val="22"/>
         </w:rPr>
-        <w:t>💬 下の行を見てください。Δが大きすぎると、片方が96%を超えてしまう。これは現実的に無理なシナリオです。アプリでは96%上限を超えるケースに警告マークが付きます。「そこまでは求めない」というラインが見えるわけです。</w:t>
+        <w:t>💬 下の行を見てください。Δが大きすぎると、片方が96%に近づきます。+4.1ポイントで96%上限に達してしまう。アプリでは96%上限を超えるケースに警告マークが付きます。「そこまでは求めない」というラインが見えるわけです。</w:t>
       </w:r>
     </w:p>
     <w:p>
@@ -3512,7 +3512,7 @@
           <w:color w:val="1B4F72"/>
           <w:sz w:val="24"/>
         </w:rPr>
-        <w:t>💬 入院を創出してくださる先生方。外来で患者さんを診て、「この方は入院が必要だ」と判断してくださるその一つひとつの意思決定が、年間1,000万円の価値を生んでいます。このアプリは、その貢献を数字で可視化します。</w:t>
+        <w:t>💬 入院を創出してくださる先生方。外来で患者さんを診て、「この方は入院が必要だ」と判断してくださるその一つひとつの意思決定が、年間1,200万円の価値を生んでいます。このアプリは、その貢献を数字で可視化します。</w:t>
       </w:r>
     </w:p>
     <w:p>
@@ -3527,7 +3527,7 @@
           <w:color w:val="1B4F72"/>
           <w:sz w:val="24"/>
         </w:rPr>
-        <w:t>💬 そして病棟で患者さんを受けてくださる看護スタッフの皆さん。「また入院が来た」「ベッドが足りない」——そう感じる日もあるでしょう。でもこのデータが示しているのは、皆さんが1名を受けるたびに、病院に年間1,000万円の価値が生まれ、それが皆さんの賞与に返ってくるということです。</w:t>
+        <w:t>💬 そして病棟で患者さんを受けてくださる看護スタッフの皆さん。「また入院が来た」「ベッドが足りない」——そう感じる日もあるでしょう。でもこのデータが示しているのは、皆さんが1名を受けるたびに、病院に年間1,200万円の価値が生まれ、それが皆さんの賞与に返ってくるということです。</w:t>
       </w:r>
     </w:p>
     <w:p>

--- a/docs/admin/bed_control_demo_scenario.docx
+++ b/docs/admin/bed_control_demo_scenario.docx
@@ -3344,6 +3344,210 @@
     </w:p>
     <w:p>
       <w:pPr>
+        <w:spacing w:after="0" w:before="0"/>
+      </w:pPr>
+      <w:r>
+        <w:rPr>
+          <w:sz w:val="12"/>
+        </w:rPr>
+      </w:r>
+    </w:p>
+    <w:p>
+      <w:pPr>
+        <w:spacing w:after="80" w:before="40"/>
+        <w:ind w:left="283"/>
+      </w:pPr>
+      <w:r>
+        <w:rPr>
+          <w:rFonts w:ascii="游ゴシック" w:hAnsi="游ゴシック" w:eastAsia="游ゴシック"/>
+          <w:b w:val="0"/>
+          <w:color w:val="2C3E50"/>
+          <w:sz w:val="22"/>
+        </w:rPr>
+        <w:t>💬 ここで「本当に公平なのか？」という疑問が出るかもしれません。前半で低かった病棟と、頑張っていた病棟が同じ+1.6ポイント——前半の差を無視していないか、と。</w:t>
+      </w:r>
+    </w:p>
+    <w:p>
+      <w:pPr>
+        <w:spacing w:after="0" w:before="0"/>
+      </w:pPr>
+      <w:r>
+        <w:rPr>
+          <w:sz w:val="12"/>
+        </w:rPr>
+      </w:r>
+    </w:p>
+    <w:p>
+      <w:pPr>
+        <w:spacing w:after="80" w:before="40"/>
+        <w:ind w:left="283"/>
+      </w:pPr>
+      <w:r>
+        <w:rPr>
+          <w:rFonts w:ascii="游ゴシック" w:hAnsi="游ゴシック" w:eastAsia="游ゴシック"/>
+          <w:b w:val="0"/>
+          <w:color w:val="2C3E50"/>
+          <w:sz w:val="22"/>
+        </w:rPr>
+        <w:t>💬 大事なポイントが3つあります。</w:t>
+      </w:r>
+    </w:p>
+    <w:p>
+      <w:pPr>
+        <w:spacing w:after="0" w:before="0"/>
+      </w:pPr>
+      <w:r>
+        <w:rPr>
+          <w:sz w:val="12"/>
+        </w:rPr>
+      </w:r>
+    </w:p>
+    <w:p>
+      <w:pPr>
+        <w:spacing w:after="80" w:before="40"/>
+        <w:ind w:left="283"/>
+      </w:pPr>
+      <w:r>
+        <w:rPr>
+          <w:rFonts w:ascii="游ゴシック" w:hAnsi="游ゴシック" w:eastAsia="游ゴシック"/>
+          <w:b w:val="0"/>
+          <w:color w:val="2C3E50"/>
+          <w:sz w:val="22"/>
+        </w:rPr>
+        <w:t>💬 1つ目。均等努力は</w:t>
+      </w:r>
+      <w:r>
+        <w:rPr>
+          <w:rFonts w:ascii="游ゴシック" w:hAnsi="游ゴシック" w:eastAsia="游ゴシック"/>
+          <w:b/>
+          <w:color w:val="2C3E50"/>
+          <w:sz w:val="22"/>
+        </w:rPr>
+        <w:t>過去の評価ではなく、未来の行動計画</w:t>
+      </w:r>
+      <w:r>
+        <w:rPr>
+          <w:rFonts w:ascii="游ゴシック" w:hAnsi="游ゴシック" w:eastAsia="游ゴシック"/>
+          <w:b w:val="0"/>
+          <w:color w:val="2C3E50"/>
+          <w:sz w:val="22"/>
+        </w:rPr>
+        <w:t>です。前半の振り返りは月次レビューで行います。でも今、残り10日で大事なのは「何ができるか」。そこに両病棟が同じ力を出す——これが一番シンプルで、一番動ける目標設定です。</w:t>
+      </w:r>
+    </w:p>
+    <w:p>
+      <w:pPr>
+        <w:spacing w:after="0" w:before="0"/>
+      </w:pPr>
+      <w:r>
+        <w:rPr>
+          <w:sz w:val="12"/>
+        </w:rPr>
+      </w:r>
+    </w:p>
+    <w:p>
+      <w:pPr>
+        <w:spacing w:after="80" w:before="40"/>
+        <w:ind w:left="283"/>
+      </w:pPr>
+      <w:r>
+        <w:rPr>
+          <w:rFonts w:ascii="游ゴシック" w:hAnsi="游ゴシック" w:eastAsia="游ゴシック"/>
+          <w:b w:val="0"/>
+          <w:color w:val="2C3E50"/>
+          <w:sz w:val="22"/>
+        </w:rPr>
+        <w:t>💬 2つ目。同じ+1.6ポイントでも、</w:t>
+      </w:r>
+      <w:r>
+        <w:rPr>
+          <w:rFonts w:ascii="游ゴシック" w:hAnsi="游ゴシック" w:eastAsia="游ゴシック"/>
+          <w:b/>
+          <w:color w:val="2C3E50"/>
+          <w:sz w:val="22"/>
+        </w:rPr>
+        <w:t>必要なアクションは病棟ごとに違います</w:t>
+      </w:r>
+      <w:r>
+        <w:rPr>
+          <w:rFonts w:ascii="游ゴシック" w:hAnsi="游ゴシック" w:eastAsia="游ゴシック"/>
+          <w:b w:val="0"/>
+          <w:color w:val="2C3E50"/>
+          <w:sz w:val="22"/>
+        </w:rPr>
+        <w:t>。87%の5Fは入院を増やす「攻め」の施策が要る。92%の6Fは退院調整で「守る」施策で済む場合もある。同じ数字でも、実は中身が違うんです。</w:t>
+      </w:r>
+    </w:p>
+    <w:p>
+      <w:pPr>
+        <w:spacing w:after="0" w:before="0"/>
+      </w:pPr>
+      <w:r>
+        <w:rPr>
+          <w:sz w:val="12"/>
+        </w:rPr>
+      </w:r>
+    </w:p>
+    <w:p>
+      <w:pPr>
+        <w:spacing w:after="80" w:before="40"/>
+        <w:ind w:left="283"/>
+      </w:pPr>
+      <w:r>
+        <w:rPr>
+          <w:rFonts w:ascii="游ゴシック" w:hAnsi="游ゴシック" w:eastAsia="游ゴシック"/>
+          <w:b w:val="0"/>
+          <w:color w:val="2C3E50"/>
+          <w:sz w:val="22"/>
+        </w:rPr>
+        <w:t>💬 3つ目。もし前半の不足を5Fだけに背負わせると、残り10日で+3ポイント以上が必要になります。物理的に達成不能な目標は、行動を生みません。達成可能な目標を両病棟に渡すことが、チームとしての成果につながります。</w:t>
+      </w:r>
+    </w:p>
+    <w:p>
+      <w:pPr>
+        <w:spacing w:after="0" w:before="0"/>
+      </w:pPr>
+      <w:r>
+        <w:rPr>
+          <w:sz w:val="12"/>
+        </w:rPr>
+      </w:r>
+    </w:p>
+    <w:p>
+      <w:pPr>
+        <w:spacing w:after="80" w:before="40"/>
+        <w:ind w:left="283"/>
+      </w:pPr>
+      <w:r>
+        <w:rPr>
+          <w:rFonts w:ascii="游ゴシック" w:hAnsi="游ゴシック" w:eastAsia="游ゴシック"/>
+          <w:b w:val="0"/>
+          <w:color w:val="2C3E50"/>
+          <w:sz w:val="22"/>
+        </w:rPr>
+        <w:t>💬 つまり均等努力とは——</w:t>
+      </w:r>
+      <w:r>
+        <w:rPr>
+          <w:rFonts w:ascii="游ゴシック" w:hAnsi="游ゴシック" w:eastAsia="游ゴシック"/>
+          <w:b/>
+          <w:color w:val="E74C3C"/>
+          <w:sz w:val="22"/>
+        </w:rPr>
+        <w:t>「犯人探し」ではなく「チームとして達成する」ための仕組み</w:t>
+      </w:r>
+      <w:r>
+        <w:rPr>
+          <w:rFonts w:ascii="游ゴシック" w:hAnsi="游ゴシック" w:eastAsia="游ゴシック"/>
+          <w:b w:val="0"/>
+          <w:color w:val="2C3E50"/>
+          <w:sz w:val="22"/>
+        </w:rPr>
+        <w:t>です。</w:t>
+      </w:r>
+    </w:p>
+    <w:p>
+      <w:pPr>
         <w:spacing w:after="240" w:before="240"/>
         <w:pBdr>
           <w:bottom w:val="single" w:sz="6" w:space="1" w:color="AAAAAA"/>

--- a/docs/admin/bed_control_demo_scenario.docx
+++ b/docs/admin/bed_control_demo_scenario.docx
@@ -4290,6 +4290,1205 @@
     </w:p>
     <w:p>
       <w:pPr>
+        <w:spacing w:after="80" w:before="40"/>
+        <w:ind w:left="283"/>
+      </w:pPr>
+      <w:r>
+        <w:rPr/>
+        <w:t xml:space="preserve"/>
+      </w:r>
+    </w:p>
+    <w:p>
+      <w:pPr>
+        <w:spacing w:after="80" w:before="40"/>
+        <w:ind w:left="283"/>
+      </w:pPr>
+      <w:r>
+        <w:rPr/>
+        <w:t xml:space="preserve">━━━━━━━━━━━━━━━━━━━━━━━━━━━━━━━━━━━━━━━━━━━━━</w:t>
+      </w:r>
+    </w:p>
+    <w:p>
+      <w:pPr>
+        <w:spacing w:after="80" w:before="40"/>
+        <w:ind w:left="283"/>
+      </w:pPr>
+      <w:r>
+        <w:rPr>
+          <w:b/>
+        </w:rPr>
+        <w:t xml:space="preserve">🎬 アプリ実演の再確認（オペレーション手順）</w:t>
+      </w:r>
+    </w:p>
+    <w:p>
+      <w:pPr>
+        <w:spacing w:after="80" w:before="40"/>
+        <w:ind w:left="283"/>
+      </w:pPr>
+      <w:r>
+        <w:rPr/>
+        <w:t xml:space="preserve">━━━━━━━━━━━━━━━━━━━━━━━━━━━━━━━━━━━━━━━━━━━━━</w:t>
+      </w:r>
+    </w:p>
+    <w:p>
+      <w:pPr>
+        <w:spacing w:after="80" w:before="40"/>
+        <w:ind w:left="283"/>
+      </w:pPr>
+      <w:r>
+        <w:rPr/>
+        <w:t xml:space="preserve"/>
+      </w:r>
+    </w:p>
+    <w:p>
+      <w:pPr>
+        <w:spacing w:after="80" w:before="40"/>
+        <w:ind w:left="283"/>
+      </w:pPr>
+      <w:r>
+        <w:rPr>
+          <w:b/>
+        </w:rPr>
+        <w:t xml:space="preserve">前準備:</w:t>
+      </w:r>
+    </w:p>
+    <w:p>
+      <w:pPr>
+        <w:spacing w:after="80" w:before="40"/>
+        <w:ind w:left="283"/>
+      </w:pPr>
+      <w:r>
+        <w:rPr/>
+        <w:t xml:space="preserve">▶ ブラウザで https://bed-control-simulator.streamlit.app を開く</w:t>
+      </w:r>
+    </w:p>
+    <w:p>
+      <w:pPr>
+        <w:spacing w:after="80" w:before="40"/>
+        <w:ind w:left="283"/>
+      </w:pPr>
+      <w:r>
+        <w:rPr/>
+        <w:t xml:space="preserve">▶ サイドバー「データソース」で「🎮 デモモード」または「📊 実データ」を選択</w:t>
+      </w:r>
+    </w:p>
+    <w:p>
+      <w:pPr>
+        <w:spacing w:after="80" w:before="40"/>
+        <w:ind w:left="283"/>
+      </w:pPr>
+      <w:r>
+        <w:rPr/>
+        <w:t xml:space="preserve"/>
+      </w:r>
+    </w:p>
+    <w:p>
+      <w:pPr>
+        <w:spacing w:after="80" w:before="40"/>
+        <w:ind w:left="283"/>
+      </w:pPr>
+      <w:r>
+        <w:rPr>
+          <w:b/>
+        </w:rPr>
+        <w:t xml:space="preserve">① 朝のブリーフィング画面（Scene 1で使用）</w:t>
+      </w:r>
+    </w:p>
+    <w:p>
+      <w:pPr>
+        <w:spacing w:after="80" w:before="40"/>
+        <w:ind w:left="283"/>
+      </w:pPr>
+      <w:r>
+        <w:rPr/>
+        <w:t xml:space="preserve">▶ 画面上部「☀️ 今日のブリーフィング」を確認</w:t>
+      </w:r>
+    </w:p>
+    <w:p>
+      <w:pPr>
+        <w:spacing w:after="80" w:before="40"/>
+        <w:ind w:left="283"/>
+      </w:pPr>
+      <w:r>
+        <w:rPr/>
+        <w:t xml:space="preserve">▶ 稼働率ゲージ・アラート・運営貢献額・月末予測の4枠が常時表示されていることを説明</w:t>
+      </w:r>
+    </w:p>
+    <w:p>
+      <w:pPr>
+        <w:spacing w:after="80" w:before="40"/>
+        <w:ind w:left="283"/>
+      </w:pPr>
+      <w:r>
+        <w:rPr/>
+        <w:t xml:space="preserve"/>
+      </w:r>
+    </w:p>
+    <w:p>
+      <w:pPr>
+        <w:spacing w:after="80" w:before="40"/>
+        <w:ind w:left="283"/>
+      </w:pPr>
+      <w:r>
+        <w:rPr>
+          <w:b/>
+        </w:rPr>
+        <w:t xml:space="preserve">② 日次推移タブ（Scene 2・Scene 5・Scene 8で使用）</w:t>
+      </w:r>
+    </w:p>
+    <w:p>
+      <w:pPr>
+        <w:spacing w:after="80" w:before="40"/>
+        <w:ind w:left="283"/>
+      </w:pPr>
+      <w:r>
+        <w:rPr/>
+        <w:t xml:space="preserve">▶ タブ「📊 日次推移」を開く</w:t>
+      </w:r>
+    </w:p>
+    <w:p>
+      <w:pPr>
+        <w:spacing w:after="80" w:before="40"/>
+        <w:ind w:left="283"/>
+      </w:pPr>
+      <w:r>
+        <w:rPr/>
+        <w:t xml:space="preserve">▶ サイドバー「表示病棟」で 全体→5F→6F と切り替え</w:t>
+      </w:r>
+    </w:p>
+    <w:p>
+      <w:pPr>
+        <w:spacing w:after="80" w:before="40"/>
+        <w:ind w:left="283"/>
+      </w:pPr>
+      <w:r>
+        <w:rPr/>
+        <w:t xml:space="preserve">▶ グラフの週末の谷、月平均ライン、必要稼働率ライン（赤/青の点線）を指し示す</w:t>
+      </w:r>
+    </w:p>
+    <w:p>
+      <w:pPr>
+        <w:spacing w:after="80" w:before="40"/>
+        <w:ind w:left="283"/>
+      </w:pPr>
+      <w:r>
+        <w:rPr/>
+        <w:t xml:space="preserve">▶ 5F選択時:「全体主義での目標達成が可能」メッセージを確認</w:t>
+      </w:r>
+    </w:p>
+    <w:p>
+      <w:pPr>
+        <w:spacing w:after="80" w:before="40"/>
+        <w:ind w:left="283"/>
+      </w:pPr>
+      <w:r>
+        <w:rPr/>
+        <w:t xml:space="preserve">▶ 6F選択時:「5Fを助けるために」メッセージを確認</w:t>
+      </w:r>
+    </w:p>
+    <w:p>
+      <w:pPr>
+        <w:spacing w:after="80" w:before="40"/>
+        <w:ind w:left="283"/>
+      </w:pPr>
+      <w:r>
+        <w:rPr/>
+        <w:t xml:space="preserve"/>
+      </w:r>
+    </w:p>
+    <w:p>
+      <w:pPr>
+        <w:spacing w:after="80" w:before="40"/>
+        <w:ind w:left="283"/>
+      </w:pPr>
+      <w:r>
+        <w:rPr>
+          <w:b/>
+        </w:rPr>
+        <w:t xml:space="preserve">③ 運営改善アラート（Scene 3で使用）</w:t>
+      </w:r>
+    </w:p>
+    <w:p>
+      <w:pPr>
+        <w:spacing w:after="80" w:before="40"/>
+        <w:ind w:left="283"/>
+      </w:pPr>
+      <w:r>
+        <w:rPr/>
+        <w:t xml:space="preserve">▶ タブ「🚨 運営改善アラート」を開く</w:t>
+      </w:r>
+    </w:p>
+    <w:p>
+      <w:pPr>
+        <w:spacing w:after="80" w:before="40"/>
+        <w:ind w:left="283"/>
+      </w:pPr>
+      <w:r>
+        <w:rPr/>
+        <w:t xml:space="preserve">▶ 「平均在院日数 基準超過」の赤いアラートを確認</w:t>
+      </w:r>
+    </w:p>
+    <w:p>
+      <w:pPr>
+        <w:spacing w:after="80" w:before="40"/>
+        <w:ind w:left="283"/>
+      </w:pPr>
+      <w:r>
+        <w:rPr/>
+        <w:t xml:space="preserve">▶ 「C群からあと○名退院で基準クリア」の推奨アクションを読み上げる</w:t>
+      </w:r>
+    </w:p>
+    <w:p>
+      <w:pPr>
+        <w:spacing w:after="80" w:before="40"/>
+        <w:ind w:left="283"/>
+      </w:pPr>
+      <w:r>
+        <w:rPr/>
+        <w:t xml:space="preserve"/>
+      </w:r>
+    </w:p>
+    <w:p>
+      <w:pPr>
+        <w:spacing w:after="80" w:before="40"/>
+        <w:ind w:left="283"/>
+      </w:pPr>
+      <w:r>
+        <w:rPr>
+          <w:b/>
+        </w:rPr>
+        <w:t xml:space="preserve">④ 意思決定ダッシュボード / What-if分析（Scene 4で使用）</w:t>
+      </w:r>
+    </w:p>
+    <w:p>
+      <w:pPr>
+        <w:spacing w:after="80" w:before="40"/>
+        <w:ind w:left="283"/>
+      </w:pPr>
+      <w:r>
+        <w:rPr/>
+        <w:t xml:space="preserve">▶ タブ「🎯 意思決定ダッシュボード」を開く</w:t>
+      </w:r>
+    </w:p>
+    <w:p>
+      <w:pPr>
+        <w:spacing w:after="80" w:before="40"/>
+        <w:ind w:left="283"/>
+      </w:pPr>
+      <w:r>
+        <w:rPr/>
+        <w:t xml:space="preserve">▶ 総合スコア、フラグ要約を確認</w:t>
+      </w:r>
+    </w:p>
+    <w:p>
+      <w:pPr>
+        <w:spacing w:after="80" w:before="40"/>
+        <w:ind w:left="283"/>
+      </w:pPr>
+      <w:r>
+        <w:rPr/>
+        <w:t xml:space="preserve">▶ タブ「🔬 What-if分析」を開く</w:t>
+      </w:r>
+    </w:p>
+    <w:p>
+      <w:pPr>
+        <w:spacing w:after="80" w:before="40"/>
+        <w:ind w:left="283"/>
+      </w:pPr>
+      <w:r>
+        <w:rPr/>
+        <w:t xml:space="preserve">▶ C群退院数のスライダーを操作し、稼働率・運営貢献額の変化を見せる</w:t>
+      </w:r>
+    </w:p>
+    <w:p>
+      <w:pPr>
+        <w:spacing w:after="80" w:before="40"/>
+        <w:ind w:left="283"/>
+      </w:pPr>
+      <w:r>
+        <w:rPr/>
+        <w:t xml:space="preserve"/>
+      </w:r>
+    </w:p>
+    <w:p>
+      <w:pPr>
+        <w:spacing w:after="80" w:before="40"/>
+        <w:ind w:left="283"/>
+      </w:pPr>
+      <w:r>
+        <w:rPr>
+          <w:b/>
+        </w:rPr>
+        <w:t xml:space="preserve">⑤ 改善のヒント（Scene 8・全体主義で使用）</w:t>
+      </w:r>
+    </w:p>
+    <w:p>
+      <w:pPr>
+        <w:spacing w:after="80" w:before="40"/>
+        <w:ind w:left="283"/>
+      </w:pPr>
+      <w:r>
+        <w:rPr/>
+        <w:t xml:space="preserve">▶ タブ「💡 改善のヒント」を開く</w:t>
+      </w:r>
+    </w:p>
+    <w:p>
+      <w:pPr>
+        <w:spacing w:after="80" w:before="40"/>
+        <w:ind w:left="283"/>
+      </w:pPr>
+      <w:r>
+        <w:rPr/>
+        <w:t xml:space="preserve">▶ 金曜退院集中・医師別偏りの自動検出を確認</w:t>
+      </w:r>
+    </w:p>
+    <w:p>
+      <w:pPr>
+        <w:spacing w:after="80" w:before="40"/>
+        <w:ind w:left="283"/>
+      </w:pPr>
+      <w:r>
+        <w:rPr/>
+        <w:t xml:space="preserve">▶ What-Ifスライダーで改善効果を試算（金額換算・稼働率換算）</w:t>
+      </w:r>
+    </w:p>
+    <w:p>
+      <w:pPr>
+        <w:spacing w:after="80" w:before="40"/>
+        <w:ind w:left="283"/>
+      </w:pPr>
+      <w:r>
+        <w:rPr/>
+        <w:t xml:space="preserve"/>
+      </w:r>
+    </w:p>
+    <w:p>
+      <w:pPr>
+        <w:spacing w:after="80" w:before="40"/>
+        <w:ind w:left="283"/>
+      </w:pPr>
+      <w:r>
+        <w:rPr>
+          <w:b/>
+        </w:rPr>
+        <w:t xml:space="preserve">⑥ 医師別分析（補足機能）</w:t>
+      </w:r>
+    </w:p>
+    <w:p>
+      <w:pPr>
+        <w:spacing w:after="80" w:before="40"/>
+        <w:ind w:left="283"/>
+      </w:pPr>
+      <w:r>
+        <w:rPr/>
+        <w:t xml:space="preserve">▶ タブ「👨‍⚕️ 医師別分析」を開く</w:t>
+      </w:r>
+    </w:p>
+    <w:p>
+      <w:pPr>
+        <w:spacing w:after="80" w:before="40"/>
+        <w:ind w:left="283"/>
+      </w:pPr>
+      <w:r>
+        <w:rPr/>
+        <w:t xml:space="preserve">▶ 医師別の入退院件数、退院曜日分布、フェーズ構成を表示</w:t>
+      </w:r>
+    </w:p>
+    <w:p>
+      <w:pPr>
+        <w:spacing w:after="80" w:before="40"/>
+        <w:ind w:left="283"/>
+      </w:pPr>
+      <w:r>
+        <w:rPr/>
+        <w:t xml:space="preserve">▶ 「評価ではなく対話のため」と強調</w:t>
+      </w:r>
+    </w:p>
+    <w:p>
+      <w:pPr>
+        <w:spacing w:after="80" w:before="40"/>
+        <w:ind w:left="283"/>
+      </w:pPr>
+      <w:r>
+        <w:rPr/>
+        <w:t xml:space="preserve"/>
+      </w:r>
+    </w:p>
+    <w:p>
+      <w:pPr>
+        <w:spacing w:after="80" w:before="40"/>
+        <w:ind w:left="283"/>
+      </w:pPr>
+      <w:r>
+        <w:rPr>
+          <w:b/>
+        </w:rPr>
+        <w:t xml:space="preserve">⑦ HOPE送信用サマリー（連携機能）</w:t>
+      </w:r>
+    </w:p>
+    <w:p>
+      <w:pPr>
+        <w:spacing w:after="80" w:before="40"/>
+        <w:ind w:left="283"/>
+      </w:pPr>
+      <w:r>
+        <w:rPr/>
+        <w:t xml:space="preserve">▶ タブ「📨 HOPE送信」を開く</w:t>
+      </w:r>
+    </w:p>
+    <w:p>
+      <w:pPr>
+        <w:spacing w:after="80" w:before="40"/>
+        <w:ind w:left="283"/>
+      </w:pPr>
+      <w:r>
+        <w:rPr/>
+        <w:t xml:space="preserve">▶ 全体サマリー生成→コピーボタン→HOPEに貼付の流れを実演</w:t>
+      </w:r>
+    </w:p>
+    <w:p>
+      <w:pPr>
+        <w:spacing w:after="80" w:before="40"/>
+        <w:ind w:left="283"/>
+      </w:pPr>
+      <w:r>
+        <w:rPr/>
+        <w:t xml:space="preserve">▶ 400文字以内の自動調整、患者個人情報なし（入院日・在院日数のみ）を確認</w:t>
+      </w:r>
+    </w:p>
+    <w:p>
+      <w:pPr>
+        <w:spacing w:after="80" w:before="40"/>
+        <w:ind w:left="283"/>
+      </w:pPr>
+      <w:r>
+        <w:rPr/>
+        <w:t xml:space="preserve"/>
+      </w:r>
+    </w:p>
+    <w:p>
+      <w:pPr>
+        <w:spacing w:after="80" w:before="40"/>
+        <w:ind w:left="283"/>
+      </w:pPr>
+      <w:r>
+        <w:rPr>
+          <w:b/>
+        </w:rPr>
+        <w:t xml:space="preserve">⑧ 日次データ入力（毎日5分の作業）</w:t>
+      </w:r>
+    </w:p>
+    <w:p>
+      <w:pPr>
+        <w:spacing w:after="80" w:before="40"/>
+        <w:ind w:left="283"/>
+      </w:pPr>
+      <w:r>
+        <w:rPr/>
+        <w:t xml:space="preserve">▶ タブ「📋 日次データ入力」を開く</w:t>
+      </w:r>
+    </w:p>
+    <w:p>
+      <w:pPr>
+        <w:spacing w:after="80" w:before="40"/>
+        <w:ind w:left="283"/>
+      </w:pPr>
+      <w:r>
+        <w:rPr/>
+        <w:t xml:space="preserve">▶ 下記の具体項目に従って、前日の実績を入力する流れを実演</w:t>
+      </w:r>
+    </w:p>
+    <w:p>
+      <w:pPr>
+        <w:spacing w:after="80" w:before="40"/>
+        <w:ind w:left="283"/>
+      </w:pPr>
+      <w:r>
+        <w:rPr/>
+        <w:t xml:space="preserve"/>
+      </w:r>
+    </w:p>
+    <w:p>
+      <w:pPr>
+        <w:spacing w:after="80" w:before="40"/>
+        <w:ind w:left="283"/>
+      </w:pPr>
+      <w:r>
+        <w:rPr/>
+        <w:t xml:space="preserve">━━━━━━━━━━━━━━━━━━━━━━━━━━━━━━━━━━━━━━━━━━━━━</w:t>
+      </w:r>
+    </w:p>
+    <w:p>
+      <w:pPr>
+        <w:spacing w:after="80" w:before="40"/>
+        <w:ind w:left="283"/>
+      </w:pPr>
+      <w:r>
+        <w:rPr>
+          <w:b/>
+        </w:rPr>
+        <w:t xml:space="preserve">📝 毎日5分の入力項目（具体リスト）</w:t>
+      </w:r>
+    </w:p>
+    <w:p>
+      <w:pPr>
+        <w:spacing w:after="80" w:before="40"/>
+        <w:ind w:left="283"/>
+      </w:pPr>
+      <w:r>
+        <w:rPr/>
+        <w:t xml:space="preserve">━━━━━━━━━━━━━━━━━━━━━━━━━━━━━━━━━━━━━━━━━━━━━</w:t>
+      </w:r>
+    </w:p>
+    <w:p>
+      <w:pPr>
+        <w:spacing w:after="80" w:before="40"/>
+        <w:ind w:left="283"/>
+      </w:pPr>
+      <w:r>
+        <w:rPr/>
+        <w:t xml:space="preserve"/>
+      </w:r>
+    </w:p>
+    <w:p>
+      <w:pPr>
+        <w:spacing w:after="80" w:before="40"/>
+        <w:ind w:left="283"/>
+      </w:pPr>
+      <w:r>
+        <w:rPr/>
+        <w:t xml:space="preserve">毎日の入力は「📋 日次データ入力」タブで、以下7項目だけです。</w:t>
+      </w:r>
+    </w:p>
+    <w:p>
+      <w:pPr>
+        <w:spacing w:after="80" w:before="40"/>
+        <w:ind w:left="283"/>
+      </w:pPr>
+      <w:r>
+        <w:rPr/>
+        <w:t xml:space="preserve"/>
+      </w:r>
+    </w:p>
+    <w:tbl>
+      <w:tblPr>
+        <w:tblStyle w:val="LightGrid-Accent1"/>
+        <w:tblW w:type="auto" w:w="0"/>
+        <w:tblLook w:firstColumn="1" w:firstRow="1" w:lastColumn="0" w:lastRow="0" w:noHBand="0" w:noVBand="1" w:val="04A0"/>
+      </w:tblPr>
+      <w:tblGrid>
+        <w:gridCol w:w="2268"/>
+        <w:gridCol w:w="2268"/>
+        <w:gridCol w:w="2268"/>
+        <w:gridCol w:w="2268"/>
+      </w:tblGrid>
+      <w:tr>
+        <w:tc>
+          <w:tcPr>
+            <w:tcW w:type="dxa" w:w="2268"/>
+          </w:tcPr>
+          <w:p>
+            <w:r>
+              <w:rPr>
+                <w:b/>
+              </w:rPr>
+              <w:t>項目</w:t>
+            </w:r>
+          </w:p>
+        </w:tc>
+        <w:tc>
+          <w:tcPr>
+            <w:tcW w:type="dxa" w:w="2268"/>
+          </w:tcPr>
+          <w:p>
+            <w:r>
+              <w:rPr>
+                <w:b/>
+              </w:rPr>
+              <w:t>操作方法</w:t>
+            </w:r>
+          </w:p>
+        </w:tc>
+        <w:tc>
+          <w:tcPr>
+            <w:tcW w:type="dxa" w:w="2268"/>
+          </w:tcPr>
+          <w:p>
+            <w:r>
+              <w:rPr>
+                <w:b/>
+              </w:rPr>
+              <w:t>例</w:t>
+            </w:r>
+          </w:p>
+        </w:tc>
+        <w:tc>
+          <w:tcPr>
+            <w:tcW w:type="dxa" w:w="2268"/>
+          </w:tcPr>
+          <w:p>
+            <w:r>
+              <w:rPr>
+                <w:b/>
+              </w:rPr>
+              <w:t>所要</w:t>
+            </w:r>
+          </w:p>
+        </w:tc>
+      </w:tr>
+      <w:tr>
+        <w:tc>
+          <w:tcPr>
+            <w:tcW w:type="dxa" w:w="2268"/>
+          </w:tcPr>
+          <w:p>
+            <w:r>
+              <w:t>① 病棟</w:t>
+            </w:r>
+          </w:p>
+        </w:tc>
+        <w:tc>
+          <w:tcPr>
+            <w:tcW w:type="dxa" w:w="2268"/>
+          </w:tcPr>
+          <w:p>
+            <w:r>
+              <w:t>プルダウン選択</w:t>
+            </w:r>
+          </w:p>
+        </w:tc>
+        <w:tc>
+          <w:tcPr>
+            <w:tcW w:type="dxa" w:w="2268"/>
+          </w:tcPr>
+          <w:p>
+            <w:r>
+              <w:t>5F または 6F</w:t>
+            </w:r>
+          </w:p>
+        </w:tc>
+        <w:tc>
+          <w:tcPr>
+            <w:tcW w:type="dxa" w:w="2268"/>
+          </w:tcPr>
+          <w:p>
+            <w:r>
+              <w:t>2秒</w:t>
+            </w:r>
+          </w:p>
+        </w:tc>
+      </w:tr>
+      <w:tr>
+        <w:tc>
+          <w:tcPr>
+            <w:tcW w:type="dxa" w:w="2268"/>
+          </w:tcPr>
+          <w:p>
+            <w:r>
+              <w:t>② 日付</w:t>
+            </w:r>
+          </w:p>
+        </w:tc>
+        <w:tc>
+          <w:tcPr>
+            <w:tcW w:type="dxa" w:w="2268"/>
+          </w:tcPr>
+          <w:p>
+            <w:r>
+              <w:t>カレンダー（デフォルト今日）</w:t>
+            </w:r>
+          </w:p>
+        </w:tc>
+        <w:tc>
+          <w:tcPr>
+            <w:tcW w:type="dxa" w:w="2268"/>
+          </w:tcPr>
+          <w:p>
+            <w:r>
+              <w:t>2026-04-15</w:t>
+            </w:r>
+          </w:p>
+        </w:tc>
+        <w:tc>
+          <w:tcPr>
+            <w:tcW w:type="dxa" w:w="2268"/>
+          </w:tcPr>
+          <w:p>
+            <w:r>
+              <w:t>2秒</w:t>
+            </w:r>
+          </w:p>
+        </w:tc>
+      </w:tr>
+      <w:tr>
+        <w:tc>
+          <w:tcPr>
+            <w:tcW w:type="dxa" w:w="2268"/>
+          </w:tcPr>
+          <w:p>
+            <w:r>
+              <w:t>③ 在院患者総数</w:t>
+            </w:r>
+          </w:p>
+        </w:tc>
+        <w:tc>
+          <w:tcPr>
+            <w:tcW w:type="dxa" w:w="2268"/>
+          </w:tcPr>
+          <w:p>
+            <w:r>
+              <w:t>数値入力（0〜47）</w:t>
+            </w:r>
+          </w:p>
+        </w:tc>
+        <w:tc>
+          <w:tcPr>
+            <w:tcW w:type="dxa" w:w="2268"/>
+          </w:tcPr>
+          <w:p>
+            <w:r>
+              <w:t>42</w:t>
+            </w:r>
+          </w:p>
+        </w:tc>
+        <w:tc>
+          <w:tcPr>
+            <w:tcW w:type="dxa" w:w="2268"/>
+          </w:tcPr>
+          <w:p>
+            <w:r>
+              <w:t>5秒</w:t>
+            </w:r>
+          </w:p>
+        </w:tc>
+      </w:tr>
+      <w:tr>
+        <w:tc>
+          <w:tcPr>
+            <w:tcW w:type="dxa" w:w="2268"/>
+          </w:tcPr>
+          <w:p>
+            <w:r>
+              <w:t>④ 新規入院数</w:t>
+            </w:r>
+          </w:p>
+        </w:tc>
+        <w:tc>
+          <w:tcPr>
+            <w:tcW w:type="dxa" w:w="2268"/>
+          </w:tcPr>
+          <w:p>
+            <w:r>
+              <w:t>数値入力（0〜30）</w:t>
+            </w:r>
+          </w:p>
+        </w:tc>
+        <w:tc>
+          <w:tcPr>
+            <w:tcW w:type="dxa" w:w="2268"/>
+          </w:tcPr>
+          <w:p>
+            <w:r>
+              <w:t>5</w:t>
+            </w:r>
+          </w:p>
+        </w:tc>
+        <w:tc>
+          <w:tcPr>
+            <w:tcW w:type="dxa" w:w="2268"/>
+          </w:tcPr>
+          <w:p>
+            <w:r>
+              <w:t>5秒</w:t>
+            </w:r>
+          </w:p>
+        </w:tc>
+      </w:tr>
+      <w:tr>
+        <w:tc>
+          <w:tcPr>
+            <w:tcW w:type="dxa" w:w="2268"/>
+          </w:tcPr>
+          <w:p>
+            <w:r>
+              <w:t>⑤ 退院人数</w:t>
+            </w:r>
+          </w:p>
+        </w:tc>
+        <w:tc>
+          <w:tcPr>
+            <w:tcW w:type="dxa" w:w="2268"/>
+          </w:tcPr>
+          <w:p>
+            <w:r>
+              <w:t>数値入力（0〜8）</w:t>
+            </w:r>
+          </w:p>
+        </w:tc>
+        <w:tc>
+          <w:tcPr>
+            <w:tcW w:type="dxa" w:w="2268"/>
+          </w:tcPr>
+          <w:p>
+            <w:r>
+              <w:t>3</w:t>
+            </w:r>
+          </w:p>
+        </w:tc>
+        <w:tc>
+          <w:tcPr>
+            <w:tcW w:type="dxa" w:w="2268"/>
+          </w:tcPr>
+          <w:p>
+            <w:r>
+              <w:t>5秒</w:t>
+            </w:r>
+          </w:p>
+        </w:tc>
+      </w:tr>
+      <w:tr>
+        <w:tc>
+          <w:tcPr>
+            <w:tcW w:type="dxa" w:w="2268"/>
+          </w:tcPr>
+          <w:p>
+            <w:r>
+              <w:t>⑥ 各退院患者の在院日数</w:t>
+            </w:r>
+          </w:p>
+        </w:tc>
+        <w:tc>
+          <w:tcPr>
+            <w:tcW w:type="dxa" w:w="2268"/>
+          </w:tcPr>
+          <w:p>
+            <w:r>
+              <w:t>スライダー（1〜60日）</w:t>
+            </w:r>
+          </w:p>
+        </w:tc>
+        <w:tc>
+          <w:tcPr>
+            <w:tcW w:type="dxa" w:w="2268"/>
+          </w:tcPr>
+          <w:p>
+            <w:r>
+              <w:t>5日, 10日, 18日</w:t>
+            </w:r>
+          </w:p>
+        </w:tc>
+        <w:tc>
+          <w:tcPr>
+            <w:tcW w:type="dxa" w:w="2268"/>
+          </w:tcPr>
+          <w:p>
+            <w:r>
+              <w:t>20秒</w:t>
+            </w:r>
+          </w:p>
+        </w:tc>
+      </w:tr>
+      <w:tr>
+        <w:tc>
+          <w:tcPr>
+            <w:tcW w:type="dxa" w:w="2268"/>
+          </w:tcPr>
+          <w:p>
+            <w:r>
+              <w:t>⑦ 備考（任意）</w:t>
+            </w:r>
+          </w:p>
+        </w:tc>
+        <w:tc>
+          <w:tcPr>
+            <w:tcW w:type="dxa" w:w="2268"/>
+          </w:tcPr>
+          <w:p>
+            <w:r>
+              <w:t>テキスト入力</w:t>
+            </w:r>
+          </w:p>
+        </w:tc>
+        <w:tc>
+          <w:tcPr>
+            <w:tcW w:type="dxa" w:w="2268"/>
+          </w:tcPr>
+          <w:p>
+            <w:r>
+              <w:t>省略可</w:t>
+            </w:r>
+          </w:p>
+        </w:tc>
+        <w:tc>
+          <w:tcPr>
+            <w:tcW w:type="dxa" w:w="2268"/>
+          </w:tcPr>
+          <w:p>
+            <w:r>
+              <w:t>—</w:t>
+            </w:r>
+          </w:p>
+        </w:tc>
+      </w:tr>
+    </w:tbl>
+    <w:p>
+      <w:pPr>
+        <w:spacing w:after="80" w:before="40"/>
+        <w:ind w:left="283"/>
+      </w:pPr>
+      <w:r>
+        <w:rPr/>
+        <w:t xml:space="preserve"/>
+      </w:r>
+    </w:p>
+    <w:p>
+      <w:pPr>
+        <w:spacing w:after="80" w:before="40"/>
+        <w:ind w:left="283"/>
+      </w:pPr>
+      <w:r>
+        <w:rPr>
+          <w:b/>
+        </w:rPr>
+        <w:t xml:space="preserve">⑥スライダーの入力例:</w:t>
+      </w:r>
+    </w:p>
+    <w:p>
+      <w:pPr>
+        <w:spacing w:after="80" w:before="40"/>
+        <w:ind w:left="283"/>
+      </w:pPr>
+      <w:r>
+        <w:rPr/>
+        <w:t xml:space="preserve">  ・スライダー1: 5日 → 🟢A群</w:t>
+      </w:r>
+    </w:p>
+    <w:p>
+      <w:pPr>
+        <w:spacing w:after="80" w:before="40"/>
+        <w:ind w:left="283"/>
+      </w:pPr>
+      <w:r>
+        <w:rPr/>
+        <w:t xml:space="preserve">  ・スライダー2: 10日 → 🟡B群</w:t>
+      </w:r>
+    </w:p>
+    <w:p>
+      <w:pPr>
+        <w:spacing w:after="80" w:before="40"/>
+        <w:ind w:left="283"/>
+      </w:pPr>
+      <w:r>
+        <w:rPr/>
+        <w:t xml:space="preserve">  ・スライダー3: 18日 → 🔴C群</w:t>
+      </w:r>
+    </w:p>
+    <w:p>
+      <w:pPr>
+        <w:spacing w:after="80" w:before="40"/>
+        <w:ind w:left="283"/>
+      </w:pPr>
+      <w:r>
+        <w:rPr/>
+        <w:t xml:space="preserve">  → A群:1 B群:1 C群:1、平均在院日数 11.0日 と自動計算</w:t>
+      </w:r>
+    </w:p>
+    <w:p>
+      <w:pPr>
+        <w:spacing w:after="80" w:before="40"/>
+        <w:ind w:left="283"/>
+      </w:pPr>
+      <w:r>
+        <w:rPr/>
+        <w:t xml:space="preserve"/>
+      </w:r>
+    </w:p>
+    <w:p>
+      <w:pPr>
+        <w:spacing w:after="80" w:before="40"/>
+        <w:ind w:left="283"/>
+      </w:pPr>
+      <w:r>
+        <w:rPr>
+          <w:b/>
+        </w:rPr>
+        <w:t xml:space="preserve">所要時間の目安:</w:t>
+      </w:r>
+    </w:p>
+    <w:p>
+      <w:pPr>
+        <w:spacing w:after="80" w:before="40"/>
+        <w:ind w:left="283"/>
+      </w:pPr>
+      <w:r>
+        <w:rPr/>
+        <w:t xml:space="preserve">  ・5F病棟の入力: 約2分</w:t>
+      </w:r>
+    </w:p>
+    <w:p>
+      <w:pPr>
+        <w:spacing w:after="80" w:before="40"/>
+        <w:ind w:left="283"/>
+      </w:pPr>
+      <w:r>
+        <w:rPr/>
+        <w:t xml:space="preserve">  ・6F病棟の入力: 約2分</w:t>
+      </w:r>
+    </w:p>
+    <w:p>
+      <w:pPr>
+        <w:spacing w:after="80" w:before="40"/>
+        <w:ind w:left="283"/>
+      </w:pPr>
+      <w:r>
+        <w:rPr/>
+        <w:t xml:space="preserve">  ・備考・確認: 約1分</w:t>
+      </w:r>
+    </w:p>
+    <w:p>
+      <w:pPr>
+        <w:spacing w:after="80" w:before="40"/>
+        <w:ind w:left="283"/>
+      </w:pPr>
+      <w:r>
+        <w:rPr/>
+        <w:t xml:space="preserve">  ・合計: 約5分（慣れれば3分程度）</w:t>
+      </w:r>
+    </w:p>
+    <w:p>
+      <w:pPr>
+        <w:spacing w:after="80" w:before="40"/>
+        <w:ind w:left="283"/>
+      </w:pPr>
+      <w:r>
+        <w:rPr/>
+        <w:t xml:space="preserve"/>
+      </w:r>
+    </w:p>
+    <w:p>
+      <w:pPr>
+        <w:spacing w:after="80" w:before="40"/>
+        <w:ind w:left="283"/>
+      </w:pPr>
+      <w:r>
+        <w:rPr>
+          <w:b/>
+        </w:rPr>
+        <w:t xml:space="preserve">重要なポイント:</w:t>
+      </w:r>
+    </w:p>
+    <w:p>
+      <w:pPr>
+        <w:spacing w:after="80" w:before="40"/>
+        <w:ind w:left="283"/>
+      </w:pPr>
+      <w:r>
+        <w:rPr/>
+        <w:t xml:space="preserve">  ・患者名・ID・生年月日など個人情報は一切入力しません</w:t>
+      </w:r>
+    </w:p>
+    <w:p>
+      <w:pPr>
+        <w:spacing w:after="80" w:before="40"/>
+        <w:ind w:left="283"/>
+      </w:pPr>
+      <w:r>
+        <w:rPr/>
+        <w:t xml:space="preserve">  ・入力データは自動的にデータベースに保存されます</w:t>
+      </w:r>
+    </w:p>
+    <w:p>
+      <w:pPr>
+        <w:spacing w:after="80" w:before="40"/>
+        <w:ind w:left="283"/>
+      </w:pPr>
+      <w:r>
+        <w:rPr/>
+        <w:t xml:space="preserve">  ・CSVエクスポート・インポートも可能</w:t>
+      </w:r>
+    </w:p>
+    <w:p>
+      <w:pPr>
+        <w:spacing w:after="80" w:before="40"/>
+        <w:ind w:left="283"/>
+      </w:pPr>
+      <w:r>
+        <w:rPr/>
+        <w:t xml:space="preserve">  ・すべてプルダウン・スライダー・数値入力のみで完結（タイピングほぼ不要）</w:t>
+      </w:r>
+    </w:p>
+    <w:p>
+      <w:pPr>
+        <w:spacing w:after="80" w:before="40"/>
+        <w:ind w:left="283"/>
+      </w:pPr>
+      <w:r>
+        <w:rPr/>
+        <w:t xml:space="preserve">  ・入院時は「入院経路」「入院創出医」「担当医」を選ぶことで医師別分析が自動生成</w:t>
+      </w:r>
+    </w:p>
+    <w:p>
+      <w:pPr>
+        <w:spacing w:after="80" w:before="40"/>
+        <w:ind w:left="283"/>
+      </w:pPr>
+      <w:r>
+        <w:rPr/>
+        <w:t xml:space="preserve"/>
+      </w:r>
+    </w:p>
+    <w:p>
+      <w:pPr>
+        <w:spacing w:after="80" w:before="40"/>
+        <w:ind w:left="283"/>
+      </w:pPr>
+      <w:r>
+        <w:rPr/>
+        <w:t xml:space="preserve">━━━━━━━━━━━━━━━━━━━━━━━━━━━━━━━━━━━━━━━━━━━━━</w:t>
+      </w:r>
+    </w:p>
+    <w:p>
+      <w:pPr>
+        <w:spacing w:after="80" w:before="40"/>
+        <w:ind w:left="283"/>
+      </w:pPr>
+      <w:r>
+        <w:rPr/>
+        <w:t xml:space="preserve"/>
+      </w:r>
+    </w:p>
+    <w:p>
+      <w:pPr>
+        <w:spacing w:after="80" w:before="40"/>
+        <w:ind w:left="283"/>
+      </w:pPr>
+      <w:r>
+        <w:rPr/>
+        <w:t xml:space="preserve">💬 このように、毎日わずか5分の入力と、朝会前後の5〜10分の確認だけで、</w:t>
+      </w:r>
+    </w:p>
+    <w:p>
+      <w:pPr>
+        <w:spacing w:after="80" w:before="40"/>
+        <w:ind w:left="283"/>
+      </w:pPr>
+      <w:r>
+        <w:rPr/>
+        <w:t xml:space="preserve">数字に基づくベッドコントロールが実現できます。</w:t>
+      </w:r>
+    </w:p>
+    <w:p>
+      <w:pPr>
+        <w:spacing w:after="80" w:before="40"/>
+        <w:ind w:left="283"/>
+      </w:pPr>
+      <w:r>
+        <w:rPr/>
+        <w:t xml:space="preserve"/>
+      </w:r>
+    </w:p>
+    <w:p>
+      <w:pPr>
         <w:spacing w:after="240" w:before="0"/>
       </w:pPr>
       <w:r>

--- a/docs/admin/bed_control_demo_scenario.docx
+++ b/docs/admin/bed_control_demo_scenario.docx
@@ -674,6 +674,310 @@
           <w:bottom w:val="single" w:sz="6" w:space="1" w:color="AAAAAA"/>
         </w:pBdr>
       </w:pPr>
+    </w:p>
+    <w:p>
+      <w:pPr>
+        <w:spacing w:before="240" w:after="160"/>
+      </w:pPr>
+      <w:r>
+        <w:t xml:space="preserve">■ Scene 2-B　フェーズ構成の理想比率 — 数学で決める（Little法則）　(3分)</w:t>
+      </w:r>
+    </w:p>
+    <w:p>
+      <w:pPr>
+        <w:spacing w:after="80" w:before="80"/>
+      </w:pPr>
+      <w:r>
+        <w:t xml:space="preserve">▶ 「フェーズ構成」タブをクリック</w:t>
+      </w:r>
+    </w:p>
+    <w:p>
+      <w:pPr>
+        <w:spacing w:after="80" w:before="80"/>
+      </w:pPr>
+      <w:r>
+        <w:t xml:space="preserve">💬 次は「フェーズ構成」タブです。入院患者さんを在院日数でA群（1-5日）、B群（6-14日）、C群（15日以降）に分けて見ています。</w:t>
+      </w:r>
+    </w:p>
+    <w:p>
+      <w:pPr>
+        <w:spacing w:after="80" w:before="80"/>
+      </w:pPr>
+      <w:r>
+        <w:t xml:space="preserve"/>
+      </w:r>
+    </w:p>
+    <w:p>
+      <w:pPr>
+        <w:spacing w:after="80" w:before="80"/>
+      </w:pPr>
+      <w:r>
+        <w:t xml:space="preserve">▶ 画面を下にスクロールし「📐 理想構成比との比較」のグラフを見せる</w:t>
+      </w:r>
+    </w:p>
+    <w:p>
+      <w:pPr>
+        <w:spacing w:after="80" w:before="80"/>
+      </w:pPr>
+      <w:r>
+        <w:t xml:space="preserve">💬 ここに「理想」と「実績」の棒グラフがあります。ここでよくある質問が、『この理想って、誰が決めたんですか？』というものです。</w:t>
+      </w:r>
+    </w:p>
+    <w:p>
+      <w:pPr>
+        <w:spacing w:after="80" w:before="80"/>
+      </w:pPr>
+      <w:r>
+        <w:t xml:space="preserve">💬 答えは『経験則ではなく、数学の法則です』。待ち行列理論の「Little法則」という基本原理から計算しています。</w:t>
+      </w:r>
+    </w:p>
+    <w:p>
+      <w:pPr>
+        <w:spacing w:after="80" w:before="80"/>
+      </w:pPr>
+      <w:r>
+        <w:t xml:space="preserve"/>
+      </w:r>
+    </w:p>
+    <w:p>
+      <w:pPr>
+        <w:spacing w:after="80" w:before="80"/>
+      </w:pPr>
+      <w:r>
+        <w:t xml:space="preserve">▶ 青い情報ボックスの「理論値の前提条件」を指しながら</w:t>
+      </w:r>
+    </w:p>
+    <w:p>
+      <w:pPr>
+        <w:spacing w:after="80" w:before="80"/>
+      </w:pPr>
+      <w:r>
+        <w:t xml:space="preserve">💬 Little法則を一言で言うと、『平均患者数 = 1日の入院数 × 平均在院日数』というシンプルな式です。これは病院だけでなく、工場・空港・コンビニでも通用する普遍的な法則です。</w:t>
+      </w:r>
+    </w:p>
+    <w:p>
+      <w:pPr>
+        <w:spacing w:after="80" w:before="80"/>
+      </w:pPr>
+      <w:r>
+        <w:t xml:space="preserve"/>
+      </w:r>
+    </w:p>
+    <w:p>
+      <w:pPr>
+        <w:spacing w:after="80" w:before="80"/>
+      </w:pPr>
+      <w:r>
+        <w:t xml:space="preserve">💬 この式を使って、当院の条件でフェーズ構成の理論値を計算してみます。</w:t>
+      </w:r>
+    </w:p>
+    <w:p>
+      <w:pPr>
+        <w:spacing w:after="80" w:before="80"/>
+      </w:pPr>
+      <w:r>
+        <w:t xml:space="preserve">💬 当院は94床、月150人入院、目標稼働率92.5%。目標在院患者数は94×0.925で87人。1日の入院数は150÷30で5人。</w:t>
+      </w:r>
+    </w:p>
+    <w:p>
+      <w:pPr>
+        <w:spacing w:after="80" w:before="80"/>
+      </w:pPr>
+      <w:r>
+        <w:t xml:space="preserve">💬 Little法則で平均在院日数を逆算すると、87÷5で17.4日。これが数学的に導かれる『この病院が目指すべき平均在院日数』です。</w:t>
+      </w:r>
+    </w:p>
+    <w:p>
+      <w:pPr>
+        <w:spacing w:after="80" w:before="80"/>
+      </w:pPr>
+      <w:r>
+        <w:t xml:space="preserve"/>
+      </w:r>
+    </w:p>
+    <w:p>
+      <w:pPr>
+        <w:spacing w:after="80" w:before="80"/>
+      </w:pPr>
+      <w:r>
+        <w:t xml:space="preserve">💬 ここからが面白いところです。フェーズごとの人数を計算します。</w:t>
+      </w:r>
+    </w:p>
+    <w:p>
+      <w:pPr>
+        <w:spacing w:after="80" w:before="80"/>
+      </w:pPr>
+      <w:r>
+        <w:t xml:space="preserve">💬 A群は『1日の入院数 × 5日間』です。つまり毎日5人入院して、5日間A群にいるから、常に25人がA群にいる計算になります。</w:t>
+      </w:r>
+    </w:p>
+    <w:p>
+      <w:pPr>
+        <w:spacing w:after="80" w:before="80"/>
+      </w:pPr>
+      <w:r>
+        <w:t xml:space="preserve">💬 B群は『1日の入院数 × 9日間』で45人。C群は残りの差分で17人。合計87人。</w:t>
+      </w:r>
+    </w:p>
+    <w:p>
+      <w:pPr>
+        <w:spacing w:after="80" w:before="80"/>
+      </w:pPr>
+      <w:r>
+        <w:t xml:space="preserve"/>
+      </w:r>
+    </w:p>
+    <w:p>
+      <w:pPr>
+        <w:spacing w:after="80" w:before="80"/>
+      </w:pPr>
+      <w:r>
+        <w:t xml:space="preserve">💬 ここで最も重要な発見を申し上げます。</w:t>
+      </w:r>
+    </w:p>
+    <w:p>
+      <w:pPr>
+        <w:spacing w:after="80" w:before="80"/>
+      </w:pPr>
+      <w:r>
+        <w:t xml:space="preserve">💬 **A群とB群の人数は、入院数だけで決まります。在院日数を変えても人数は変わりません。**</w:t>
+      </w:r>
+    </w:p>
+    <w:p>
+      <w:pPr>
+        <w:spacing w:after="80" w:before="80"/>
+      </w:pPr>
+      <w:r>
+        <w:t xml:space="preserve">💬 B群を増やしたいなら『退院を遅らせる』ではなく、『入院数を増やす』しかないのです。これは多くの病院で誤解されている点です。</w:t>
+      </w:r>
+    </w:p>
+    <w:p>
+      <w:pPr>
+        <w:spacing w:after="80" w:before="80"/>
+      </w:pPr>
+      <w:r>
+        <w:t xml:space="preserve"/>
+      </w:r>
+    </w:p>
+    <w:p>
+      <w:pPr>
+        <w:spacing w:after="80" w:before="80"/>
+      </w:pPr>
+      <w:r>
+        <w:t xml:space="preserve">💬 そしてC群は、『目標稼働率 − A群 − B群』の差分として決まります。つまりC群は、退院調整の柔軟性を担う『緩衝地帯』として機能します。</w:t>
+      </w:r>
+    </w:p>
+    <w:p>
+      <w:pPr>
+        <w:spacing w:after="80" w:before="80"/>
+      </w:pPr>
+      <w:r>
+        <w:t xml:space="preserve"/>
+      </w:r>
+    </w:p>
+    <w:p>
+      <w:pPr>
+        <w:spacing w:after="80" w:before="80"/>
+      </w:pPr>
+      <w:r>
+        <w:t xml:space="preserve">▶ 🔎「この理論値はどう計算しているか（Little法則）」の展開ボタンをクリック</w:t>
+      </w:r>
+    </w:p>
+    <w:p>
+      <w:pPr>
+        <w:spacing w:after="80" w:before="80"/>
+      </w:pPr>
+      <w:r>
+        <w:t xml:space="preserve">💬 このボタンを押すと、今の設定に基づいた計算ステップが4段階で表示されます。サイドバーで月間入院数を150から180に変えると、理論値もリアルタイムで再計算されます。</w:t>
+      </w:r>
+    </w:p>
+    <w:p>
+      <w:pPr>
+        <w:spacing w:after="80" w:before="80"/>
+      </w:pPr>
+      <w:r>
+        <w:t xml:space="preserve"/>
+      </w:r>
+    </w:p>
+    <w:p>
+      <w:pPr>
+        <w:spacing w:after="80" w:before="80"/>
+      </w:pPr>
+      <w:r>
+        <w:t xml:space="preserve">▶ サイドバーの「月間新規入院数」を 150 → 180 に変更</w:t>
+      </w:r>
+    </w:p>
+    <w:p>
+      <w:pPr>
+        <w:spacing w:after="80" w:before="80"/>
+      </w:pPr>
+      <w:r>
+        <w:t xml:space="preserve">💬 月180人に変えてみます。A群は25人→30人、B群は45人→54人、C群は17人→3人になります。合計は変わらず87人ですが、内訳が大きく変わります。</w:t>
+      </w:r>
+    </w:p>
+    <w:p>
+      <w:pPr>
+        <w:spacing w:after="80" w:before="80"/>
+      </w:pPr>
+      <w:r>
+        <w:t xml:space="preserve"/>
+      </w:r>
+    </w:p>
+    <w:p>
+      <w:pPr>
+        <w:spacing w:after="80" w:before="80"/>
+      </w:pPr>
+      <w:r>
+        <w:t xml:space="preserve">💬 これが意味するところは、『入院数を増やすとA群・B群が増え、C群は減る』ということ。入院数が多い病院ほど、C群は少なくて良いのです。</w:t>
+      </w:r>
+    </w:p>
+    <w:p>
+      <w:pPr>
+        <w:spacing w:after="80" w:before="80"/>
+      </w:pPr>
+      <w:r>
+        <w:t xml:space="preserve"/>
+      </w:r>
+    </w:p>
+    <w:p>
+      <w:pPr>
+        <w:spacing w:after="80" w:before="80"/>
+      </w:pPr>
+      <w:r>
+        <w:t xml:space="preserve">▶ サイドバーの「月間新規入院数」を 150 に戻す</w:t>
+      </w:r>
+    </w:p>
+    <w:p>
+      <w:pPr>
+        <w:spacing w:after="80" w:before="80"/>
+      </w:pPr>
+      <w:r>
+        <w:t xml:space="preserve">💬 このように、フェーズ構成の理想比率は『感覚』でも『経験則』でもなく、『数学の法則』に基づいて動的に計算しています。職員の皆さんに説明するときも、『Little法則により』と根拠を示せるので説得力が違います。</w:t>
+      </w:r>
+    </w:p>
+    <w:p>
+      <w:pPr>
+        <w:spacing w:after="80" w:before="80"/>
+      </w:pPr>
+      <w:r>
+        <w:t xml:space="preserve"/>
+      </w:r>
+    </w:p>
+    <w:p>
+      <w:pPr>
+        <w:spacing w:after="80" w:before="80"/>
+      </w:pPr>
+      <w:r>
+        <w:t xml:space="preserve">💬 棒グラフの実績値と理論値を比較することで、『入院を増やすべきか』『退院を進めるべきか』が一目で分かります。B群が理論値より少なければ入院不足、C群が理論値より多ければ長期入院の滞留、というように。</w:t>
+      </w:r>
+    </w:p>
+    <w:p>
+      <w:pPr>
+        <w:spacing w:after="80" w:before="80"/>
+      </w:pPr>
+      <w:r>
+        <w:t xml:space="preserve"/>
+      </w:r>
     </w:p>
     <w:p>
       <w:pPr>
@@ -4502,6 +4806,78 @@
         <w:ind w:left="283"/>
       </w:pPr>
       <w:r>
+        <w:t xml:space="preserve">②-B フェーズ構成タブ（Scene 2-Bで使用）</w:t>
+      </w:r>
+    </w:p>
+    <w:p>
+      <w:pPr>
+        <w:spacing w:after="80" w:before="40"/>
+        <w:ind w:left="283"/>
+      </w:pPr>
+      <w:r>
+        <w:t xml:space="preserve">▶ タブ「🔄 フェーズ構成」を開く</w:t>
+      </w:r>
+    </w:p>
+    <w:p>
+      <w:pPr>
+        <w:spacing w:after="80" w:before="40"/>
+        <w:ind w:left="283"/>
+      </w:pPr>
+      <w:r>
+        <w:t xml:space="preserve">▶ A/B/C群の定義パネル（運営貢献額の色分け）を見せる</w:t>
+      </w:r>
+    </w:p>
+    <w:p>
+      <w:pPr>
+        <w:spacing w:after="80" w:before="40"/>
+        <w:ind w:left="283"/>
+      </w:pPr>
+      <w:r>
+        <w:t xml:space="preserve">▶ 下にスクロールして「📐 理想構成比との比較（理論値ベース）」の青い情報ボックスを指し示す</w:t>
+      </w:r>
+    </w:p>
+    <w:p>
+      <w:pPr>
+        <w:spacing w:after="80" w:before="40"/>
+        <w:ind w:left="283"/>
+      </w:pPr>
+      <w:r>
+        <w:t xml:space="preserve">▶ サイドバー「月間新規入院数」を 150 → 180 → 150 と変更し、理論値が動的に変わることを実演</w:t>
+      </w:r>
+    </w:p>
+    <w:p>
+      <w:pPr>
+        <w:spacing w:after="80" w:before="40"/>
+        <w:ind w:left="283"/>
+      </w:pPr>
+      <w:r>
+        <w:t xml:space="preserve">▶ 🔎「この理論値はどう計算しているか（Little法則）」を展開し、4ステップの計算を見せる</w:t>
+      </w:r>
+    </w:p>
+    <w:p>
+      <w:pPr>
+        <w:spacing w:after="80" w:before="40"/>
+        <w:ind w:left="283"/>
+      </w:pPr>
+      <w:r>
+        <w:t xml:space="preserve">▶ 「実績 vs 理論値」の棒グラフを確認</w:t>
+      </w:r>
+    </w:p>
+    <w:p>
+      <w:pPr>
+        <w:spacing w:after="80" w:before="40"/>
+        <w:ind w:left="283"/>
+      </w:pPr>
+      <w:r>
+        <w:t xml:space="preserve"/>
+      </w:r>
+    </w:p>
+    <w:p>
+      <w:pPr>
+        <w:spacing w:after="80" w:before="40"/>
+        <w:ind w:left="283"/>
+      </w:pPr>
+      <w:r>
         <w:rPr>
           <w:b/>
         </w:rPr>

--- a/docs/admin/bed_control_demo_scenario.docx
+++ b/docs/admin/bed_control_demo_scenario.docx
@@ -969,6 +969,246 @@
       </w:pPr>
       <w:r>
         <w:t xml:space="preserve">💬 棒グラフの実績値と理論値を比較することで、『入院を増やすべきか』『退院を進めるべきか』が一目で分かります。B群が理論値より少なければ入院不足、C群が理論値より多ければ長期入院の滞留、というように。</w:t>
+      </w:r>
+    </w:p>
+    <w:p>
+      <w:pPr>
+        <w:spacing w:after="80" w:before="80"/>
+      </w:pPr>
+      <w:r>
+        <w:t xml:space="preserve"/>
+      </w:r>
+    </w:p>
+    <w:p>
+      <w:pPr>
+        <w:spacing w:before="240" w:after="160"/>
+      </w:pPr>
+      <w:r>
+        <w:t xml:space="preserve">■ Scene 2-C　What-if シミュレーション — 経営会議で「もし○○なら」を即答する　(2分)</w:t>
+      </w:r>
+    </w:p>
+    <w:p>
+      <w:pPr>
+        <w:spacing w:after="80" w:before="80"/>
+      </w:pPr>
+      <w:r>
+        <w:t xml:space="preserve">▶ フェーズ構成タブのまま、下にスクロール</w:t>
+      </w:r>
+    </w:p>
+    <w:p>
+      <w:pPr>
+        <w:spacing w:after="80" w:before="80"/>
+      </w:pPr>
+      <w:r>
+        <w:t xml:space="preserve">▶ 「🔬 What-if シミュレーション — 入院数・稼働率を変えたら」を展開</w:t>
+      </w:r>
+    </w:p>
+    <w:p>
+      <w:pPr>
+        <w:spacing w:after="80" w:before="80"/>
+      </w:pPr>
+      <w:r>
+        <w:t xml:space="preserve">💬 ここからが、経営会議で最も使える機能です。What-ifシミュレーションです。</w:t>
+      </w:r>
+    </w:p>
+    <w:p>
+      <w:pPr>
+        <w:spacing w:after="80" w:before="80"/>
+      </w:pPr>
+      <w:r>
+        <w:t xml:space="preserve"/>
+      </w:r>
+    </w:p>
+    <w:p>
+      <w:pPr>
+        <w:spacing w:after="80" w:before="80"/>
+      </w:pPr>
+      <w:r>
+        <w:t xml:space="preserve">💬 経営会議でよくある議論を考えてみてください。『入院を増やせば収入が増える』『稼働率を上げれば運営が良くなる』。これは誰でも分かります。でも『具体的に年間いくら増えるのか』『そのとき施設基準は大丈夫なのか』、ここまで即答できる人はほとんどいません。</w:t>
+      </w:r>
+    </w:p>
+    <w:p>
+      <w:pPr>
+        <w:spacing w:after="80" w:before="80"/>
+      </w:pPr>
+      <w:r>
+        <w:t xml:space="preserve"/>
+      </w:r>
+    </w:p>
+    <w:p>
+      <w:pPr>
+        <w:spacing w:after="80" w:before="80"/>
+      </w:pPr>
+      <w:r>
+        <w:t xml:space="preserve">💬 この機能なら即答できます。左側に2つのスライダーがあります。月間入院数（120-180人）と目標稼働率（85-100%）です。スライダーを動かすと、右側にリアルタイムで結果が表示されます。</w:t>
+      </w:r>
+    </w:p>
+    <w:p>
+      <w:pPr>
+        <w:spacing w:after="80" w:before="80"/>
+      </w:pPr>
+      <w:r>
+        <w:t xml:space="preserve"/>
+      </w:r>
+    </w:p>
+    <w:p>
+      <w:pPr>
+        <w:spacing w:after="80" w:before="80"/>
+      </w:pPr>
+      <w:r>
+        <w:t xml:space="preserve">▶ スライダー「月間入院数」を 150 → 170 に動かす</w:t>
+      </w:r>
+    </w:p>
+    <w:p>
+      <w:pPr>
+        <w:spacing w:after="80" w:before="80"/>
+      </w:pPr>
+      <w:r>
+        <w:t xml:space="preserve">💬 まず、月間入院数を150人から170人に増やしたシナリオを試算してみます。</w:t>
+      </w:r>
+    </w:p>
+    <w:p>
+      <w:pPr>
+        <w:spacing w:after="80" w:before="80"/>
+      </w:pPr>
+      <w:r>
+        <w:t xml:space="preserve">💬 結果を見てください。平均在院日数は17.4日 → 15.4日に短縮、A群は25人 → 28人、B群は45人 → 51人、C群は17人 → 8人に減少します。</w:t>
+      </w:r>
+    </w:p>
+    <w:p>
+      <w:pPr>
+        <w:spacing w:after="80" w:before="80"/>
+      </w:pPr>
+      <w:r>
+        <w:t xml:space="preserve">💬 そして最も重要な情報がこちらです。下に出ている『現状との比較』の青い情報ボックス。</w:t>
+      </w:r>
+    </w:p>
+    <w:p>
+      <w:pPr>
+        <w:spacing w:after="80" w:before="80"/>
+      </w:pPr>
+      <w:r>
+        <w:t xml:space="preserve">💬 『日次運営貢献額 +○○万円/日、月間 +○○万円、年間 +○○万円』。これが経営会議で求められる答えです。</w:t>
+      </w:r>
+    </w:p>
+    <w:p>
+      <w:pPr>
+        <w:spacing w:after="80" w:before="80"/>
+      </w:pPr>
+      <w:r>
+        <w:t xml:space="preserve"/>
+      </w:r>
+    </w:p>
+    <w:p>
+      <w:pPr>
+        <w:spacing w:after="80" w:before="80"/>
+      </w:pPr>
+      <w:r>
+        <w:t xml:space="preserve">▶ スライダー「月間入院数」を 170 → 130 に動かす</w:t>
+      </w:r>
+    </w:p>
+    <w:p>
+      <w:pPr>
+        <w:spacing w:after="80" w:before="80"/>
+      </w:pPr>
+      <w:r>
+        <w:t xml:space="preserve">💬 逆のシナリオも見てみましょう。入院数が月130人まで落ちた場合です。</w:t>
+      </w:r>
+    </w:p>
+    <w:p>
+      <w:pPr>
+        <w:spacing w:after="80" w:before="80"/>
+      </w:pPr>
+      <w:r>
+        <w:t xml:space="preserve">💬 平均在院日数が20.1日に伸び、施設基準上限21日にぎりぎりです。2026年度改定後は20日基準なので、緩和措置（85歳以上20%超で+1日）がないと基準オーバーになります。</w:t>
+      </w:r>
+    </w:p>
+    <w:p>
+      <w:pPr>
+        <w:spacing w:after="80" w:before="80"/>
+      </w:pPr>
+      <w:r>
+        <w:t xml:space="preserve">💬 入院数が落ちることは、単に収入が減るだけでなく、施設基準のリスクを生むのです。これは経営層に『なぜ入院維持が重要か』を説明する強力な根拠になります。</w:t>
+      </w:r>
+    </w:p>
+    <w:p>
+      <w:pPr>
+        <w:spacing w:after="80" w:before="80"/>
+      </w:pPr>
+      <w:r>
+        <w:t xml:space="preserve"/>
+      </w:r>
+    </w:p>
+    <w:p>
+      <w:pPr>
+        <w:spacing w:after="80" w:before="80"/>
+      </w:pPr>
+      <w:r>
+        <w:t xml:space="preserve">▶ スライダー「月間入院数」を 150 に戻す</w:t>
+      </w:r>
+    </w:p>
+    <w:p>
+      <w:pPr>
+        <w:spacing w:after="80" w:before="80"/>
+      </w:pPr>
+      <w:r>
+        <w:t xml:space="preserve">▶ スライダー「目標稼働率」を 92 → 94 に動かす</w:t>
+      </w:r>
+    </w:p>
+    <w:p>
+      <w:pPr>
+        <w:spacing w:after="80" w:before="80"/>
+      </w:pPr>
+      <w:r>
+        <w:t xml:space="preserve">💬 もう一つの使い方。稼働率目標の見直しです。現在の92.5%目標を94%に引き上げるとどうなるか。</w:t>
+      </w:r>
+    </w:p>
+    <w:p>
+      <w:pPr>
+        <w:spacing w:after="80" w:before="80"/>
+      </w:pPr>
+      <w:r>
+        <w:t xml:space="preserve">💬 平均在院日数は17.4日 → 17.7日とほぼ変わらず、施設基準内のままです。一方で、年間運営貢献額は約400万円増えます。これが『稼働率1.5%改善』の経済的価値です。</w:t>
+      </w:r>
+    </w:p>
+    <w:p>
+      <w:pPr>
+        <w:spacing w:after="80" w:before="80"/>
+      </w:pPr>
+      <w:r>
+        <w:t xml:space="preserve"/>
+      </w:r>
+    </w:p>
+    <w:p>
+      <w:pPr>
+        <w:spacing w:after="80" w:before="80"/>
+      </w:pPr>
+      <w:r>
+        <w:t xml:space="preserve">▶ スライダー「目標稼働率」を 92 に戻す</w:t>
+      </w:r>
+    </w:p>
+    <w:p>
+      <w:pPr>
+        <w:spacing w:after="80" w:before="80"/>
+      </w:pPr>
+      <w:r>
+        <w:t xml:space="preserve">💬 このように、What-ifシミュレーションを使えば、経営会議で『もし○○なら』という議論を、感覚論ではなくデータで答えられるようになります。</w:t>
+      </w:r>
+    </w:p>
+    <w:p>
+      <w:pPr>
+        <w:spacing w:after="80" w:before="80"/>
+      </w:pPr>
+      <w:r>
+        <w:t xml:space="preserve"/>
+      </w:r>
+    </w:p>
+    <w:p>
+      <w:pPr>
+        <w:spacing w:after="80" w:before="80"/>
+      </w:pPr>
+      <w:r>
+        <w:t xml:space="preserve">💬 経営会議の準備として、私はこのシミュレーションで3〜5シナリオを試算し、最も現実的なものを提案資料に載せています。『年間+1,200万円の根拠は、Little法則による理論計算です』と説明できるので、説得力が違います。</w:t>
       </w:r>
     </w:p>
     <w:p>
@@ -4878,6 +5118,78 @@
         <w:ind w:left="283"/>
       </w:pPr>
       <w:r>
+        <w:t xml:space="preserve">②-C What-if シミュレーション（Scene 2-Cで使用）</w:t>
+      </w:r>
+    </w:p>
+    <w:p>
+      <w:pPr>
+        <w:spacing w:after="80" w:before="40"/>
+        <w:ind w:left="283"/>
+      </w:pPr>
+      <w:r>
+        <w:t xml:space="preserve">▶ フェーズ構成タブの下方「🔬 What-if シミュレーション」を展開</w:t>
+      </w:r>
+    </w:p>
+    <w:p>
+      <w:pPr>
+        <w:spacing w:after="80" w:before="40"/>
+        <w:ind w:left="283"/>
+      </w:pPr>
+      <w:r>
+        <w:t xml:space="preserve">▶ 左側の「月間入院数」スライダーを 150 → 170 → 130 → 150 と動かす</w:t>
+      </w:r>
+    </w:p>
+    <w:p>
+      <w:pPr>
+        <w:spacing w:after="80" w:before="40"/>
+        <w:ind w:left="283"/>
+      </w:pPr>
+      <w:r>
+        <w:t xml:space="preserve">▶ 右側の平均在院日数・運営貢献額・棒グラフがリアルタイムで変わることを実演</w:t>
+      </w:r>
+    </w:p>
+    <w:p>
+      <w:pPr>
+        <w:spacing w:after="80" w:before="40"/>
+        <w:ind w:left="283"/>
+      </w:pPr>
+      <w:r>
+        <w:t xml:space="preserve">▶ 「現状との比較」の青/橙の差分情報ボックスを指し示す（年間 ±○○万円）</w:t>
+      </w:r>
+    </w:p>
+    <w:p>
+      <w:pPr>
+        <w:spacing w:after="80" w:before="40"/>
+        <w:ind w:left="283"/>
+      </w:pPr>
+      <w:r>
+        <w:t xml:space="preserve">▶ 「目標稼働率」スライダーを 92 → 94 → 92 と動かす</w:t>
+      </w:r>
+    </w:p>
+    <w:p>
+      <w:pPr>
+        <w:spacing w:after="80" w:before="40"/>
+        <w:ind w:left="283"/>
+      </w:pPr>
+      <w:r>
+        <w:t xml:space="preserve">▶ 施設基準リスクの自動判定（✅基準内 / 🟡注意 / 🔴超過）を確認</w:t>
+      </w:r>
+    </w:p>
+    <w:p>
+      <w:pPr>
+        <w:spacing w:after="80" w:before="40"/>
+        <w:ind w:left="283"/>
+      </w:pPr>
+      <w:r>
+        <w:t xml:space="preserve"/>
+      </w:r>
+    </w:p>
+    <w:p>
+      <w:pPr>
+        <w:spacing w:after="80" w:before="40"/>
+        <w:ind w:left="283"/>
+      </w:pPr>
+      <w:r>
         <w:rPr>
           <w:b/>
         </w:rPr>

--- a/docs/admin/bed_control_demo_scenario.docx
+++ b/docs/admin/bed_control_demo_scenario.docx
@@ -1488,7 +1488,7 @@
           <w:color w:val="1E8449"/>
           <w:sz w:val="22"/>
         </w:rPr>
-        <w:t>▶ 下にスクロールして「平均在院日数 21日以内クリア計画」を見せる</w:t>
+        <w:t>▶ 下にスクロールして「6F病棟 平均在院日数 21日以内クリア計画」を見せる</w:t>
       </w:r>
     </w:p>
     <w:p>
@@ -1532,7 +1532,7 @@
           <w:color w:val="2C3E50"/>
           <w:sz w:val="22"/>
         </w:rPr>
-        <w:t xml:space="preserve">💬 現状：平均在院日数 </w:t>
+        <w:t>💬 現状：6F病棟の平均在院日数 21.7日、基準21日以内を+0.7日超過。このままのペースだと月末も基準超過が継続します。必要な対策：残り10日で6FのC群から追加3名の退院で基準クリア見込み。</w:t>
       </w:r>
       <w:r>
         <w:rPr>
@@ -1541,7 +1541,6 @@
           <w:color w:val="E74C3C"/>
           <w:sz w:val="22"/>
         </w:rPr>
-        <w:t>21.4日</w:t>
       </w:r>
       <w:r>
         <w:rPr>
@@ -1550,7 +1549,6 @@
           <w:color w:val="2C3E50"/>
           <w:sz w:val="22"/>
         </w:rPr>
-        <w:t>、基準を</w:t>
       </w:r>
       <w:r>
         <w:rPr>
@@ -1559,7 +1557,6 @@
           <w:color w:val="E74C3C"/>
           <w:sz w:val="22"/>
         </w:rPr>
-        <w:t>+0.4日超過</w:t>
       </w:r>
       <w:r>
         <w:rPr>
@@ -1568,7 +1565,6 @@
           <w:color w:val="2C3E50"/>
           <w:sz w:val="22"/>
         </w:rPr>
-        <w:t>。このままのペースだと月末には約</w:t>
       </w:r>
       <w:r>
         <w:rPr>
@@ -1577,7 +1573,6 @@
           <w:color w:val="E74C3C"/>
           <w:sz w:val="22"/>
         </w:rPr>
-        <w:t>21.4日</w:t>
       </w:r>
       <w:r>
         <w:rPr>
@@ -1586,7 +1581,6 @@
           <w:color w:val="2C3E50"/>
           <w:sz w:val="22"/>
         </w:rPr>
-        <w:t>——基準超過が継続します。必要な対策：残り10日でC群から追加</w:t>
       </w:r>
       <w:r>
         <w:rPr>
@@ -1595,7 +1589,6 @@
           <w:color w:val="E74C3C"/>
           <w:sz w:val="22"/>
         </w:rPr>
-        <w:t>3名</w:t>
       </w:r>
       <w:r>
         <w:rPr>
@@ -1604,7 +1597,6 @@
           <w:color w:val="2C3E50"/>
           <w:sz w:val="22"/>
         </w:rPr>
-        <w:t>の退院で基準クリア見込み。</w:t>
       </w:r>
     </w:p>
     <w:p>
@@ -1619,7 +1611,7 @@
           <w:color w:val="2C3E50"/>
           <w:sz w:val="22"/>
         </w:rPr>
-        <w:t>💬 「</w:t>
+        <w:t>💬 「3名」。この数字があるだけで、行動が変わります。漠然と「在院日数を短くしましょう」ではなく、「6FのC群から3名、今週中に退院調整を進めましょう」と具体的に動ける。重要なのは、施設基準は病院全体ではなく各病棟ごとに判定されるという点です。5Fは基準内、6Fだけが超過しているので、6Fに対して打ち手を打つ必要があります。</w:t>
       </w:r>
       <w:r>
         <w:rPr>
@@ -1628,7 +1620,6 @@
           <w:color w:val="E74C3C"/>
           <w:sz w:val="22"/>
         </w:rPr>
-        <w:t>3名</w:t>
       </w:r>
       <w:r>
         <w:rPr>
@@ -1637,7 +1628,6 @@
           <w:color w:val="2C3E50"/>
           <w:sz w:val="22"/>
         </w:rPr>
-        <w:t>」。この数字があるだけで、行動が変わります。漠然と「在院日数を短くしましょう」ではなく、「C群から3名、今週中に退院調整を進めましょう」と具体的に動ける。</w:t>
       </w:r>
     </w:p>
     <w:p>
@@ -1666,7 +1656,7 @@
           <w:color w:val="2C3E50"/>
           <w:sz w:val="22"/>
         </w:rPr>
-        <w:t>💬 ここに退院計画シミュレーションがあります。C群追加退院0名なら</w:t>
+        <w:t>💬 ここに退院計画シミュレーションがあります。6F病棟のC群追加退院0名なら21.7日で超過、2名なら21.3日でまだ超過、3名退院させると21.0日以下でクリア。</w:t>
       </w:r>
       <w:r>
         <w:rPr>
@@ -1675,7 +1665,6 @@
           <w:color w:val="E74C3C"/>
           <w:sz w:val="22"/>
         </w:rPr>
-        <w:t>21.4日で超過</w:t>
       </w:r>
       <w:r>
         <w:rPr>
@@ -1684,7 +1673,6 @@
           <w:color w:val="2C3E50"/>
           <w:sz w:val="22"/>
         </w:rPr>
-        <w:t>、2名なら</w:t>
       </w:r>
       <w:r>
         <w:rPr>
@@ -1693,7 +1681,6 @@
           <w:color w:val="E74C3C"/>
           <w:sz w:val="22"/>
         </w:rPr>
-        <w:t>21.1日でまだ超過</w:t>
       </w:r>
       <w:r>
         <w:rPr>
@@ -1702,7 +1689,6 @@
           <w:color w:val="2C3E50"/>
           <w:sz w:val="22"/>
         </w:rPr>
-        <w:t>、3名退院させると</w:t>
       </w:r>
       <w:r>
         <w:rPr>
@@ -1711,7 +1697,6 @@
           <w:color w:val="1E8449"/>
           <w:sz w:val="22"/>
         </w:rPr>
-        <w:t>21.0日でクリア</w:t>
       </w:r>
       <w:r>
         <w:rPr>
@@ -1720,7 +1705,6 @@
           <w:color w:val="2C3E50"/>
           <w:sz w:val="22"/>
         </w:rPr>
-        <w:t>。</w:t>
       </w:r>
     </w:p>
     <w:p>

--- a/docs/admin/bed_control_demo_scenario.docx
+++ b/docs/admin/bed_control_demo_scenario.docx
@@ -287,7 +287,7 @@
           <w:color w:val="E74C3C"/>
           <w:sz w:val="22"/>
         </w:rPr>
-        <w:t>89.5%</w:t>
+        <w:t>88.4%</w:t>
       </w:r>
       <w:r>
         <w:rPr>
@@ -323,7 +323,7 @@
           <w:color w:val="E74C3C"/>
           <w:sz w:val="22"/>
         </w:rPr>
-        <w:t>マイナス0.5ポイント</w:t>
+        <w:t>マイナス1.6ポイント</w:t>
       </w:r>
       <w:r>
         <w:rPr>
@@ -356,7 +356,7 @@
           <w:color w:val="E74C3C"/>
           <w:sz w:val="22"/>
         </w:rPr>
-        <w:t>7,158万円</w:t>
+        <w:t>7,117万円</w:t>
       </w:r>
       <w:r>
         <w:rPr>
@@ -392,7 +392,7 @@
           <w:color w:val="E74C3C"/>
           <w:sz w:val="22"/>
         </w:rPr>
-        <w:t>約116万円</w:t>
+        <w:t>約157万円</w:t>
       </w:r>
       <w:r>
         <w:rPr>
@@ -416,7 +416,7 @@
           <w:color w:val="2C3E50"/>
           <w:sz w:val="22"/>
         </w:rPr>
-        <w:t>💬 つまり、このまま現ペースを続けると、目標との差</w:t>
+        <w:t>💬 つまり、このまま現ペースを続けると、目標との差157万円が取り戻せない。逆に言えば、残り10日の動き方次第で、157万円を上乗せできる可能性がある。</w:t>
       </w:r>
       <w:r>
         <w:rPr>
@@ -425,7 +425,6 @@
           <w:color w:val="E74C3C"/>
           <w:sz w:val="22"/>
         </w:rPr>
-        <w:t>116万円</w:t>
       </w:r>
       <w:r>
         <w:rPr>
@@ -434,7 +433,6 @@
           <w:color w:val="2C3E50"/>
           <w:sz w:val="22"/>
         </w:rPr>
-        <w:t>が取り戻せない。逆に言えば、残り10日の動き方次第で、</w:t>
       </w:r>
       <w:r>
         <w:rPr>
@@ -443,7 +441,6 @@
           <w:color w:val="E74C3C"/>
           <w:sz w:val="22"/>
         </w:rPr>
-        <w:t>116万円</w:t>
       </w:r>
       <w:r>
         <w:rPr>
@@ -452,7 +449,6 @@
           <w:color w:val="2C3E50"/>
           <w:sz w:val="22"/>
         </w:rPr>
-        <w:t>を上乗せできる可能性がある。</w:t>
       </w:r>
     </w:p>
     <w:p>
@@ -2281,7 +2277,7 @@
           <w:color w:val="2C3E50"/>
           <w:sz w:val="22"/>
         </w:rPr>
-        <w:t>💬 さらに。今の月平均稼働率89.5%を目標の</w:t>
+        <w:t>💬 さらに。今の月平均稼働率88.4%を目標の94%まで引き上げたらどうなるか。稼働率1%の年間価値は約1,200万円ですから、5.6ポイント改善で年間約6,720万円の増収。人件費按分で一人あたり年間約14万円。賞与に換算して、さらに約10%の増額です。</w:t>
       </w:r>
       <w:r>
         <w:rPr>
@@ -2290,7 +2286,6 @@
           <w:color w:val="E74C3C"/>
           <w:sz w:val="22"/>
         </w:rPr>
-        <w:t>94%</w:t>
       </w:r>
       <w:r>
         <w:rPr>
@@ -2299,7 +2294,6 @@
           <w:color w:val="2C3E50"/>
           <w:sz w:val="22"/>
         </w:rPr>
-        <w:t>まで引き上げたらどうなるか。稼働率1%の年間価値は約1,200万円ですから、4.5ポイント改善で年間約</w:t>
       </w:r>
       <w:r>
         <w:rPr>
@@ -2308,7 +2302,6 @@
           <w:color w:val="E74C3C"/>
           <w:sz w:val="22"/>
         </w:rPr>
-        <w:t>5,400万円</w:t>
       </w:r>
       <w:r>
         <w:rPr>
@@ -2317,7 +2310,6 @@
           <w:color w:val="2C3E50"/>
           <w:sz w:val="22"/>
         </w:rPr>
-        <w:t>の増収。人件費按分で一人あたり年間約</w:t>
       </w:r>
       <w:r>
         <w:rPr>
@@ -2326,7 +2318,6 @@
           <w:color w:val="E74C3C"/>
           <w:sz w:val="22"/>
         </w:rPr>
-        <w:t>11万円</w:t>
       </w:r>
       <w:r>
         <w:rPr>
@@ -2335,7 +2326,6 @@
           <w:color w:val="2C3E50"/>
           <w:sz w:val="22"/>
         </w:rPr>
-        <w:t>。賞与に換算して、さらに</w:t>
       </w:r>
       <w:r>
         <w:rPr>
@@ -2344,7 +2334,6 @@
           <w:color w:val="E74C3C"/>
           <w:sz w:val="22"/>
         </w:rPr>
-        <w:t>約8%の増額</w:t>
       </w:r>
       <w:r>
         <w:rPr>
@@ -2353,7 +2342,6 @@
           <w:color w:val="2C3E50"/>
           <w:sz w:val="22"/>
         </w:rPr>
-        <w:t>です。</w:t>
       </w:r>
     </w:p>
     <w:p>
@@ -2566,7 +2554,9 @@
             <w:pPr>
               <w:jc w:val="right"/>
             </w:pPr>
-            <w:r/>
+            <w:r>
+              <w:t>+6,720万円</w:t>
+            </w:r>
             <w:r>
               <w:rPr>
                 <w:rFonts w:ascii="游ゴシック" w:hAnsi="游ゴシック" w:eastAsia="游ゴシック"/>
@@ -2574,7 +2564,6 @@
                 <w:color w:val="2C3E50"/>
                 <w:sz w:val="20"/>
               </w:rPr>
-              <w:t>+5,400万円</w:t>
             </w:r>
           </w:p>
         </w:tc>
@@ -2586,7 +2575,9 @@
             <w:pPr>
               <w:jc w:val="right"/>
             </w:pPr>
-            <w:r/>
+            <w:r>
+              <w:t>+14万円</w:t>
+            </w:r>
             <w:r>
               <w:rPr>
                 <w:rFonts w:ascii="游ゴシック" w:hAnsi="游ゴシック" w:eastAsia="游ゴシック"/>
@@ -2594,7 +2585,6 @@
                 <w:color w:val="2C3E50"/>
                 <w:sz w:val="20"/>
               </w:rPr>
-              <w:t>+11万円</w:t>
             </w:r>
           </w:p>
         </w:tc>
@@ -2606,7 +2596,9 @@
             <w:pPr>
               <w:jc w:val="right"/>
             </w:pPr>
-            <w:r/>
+            <w:r>
+              <w:t>約+10%</w:t>
+            </w:r>
             <w:r>
               <w:rPr>
                 <w:rFonts w:ascii="游ゴシック" w:hAnsi="游ゴシック" w:eastAsia="游ゴシック"/>
@@ -2614,7 +2606,6 @@
                 <w:color w:val="2C3E50"/>
                 <w:sz w:val="20"/>
               </w:rPr>
-              <w:t>約+8%</w:t>
             </w:r>
           </w:p>
         </w:tc>
@@ -2645,7 +2636,9 @@
             <w:pPr>
               <w:jc w:val="right"/>
             </w:pPr>
-            <w:r/>
+            <w:r>
+              <w:t>+1億3,920万円</w:t>
+            </w:r>
             <w:r>
               <w:rPr>
                 <w:rFonts w:ascii="游ゴシック" w:hAnsi="游ゴシック" w:eastAsia="游ゴシック"/>
@@ -2653,7 +2646,6 @@
                 <w:color w:val="E74C3C"/>
                 <w:sz w:val="20"/>
               </w:rPr>
-              <w:t>+1億2,600万円</w:t>
             </w:r>
           </w:p>
         </w:tc>
@@ -2665,7 +2657,9 @@
             <w:pPr>
               <w:jc w:val="right"/>
             </w:pPr>
-            <w:r/>
+            <w:r>
+              <w:t>+28万円</w:t>
+            </w:r>
             <w:r>
               <w:rPr>
                 <w:rFonts w:ascii="游ゴシック" w:hAnsi="游ゴシック" w:eastAsia="游ゴシック"/>
@@ -2673,7 +2667,6 @@
                 <w:color w:val="E74C3C"/>
                 <w:sz w:val="20"/>
               </w:rPr>
-              <w:t>+25万円</w:t>
             </w:r>
           </w:p>
         </w:tc>
@@ -2685,7 +2678,9 @@
             <w:pPr>
               <w:jc w:val="right"/>
             </w:pPr>
-            <w:r/>
+            <w:r>
+              <w:t>約+20%</w:t>
+            </w:r>
             <w:r>
               <w:rPr>
                 <w:rFonts w:ascii="游ゴシック" w:hAnsi="游ゴシック" w:eastAsia="游ゴシック"/>
@@ -2693,7 +2688,6 @@
                 <w:color w:val="E74C3C"/>
                 <w:sz w:val="20"/>
               </w:rPr>
-              <w:t>約+18%</w:t>
             </w:r>
           </w:p>
         </w:tc>

--- a/docs/admin/bed_control_demo_scenario.docx
+++ b/docs/admin/bed_control_demo_scenario.docx
@@ -764,7 +764,7 @@
         <w:spacing w:after="80" w:before="80"/>
       </w:pPr>
       <w:r>
-        <w:t xml:space="preserve">💬 この式を使って、当院の条件でフェーズ構成の理論値を計算してみます。</w:t>
+        <w:t>💬 この式を使って、当院の条件で各フェーズの「理論上限」を計算してみます。上限というのは、後で理由をお話しします。</w:t>
       </w:r>
     </w:p>
     <w:p>
@@ -804,7 +804,7 @@
         <w:spacing w:after="80" w:before="80"/>
       </w:pPr>
       <w:r>
-        <w:t xml:space="preserve">💬 A群は『1日の入院数 × 5日間』です。つまり毎日5人入院して、5日間A群にいるから、常に25人がA群にいる計算になります。</w:t>
+        <w:t>💬 A群の上限は『1日の入院数 × 5日間』で25人。毎日5人入院して全員が5日間A群にいると仮定した人数です。</w:t>
       </w:r>
     </w:p>
     <w:p>
@@ -812,7 +812,7 @@
         <w:spacing w:after="80" w:before="80"/>
       </w:pPr>
       <w:r>
-        <w:t xml:space="preserve">💬 B群は『1日の入院数 × 9日間』で45人。C群は残りの差分で17人。合計87人。</w:t>
+        <w:t>💬 B群の上限は『1日の入院数 × 9日間』で45人、C群は差分で17人。合計87人。これが「全員が14日以上在院する」と仮定したときの上限値です。</w:t>
       </w:r>
     </w:p>
     <w:p>
@@ -836,7 +836,7 @@
         <w:spacing w:after="80" w:before="80"/>
       </w:pPr>
       <w:r>
-        <w:t xml:space="preserve">💬 **A群とB群の人数は、入院数だけで決まります。在院日数を変えても人数は変わりません。**</w:t>
+        <w:t>💬 **ただし、ここが大事なところです。これは上限にすぎません。**</w:t>
       </w:r>
     </w:p>
     <w:p>
@@ -844,7 +844,7 @@
         <w:spacing w:after="80" w:before="80"/>
       </w:pPr>
       <w:r>
-        <w:t xml:space="preserve">💬 B群を増やしたいなら『退院を遅らせる』ではなく、『入院数を増やす』しかないのです。これは多くの病院で誤解されている点です。</w:t>
+        <w:t>💬 現実には、入院後14日を待たずに退院する患者さんがいます。その患者さんはB群にたどり着かないので、**実際のB群は上限より少なく、その分、長期在院層がC群を上限より押し上げます**。</w:t>
       </w:r>
     </w:p>
     <w:p>
@@ -860,7 +860,7 @@
         <w:spacing w:after="80" w:before="80"/>
       </w:pPr>
       <w:r>
-        <w:t xml:space="preserve">💬 そしてC群は、『目標稼働率 − A群 − B群』の差分として決まります。つまりC群は、退院調整の柔軟性を担う『緩衝地帯』として機能します。</w:t>
+        <w:t>💬 つまりアプリの棒グラフでは「理論上限」と「実績」の2本が並びます。差が大きい = 早期退院が多い、あるいは長期在院層が厚い、という読み方をしてください。</w:t>
       </w:r>
     </w:p>
     <w:p>
@@ -908,7 +908,7 @@
         <w:spacing w:after="80" w:before="80"/>
       </w:pPr>
       <w:r>
-        <w:t xml:space="preserve">💬 月180人に変えてみます。A群は25人→30人、B群は45人→54人、C群は17人→3人になります。合計は変わらず87人ですが、内訳が大きく変わります。</w:t>
+        <w:t>💬 月180人に変えてみます。A群上限は25人→30人、B群上限は45人→54人、C群上限は17人→3人になります。合計は変わらず87人ですが、内訳の上限が大きく変わります。</w:t>
       </w:r>
     </w:p>
     <w:p>
@@ -924,7 +924,7 @@
         <w:spacing w:after="80" w:before="80"/>
       </w:pPr>
       <w:r>
-        <w:t xml:space="preserve">💬 これが意味するところは、『入院数を増やすとA群・B群が増え、C群は減る』ということ。入院数が多い病院ほど、C群は少なくて良いのです。</w:t>
+        <w:t>💬 つまり、『入院数を増やすとA群・B群の上限が増え、C群の上限は減る』。入院数が多い病院ほど、C群は少なくて良いのです。</w:t>
       </w:r>
     </w:p>
     <w:p>
@@ -948,7 +948,7 @@
         <w:spacing w:after="80" w:before="80"/>
       </w:pPr>
       <w:r>
-        <w:t xml:space="preserve">💬 このように、フェーズ構成の理想比率は『感覚』でも『経験則』でもなく、『数学の法則』に基づいて動的に計算しています。職員の皆さんに説明するときも、『Little法則により』と根拠を示せるので説得力が違います。</w:t>
+        <w:t>💬 このように、フェーズ構成の上限は『感覚』でも『経験則』でもなく、『数学の法則』に基づいて動的に計算しています。職員の皆さんに説明するときも、『Little法則の上限に対して、実績はこう』と根拠を示せるので説得力が違います。</w:t>
       </w:r>
     </w:p>
     <w:p>
@@ -964,7 +964,7 @@
         <w:spacing w:after="80" w:before="80"/>
       </w:pPr>
       <w:r>
-        <w:t xml:space="preserve">💬 棒グラフの実績値と理論値を比較することで、『入院を増やすべきか』『退院を進めるべきか』が一目で分かります。B群が理論値より少なければ入院不足、C群が理論値より多ければ長期入院の滞留、というように。</w:t>
+        <w:t>💬 棒グラフの実績と上限を比較することで、『早期退院がどれくらい多いか（B群の差）』『長期在院層がどれくらい厚いか（C群の差）』が一目で分かります。合計人数はLittle法則により保存されるので、どちらのフェーズが押し出されているかを見るのです。</w:t>
       </w:r>
     </w:p>
     <w:p>

--- a/docs/admin/bed_control_demo_scenario.docx
+++ b/docs/admin/bed_control_demo_scenario.docx
@@ -3001,7 +3001,7 @@
           <w:u w:val="single"/>
           <w:lang w:eastAsia="ja-JP"/>
         </w:rPr>
-        <w:t>■ Scene 8　均等努力方式（Equal Effort） —「同じだけ頑張る」から始める　(3分)</w:t>
+        <w:t>■ Scene 8　助け合い方式（Equal Effort） —「同じだけ頑張る」から始める　(3分)</w:t>
       </w:r>
     </w:p>
     <w:p>
@@ -3097,7 +3097,7 @@
           <w:color w:val="2C3E50"/>
           <w:lang w:eastAsia="ja-JP"/>
         </w:rPr>
-        <w:t>💬 このアプリには「均等努力方式（Equal Effort）」という考え方を組み込みました。キーワードは「平等感」です。</w:t>
+        <w:t>💬 このアプリには「助け合い方式（Equal Effort）」という考え方を組み込みました。キーワードは「平等感」です。</w:t>
       </w:r>
     </w:p>
     <w:p>
@@ -3298,7 +3298,7 @@
           <w:color w:val="1B4F72"/>
           <w:lang w:eastAsia="ja-JP"/>
         </w:rPr>
-        <w:t>【操作】病棟セレクターで5Fまたは6Fを選択 → 均等努力テーブルが表示される</w:t>
+        <w:t>【操作】病棟セレクターで5Fまたは6Fを選択 → 助け合いテーブルが表示される</w:t>
       </w:r>
     </w:p>
     <w:p>
@@ -3322,7 +3322,7 @@
           <w:color w:val="2C3E50"/>
           <w:lang w:eastAsia="ja-JP"/>
         </w:rPr>
-        <w:t>💬 アプリでは、この均等努力テーブルが自動計算されます。上昇幅</w:t>
+        <w:t>💬 アプリでは、この助け合いテーブルが自動計算されます。上昇幅</w:t>
       </w:r>
       <w:r>
         <w:rPr>
@@ -3935,7 +3935,7 @@
           <w:color w:val="2C3E50"/>
           <w:lang w:eastAsia="ja-JP"/>
         </w:rPr>
-        <w:t>💬 +1.6ポイントずつ——これが今月の「均等努力ライン」です。テーブルの</w:t>
+        <w:t>💬 +1.6ポイントずつ——これが今月の「助け合いライン」です。テーブルの</w:t>
       </w:r>
       <w:r>
         <w:rPr>
@@ -4012,7 +4012,7 @@
           <w:color w:val="2C3E50"/>
           <w:lang w:eastAsia="ja-JP"/>
         </w:rPr>
-        <w:t>💬 これが「均等努力方式」の考え方です。「うちの病棟さえ良ければいい」ではなく、</w:t>
+        <w:t>💬 これが「助け合い方式」の考え方です。「うちの病棟さえ良ければいい」ではなく、</w:t>
       </w:r>
       <w:r>
         <w:rPr>
@@ -4136,7 +4136,7 @@
           <w:color w:val="2C3E50"/>
           <w:lang w:eastAsia="ja-JP"/>
         </w:rPr>
-        <w:t>💬 1つ目。均等努力は</w:t>
+        <w:t>💬 1つ目。助け合いは</w:t>
       </w:r>
       <w:r>
         <w:rPr>
@@ -4254,7 +4254,7 @@
           <w:color w:val="2C3E50"/>
           <w:lang w:eastAsia="ja-JP"/>
         </w:rPr>
-        <w:t>💬 つまり均等努力とは——</w:t>
+        <w:t>💬 つまり助け合いとは——</w:t>
       </w:r>
       <w:r>
         <w:rPr>
@@ -4386,7 +4386,7 @@
           <w:color w:val="2C3E50"/>
           <w:lang w:eastAsia="ja-JP"/>
         </w:rPr>
-        <w:t>💬 4つ目。均等努力方式。「同じだけ頑張る」という公平なルールで、病棟間の協力体制をデータで支える。</w:t>
+        <w:t>💬 4つ目。助け合い方式。「同じだけ頑張る」という公平なルールで、病棟間の協力体制をデータで支える。</w:t>
       </w:r>
     </w:p>
     <w:p>
@@ -5016,7 +5016,7 @@
                 <w:b/>
                 <w:color w:val="2C3E50"/>
               </w:rPr>
-              <w:t>均等努力方式</w:t>
+              <w:t>助け合い方式</w:t>
             </w:r>
             <w:proofErr w:type="spellEnd"/>
           </w:p>
@@ -5445,7 +5445,7 @@
         <w:rPr>
           <w:lang w:eastAsia="ja-JP"/>
         </w:rPr>
-        <w:t>▶ 5F選択時:「全体主義での目標達成が可能」メッセージを確認</w:t>
+        <w:t>▶ 5F選択時:「助け合いで目標達成が可能」メッセージを確認</w:t>
       </w:r>
     </w:p>
     <w:p>
@@ -5868,7 +5868,7 @@
           <w:b/>
           <w:lang w:eastAsia="ja-JP"/>
         </w:rPr>
-        <w:t>⑤ 改善のヒント（Scene 8・全体主義で使用）</w:t>
+        <w:t>⑤ 改善のヒント（Scene 8・助け合いで使用）</w:t>
       </w:r>
     </w:p>
     <w:p>

--- a/docs/admin/bed_control_demo_scenario.docx
+++ b/docs/admin/bed_control_demo_scenario.docx
@@ -73,7 +73,7 @@
           <w:color w:val="8E44AD"/>
           <w:lang w:eastAsia="ja-JP"/>
         </w:rPr>
-        <w:t>【改訂版 v2.0 — 平均在院日数クリア計画・稼働率ギャップ分析を追加】</w:t>
+        <w:t>【改訂版 v3.0 — 統合フォーム・短手3対応】</w:t>
       </w:r>
     </w:p>
     <w:p>
@@ -6076,124 +6076,389 @@
       </w:pPr>
     </w:p>
     <w:p>
-      <w:pPr>
-        <w:spacing w:before="40" w:after="80"/>
-        <w:ind w:left="283"/>
-        <w:rPr>
-          <w:lang w:eastAsia="ja-JP"/>
-        </w:rPr>
-      </w:pPr>
       <w:r>
         <w:rPr>
           <w:b/>
-          <w:lang w:eastAsia="ja-JP"/>
-        </w:rPr>
-        <w:t>⑧ 日次データ入力（毎日5分の作業）</w:t>
-      </w:r>
-    </w:p>
-    <w:p>
-      <w:pPr>
-        <w:spacing w:before="40" w:after="80"/>
-        <w:ind w:left="283"/>
-        <w:rPr>
-          <w:lang w:eastAsia="ja-JP"/>
-        </w:rPr>
-      </w:pPr>
-      <w:r>
-        <w:rPr>
-          <w:lang w:eastAsia="ja-JP"/>
-        </w:rPr>
+        </w:rPr>
+        <w:t>⑧ 日次データ入力（毎日5〜6分の作業）</w:t>
+      </w:r>
+    </w:p>
+    <w:p>
+      <w:r>
+        <w:rPr/>
         <w:t>▶ タブ「📋 日次データ入力」を開く</w:t>
       </w:r>
     </w:p>
     <w:p>
-      <w:pPr>
-        <w:spacing w:before="40" w:after="80"/>
-        <w:ind w:left="283"/>
-        <w:rPr>
-          <w:lang w:eastAsia="ja-JP"/>
-        </w:rPr>
-      </w:pPr>
-      <w:r>
-        <w:rPr>
-          <w:lang w:eastAsia="ja-JP"/>
-        </w:rPr>
-        <w:t>▶ 下記の具体項目に従って、前日の実績を入力する流れを実演</w:t>
-      </w:r>
-    </w:p>
-    <w:p>
-      <w:pPr>
-        <w:spacing w:before="40" w:after="80"/>
-        <w:ind w:left="283"/>
-        <w:rPr>
-          <w:lang w:eastAsia="ja-JP"/>
-        </w:rPr>
-      </w:pPr>
-    </w:p>
-    <w:p>
-      <w:pPr>
-        <w:spacing w:before="40" w:after="80"/>
-        <w:ind w:left="283"/>
-      </w:pPr>
-      <w:r>
-        <w:lastRenderedPageBreak/>
+      <w:r>
+        <w:rPr/>
+        <w:t>▶ 下記の統合フォームで、1日分の入退院を一括登録する流れを実演</w:t>
+      </w:r>
+    </w:p>
+    <w:p>
+      <w:r>
+        <w:rPr/>
+      </w:r>
+    </w:p>
+    <w:p>
+      <w:r>
+        <w:rPr/>
+        <w:t>💬 以前は「日次集計」と「医師別詳細」を別々に入力する必要がありましたが、今は1つのフォームで全部完結します。</w:t>
+      </w:r>
+    </w:p>
+    <w:p>
+      <w:r>
+        <w:rPr/>
+      </w:r>
+    </w:p>
+    <w:p>
+      <w:r>
+        <w:rPr/>
+        <w:t>▶ 統合フォーム v3 の構成を見せる:</w:t>
+      </w:r>
+    </w:p>
+    <w:p>
+      <w:r>
+        <w:rPr/>
+        <w:t xml:space="preserve">  1. 病棟・日付・在院患者総数（3つのドロップダウン/数値入力）</w:t>
+      </w:r>
+    </w:p>
+    <w:p>
+      <w:r>
+        <w:rPr/>
+        <w:t xml:space="preserve">  2. 🏥 入院情報:</w:t>
+      </w:r>
+    </w:p>
+    <w:p>
+      <w:r>
+        <w:rPr/>
+        <w:t xml:space="preserve">     - 新規入院数を入力 → 人数分のスロットが動的展開</w:t>
+      </w:r>
+    </w:p>
+    <w:p>
+      <w:r>
+        <w:rPr/>
+        <w:t xml:space="preserve">     - 各スロット: 経路 / 入院創出医（任意）/ 入院担当医（必須）/ 短手3種類</w:t>
+      </w:r>
+    </w:p>
+    <w:p>
+      <w:r>
+        <w:rPr/>
+        <w:t xml:space="preserve">  3. 🚪 退院情報:</w:t>
+      </w:r>
+    </w:p>
+    <w:p>
+      <w:r>
+        <w:rPr/>
+        <w:t xml:space="preserve">     - 退院人数を入力 → 人数分のスロットが動的展開</w:t>
+      </w:r>
+    </w:p>
+    <w:p>
+      <w:r>
+        <w:rPr/>
+        <w:t xml:space="preserve">     - 各スロット: 在院日数（1-90日スライダー、90日超は数値入力に切替）/ 担当医（必須）</w:t>
+      </w:r>
+    </w:p>
+    <w:p>
+      <w:r>
+        <w:rPr/>
+        <w:t xml:space="preserve">  4. サマリー情報ボックス（入力中にリアルタイム更新）</w:t>
+      </w:r>
+    </w:p>
+    <w:p>
+      <w:r>
+        <w:rPr/>
+        <w:t xml:space="preserve">  5. 「1日分を登録」ボタン → daily_data と admission_details に同時書き込み</w:t>
+      </w:r>
+    </w:p>
+    <w:p>
+      <w:r>
+        <w:rPr/>
+      </w:r>
+    </w:p>
+    <w:p>
+      <w:r>
+        <w:rPr/>
+        <w:t>▶ 入力例を実演:</w:t>
+      </w:r>
+    </w:p>
+    <w:p>
+      <w:r>
+        <w:rPr/>
+        <w:t xml:space="preserve">  - 病棟: 5F、日付: 4/20、在院患者総数: 42</w:t>
+      </w:r>
+    </w:p>
+    <w:p>
+      <w:r>
+        <w:rPr/>
+        <w:t xml:space="preserve">  - 入院2名: 1人目（外来紹介・田中先生・該当なし）、2人目（救急・佐藤先生・大腸ポリペク2cm未満）</w:t>
+      </w:r>
+    </w:p>
+    <w:p>
+      <w:r>
+        <w:rPr/>
+        <w:t xml:space="preserve">  - 退院3名: スライダーで 3日/12日/22日 に設定、それぞれ担当医を選択</w:t>
+      </w:r>
+    </w:p>
+    <w:p>
+      <w:r>
+        <w:rPr/>
+        <w:t xml:space="preserve">  - 情報ボックスに「入院2名（うち短手3:1名 包括収入見込¥125,800）/ 退院3名 A:1 B:1 C:1 平均12.3日」と表示されることを確認</w:t>
+      </w:r>
+    </w:p>
+    <w:p>
+      <w:r>
+        <w:rPr/>
+        <w:t xml:space="preserve">  - 「1日分を登録」ボタンを押す</w:t>
+      </w:r>
+    </w:p>
+    <w:p>
+      <w:r>
+        <w:rPr/>
+      </w:r>
+    </w:p>
+    <w:p>
+      <w:r>
+        <w:rPr/>
+        <w:t>💬 このように、入院の経路・担当医・短手3の種類、退院の在院日数・担当医まで、すべてマウス操作だけで入力できます。キーボード入力はほぼ不要です。これで医師別分析タブのデータも同時に蓄積されます。二度手間がなくなりました。</w:t>
+      </w:r>
+    </w:p>
+    <w:p>
+      <w:r>
+        <w:rPr/>
+      </w:r>
+    </w:p>
+    <w:p>
+      <w:r>
+        <w:rPr/>
         <w:t>━━━━━━━━━━━━━━━━━━━━━━━━━━━━━━━━━━━━━━━━━━━━━</w:t>
       </w:r>
     </w:p>
     <w:p>
-      <w:pPr>
-        <w:spacing w:before="40" w:after="80"/>
-        <w:ind w:left="283"/>
-        <w:rPr>
-          <w:lang w:eastAsia="ja-JP"/>
-        </w:rPr>
-      </w:pPr>
       <w:r>
         <w:rPr>
           <w:b/>
-          <w:lang w:eastAsia="ja-JP"/>
-        </w:rPr>
-        <w:t>📝 毎日5分の入力項目（具体リスト）</w:t>
-      </w:r>
-    </w:p>
-    <w:p>
-      <w:pPr>
-        <w:spacing w:before="40" w:after="80"/>
-        <w:ind w:left="283"/>
-      </w:pPr>
-      <w:r>
+        </w:rPr>
+        <w:t>📝 毎日の入力（統合フォーム v3）</w:t>
+      </w:r>
+    </w:p>
+    <w:p>
+      <w:r>
+        <w:rPr/>
         <w:t>━━━━━━━━━━━━━━━━━━━━━━━━━━━━━━━━━━━━━━━━━━━━━</w:t>
       </w:r>
     </w:p>
     <w:p>
-      <w:pPr>
-        <w:spacing w:before="40" w:after="80"/>
-        <w:ind w:left="283"/>
-      </w:pPr>
-    </w:p>
-    <w:p>
-      <w:pPr>
-        <w:spacing w:before="40" w:after="80"/>
-        <w:ind w:left="283"/>
-        <w:rPr>
-          <w:lang w:eastAsia="ja-JP"/>
-        </w:rPr>
-      </w:pPr>
-      <w:r>
-        <w:rPr>
-          <w:lang w:eastAsia="ja-JP"/>
-        </w:rPr>
-        <w:t>毎日の入力は「📋 日次データ入力」タブで、以下7項目だけです。</w:t>
-      </w:r>
-    </w:p>
-    <w:p>
-      <w:pPr>
-        <w:spacing w:before="40" w:after="80"/>
-        <w:ind w:left="283"/>
-        <w:rPr>
-          <w:lang w:eastAsia="ja-JP"/>
-        </w:rPr>
-      </w:pPr>
+      <w:r>
+        <w:rPr/>
+      </w:r>
+    </w:p>
+    <w:p>
+      <w:r>
+        <w:rPr>
+          <w:b/>
+        </w:rPr>
+        <w:t>■ 基本情報（3項目）</w:t>
+      </w:r>
+    </w:p>
+    <w:p>
+      <w:r>
+        <w:rPr/>
+        <w:t xml:space="preserve">  ① 病棟（5F / 6F）</w:t>
+      </w:r>
+    </w:p>
+    <w:p>
+      <w:r>
+        <w:rPr/>
+        <w:t xml:space="preserve">  ② 日付</w:t>
+      </w:r>
+    </w:p>
+    <w:p>
+      <w:r>
+        <w:rPr/>
+        <w:t xml:space="preserve">  ③ 在院患者総数</w:t>
+      </w:r>
+    </w:p>
+    <w:p>
+      <w:r>
+        <w:rPr/>
+      </w:r>
+    </w:p>
+    <w:p>
+      <w:r>
+        <w:rPr>
+          <w:b/>
+        </w:rPr>
+        <w:t>■ 入院情報（入院人数分）</w:t>
+      </w:r>
+    </w:p>
+    <w:p>
+      <w:r>
+        <w:rPr/>
+        <w:t xml:space="preserve">  ④ 新規入院数 → スロット展開</w:t>
+      </w:r>
+    </w:p>
+    <w:p>
+      <w:r>
+        <w:rPr/>
+        <w:t xml:space="preserve">  各入院について:</w:t>
+      </w:r>
+    </w:p>
+    <w:p>
+      <w:r>
+        <w:rPr/>
+        <w:t xml:space="preserve">    - 経路（外来紹介/救急/連携室/ウォークイン）</w:t>
+      </w:r>
+    </w:p>
+    <w:p>
+      <w:r>
+        <w:rPr/>
+        <w:t xml:space="preserve">    - 入院創出医（任意）</w:t>
+      </w:r>
+    </w:p>
+    <w:p>
+      <w:r>
+        <w:rPr/>
+        <w:t xml:space="preserve">    - 入院担当医（必須）</w:t>
+      </w:r>
+    </w:p>
+    <w:p>
+      <w:r>
+        <w:rPr/>
+        <w:t xml:space="preserve">    - 短手3 種類（該当なし/大腸ポリペク2cm未満/2cm以上/鼠径ヘルニア/PSG/その他）</w:t>
+      </w:r>
+    </w:p>
+    <w:p>
+      <w:r>
+        <w:rPr/>
+      </w:r>
+    </w:p>
+    <w:p>
+      <w:r>
+        <w:rPr>
+          <w:b/>
+        </w:rPr>
+        <w:t>■ 退院情報（退院人数分）</w:t>
+      </w:r>
+    </w:p>
+    <w:p>
+      <w:r>
+        <w:rPr/>
+        <w:t xml:space="preserve">  ⑤ 退院人数 → スロット展開</w:t>
+      </w:r>
+    </w:p>
+    <w:p>
+      <w:r>
+        <w:rPr/>
+        <w:t xml:space="preserve">  各退院について:</w:t>
+      </w:r>
+    </w:p>
+    <w:p>
+      <w:r>
+        <w:rPr/>
+        <w:t xml:space="preserve">    - 在院日数（1-90日スライダー、90日超は📝チェックで数値入力）</w:t>
+      </w:r>
+    </w:p>
+    <w:p>
+      <w:r>
+        <w:rPr/>
+        <w:t xml:space="preserve">    - 担当医（必須）</w:t>
+      </w:r>
+    </w:p>
+    <w:p>
+      <w:r>
+        <w:rPr/>
+      </w:r>
+    </w:p>
+    <w:p>
+      <w:r>
+        <w:rPr>
+          <w:b/>
+        </w:rPr>
+        <w:t>■ 自動計算される項目</w:t>
+      </w:r>
+    </w:p>
+    <w:p>
+      <w:r>
+        <w:rPr/>
+        <w:t xml:space="preserve">  - A/B/C群の退院内訳と平均在院日数</w:t>
+      </w:r>
+    </w:p>
+    <w:p>
+      <w:r>
+        <w:rPr/>
+        <w:t xml:space="preserve">  - 短手3 件数・包括収入見込み</w:t>
+      </w:r>
+    </w:p>
+    <w:p>
+      <w:r>
+        <w:rPr/>
+        <w:t xml:space="preserve">  - 医師別の入退院記録（医師別分析タブに自動反映）</w:t>
+      </w:r>
+    </w:p>
+    <w:p>
+      <w:r>
+        <w:rPr/>
+      </w:r>
+    </w:p>
+    <w:p>
+      <w:r>
+        <w:rPr>
+          <w:b/>
+        </w:rPr>
+        <w:t>■ 所要時間の目安</w:t>
+      </w:r>
+    </w:p>
+    <w:p>
+      <w:r>
+        <w:rPr/>
+        <w:t xml:space="preserve">  ・入退院なしの日: 約1分（基本3項目のみ）</w:t>
+      </w:r>
+    </w:p>
+    <w:p>
+      <w:r>
+        <w:rPr/>
+        <w:t xml:space="preserve">  ・入院2名・退院3名の標準的な日: 約3-4分</w:t>
+      </w:r>
+    </w:p>
+    <w:p>
+      <w:r>
+        <w:rPr/>
+        <w:t xml:space="preserve">  ・入院5名・退院7名の忙しい日: 約5-6分</w:t>
+      </w:r>
+    </w:p>
+    <w:p>
+      <w:r>
+        <w:rPr/>
+        <w:t xml:space="preserve">  ・合計: 1病棟あたり平均3-4分（2病棟で6-8分）</w:t>
+      </w:r>
+    </w:p>
+    <w:p>
+      <w:r>
+        <w:rPr/>
+      </w:r>
+    </w:p>
+    <w:p>
+      <w:r>
+        <w:rPr/>
+        <w:t>━━━━━━━━━━━━━━━━━━━━━━━━━━━━━━━━━━━━━━━━━━━━━</w:t>
+      </w:r>
+    </w:p>
+    <w:p>
+      <w:r>
+        <w:rPr/>
+      </w:r>
+    </w:p>
+    <w:p>
+      <w:r>
+        <w:rPr/>
+        <w:t>💬 このように、毎日わずか5分の入力と、朝会前後の5〜10分の確認だけで、数字に基づくベッドコントロールが実現できます。</w:t>
+      </w:r>
+    </w:p>
+    <w:p>
+      <w:r>
+        <w:rPr/>
+      </w:r>
     </w:p>
     <w:tbl>
       <w:tblPr>
@@ -6670,335 +6935,123 @@
       </w:tr>
     </w:tbl>
     <w:p>
-      <w:pPr>
-        <w:spacing w:before="40" w:after="80"/>
-        <w:ind w:left="283"/>
-      </w:pPr>
-    </w:p>
-    <w:p>
-      <w:pPr>
-        <w:spacing w:before="40" w:after="80"/>
-        <w:ind w:left="283"/>
-        <w:rPr>
-          <w:lang w:eastAsia="ja-JP"/>
-        </w:rPr>
-      </w:pPr>
+      <w:r>
+        <w:rPr/>
+      </w:r>
+    </w:p>
+    <w:p>
       <w:r>
         <w:rPr>
           <w:b/>
-          <w:lang w:eastAsia="ja-JP"/>
-        </w:rPr>
-        <w:t>⑥スライダーの入力例:</w:t>
-      </w:r>
-    </w:p>
-    <w:p>
-      <w:pPr>
-        <w:spacing w:before="40" w:after="80"/>
-        <w:ind w:left="283"/>
-        <w:rPr>
-          <w:lang w:eastAsia="ja-JP"/>
-        </w:rPr>
-      </w:pPr>
-      <w:r>
-        <w:rPr>
-          <w:lang w:eastAsia="ja-JP"/>
-        </w:rPr>
-        <w:t xml:space="preserve">  ・スライダー1: 5日 → 🟢A群</w:t>
-      </w:r>
-    </w:p>
-    <w:p>
-      <w:pPr>
-        <w:spacing w:before="40" w:after="80"/>
-        <w:ind w:left="283"/>
-        <w:rPr>
-          <w:lang w:eastAsia="ja-JP"/>
-        </w:rPr>
-      </w:pPr>
-      <w:r>
-        <w:rPr>
-          <w:lang w:eastAsia="ja-JP"/>
-        </w:rPr>
-        <w:t xml:space="preserve">  ・スライダー2: 10日 → 🟡B群</w:t>
-      </w:r>
-    </w:p>
-    <w:p>
-      <w:pPr>
-        <w:spacing w:before="40" w:after="80"/>
-        <w:ind w:left="283"/>
-        <w:rPr>
-          <w:lang w:eastAsia="ja-JP"/>
-        </w:rPr>
-      </w:pPr>
-      <w:r>
-        <w:rPr>
-          <w:lang w:eastAsia="ja-JP"/>
-        </w:rPr>
-        <w:t xml:space="preserve">  ・スライダー3: 18日 → 🔴C群</w:t>
-      </w:r>
-    </w:p>
-    <w:p>
-      <w:pPr>
-        <w:spacing w:before="40" w:after="80"/>
-        <w:ind w:left="283"/>
-        <w:rPr>
-          <w:lang w:eastAsia="ja-JP"/>
-        </w:rPr>
-      </w:pPr>
-      <w:r>
-        <w:rPr>
-          <w:lang w:eastAsia="ja-JP"/>
-        </w:rPr>
-        <w:t xml:space="preserve">  → A群:1 B群:1 C群:1、平均在院日数 11.0日 と自動計算</w:t>
-      </w:r>
-    </w:p>
-    <w:p>
-      <w:pPr>
-        <w:spacing w:before="40" w:after="80"/>
-        <w:ind w:left="283"/>
-        <w:rPr>
-          <w:lang w:eastAsia="ja-JP"/>
-        </w:rPr>
-      </w:pPr>
-    </w:p>
-    <w:p>
-      <w:pPr>
-        <w:spacing w:before="40" w:after="80"/>
-        <w:ind w:left="283"/>
-        <w:rPr>
-          <w:lang w:eastAsia="ja-JP"/>
-        </w:rPr>
-      </w:pPr>
-      <w:r>
-        <w:rPr>
-          <w:b/>
-          <w:lang w:eastAsia="ja-JP"/>
-        </w:rPr>
-        <w:t>所要時間の目安:</w:t>
-      </w:r>
-    </w:p>
-    <w:p>
-      <w:pPr>
-        <w:spacing w:before="40" w:after="80"/>
-        <w:ind w:left="283"/>
-        <w:rPr>
-          <w:lang w:eastAsia="ja-JP"/>
-        </w:rPr>
-      </w:pPr>
-      <w:r>
-        <w:rPr>
-          <w:lang w:eastAsia="ja-JP"/>
-        </w:rPr>
-        <w:t xml:space="preserve">  ・5F病棟の入力: 約2分</w:t>
-      </w:r>
-    </w:p>
-    <w:p>
-      <w:pPr>
-        <w:spacing w:before="40" w:after="80"/>
-        <w:ind w:left="283"/>
-        <w:rPr>
-          <w:lang w:eastAsia="ja-JP"/>
-        </w:rPr>
-      </w:pPr>
-      <w:r>
-        <w:rPr>
-          <w:lang w:eastAsia="ja-JP"/>
-        </w:rPr>
-        <w:t xml:space="preserve">  ・6F病棟の入力: 約2分</w:t>
-      </w:r>
-    </w:p>
-    <w:p>
-      <w:pPr>
-        <w:spacing w:before="40" w:after="80"/>
-        <w:ind w:left="283"/>
-        <w:rPr>
-          <w:lang w:eastAsia="ja-JP"/>
-        </w:rPr>
-      </w:pPr>
-      <w:r>
-        <w:rPr>
-          <w:lang w:eastAsia="ja-JP"/>
-        </w:rPr>
-        <w:t xml:space="preserve">  ・備考・確認: 約1分</w:t>
-      </w:r>
-    </w:p>
-    <w:p>
-      <w:pPr>
-        <w:spacing w:before="40" w:after="80"/>
-        <w:ind w:left="283"/>
-        <w:rPr>
-          <w:lang w:eastAsia="ja-JP"/>
-        </w:rPr>
-      </w:pPr>
-      <w:r>
-        <w:rPr>
-          <w:lang w:eastAsia="ja-JP"/>
-        </w:rPr>
-        <w:t xml:space="preserve">  ・合計: 約5分（慣れれば3分程度）</w:t>
-      </w:r>
-    </w:p>
-    <w:p>
-      <w:pPr>
-        <w:spacing w:before="40" w:after="80"/>
-        <w:ind w:left="283"/>
-        <w:rPr>
-          <w:lang w:eastAsia="ja-JP"/>
-        </w:rPr>
-      </w:pPr>
-    </w:p>
-    <w:p>
-      <w:pPr>
-        <w:spacing w:before="40" w:after="80"/>
-        <w:ind w:left="283"/>
-        <w:rPr>
-          <w:lang w:eastAsia="ja-JP"/>
-        </w:rPr>
-      </w:pPr>
-      <w:r>
-        <w:rPr>
-          <w:b/>
-          <w:lang w:eastAsia="ja-JP"/>
-        </w:rPr>
-        <w:t>重要なポイント:</w:t>
-      </w:r>
-    </w:p>
-    <w:p>
-      <w:pPr>
-        <w:spacing w:before="40" w:after="80"/>
-        <w:ind w:left="283"/>
-        <w:rPr>
-          <w:lang w:eastAsia="ja-JP"/>
-        </w:rPr>
-      </w:pPr>
-      <w:r>
-        <w:rPr>
-          <w:lang w:eastAsia="ja-JP"/>
-        </w:rPr>
-        <w:t xml:space="preserve">  ・患者名・ID・生年月日など個人情報は一切入力しません</w:t>
-      </w:r>
-    </w:p>
-    <w:p>
-      <w:pPr>
-        <w:spacing w:before="40" w:after="80"/>
-        <w:ind w:left="283"/>
-        <w:rPr>
-          <w:lang w:eastAsia="ja-JP"/>
-        </w:rPr>
-      </w:pPr>
-      <w:r>
-        <w:rPr>
-          <w:lang w:eastAsia="ja-JP"/>
-        </w:rPr>
-        <w:t xml:space="preserve">  ・入力データは自動的にデータベースに保存されます</w:t>
-      </w:r>
-    </w:p>
-    <w:p>
-      <w:pPr>
-        <w:spacing w:before="40" w:after="80"/>
-        <w:ind w:left="283"/>
-        <w:rPr>
-          <w:lang w:eastAsia="ja-JP"/>
-        </w:rPr>
-      </w:pPr>
-      <w:r>
-        <w:rPr>
-          <w:lang w:eastAsia="ja-JP"/>
-        </w:rPr>
-        <w:lastRenderedPageBreak/>
-        <w:t xml:space="preserve">  ・CSVエクスポート・インポートも可能</w:t>
-      </w:r>
-    </w:p>
-    <w:p>
-      <w:pPr>
-        <w:spacing w:before="40" w:after="80"/>
-        <w:ind w:left="283"/>
-        <w:rPr>
-          <w:lang w:eastAsia="ja-JP"/>
-        </w:rPr>
-      </w:pPr>
-      <w:r>
-        <w:rPr>
-          <w:lang w:eastAsia="ja-JP"/>
-        </w:rPr>
-        <w:t xml:space="preserve">  ・すべてプルダウン・スライダー・数値入力のみで完結（タイピングほぼ不要）</w:t>
-      </w:r>
-    </w:p>
-    <w:p>
-      <w:pPr>
-        <w:spacing w:before="40" w:after="80"/>
-        <w:ind w:left="283"/>
-        <w:rPr>
-          <w:lang w:eastAsia="ja-JP"/>
-        </w:rPr>
-      </w:pPr>
-      <w:r>
-        <w:rPr>
-          <w:lang w:eastAsia="ja-JP"/>
-        </w:rPr>
-        <w:t xml:space="preserve">  ・入院時は「入院経路」「入院創出医」「担当医」を選ぶことで医師別分析が自動生成</w:t>
-      </w:r>
-    </w:p>
-    <w:p>
-      <w:pPr>
-        <w:spacing w:before="40" w:after="80"/>
-        <w:ind w:left="283"/>
-        <w:rPr>
-          <w:lang w:eastAsia="ja-JP"/>
-        </w:rPr>
-      </w:pPr>
-    </w:p>
-    <w:p>
-      <w:pPr>
-        <w:spacing w:before="40" w:after="80"/>
-        <w:ind w:left="283"/>
-      </w:pPr>
-      <w:r>
-        <w:t>━━━━━━━━━━━━━━━━━━━━━━━━━━━━━━━━━━━━━━━━━━━━━</w:t>
-      </w:r>
-    </w:p>
-    <w:p>
-      <w:pPr>
-        <w:spacing w:before="40" w:after="80"/>
-        <w:ind w:left="283"/>
-      </w:pPr>
-    </w:p>
-    <w:p>
-      <w:pPr>
-        <w:spacing w:before="40" w:after="80"/>
-        <w:ind w:left="283"/>
-        <w:rPr>
-          <w:lang w:eastAsia="ja-JP"/>
-        </w:rPr>
-      </w:pPr>
-      <w:r>
-        <w:rPr>
-          <w:lang w:eastAsia="ja-JP"/>
-        </w:rPr>
-        <w:t>💬 このように、毎日わずか5分の入力と、朝会前後の5〜10分の確認だけで、</w:t>
-      </w:r>
-    </w:p>
-    <w:p>
-      <w:pPr>
-        <w:spacing w:before="40" w:after="80"/>
-        <w:ind w:left="283"/>
-        <w:rPr>
-          <w:lang w:eastAsia="ja-JP"/>
-        </w:rPr>
-      </w:pPr>
-      <w:r>
-        <w:rPr>
-          <w:lang w:eastAsia="ja-JP"/>
-        </w:rPr>
-        <w:t>数字に基づくベッドコントロールが実現できます。</w:t>
-      </w:r>
-    </w:p>
-    <w:p>
-      <w:pPr>
-        <w:spacing w:before="40" w:after="80"/>
-        <w:ind w:left="283"/>
-        <w:rPr>
-          <w:lang w:eastAsia="ja-JP"/>
-        </w:rPr>
-      </w:pPr>
+        </w:rPr>
+        <w:t>■ Scene 追加: 短手3（短期滞在手術等基本料3）の見える化 (2分)</w:t>
+      </w:r>
+    </w:p>
+    <w:p>
+      <w:r>
+        <w:rPr/>
+      </w:r>
+    </w:p>
+    <w:p>
+      <w:r>
+        <w:rPr/>
+        <w:t>▶ 「💰 運営分析」タブを開く</w:t>
+      </w:r>
+    </w:p>
+    <w:p>
+      <w:r>
+        <w:rPr/>
+        <w:t>▶ 短手3 分離表示パネルまでスクロール</w:t>
+      </w:r>
+    </w:p>
+    <w:p>
+      <w:r>
+        <w:rPr/>
+      </w:r>
+    </w:p>
+    <w:p>
+      <w:r>
+        <w:rPr/>
+        <w:t>💬 2026年改定で重要になるのが、この「短手3」の扱いです。大腸ポリペクトミーや鼠径ヘルニアなど、4泊5日以内の短期入院です。</w:t>
+      </w:r>
+    </w:p>
+    <w:p>
+      <w:r>
+        <w:rPr/>
+      </w:r>
+    </w:p>
+    <w:p>
+      <w:r>
+        <w:rPr/>
+        <w:t>💬 当院では月に20〜25件。包括点数で算定されるので、通常の入院とは収入構造が異なります。</w:t>
+      </w:r>
+    </w:p>
+    <w:p>
+      <w:r>
+        <w:rPr/>
+      </w:r>
+    </w:p>
+    <w:p>
+      <w:r>
+        <w:rPr/>
+        <w:t>▶ 種類別内訳テーブルを指す</w:t>
+      </w:r>
+    </w:p>
+    <w:p>
+      <w:r>
+        <w:rPr/>
+        <w:t>💬 ここに種類別の件数と収入が出ています。大腸ポリペクトミーが1件12万5800円、鼠径ヘルニアは24万1470円。麻酔も検査も薬剤もすべて包括された統一点数です。</w:t>
+      </w:r>
+    </w:p>
+    <w:p>
+      <w:r>
+        <w:rPr/>
+      </w:r>
+    </w:p>
+    <w:p>
+      <w:r>
+        <w:rPr/>
+        <w:t>▶ 「通常入院分 + 短手3 分」の合算ボックスを指す</w:t>
+      </w:r>
+    </w:p>
+    <w:p>
+      <w:r>
+        <w:rPr/>
+        <w:t>💬 通常の入院で生まれる運営貢献額と、短手3の包括点数による貢献額を分けて表示しています。短手3は件数は少ないですが、1件あたりの貢献額が大きいので、経営的なインパクトは無視できません。</w:t>
+      </w:r>
+    </w:p>
+    <w:p>
+      <w:r>
+        <w:rPr/>
+      </w:r>
+    </w:p>
+    <w:p>
+      <w:r>
+        <w:rPr/>
+        <w:t>💬 そしてここが重要なポイントです。</w:t>
+      </w:r>
+    </w:p>
+    <w:p>
+      <w:r>
+        <w:rPr/>
+      </w:r>
+    </w:p>
+    <w:p>
+      <w:r>
+        <w:rPr/>
+        <w:t>▶ 朝のブリーフィングの平均在院日数表示を指す</w:t>
+      </w:r>
+    </w:p>
+    <w:p>
+      <w:r>
+        <w:rPr/>
+        <w:t>💬 2026年改定では、短手3の患者を平均在院日数の計算から除外します。除外すると平均が「増える」方向に動きます。短手3は平均2日と非常に短いので、これを除くと残りの患者の平均が長くなるためです。施設基準の判定がより厳しくなる、という重要な変化です。</w:t>
+      </w:r>
+    </w:p>
+    <w:p>
+      <w:r>
+        <w:rPr/>
+      </w:r>
     </w:p>
     <w:p>
       <w:pPr>
@@ -7233,6 +7286,53 @@
           <w:lang w:eastAsia="ja-JP"/>
         </w:rPr>
         <w:t>A. あくまでAIと計算した概算です。人件費率58%で按分し、増収分が賞与に反映されると仮定した試算ですので、実際の配分は事務部門・経営判断によります。ただ「稼働率が上がれば病院の収入が増え、それが職員に還元される」という方向性は間違いありません。大事なのは正確な数字より、自分たちの仕事がどう病院経営につながっているかを理解することです。</w:t>
+      </w:r>
+    </w:p>
+    <w:p>
+      <w:r>
+        <w:rPr/>
+      </w:r>
+    </w:p>
+    <w:p>
+      <w:r>
+        <w:rPr>
+          <w:b/>
+        </w:rPr>
+        <w:t>Q. 短手3（短期滞在手術等基本料3）とは何か？</w:t>
+      </w:r>
+    </w:p>
+    <w:p>
+      <w:r>
+        <w:rPr/>
+        <w:t>A. 大腸ポリペクトミーや鼠径ヘルニア手術など、4泊5日以内で退院する短期入院です。包括点数で算定され、1件あたりの収入は手術の種類によって12万〜24万円です。入力フォームで種類を選ぶだけで、自動的に収入計算と平均在院日数の除外処理が行われます。</w:t>
+      </w:r>
+    </w:p>
+    <w:p>
+      <w:r>
+        <w:rPr>
+          <w:b/>
+        </w:rPr>
+        <w:t>Q. 短手3を除外すると平均在院日数はどうなるか？</w:t>
+      </w:r>
+    </w:p>
+    <w:p>
+      <w:r>
+        <w:rPr/>
+        <w:t>A. 増える方向に動きます。短手3は平均2日と非常に短いので、これを除外すると残りの患者の平均は長くなります。これは施設基準の判定が厳しくなることを意味します。2026年改定で正確な基準判定をするために必要な処理です。</w:t>
+      </w:r>
+    </w:p>
+    <w:p>
+      <w:r>
+        <w:rPr>
+          <w:b/>
+        </w:rPr>
+        <w:t>Q. 短手3の入力は面倒ではないか？</w:t>
+      </w:r>
+    </w:p>
+    <w:p>
+      <w:r>
+        <w:rPr/>
+        <w:t>A. 入院時のフォームで「短手3 種類」のドロップダウンから選ぶだけです。該当しない場合は「該当なし」のままで何もする必要はありません。月20〜25件なので、入力の8割の日は「該当なし」で済みます。</w:t>
       </w:r>
     </w:p>
     <w:sectPr>

--- a/docs/admin/bed_control_demo_scenario.docx
+++ b/docs/admin/bed_control_demo_scenario.docx
@@ -512,7 +512,7 @@
           <w:color w:val="2C3E50"/>
           <w:lang w:eastAsia="ja-JP"/>
         </w:rPr>
-        <w:t>。常勤医師1名分の手取り年収に相当します。この数字を常に画面上に表示しています。感覚ではなく、金額で判断する文化をつくるためです。</w:t>
+        <w:t>。常勤医師1名分の手取り年収に相当します。この数字を常に画面上に表示しています。空床の重みを全員で共有するためです。稼働率1%は年間約1,200万円——これは利益目標ではありません。私たちの94床は、スタッフ一人ひとりの専門性と創意工夫によって、医療という価値に変わります。空床1床は、届けられたはずの医療の大きさです。この数字を見える化することで、全員が同じ目線で改善を考えられるようになります。</w:t>
       </w:r>
     </w:p>
     <w:p>

--- a/docs/admin/bed_control_demo_scenario.docx
+++ b/docs/admin/bed_control_demo_scenario.docx
@@ -621,7 +621,7 @@
           <w:color w:val="2C3E50"/>
           <w:lang w:eastAsia="ja-JP"/>
         </w:rPr>
-        <w:t>💬 この「谷」の1つ1つが、空床コストです。空床1床は1日約</w:t>
+        <w:t>💬 この「谷」の1つ1つが、空床の影響額です。空床1床は1日約</w:t>
       </w:r>
       <w:r>
         <w:rPr>
@@ -651,7 +651,7 @@
           <w:color w:val="2C3E50"/>
           <w:lang w:eastAsia="ja-JP"/>
         </w:rPr>
-        <w:t>のロス。月4回で</w:t>
+        <w:t>相当。月4回で</w:t>
       </w:r>
       <w:r>
         <w:rPr>

--- a/docs/admin/bed_control_demo_scenario.docx
+++ b/docs/admin/bed_control_demo_scenario.docx
@@ -512,7 +512,7 @@
           <w:color w:val="2C3E50"/>
           <w:lang w:eastAsia="ja-JP"/>
         </w:rPr>
-        <w:t>。常勤医師1名分の手取り年収に相当します。この数字を常に画面上に表示しています。空床の重みを全員で共有するためです。稼働率1%は年間約1,200万円——これは利益目標ではありません。私たちの94床は、スタッフ一人ひとりの専門性と創意工夫によって、医療という価値に変わります。空床1床は、届けられたはずの医療の大きさです。この数字を見える化することで、全員が同じ目線で改善を考えられるようになります。</w:t>
+        <w:t>。常勤医師1名分の手取り年収に相当します。この数字を常に画面上に表示しています。空床の重みを全員で共有するためです。私たちの94床は、スタッフ一人ひとりの専門性と創意工夫によって、医療という価値に変わります。稼働率1%は年間約1,200万円——これは届けられたはずの医療の大きさを診療報酬の額であらわした形です。この数字を見える化することで、全員が同じ目線で改善を考えられるようになります。</w:t>
       </w:r>
     </w:p>
     <w:p>

--- a/docs/admin/bed_control_demo_scenario.docx
+++ b/docs/admin/bed_control_demo_scenario.docx
@@ -512,7 +512,7 @@
           <w:color w:val="2C3E50"/>
           <w:lang w:eastAsia="ja-JP"/>
         </w:rPr>
-        <w:t>。常勤医師1名分の手取り年収に相当します。この数字を常に画面上に表示しています。空床の重みを全員で共有するためです。私たちの94床は、スタッフ一人ひとりの専門性と創意工夫によって、医療という価値に変わります。稼働率1%は年間約1,200万円——これは届けられたはずの医療の大きさを診療報酬の額であらわした形です。この数字を見える化することで、全員が同じ目線で改善を考えられるようになります。</w:t>
+        <w:t>。常勤医師1名分の手取り年収に相当します。この数字を常に画面上に表示しています。空床の重みを全員で共有するためです。私たちの94床は、スタッフ一人ひとりの専門性と創意工夫によって、医療という価値に変わります。その1床の価値——稼働率1%は年間約1,200万円——これは届けられたはずの医療の大きさを診療報酬の額であらわした形です。この数字を見える化することで、全員が同じ目線で改善を考えられるようになります。</w:t>
       </w:r>
     </w:p>
     <w:p>

--- a/docs/admin/bed_control_demo_scenario.docx
+++ b/docs/admin/bed_control_demo_scenario.docx
@@ -512,7 +512,7 @@
           <w:color w:val="2C3E50"/>
           <w:lang w:eastAsia="ja-JP"/>
         </w:rPr>
-        <w:t>。常勤医師1名分の手取り年収に相当します。この数字を常に画面上に表示しています。空床の重みを全員で共有するためです。私たちの94床は、スタッフ一人ひとりの専門性と創意工夫によって、医療という価値に変わります。その1床の価値——稼働率1%は年間約1,200万円——これは届けられたはずの医療の大きさを診療報酬の額であらわした形です。この数字を見える化することで、全員が同じ目線で改善を考えられるようになります。</w:t>
+        <w:t>。常勤医師1名分の手取り年収に相当します。この数字を常に画面上に表示しています。空床の重みを全員で共有するためです。私たちの94床は、スタッフ一人ひとりの専門性と創意工夫によって、医療という価値に変わります。その1床の価値——稼働率1%は年間約1,200万円——これは届けることができる医療の大きさを診療報酬の額であらわした形です。この数字を見える化することで、全員が同じ目線で改善を考えられるようになります。</w:t>
       </w:r>
     </w:p>
     <w:p>

--- a/docs/admin/bed_control_demo_scenario.docx
+++ b/docs/admin/bed_control_demo_scenario.docx
@@ -682,7 +682,7 @@
           <w:color w:val="2C3E50"/>
           <w:lang w:eastAsia="ja-JP"/>
         </w:rPr>
-        <w:t>💬 退院の曜日を平準化する。木曜にも退院を入れる。それだけで谷が浅くなり、月間で数十万円の改善になります。</w:t>
+        <w:t>💬 退院の曜日を平準化し、空いた床に翌日の入院を入れる。木曜退院→金曜入院のように、退院と入院をセットで調整できれば、谷が浅くなり月間で数十万円の改善になります。</w:t>
       </w:r>
     </w:p>
     <w:p>

--- a/docs/admin/bed_control_demo_scenario.docx
+++ b/docs/admin/bed_control_demo_scenario.docx
@@ -683,6 +683,22 @@
           <w:lang w:eastAsia="ja-JP"/>
         </w:rPr>
         <w:t>💬 退院の曜日を平準化し、空いた床に翌日の入院を入れる。木曜退院→金曜入院のように、退院と入院をセットで調整できれば、谷が浅くなり月間で数十万円の改善になります。</w:t>
+      </w:r>
+    </w:p>
+    <w:p>
+      <w:pPr>
+        <w:spacing w:before="40" w:after="80"/>
+        <w:ind w:left="283"/>
+        <w:rPr>
+          <w:lang w:eastAsia="ja-JP"/>
+        </w:rPr>
+      </w:pPr>
+      <w:r>
+        <w:rPr>
+          <w:color w:val="2C3E50"/>
+          <w:lang w:eastAsia="ja-JP"/>
+        </w:rPr>
+        <w:t xml:space="preserve">🗨 もうひとつ、ご家族の都合に合わせた日曜退院という選択肢もあります。お迎えに来る働き世代のご家族にとって、日曜は最も動きやすい日です。患者さんの在院日数に余裕があれば、家族に寄り添いながら週末の稼働率も改善できます。</w:t>
       </w:r>
     </w:p>
     <w:p>

--- a/docs/admin/bed_control_demo_scenario.docx
+++ b/docs/admin/bed_control_demo_scenario.docx
@@ -1594,6 +1594,190 @@
           <w:lang w:eastAsia="ja-JP"/>
         </w:rPr>
         <w:t>💬 経営会議の準備として、私はこのシミュレーションで3〜5シナリオを試算し、最も現実的なものを提案資料に載せています。『年間+1,200万円の根拠は、Little法則による理論計算です』と説明できるので、説得力が違います。</w:t>
+      </w:r>
+    </w:p>
+    <w:p>
+      <w:pPr>
+        <w:spacing w:before="80" w:after="80"/>
+        <w:rPr>
+          <w:lang w:eastAsia="ja-JP"/>
+        </w:rPr>
+      </w:pPr>
+    </w:p>
+    <w:p>
+      <w:pPr>
+        <w:spacing w:before="80" w:after="80"/>
+        <w:rPr>
+          <w:lang w:eastAsia="ja-JP"/>
+        </w:rPr>
+      </w:pPr>
+    </w:p>
+    <w:p>
+      <w:pPr>
+        <w:spacing w:before="240" w:after="160"/>
+        <w:rPr>
+          <w:lang w:eastAsia="ja-JP"/>
+        </w:rPr>
+      </w:pPr>
+      <w:r>
+        <w:rPr>
+          <w:b/>
+          <w:color w:val="1B4F72"/>
+          <w:sz w:val="26"/>
+          <w:u w:val="single"/>
+          <w:lang w:eastAsia="ja-JP"/>
+        </w:rPr>
+        <w:t xml:space="preserve">■ Scene 2-D　退院マネジメント — 家族目線が運営を変える　(3分)</w:t>
+      </w:r>
+    </w:p>
+    <w:p>
+      <w:pPr>
+        <w:spacing w:before="80" w:after="80"/>
+        <w:rPr>
+          <w:lang w:eastAsia="ja-JP"/>
+        </w:rPr>
+      </w:pPr>
+      <w:r>
+        <w:rPr>
+          <w:b/>
+          <w:color w:val="1E8449"/>
+          <w:lang w:eastAsia="ja-JP"/>
+        </w:rPr>
+        <w:t xml:space="preserve">▶ 「退院タイミング」タブをクリック → 下にスクロール</w:t>
+      </w:r>
+    </w:p>
+    <w:p>
+      <w:pPr>
+        <w:spacing w:before="80" w:after="80"/>
+        <w:rPr>
+          <w:lang w:eastAsia="ja-JP"/>
+        </w:rPr>
+      </w:pPr>
+      <w:r>
+        <w:rPr>
+          <w:lang w:eastAsia="ja-JP"/>
+        </w:rPr>
+        <w:t xml:space="preserve">🗨 先ほどの週末の谷、その解決策がここにあります。まず退院の曜日分布を見てください。金曜日に28%集中しています。だから土日に空床が増える。これがパターンの原因です。</w:t>
+      </w:r>
+    </w:p>
+    <w:p>
+      <w:pPr>
+        <w:spacing w:before="80" w:after="80"/>
+        <w:rPr>
+          <w:lang w:eastAsia="ja-JP"/>
+        </w:rPr>
+      </w:pPr>
+    </w:p>
+    <w:p>
+      <w:pPr>
+        <w:spacing w:before="80" w:after="80"/>
+        <w:rPr>
+          <w:lang w:eastAsia="ja-JP"/>
+        </w:rPr>
+      </w:pPr>
+      <w:r>
+        <w:rPr>
+          <w:b/>
+          <w:color w:val="1E8449"/>
+          <w:lang w:eastAsia="ja-JP"/>
+        </w:rPr>
+        <w:t xml:space="preserve">▶ 「日曜退院候補」セクションを指しながら</w:t>
+      </w:r>
+    </w:p>
+    <w:p>
+      <w:pPr>
+        <w:spacing w:before="80" w:after="80"/>
+        <w:rPr>
+          <w:lang w:eastAsia="ja-JP"/>
+        </w:rPr>
+      </w:pPr>
+      <w:r>
+        <w:rPr>
+          <w:lang w:eastAsia="ja-JP"/>
+        </w:rPr>
+        <w:t xml:space="preserve">🗨 次に「日曜退院候補」を見てください。これはC群の患者さんで、在院日数に余裕がある方を自動的に抽出したリストです。推奨が「◎」の方は、日曜退院に調整できます。</w:t>
+      </w:r>
+    </w:p>
+    <w:p>
+      <w:pPr>
+        <w:spacing w:before="80" w:after="80"/>
+        <w:rPr>
+          <w:lang w:eastAsia="ja-JP"/>
+        </w:rPr>
+      </w:pPr>
+    </w:p>
+    <w:p>
+      <w:pPr>
+        <w:spacing w:before="80" w:after="80"/>
+        <w:rPr>
+          <w:lang w:eastAsia="ja-JP"/>
+        </w:rPr>
+      </w:pPr>
+      <w:r>
+        <w:rPr>
+          <w:lang w:eastAsia="ja-JP"/>
+        </w:rPr>
+        <w:t xml:space="preserve">🗨 なぜ日曜退院か。高齢の患者さんのお迎えに来るのは、働き世代のご家族です。平日に休みを取ってお迎えに来るのは大変です。日曜なら自然に動ける。これは病院の都合ではなく、ご家族の生活に寄り添った退院調整です。</w:t>
+      </w:r>
+    </w:p>
+    <w:p>
+      <w:pPr>
+        <w:spacing w:before="80" w:after="80"/>
+        <w:rPr>
+          <w:lang w:eastAsia="ja-JP"/>
+        </w:rPr>
+      </w:pPr>
+    </w:p>
+    <w:p>
+      <w:pPr>
+        <w:spacing w:before="80" w:after="80"/>
+        <w:rPr>
+          <w:lang w:eastAsia="ja-JP"/>
+        </w:rPr>
+      </w:pPr>
+      <w:r>
+        <w:rPr>
+          <w:b/>
+          <w:color w:val="1E8449"/>
+          <w:lang w:eastAsia="ja-JP"/>
+        </w:rPr>
+        <w:t xml:space="preserve">▶ スライダーを「3人」に動かす</w:t>
+      </w:r>
+    </w:p>
+    <w:p>
+      <w:pPr>
+        <w:spacing w:before="80" w:after="80"/>
+        <w:rPr>
+          <w:lang w:eastAsia="ja-JP"/>
+        </w:rPr>
+      </w:pPr>
+      <w:r>
+        <w:rPr>
+          <w:lang w:eastAsia="ja-JP"/>
+        </w:rPr>
+        <w:t xml:space="preserve">🗨 3人を日曜退院に調整すると、週末の稼働率がこれだけ上がります。月間の運営貢献額も改善される。しかもこれは、ご家族の都合に寄り添った結果です。</w:t>
+      </w:r>
+    </w:p>
+    <w:p>
+      <w:pPr>
+        <w:spacing w:before="80" w:after="80"/>
+        <w:rPr>
+          <w:lang w:eastAsia="ja-JP"/>
+        </w:rPr>
+      </w:pPr>
+    </w:p>
+    <w:p>
+      <w:pPr>
+        <w:spacing w:before="80" w:after="80"/>
+        <w:rPr>
+          <w:lang w:eastAsia="ja-JP"/>
+        </w:rPr>
+      </w:pPr>
+      <w:r>
+        <w:rPr>
+          <w:lang w:eastAsia="ja-JP"/>
+        </w:rPr>
+        <w:t xml:space="preserve">🗨 家族の都合に合わせたら、運営も良くなった。これが私たちの目指すベッドコントロールです。患者さんとご家族のために考えたことが、結果として病床を活かすことにつながる。</w:t>
       </w:r>
     </w:p>
     <w:p>

--- a/docs/admin/bed_control_demo_scenario.docx
+++ b/docs/admin/bed_control_demo_scenario.docx
@@ -350,7 +350,7 @@
           <w:color w:val="E74C3C"/>
           <w:lang w:eastAsia="ja-JP"/>
         </w:rPr>
-        <w:t>88.4%</w:t>
+        <w:t>88.5%</w:t>
       </w:r>
       <w:r>
         <w:rPr>
@@ -380,7 +380,7 @@
           <w:color w:val="E74C3C"/>
           <w:lang w:eastAsia="ja-JP"/>
         </w:rPr>
-        <w:t>マイナス1.6ポイント</w:t>
+        <w:t>マイナス1.5ポイント</w:t>
       </w:r>
       <w:r>
         <w:rPr>
@@ -2820,7 +2820,7 @@
           <w:color w:val="2C3E50"/>
           <w:lang w:eastAsia="ja-JP"/>
         </w:rPr>
-        <w:t>💬 さらに。今の月平均稼働率88.4%を目標の94%まで引き上げたらどうなるか。稼働率1%の年間価値は約1,200万円ですから、5.6ポイント改善で年間約6,720万円の増収。人件費按分で一人あたり年間約14万円。賞与に換算して、さらに約10%の増額です。</w:t>
+        <w:t>💬 さらに。今の月平均稼働率88.5%を目標の94%まで引き上げたらどうなるか。稼働率1%の年間価値は約1,200万円ですから、5.5ポイント改善で年間約6,600万円の増収。人件費按分で一人あたり年間約14万円。賞与に換算して、さらに約10%の増額です。</w:t>
       </w:r>
     </w:p>
     <w:p>
@@ -3017,7 +3017,7 @@
               <w:jc w:val="right"/>
             </w:pPr>
             <w:r>
-              <w:t>+6,720万円</w:t>
+              <w:t>+6,600万円</w:t>
             </w:r>
           </w:p>
         </w:tc>
@@ -3420,14 +3420,14 @@
           <w:color w:val="E74C3C"/>
           <w:lang w:eastAsia="ja-JP"/>
         </w:rPr>
-        <w:t>+1.6ポイント</w:t>
+        <w:t>+1.5ポイント</w:t>
       </w:r>
       <w:r>
         <w:rPr>
           <w:color w:val="2C3E50"/>
           <w:lang w:eastAsia="ja-JP"/>
         </w:rPr>
-        <w:t>ずつ上げればいい。5Fは88.6%へ、6Fは93.5%へ。全体で約90%達成です。</w:t>
+        <w:t>ずつ上げればいい。5Fは88.5%へ、6Fは93.5%へ。全体で約90%達成です。</w:t>
       </w:r>
       <w:r>
         <w:rPr>
@@ -3859,7 +3859,7 @@
                 <w:color w:val="1E8449"/>
                 <w:sz w:val="20"/>
               </w:rPr>
-              <w:t>+1.6pt</w:t>
+              <w:t>+1.5pt</w:t>
             </w:r>
           </w:p>
         </w:tc>
@@ -4135,7 +4135,7 @@
           <w:color w:val="2C3E50"/>
           <w:lang w:eastAsia="ja-JP"/>
         </w:rPr>
-        <w:t>💬 +1.6ポイントずつ——これが今月の「助け合いライン」です。テーブルの</w:t>
+        <w:t>💬 +1.5ポイントずつ——これが今月の「助け合いライン」です。テーブルの</w:t>
       </w:r>
       <w:r>
         <w:rPr>
@@ -4288,7 +4288,7 @@
           <w:color w:val="2C3E50"/>
           <w:lang w:eastAsia="ja-JP"/>
         </w:rPr>
-        <w:t>💬 ここで「本当に公平なのか？」という疑問が出るかもしれません。前半で低かった病棟と、頑張っていた病棟が同じ+1.6ポイント——前半の差を無視していないか、と。</w:t>
+        <w:t>💬 ここで「本当に公平なのか？」という疑問が出るかもしれません。前半で低かった病棟と、頑張っていた病棟が同じ+1.5ポイント——前半の差を無視していないか、と。</w:t>
       </w:r>
     </w:p>
     <w:p>
@@ -4375,7 +4375,7 @@
           <w:color w:val="2C3E50"/>
           <w:lang w:eastAsia="ja-JP"/>
         </w:rPr>
-        <w:t>💬 2つ目。同じ+1.6ポイントでも、</w:t>
+        <w:t>💬 2つ目。同じ+1.5ポイントでも、</w:t>
       </w:r>
       <w:r>
         <w:rPr>

--- a/docs/admin/bed_control_demo_scenario.docx
+++ b/docs/admin/bed_control_demo_scenario.docx
@@ -27,7 +27,7 @@
           <w:lang w:eastAsia="ja-JP"/>
         </w:rPr>
         <w:br/>
-        <w:t>幹部会議 実演シナリオ（約18分）</w:t>
+        <w:t>幹部会議 実演シナリオ（約20分）</w:t>
       </w:r>
     </w:p>
     <w:p>
@@ -526,6 +526,90 @@
         </w:rPr>
       </w:pPr>
     </w:p>
+    <w:p>
+      <w:r>
+        <w:t xml:space="preserve">■ Scene 1-B　稼働率の正体 — 100%を超えるのは、なぜ？　(2分)</w:t>
+      </w:r>
+    </w:p>
+    <w:p/>
+    <w:p>
+      <w:r>
+        <w:t xml:space="preserve">▶ Scene 1の稼働率パネルを表示したまま</w:t>
+      </w:r>
+    </w:p>
+    <w:p/>
+    <w:p>
+      <w:r>
+        <w:t xml:space="preserve">💬 ここで1つ、大事なことをお伝えします。この「稼働率」という数字の正体についてです。</w:t>
+      </w:r>
+    </w:p>
+    <w:p/>
+    <w:p>
+      <w:r>
+        <w:t xml:space="preserve">💬 質問です。稼働率100%というのは、94床すべてに患者さんがいる状態でしょうか？——半分正解で、半分間違いです。</w:t>
+      </w:r>
+    </w:p>
+    <w:p/>
+    <w:p>
+      <w:r>
+        <w:t xml:space="preserve">💬 実は、厚労省が定めている「病床稼働率」の計算式はこうです。</w:t>
+      </w:r>
+    </w:p>
+    <w:p/>
+    <w:p>
+      <w:r>
+        <w:t xml:space="preserve">💬 病床稼働率 ＝（在院患者数 ＋ 退院患者数）÷ 病床数</w:t>
+      </w:r>
+    </w:p>
+    <w:p/>
+    <w:p>
+      <w:r>
+        <w:t xml:space="preserve">💬 ポイントは「退院患者数」を足していることです。退院した日もベッドは使われています。朝まで患者さんがいて、退院後に清掃・準備をして、同じ日に別の患者さんが入院することもある。その事実を正しくカウントする式なのです。</w:t>
+      </w:r>
+    </w:p>
+    <w:p/>
+    <w:p>
+      <w:r>
+        <w:t xml:space="preserve">💬 つまり、同じベッドを1日に2人が使えば、1床で「2」とカウントされます。これが94床で重なれば、稼働率は100%を超えます。</w:t>
+      </w:r>
+    </w:p>
+    <w:p/>
+    <w:p>
+      <w:r>
+        <w:t xml:space="preserve">💬 「え、100%を超えたら問題じゃないですか？」——いい質問です。答えはNOです。</w:t>
+      </w:r>
+    </w:p>
+    <w:p/>
+    <w:p>
+      <w:r>
+        <w:t xml:space="preserve">💬 医療法の監査が見るのは「ある時点で94床を超える患者が同時入院しているか」です。午前0時に95人いたら問題です。でも、日中に退院と入院が重なって回転しているのは、効率的な病床運用そのものです。厚労省はそれを想定してこの計算式を作っています。</w:t>
+      </w:r>
+    </w:p>
+    <w:p/>
+    <w:p>
+      <w:r>
+        <w:t xml:space="preserve">💬 もう一つ、面白い発見があります。回転が良いと、退院が進んで夕方にはベッドが空く。つまり夜勤帯の患者数が減るのです。夜勤者にとっては負担が軽くなる。それでいて稼働率は高い。回転の良さは、スタッフにも患者さんにも優しいのです。</w:t>
+      </w:r>
+    </w:p>
+    <w:p/>
+    <w:p>
+      <w:r>
+        <w:t xml:space="preserve">▶ サイドバーの稼働率表示を指しながら</w:t>
+      </w:r>
+    </w:p>
+    <w:p/>
+    <w:p>
+      <w:r>
+        <w:t xml:space="preserve">💬 ちなみに、よく混同されるもう一つの指標があります。「病床利用率」です。これは午前0時の在院患者数だけで計算するもので、退院日をカウントしません。当院が使っているのは厚労省の「病床稼働率」——退院日もカウントする、より実態を反映した指標です。</w:t>
+      </w:r>
+    </w:p>
+    <w:p/>
+    <w:p>
+      <w:r>
+        <w:t xml:space="preserve">💬 まとめると、90〜95%が運用上の最適ゾーン。100%を超えても監査には引っかかりません。高い稼働率は「ベッドが回っている証拠」です。この数字の意味を知ったうえで、次の分析に進みましょう。</w:t>
+      </w:r>
+    </w:p>
+    <w:p/>
     <w:p>
       <w:pPr>
         <w:spacing w:before="240" w:after="160"/>

--- a/docs/admin/bed_control_demo_scenario.docx
+++ b/docs/admin/bed_control_demo_scenario.docx
@@ -342,7 +342,7 @@
           <w:color w:val="2C3E50"/>
           <w:lang w:eastAsia="ja-JP"/>
         </w:rPr>
-        <w:t xml:space="preserve">💬 月平均稼働率 </w:t>
+        <w:t>💬 月平均稼働率 88.8%。目標の90%に対してマイナス1.2ポイント。これが今の私たちの現在地です。</w:t>
       </w:r>
       <w:r>
         <w:rPr>
@@ -350,14 +350,12 @@
           <w:color w:val="E74C3C"/>
           <w:lang w:eastAsia="ja-JP"/>
         </w:rPr>
-        <w:t>88.5%</w:t>
       </w:r>
       <w:r>
         <w:rPr>
           <w:color w:val="2C3E50"/>
           <w:lang w:eastAsia="ja-JP"/>
         </w:rPr>
-        <w:t>。目標の</w:t>
       </w:r>
       <w:r>
         <w:rPr>
@@ -365,14 +363,12 @@
           <w:color w:val="E74C3C"/>
           <w:lang w:eastAsia="ja-JP"/>
         </w:rPr>
-        <w:t>90%</w:t>
       </w:r>
       <w:r>
         <w:rPr>
           <w:color w:val="2C3E50"/>
           <w:lang w:eastAsia="ja-JP"/>
         </w:rPr>
-        <w:t>に対して</w:t>
       </w:r>
       <w:r>
         <w:rPr>
@@ -380,14 +376,12 @@
           <w:color w:val="E74C3C"/>
           <w:lang w:eastAsia="ja-JP"/>
         </w:rPr>
-        <w:t>マイナス1.5ポイント</w:t>
       </w:r>
       <w:r>
         <w:rPr>
           <w:color w:val="2C3E50"/>
           <w:lang w:eastAsia="ja-JP"/>
         </w:rPr>
-        <w:t>。これが今の私たちの現在地です。</w:t>
       </w:r>
     </w:p>
     <w:p>
@@ -705,7 +699,7 @@
           <w:color w:val="2C3E50"/>
           <w:lang w:eastAsia="ja-JP"/>
         </w:rPr>
-        <w:t>💬 この「谷」の1つ1つが、空床の影響額です。空床1床は1日約</w:t>
+        <w:t>💬 この「谷」の1つ1つが、空床の影響額です。空床1床は1日約2万9千円。週末に5床空けば、2日で約29万円相当。月4回で約116万円。パターンが見えれば、対策が打てます。</w:t>
       </w:r>
       <w:r>
         <w:rPr>
@@ -713,14 +707,12 @@
           <w:color w:val="E74C3C"/>
           <w:lang w:eastAsia="ja-JP"/>
         </w:rPr>
-        <w:t>約2万9千円</w:t>
       </w:r>
       <w:r>
         <w:rPr>
           <w:color w:val="2C3E50"/>
           <w:lang w:eastAsia="ja-JP"/>
         </w:rPr>
-        <w:t>。週末に5床空けば、2日で</w:t>
       </w:r>
       <w:r>
         <w:rPr>
@@ -728,14 +720,12 @@
           <w:color w:val="E74C3C"/>
           <w:lang w:eastAsia="ja-JP"/>
         </w:rPr>
-        <w:t>約29万円</w:t>
       </w:r>
       <w:r>
         <w:rPr>
           <w:color w:val="2C3E50"/>
           <w:lang w:eastAsia="ja-JP"/>
         </w:rPr>
-        <w:t>相当。月4回で</w:t>
       </w:r>
       <w:r>
         <w:rPr>
@@ -743,14 +733,12 @@
           <w:color w:val="E74C3C"/>
           <w:lang w:eastAsia="ja-JP"/>
         </w:rPr>
-        <w:t>約116万円</w:t>
       </w:r>
       <w:r>
         <w:rPr>
           <w:color w:val="2C3E50"/>
           <w:lang w:eastAsia="ja-JP"/>
         </w:rPr>
-        <w:t>。パターンが見えれば、対策が打てます。</w:t>
       </w:r>
     </w:p>
     <w:p>
@@ -1741,7 +1729,7 @@
         <w:rPr>
           <w:lang w:eastAsia="ja-JP"/>
         </w:rPr>
-        <w:t xml:space="preserve">🗨 先ほどの週末の谷、その解決策がここにあります。まず退院の曜日分布を見てください。金曜日に28%集中しています。だから土日に空床が増える。これがパターンの原因です。</w:t>
+        <w:t>🗨 先ほどの週末の谷、その解決策がここにあります。まず退院の曜日分布を見てください。金曜日に31%集中しています。だから土日に空床が増える。これがパターンの原因です。</w:t>
       </w:r>
     </w:p>
     <w:p>
@@ -1887,7 +1875,7 @@
           <w:u w:val="single"/>
           <w:lang w:eastAsia="ja-JP"/>
         </w:rPr>
-        <w:t>■ Scene 3　「平均在院日数 21.4日」— 算定基準を超えています　(3分)</w:t>
+        <w:t>■ Scene 3　「6F平均在院日数 21.3日」— 病棟別に見ると基準超過　(3分)</w:t>
       </w:r>
     </w:p>
     <w:p>
@@ -1919,7 +1907,7 @@
           <w:color w:val="1E8449"/>
           <w:lang w:eastAsia="ja-JP"/>
         </w:rPr>
-        <w:t>▶ 下段のメトリクスカード「平均在院日数 21.4日」の赤いdelta表示を見せる</w:t>
+        <w:t>▶ 下段のメトリクスカード「平均在院日数（全体 → 6F切替）」の全体表示 → 6F切替の流れを見せる</w:t>
       </w:r>
     </w:p>
     <w:p>
@@ -1935,7 +1923,7 @@
           <w:color w:val="2C3E50"/>
           <w:lang w:eastAsia="ja-JP"/>
         </w:rPr>
-        <w:t xml:space="preserve">💬 ここを見てください。平均在院日数 </w:t>
+        <w:t>まず全体表示を見てください。今月集計の平均在院日数は20.3日。3ヶ月rolling平均は19.8日で、基準21日以内をクリアしています。全体で見ると問題なさそうに見えます。しかし、ここが大事なところです。病棟を6Fに切り替えてみます。</w:t>
       </w:r>
       <w:r>
         <w:rPr>
@@ -1943,14 +1931,12 @@
           <w:color w:val="E74C3C"/>
           <w:lang w:eastAsia="ja-JP"/>
         </w:rPr>
-        <w:t>21.4日</w:t>
       </w:r>
       <w:r>
         <w:rPr>
           <w:color w:val="2C3E50"/>
           <w:lang w:eastAsia="ja-JP"/>
         </w:rPr>
-        <w:t xml:space="preserve">。赤い矢印で「基準超過 </w:t>
       </w:r>
       <w:r>
         <w:rPr>
@@ -1958,14 +1944,12 @@
           <w:color w:val="E74C3C"/>
           <w:lang w:eastAsia="ja-JP"/>
         </w:rPr>
-        <w:t>+0.4日</w:t>
       </w:r>
       <w:r>
         <w:rPr>
           <w:color w:val="2C3E50"/>
           <w:lang w:eastAsia="ja-JP"/>
         </w:rPr>
-        <w:t>」と出ています。</w:t>
       </w:r>
     </w:p>
     <w:p>
@@ -1981,7 +1965,7 @@
           <w:color w:val="2C3E50"/>
           <w:lang w:eastAsia="ja-JP"/>
         </w:rPr>
-        <w:t>💬 地域包括医療病棟の算定基準は、平均在院日数</w:t>
+        <w:t>6Fの3ヶ月rolling平均在院日数は21.3日。地域包括医療病棟の算定基準は、平均在院日数21日以内です。2026年改定では20日以内に短縮されますが、当院は85歳以上が20%を超えているため+1日の緩和措置で21日以内。6Fの21.3日は基準21日を+0.3日超過しています。施設基準は病院全体ではなく、各病棟ごとに判定されます。全体では隠れていた問題が、病棟別に見ると浮かび上がるのです。</w:t>
       </w:r>
       <w:r>
         <w:rPr>
@@ -1989,14 +1973,12 @@
           <w:color w:val="E74C3C"/>
           <w:lang w:eastAsia="ja-JP"/>
         </w:rPr>
-        <w:t>21日以内</w:t>
       </w:r>
       <w:r>
         <w:rPr>
           <w:color w:val="2C3E50"/>
           <w:lang w:eastAsia="ja-JP"/>
         </w:rPr>
-        <w:t>です。2026年改定では</w:t>
       </w:r>
       <w:r>
         <w:rPr>
@@ -2004,14 +1986,12 @@
           <w:color w:val="E74C3C"/>
           <w:lang w:eastAsia="ja-JP"/>
         </w:rPr>
-        <w:t>20日以内</w:t>
       </w:r>
       <w:r>
         <w:rPr>
           <w:color w:val="2C3E50"/>
           <w:lang w:eastAsia="ja-JP"/>
         </w:rPr>
-        <w:t>に短縮されますが、当院は85歳以上が20%を超えているため+1日の緩和措置で21日以内。いずれにしても、今の</w:t>
       </w:r>
       <w:r>
         <w:rPr>
@@ -2019,14 +1999,12 @@
           <w:color w:val="E74C3C"/>
           <w:lang w:eastAsia="ja-JP"/>
         </w:rPr>
-        <w:t>21.4日は超過</w:t>
       </w:r>
       <w:r>
         <w:rPr>
           <w:color w:val="2C3E50"/>
           <w:lang w:eastAsia="ja-JP"/>
         </w:rPr>
-        <w:t>しています。</w:t>
       </w:r>
     </w:p>
     <w:p>
@@ -2201,7 +2179,7 @@
           <w:color w:val="2C3E50"/>
           <w:lang w:eastAsia="ja-JP"/>
         </w:rPr>
-        <w:t>💬 現状：6F病棟の平均在院日数 21.7日、基準21日以内を+0.7日超過。このままのペースだと月末も基準超過が継続します。必要な対策：残り10日で6FのC群から追加3名の退院で基準クリア見込み。</w:t>
+        <w:t>💬 現状：6F病棟の3ヶ月rolling平均在院日数 21.3日、基準21日以内を+0.3日超過。このままのペースだと月末も基準超過が継続します。必要な対策：残り10日で6FのC群から追加1〜2名の退院で基準クリア見込み。</w:t>
       </w:r>
     </w:p>
     <w:p>
@@ -2217,7 +2195,7 @@
           <w:color w:val="2C3E50"/>
           <w:lang w:eastAsia="ja-JP"/>
         </w:rPr>
-        <w:t>💬 「3名」。この数字があるだけで、行動が変わります。漠然と「在院日数を短くしましょう」ではなく、「6FのC群から3名、今週中に退院調整を進めましょう」と具体的に動ける。重要なのは、施設基準は病院全体ではなく</w:t>
+        <w:t>💬 「1〜2名」。この具体的な数字があるだけで、行動が変わります。漠然と「在院日数を短くしましょう」ではなく、「6FのC群から1〜2名、今週中に退院調整を進めましょう」と具体的に動ける。重要なのは、施設基準は病院全体ではなく各病棟ごとに判定されるという点です。5Fは基準内、6Fだけが超過しているので、6Fに対して打ち手を打つ必要があります。</w:t>
       </w:r>
       <w:proofErr w:type="gramStart"/>
       <w:r>
@@ -2225,7 +2203,6 @@
           <w:color w:val="2C3E50"/>
           <w:lang w:eastAsia="ja-JP"/>
         </w:rPr>
-        <w:t>各</w:t>
       </w:r>
       <w:proofErr w:type="gramEnd"/>
       <w:r>
@@ -2233,7 +2210,6 @@
           <w:color w:val="2C3E50"/>
           <w:lang w:eastAsia="ja-JP"/>
         </w:rPr>
-        <w:t>病棟</w:t>
       </w:r>
       <w:proofErr w:type="gramStart"/>
       <w:r>
@@ -2241,7 +2217,6 @@
           <w:color w:val="2C3E50"/>
           <w:lang w:eastAsia="ja-JP"/>
         </w:rPr>
-        <w:t>ごと</w:t>
       </w:r>
       <w:proofErr w:type="gramEnd"/>
       <w:r>
@@ -2249,7 +2224,6 @@
           <w:color w:val="2C3E50"/>
           <w:lang w:eastAsia="ja-JP"/>
         </w:rPr>
-        <w:t>に判定されるという点です。5Fは基準内、6Fだけが超過しているので、6Fに対して打ち手を打つ必要があります。</w:t>
       </w:r>
     </w:p>
     <w:p>
@@ -2281,7 +2255,7 @@
           <w:color w:val="2C3E50"/>
           <w:lang w:eastAsia="ja-JP"/>
         </w:rPr>
-        <w:t>💬 ここに退院計画シミュレーションがあります。6F病棟のC群追加退院0名なら21.7日で超過、2名なら21.3日でまだ超過、3名退院させると21.0日以下でクリア。</w:t>
+        <w:t>💬 ここに退院計画シミュレーションがあります。6F病棟のC群追加退院0名なら21.3日で超過、1名なら21.0日でぎりぎり、2名退院させると20.8日でクリア。</w:t>
       </w:r>
     </w:p>
     <w:p>
@@ -2297,7 +2271,7 @@
           <w:color w:val="2C3E50"/>
           <w:lang w:eastAsia="ja-JP"/>
         </w:rPr>
-        <w:t>💬 数字の根拠があるから、連携室にも「あと3名の退院先確保をお願いします」と明確に依頼できます。看護師長にも「C群の中で退院可能な方を3名リストアップしてください」と具体的に相談できます。</w:t>
+        <w:t>💬 数字の根拠があるから、連携室にも「あと1〜2名の退院先確保をお願いします」と明確に依頼できます。看護師長にも「C群の中で退院可能な方を1〜2名リストアップしてください」と具体的に相談できます。</w:t>
       </w:r>
     </w:p>
     <w:p>
@@ -2904,7 +2878,7 @@
           <w:color w:val="2C3E50"/>
           <w:lang w:eastAsia="ja-JP"/>
         </w:rPr>
-        <w:t>💬 さらに。今の月平均稼働率88.5%を目標の94%まで引き上げたらどうなるか。稼働率1%の年間価値は約1,200万円ですから、5.5ポイント改善で年間約6,600万円の増収。人件費按分で一人あたり年間約14万円。賞与に換算して、さらに約10%の増額です。</w:t>
+        <w:t>💬 さらに。今の月平均稼働率88.8%を目標の94%まで引き上げたらどうなるか。稼働率1%の年間価値は約1,200万円ですから、5.2ポイント改善で年間約6,200万円の増収。人件費按分で一人あたり年間約14万円。賞与に換算して、さらに約10%の増額です。</w:t>
       </w:r>
     </w:p>
     <w:p>
@@ -3101,7 +3075,7 @@
               <w:jc w:val="right"/>
             </w:pPr>
             <w:r>
-              <w:t>+6,600万円</w:t>
+              <w:t>+約6,200万円</w:t>
             </w:r>
           </w:p>
         </w:tc>
@@ -3114,7 +3088,7 @@
               <w:jc w:val="right"/>
             </w:pPr>
             <w:r>
-              <w:t>+14万円</w:t>
+              <w:t>+12万円</w:t>
             </w:r>
           </w:p>
         </w:tc>
@@ -3160,7 +3134,7 @@
               <w:jc w:val="right"/>
             </w:pPr>
             <w:r>
-              <w:t>+1億3,920万円</w:t>
+              <w:t>+約1億3,400万円</w:t>
             </w:r>
           </w:p>
         </w:tc>
@@ -3173,7 +3147,7 @@
               <w:jc w:val="right"/>
             </w:pPr>
             <w:r>
-              <w:t>+28万円</w:t>
+              <w:t>+27万円</w:t>
             </w:r>
           </w:p>
         </w:tc>
@@ -3466,7 +3440,7 @@
           <w:color w:val="2C3E50"/>
           <w:lang w:eastAsia="ja-JP"/>
         </w:rPr>
-        <w:t>💬 例えば今月、5Fの平均が</w:t>
+        <w:t>💬 例えば今月、5Fの平均が86.5%、6Fの平均が91.1%だとします。全体を90%にするには、両病棟がそれぞれ+1.2ポイントずつ上げればいい。5Fは87.7%へ、6Fは92.3%へ。全体で約90%達成です。困った時はお互い様の精神です。</w:t>
       </w:r>
       <w:r>
         <w:rPr>
@@ -3474,14 +3448,12 @@
           <w:color w:val="E74C3C"/>
           <w:lang w:eastAsia="ja-JP"/>
         </w:rPr>
-        <w:t>87%</w:t>
       </w:r>
       <w:r>
         <w:rPr>
           <w:color w:val="2C3E50"/>
           <w:lang w:eastAsia="ja-JP"/>
         </w:rPr>
-        <w:t>、6Fの平均が</w:t>
       </w:r>
       <w:r>
         <w:rPr>
@@ -3489,14 +3461,12 @@
           <w:color w:val="1B4F72"/>
           <w:lang w:eastAsia="ja-JP"/>
         </w:rPr>
-        <w:t>92%</w:t>
       </w:r>
       <w:r>
         <w:rPr>
           <w:color w:val="2C3E50"/>
           <w:lang w:eastAsia="ja-JP"/>
         </w:rPr>
-        <w:t>だとします。全体を90%にするには、両病棟がそれぞれ</w:t>
       </w:r>
       <w:r>
         <w:rPr>
@@ -3504,14 +3474,12 @@
           <w:color w:val="E74C3C"/>
           <w:lang w:eastAsia="ja-JP"/>
         </w:rPr>
-        <w:t>+1.5ポイント</w:t>
       </w:r>
       <w:r>
         <w:rPr>
           <w:color w:val="2C3E50"/>
           <w:lang w:eastAsia="ja-JP"/>
         </w:rPr>
-        <w:t>ずつ上げればいい。5Fは88.5%へ、6Fは93.5%へ。全体で約90%達成です。</w:t>
       </w:r>
       <w:r>
         <w:rPr>
@@ -3519,7 +3487,6 @@
           <w:color w:val="2C3E50"/>
           <w:lang w:eastAsia="ja-JP"/>
         </w:rPr>
-        <w:t>困った時はお互い様の精神です。</w:t>
       </w:r>
     </w:p>
     <w:p>
@@ -3779,7 +3746,7 @@
                 <w:color w:val="2C3E50"/>
                 <w:sz w:val="20"/>
               </w:rPr>
-              <w:t>87.5%</w:t>
+              <w:t>87.0%</w:t>
             </w:r>
           </w:p>
         </w:tc>
@@ -3796,7 +3763,7 @@
                 <w:color w:val="2C3E50"/>
                 <w:sz w:val="20"/>
               </w:rPr>
-              <w:t>92.4%</w:t>
+              <w:t>91.6%</w:t>
             </w:r>
           </w:p>
         </w:tc>
@@ -3813,7 +3780,7 @@
                 <w:color w:val="2C3E50"/>
                 <w:sz w:val="20"/>
               </w:rPr>
-              <w:t>89.6%</w:t>
+              <w:t>89.3%</w:t>
             </w:r>
           </w:p>
         </w:tc>
@@ -3869,7 +3836,7 @@
                 <w:color w:val="2C3E50"/>
                 <w:sz w:val="20"/>
               </w:rPr>
-              <w:t>88.0%</w:t>
+              <w:t>87.5%</w:t>
             </w:r>
           </w:p>
         </w:tc>
@@ -3886,7 +3853,7 @@
                 <w:color w:val="2C3E50"/>
                 <w:sz w:val="20"/>
               </w:rPr>
-              <w:t>92.9%</w:t>
+              <w:t>92.1%</w:t>
             </w:r>
           </w:p>
         </w:tc>
@@ -3943,7 +3910,7 @@
                 <w:color w:val="1E8449"/>
                 <w:sz w:val="20"/>
               </w:rPr>
-              <w:t>+1.5pt</w:t>
+              <w:t>+1.2pt</w:t>
             </w:r>
           </w:p>
         </w:tc>
@@ -3961,7 +3928,7 @@
                 <w:color w:val="1E8449"/>
                 <w:sz w:val="20"/>
               </w:rPr>
-              <w:t>88.6%</w:t>
+              <w:t>87.7%</w:t>
             </w:r>
           </w:p>
         </w:tc>
@@ -3979,7 +3946,7 @@
                 <w:color w:val="1E8449"/>
                 <w:sz w:val="20"/>
               </w:rPr>
-              <w:t>93.5%</w:t>
+              <w:t>92.3%</w:t>
             </w:r>
           </w:p>
         </w:tc>
@@ -4054,7 +4021,7 @@
                 <w:color w:val="2C3E50"/>
                 <w:sz w:val="20"/>
               </w:rPr>
-              <w:t>89.0%</w:t>
+              <w:t>88.5%</w:t>
             </w:r>
           </w:p>
         </w:tc>
@@ -4071,7 +4038,7 @@
                 <w:color w:val="2C3E50"/>
                 <w:sz w:val="20"/>
               </w:rPr>
-              <w:t>93.9%</w:t>
+              <w:t>93.1%</w:t>
             </w:r>
           </w:p>
         </w:tc>
@@ -4088,7 +4055,7 @@
                 <w:color w:val="2C3E50"/>
                 <w:sz w:val="20"/>
               </w:rPr>
-              <w:t>90.1%</w:t>
+              <w:t>90.8%</w:t>
             </w:r>
           </w:p>
         </w:tc>
@@ -4144,7 +4111,7 @@
                 <w:color w:val="2C3E50"/>
                 <w:sz w:val="20"/>
               </w:rPr>
-              <w:t>91.0%</w:t>
+              <w:t>90.5%</w:t>
             </w:r>
           </w:p>
         </w:tc>
@@ -4161,7 +4128,7 @@
                 <w:color w:val="2C3E50"/>
                 <w:sz w:val="20"/>
               </w:rPr>
-              <w:t>95.9%</w:t>
+              <w:t>95.1%</w:t>
             </w:r>
           </w:p>
         </w:tc>
@@ -4178,7 +4145,7 @@
                 <w:color w:val="2C3E50"/>
                 <w:sz w:val="20"/>
               </w:rPr>
-              <w:t>90.8%</w:t>
+              <w:t>92.8%</w:t>
             </w:r>
           </w:p>
         </w:tc>
@@ -4219,7 +4186,7 @@
           <w:color w:val="2C3E50"/>
           <w:lang w:eastAsia="ja-JP"/>
         </w:rPr>
-        <w:t>💬 +1.5ポイントずつ——これが今月の「助け合いライン」です。テーブルの</w:t>
+        <w:t>💬 +1.2ポイントずつ——これが今月の「助け合いライン」です。テーブルの緑の行がちょうど全体90%を達成するポイント。両病棟が同じ幅だけ改善すればいい。</w:t>
       </w:r>
       <w:r>
         <w:rPr>
@@ -4227,14 +4194,12 @@
           <w:color w:val="1E8449"/>
           <w:lang w:eastAsia="ja-JP"/>
         </w:rPr>
-        <w:t>緑の行</w:t>
       </w:r>
       <w:r>
         <w:rPr>
           <w:color w:val="2C3E50"/>
           <w:lang w:eastAsia="ja-JP"/>
         </w:rPr>
-        <w:t>がちょうど全体90%を達成するポイント。両病棟が同じ幅だけ改善すればいい。</w:t>
       </w:r>
     </w:p>
     <w:p>
@@ -4372,7 +4337,7 @@
           <w:color w:val="2C3E50"/>
           <w:lang w:eastAsia="ja-JP"/>
         </w:rPr>
-        <w:t>💬 ここで「本当に公平なのか？」という疑問が出るかもしれません。前半で低かった病棟と、頑張っていた病棟が同じ+1.5ポイント——前半の差を無視していないか、と。</w:t>
+        <w:t>💬 ここで「本当に公平なのか？」という疑問が出るかもしれません。前半で低かった病棟と、頑張っていた病棟が同じ+1.2ポイント——前半の差を無視していないか、と。</w:t>
       </w:r>
     </w:p>
     <w:p>
@@ -4459,7 +4424,7 @@
           <w:color w:val="2C3E50"/>
           <w:lang w:eastAsia="ja-JP"/>
         </w:rPr>
-        <w:t>💬 2つ目。同じ+1.5ポイントでも、</w:t>
+        <w:t>💬 2つ目。同じ+1.2ポイントでも、必要なアクションは病棟ごとに違います。86.5%の5Fは入院を増やす「攻め」の施策が要る。91.1%の6Fは退院調整で「守る」施策で済む場合もある。同じ数字でも、実は中身が違うんです。</w:t>
       </w:r>
       <w:r>
         <w:rPr>
@@ -4467,14 +4432,12 @@
           <w:color w:val="2C3E50"/>
           <w:lang w:eastAsia="ja-JP"/>
         </w:rPr>
-        <w:t>必要なアクションは病棟ごとに違います</w:t>
       </w:r>
       <w:r>
         <w:rPr>
           <w:color w:val="2C3E50"/>
           <w:lang w:eastAsia="ja-JP"/>
         </w:rPr>
-        <w:t>。87%の5Fは入院を増やす「攻め」の施策が要る。92%の6Fは退院調整で「守る」施策で済む場合もある。同じ数字でも、実は中身が違う</w:t>
       </w:r>
       <w:proofErr w:type="gramStart"/>
       <w:r>
@@ -4482,7 +4445,6 @@
           <w:color w:val="2C3E50"/>
           <w:lang w:eastAsia="ja-JP"/>
         </w:rPr>
-        <w:t>ん</w:t>
       </w:r>
       <w:proofErr w:type="gramEnd"/>
       <w:r>
@@ -4490,7 +4452,6 @@
           <w:color w:val="2C3E50"/>
           <w:lang w:eastAsia="ja-JP"/>
         </w:rPr>
-        <w:t>です。</w:t>
       </w:r>
     </w:p>
     <w:p>
@@ -4514,7 +4475,7 @@
           <w:color w:val="2C3E50"/>
           <w:lang w:eastAsia="ja-JP"/>
         </w:rPr>
-        <w:t>💬 3つ目。もし前半の不足を5Fだけに背負わせると、残り10日で+3ポイント以上が必要になります。物理的に達成不能な目標は、行動を生みません。達成可能な目標を両病棟に渡すことが、チームとしての成果につながります。</w:t>
+        <w:t>💬 3つ目。もし前半の不足を5Fだけに背負わせると、残り10日で+3.5ポイント以上が必要になります。物理的に達成不能な目標は、行動を生みません。達成可能な目標を両病棟に渡すことが、チームとしての成果につながります。</w:t>
       </w:r>
     </w:p>
     <w:p>
@@ -7398,7 +7359,7 @@
           <w:color w:val="1B4F72"/>
           <w:lang w:eastAsia="ja-JP"/>
         </w:rPr>
-        <w:t>Q. 平均在院日数の「C群から3名」はどうやって計算しているのか？</w:t>
+        <w:t>Q. 平均在院日数の「C群から1〜2名」はどうやって計算しているのか？</w:t>
       </w:r>
     </w:p>
     <w:p>

--- a/docs/admin/bed_control_demo_scenario.docx
+++ b/docs/admin/bed_control_demo_scenario.docx
@@ -507,6 +507,18 @@
           <w:lang w:eastAsia="ja-JP"/>
         </w:rPr>
         <w:t>。常勤医師1名分の手取り年収に相当します。この数字を常に画面上に表示しています。空床の重みを全員で共有するためです。私たちの94床は、スタッフ一人ひとりの専門性と創意工夫によって、医療という価値に変わります。その1床の価値——稼働率1%は年間約1,200万円——これは届けることができる医療の大きさを診療報酬の額であらわした形です。この数字を見える化することで、全員が同じ目線で改善を考えられるようになります。</w:t>
+      </w:r>
+    </w:p>
+    <w:p/>
+    <w:p>
+      <w:r>
+        <w:t xml:space="preserve">▶ ブリーフィング画面の💡コメントを指しながら</w:t>
+      </w:r>
+    </w:p>
+    <w:p/>
+    <w:p>
+      <w:r>
+        <w:t xml:space="preserve">💬 ここに注目してください。空床数と稼働率を組み合わせた一行コメントです。「空床数は今すぐの受入判断、稼働率は今月の運営評価」。この2つは別のものさしです。空床が少ないから安心とは限りません。稼働率が低ければ「詰まっている」——退院が出ていないということです。逆に空床があっても稼働率が高ければ、ベッドはよく回っている証拠です。</w:t>
       </w:r>
     </w:p>
     <w:p>

--- a/docs/admin/bed_control_demo_scenario.docx
+++ b/docs/admin/bed_control_demo_scenario.docx
@@ -27,7 +27,7 @@
           <w:lang w:eastAsia="ja-JP"/>
         </w:rPr>
         <w:br/>
-        <w:t>幹部会議 実演シナリオ（約20分）</w:t>
+        <w:t>幹部会議 実演シナリオ（約23分）</w:t>
       </w:r>
     </w:p>
     <w:p>
@@ -1872,6 +1872,141 @@
         </w:rPr>
       </w:pPr>
     </w:p>
+    <w:p>
+      <w:r>
+        <w:rPr>
+          <w:b/>
+          <w:sz w:val="26"/>
+          <w:szCs w:val="26"/>
+        </w:rPr>
+        <w:t xml:space="preserve">■ Scene 2-E　夜勤安全ライン — 夜勤を守りながら稼働率を上げる　(3分)</w:t>
+      </w:r>
+    </w:p>
+    <w:p/>
+    <w:p>
+      <w:r>
+        <w:rPr>
+          <w:b/>
+        </w:rPr>
+        <w:t xml:space="preserve">★ 本日のサプライズ</w:t>
+      </w:r>
+    </w:p>
+    <w:p/>
+    <w:p>
+      <w:r>
+        <w:rPr>
+          <w:b/>
+        </w:rPr>
+        <w:t xml:space="preserve">▶ 運営分析タブの下方にある「🌙 夜勤安全ライン × 稼働率シミュレーション」を展開する</w:t>
+      </w:r>
+    </w:p>
+    <w:p/>
+    <w:p>
+      <w:r>
+        <w:rPr/>
+        <w:t xml:space="preserve">💬 ここから、今日一番お伝えしたいことをお見せします。</w:t>
+      </w:r>
+    </w:p>
+    <w:p/>
+    <w:p>
+      <w:r>
+        <w:rPr/>
+        <w:t xml:space="preserve">💬 質問です。夜勤を楽にしながら、稼働率を上げることはできるでしょうか？——答えはYESです。</w:t>
+      </w:r>
+    </w:p>
+    <w:p/>
+    <w:p>
+      <w:r>
+        <w:rPr/>
+        <w:t xml:space="preserve">💬 この機能は「夜勤安全ライン」という考え方に基づいています。夜勤者が無理なく対応できる在院数を先に決めて、日中の入退院の回転で稼働率を稼ぐ。</w:t>
+      </w:r>
+    </w:p>
+    <w:p/>
+    <w:p>
+      <w:r>
+        <w:rPr>
+          <w:b/>
+        </w:rPr>
+        <w:t xml:space="preserve">▶ 夜勤安全ラインのスライダーを82人に設定</w:t>
+      </w:r>
+    </w:p>
+    <w:p/>
+    <w:p>
+      <w:r>
+        <w:rPr/>
+        <w:t xml:space="preserve">💬 夜の在院数を82人に設定します。今の83人より1人少ない。夜勤者にとっては、ナースコール対応が1人分減り、空床が12床あるので急変時のベッド確保も余裕があります。</w:t>
+      </w:r>
+    </w:p>
+    <w:p/>
+    <w:p>
+      <w:r>
+        <w:rPr>
+          <w:b/>
+        </w:rPr>
+        <w:t xml:space="preserve">▶ 平日退院目標を6人に設定</w:t>
+      </w:r>
+    </w:p>
+    <w:p/>
+    <w:p>
+      <w:r>
+        <w:rPr/>
+        <w:t xml:space="preserve">💬 次に、平日の退院目標を6人にします。今は3〜4人です。大事なのは、退院した日に入院を受けること。退院と入院をセットで調整する「入退院ペアリング」です。</w:t>
+      </w:r>
+    </w:p>
+    <w:p/>
+    <w:p>
+      <w:r>
+        <w:rPr>
+          <w:b/>
+        </w:rPr>
+        <w:t xml:space="preserve">▶ 右側のシミュレーション結果を指しながら</w:t>
+      </w:r>
+    </w:p>
+    <w:p/>
+    <w:p>
+      <w:r>
+        <w:rPr/>
+        <w:t xml:space="preserve">💬 結果を見てください。月平均稼働率91.8%。今の88.8%から+3ポイント改善です。</w:t>
+      </w:r>
+    </w:p>
+    <w:p/>
+    <w:p>
+      <w:r>
+        <w:rPr/>
+        <w:t xml:space="preserve">💬 年間の改善額は約3,600万円。職員一人あたり年間+7万円以上。これは夜勤を楽にしながら達成できる数字です。</w:t>
+      </w:r>
+    </w:p>
+    <w:p/>
+    <w:p>
+      <w:r>
+        <w:rPr>
+          <w:b/>
+        </w:rPr>
+        <w:t xml:space="preserve">▶ 下のWhat-ifテーブルを指しながら</w:t>
+      </w:r>
+    </w:p>
+    <w:p/>
+    <w:p>
+      <w:r>
+        <w:rPr/>
+        <w:t xml:space="preserve">💬 この表を見てください。夜勤82人は固定のまま、日中の退院数を1人増やすごとに年間約1,200万円の改善です。今の3〜4人を6人にするだけで、3,600万円。</w:t>
+      </w:r>
+    </w:p>
+    <w:p/>
+    <w:p>
+      <w:r>
+        <w:rPr/>
+        <w:t xml:space="preserve">💬 つまり、平日の退院をあと2〜3人増やし、その日のうちに入院を受ける。これだけです。夜勤は今より楽。でも稼働率は上がり、収益も上がり、皆さんの賞与にも反映される。</w:t>
+      </w:r>
+    </w:p>
+    <w:p/>
+    <w:p>
+      <w:r>
+        <w:rPr/>
+        <w:t xml:space="preserve">💬 「夜勤を守る」と「稼働率を上げる」は矛盾しません。日中の回転こそが鍵なのです。これを全員で取り組みましょう。</w:t>
+      </w:r>
+    </w:p>
+    <w:p/>
     <w:p>
       <w:pPr>
         <w:spacing w:before="240" w:after="160"/>

--- a/docs/admin/bed_control_demo_scenario.docx
+++ b/docs/admin/bed_control_demo_scenario.docx
@@ -1943,14 +1943,14 @@
         <w:rPr>
           <w:b/>
         </w:rPr>
-        <w:t xml:space="preserve">▶ 平日退院目標を6人に設定</w:t>
+        <w:t>▶ 平日退院目標を7人に設定</w:t>
       </w:r>
     </w:p>
     <w:p/>
     <w:p>
       <w:r>
         <w:rPr/>
-        <w:t xml:space="preserve">💬 次に、平日の退院目標を6人にします。今は3〜4人です。大事なのは、退院した日に入院を受けること。退院と入院をセットで調整する「入退院ペアリング」です。</w:t>
+        <w:t>💬 次に、平日の退院目標を7人にします。今は3〜4人です。大事なのは、退院した日に入院を受けること。退院と入院をセットで調整する「入退院ペアリング」です。</w:t>
       </w:r>
     </w:p>
     <w:p/>
@@ -1989,7 +1989,38 @@
     <w:p>
       <w:r>
         <w:rPr/>
-        <w:t xml:space="preserve">💬 この表を見てください。夜勤82人は固定のまま、日中の退院数を1人増やすごとに年間約1,200万円の改善です。今の3〜4人を6人にするだけで、3,600万円。</w:t>
+        <w:t>💬 この表を見てください。夜勤82人は固定のまま、日中の退院数を1人増やすごとに年間約1,200万円の改善です。今の3〜4人を7人にするだけで、3,600万円。</w:t>
+      </w:r>
+    </w:p>
+    <w:p/>
+    <w:p/>
+    <w:p>
+      <w:r>
+        <w:t xml:space="preserve">💬 ここで、皆さんが一番気になることをお伝えします。「入院を増やせと言われても、患者さんがいないと無理でしょう」——その心配は要りません。</w:t>
+      </w:r>
+    </w:p>
+    <w:p/>
+    <w:p>
+      <w:r>
+        <w:t xml:space="preserve">💬 計算してみましょう。平日7組の入退院ペア × 20日 = 140人。土曜2組 × 4週 = 8人。合計148人。当院の現在の月間入院数は約150人です。つまり、新しい患者さんを1人も増やす必要はありません。</w:t>
+      </w:r>
+    </w:p>
+    <w:p/>
+    <w:p>
+      <w:r>
+        <w:t xml:space="preserve">💬 変えるのはタイミングだけです。今は金曜に退院が集中し、月曜に入院が集中している。この偏りを平準化して、毎日均等に入退院ペアを回す。仕事の量は変わりません。段取りが変わるだけです。</w:t>
+      </w:r>
+    </w:p>
+    <w:p/>
+    <w:p>
+      <w:r>
+        <w:t xml:space="preserve">▶ 聴衆の反応を見ながら</w:t>
+      </w:r>
+    </w:p>
+    <w:p/>
+    <w:p>
+      <w:r>
+        <w:t xml:space="preserve">💬 もう一度整理します。夜勤は82人で今より楽。日中の入退院は7組で今と同じ総数。それで稼働率は91.8%に改善し、年間3,600万円の改善。変えるのはタイミングだけ——これなら、取り組めますよね。</w:t>
       </w:r>
     </w:p>
     <w:p/>

--- a/docs/admin/bed_control_demo_scenario.docx
+++ b/docs/admin/bed_control_demo_scenario.docx
@@ -1966,14 +1966,14 @@
     <w:p>
       <w:r>
         <w:rPr/>
-        <w:t xml:space="preserve">💬 結果を見てください。月平均稼働率91.8%。今の88.8%から+3ポイント改善です。</w:t>
+        <w:t>💬 結果を見てください。月平均稼働率92.6%。今の88.8%から+3.8ポイント改善です。</w:t>
       </w:r>
     </w:p>
     <w:p/>
     <w:p>
       <w:r>
         <w:rPr/>
-        <w:t xml:space="preserve">💬 年間の改善額は約3,600万円。職員一人あたり年間+7万円以上。これは夜勤を楽にしながら達成できる数字です。</w:t>
+        <w:t>💬 年間の改善額は約4,500万円。職員一人あたり年間約+9万円。これは夜勤を楽にしながら達成できる数字です。</w:t>
       </w:r>
     </w:p>
     <w:p/>
@@ -1989,7 +1989,7 @@
     <w:p>
       <w:r>
         <w:rPr/>
-        <w:t>💬 この表を見てください。夜勤82人は固定のまま、日中の退院数を1人増やすごとに年間約1,200万円の改善です。今の3〜4人を7人にするだけで、3,600万円。</w:t>
+        <w:t>💬 この表を見てください。夜勤82人は固定のまま、日中の退院数を1人増やすごとに年間約1,200万円の改善です。今の3〜4人を7人にするだけで、4,500万円。</w:t>
       </w:r>
     </w:p>
     <w:p/>
@@ -2002,7 +2002,7 @@
     <w:p/>
     <w:p>
       <w:r>
-        <w:t xml:space="preserve">💬 計算してみましょう。平日7組の入退院ペア × 20日 = 140人。土曜2組 × 4週 = 8人。合計148人。当院の現在の月間入院数は約150人です。つまり、新しい患者さんを1人も増やす必要はありません。</w:t>
+        <w:t>💬 計算してみましょう。平日7組の入退院ペア × 20日 = 140人。土曜2組 × 5週 = 10人。合計150人。当院の現在の月間入院数は約150人です。つまり、新しい患者さんを1人も増やす必要はありません。</w:t>
       </w:r>
     </w:p>
     <w:p/>
@@ -2020,14 +2020,14 @@
     <w:p/>
     <w:p>
       <w:r>
-        <w:t xml:space="preserve">💬 もう一度整理します。夜勤は82人で今より楽。日中の入退院は7組で今と同じ総数。それで稼働率は91.8%に改善し、年間3,600万円の改善。変えるのはタイミングだけ——これなら、取り組めますよね。</w:t>
+        <w:t>💬 もう一度整理します。夜勤は82人で今より楽。日中の入退院は7組で今と同じ総数。それで稼働率は92.6%に改善し、年間4,500万円の改善。変えるのはタイミングだけ——これなら、取り組めますよね。</w:t>
       </w:r>
     </w:p>
     <w:p/>
     <w:p>
       <w:r>
         <w:rPr/>
-        <w:t xml:space="preserve">💬 つまり、平日の退院をあと2〜3人増やし、その日のうちに入院を受ける。これだけです。夜勤は今より楽。でも稼働率は上がり、収益も上がり、皆さんの賞与にも反映される。</w:t>
+        <w:t>💬 つまり、平日の退院をあと3人増やし、その日のうちに入院を受ける。これだけです。夜勤は今より楽。でも稼働率は上がり、収益も上がり、皆さんの賞与にも反映される。</w:t>
       </w:r>
     </w:p>
     <w:p/>

--- a/docs/admin/bed_control_demo_scenario.docx
+++ b/docs/admin/bed_control_demo_scenario.docx
@@ -8,7 +8,7 @@
           <w:b/>
           <w:sz w:val="33"/>
         </w:rPr>
-        <w:t>■ Scene 1　☀️ 朝のブリーフィング — 毎朝これを見ます　(2分)</w:t>
+        <w:t>■ Scene 1　☀️ 本日の病床状況 — 毎朝これを見ます　(2分)</w:t>
       </w:r>
     </w:p>
     <w:p>
@@ -16,7 +16,7 @@
         <w:rPr>
           <w:b w:val="0"/>
         </w:rPr>
-        <w:t>▶ ブリーフィング画面「☀️ 今日のブリーフィング」を表示</w:t>
+        <w:t>▶ 病床状況画面「☀️ 本日の病床状況」を表示</w:t>
       </w:r>
     </w:p>
     <w:p>
@@ -31,7 +31,7 @@
         <w:rPr>
           <w:b w:val="0"/>
         </w:rPr>
-        <w:t>💬 まず最初に、毎朝この画面を見るところから始めます。これが「今日のブリーフィング」です。</w:t>
+        <w:t>💬 まず最初に、毎朝この画面を見るところから始めます。これが「本日の病床状況」です。</w:t>
       </w:r>
     </w:p>
     <w:p>
@@ -623,7 +623,7 @@
           <w:color w:val="2C3E50"/>
           <w:lang w:eastAsia="ja-JP"/>
         </w:rPr>
-        <w:t xml:space="preserve">🗨 もうひとつ、ご家族の都合に合わせた日曜退院という選択肢もあります。お迎えに来る働き世代のご家族にとって、日曜は最も動きやすい日です。患者さんの在院日数に余裕があれば、家族に寄り添いながら週末の稼働率も改善できます。</w:t>
+        <w:t>🗨 もうひとつ、ご家族の都合に合わせた日曜退院という選択肢もあります。お迎えに来る働き世代のご家族にとって、日曜は最も動きやすい日です。患者さんの在院日数に余裕があれば、家族に寄り添いながら週末の稼働率も改善できます。</w:t>
       </w:r>
     </w:p>
     <w:p>
@@ -640,79 +640,79 @@
     <w:p/>
     <w:p>
       <w:r>
-        <w:t xml:space="preserve">▶ Scene 1の稼働率パネルを表示したまま</w:t>
+        <w:t>▶ Scene 1の稼働率パネルを表示したまま</w:t>
       </w:r>
     </w:p>
     <w:p/>
     <w:p>
       <w:r>
-        <w:t xml:space="preserve">💬 ここで1つ、大事なことをお伝えします。この「稼働率」という数字の正体についてです。</w:t>
+        <w:t>💬 ここで1つ、大事なことをお伝えします。この「稼働率」という数字の正体についてです。</w:t>
       </w:r>
     </w:p>
     <w:p/>
     <w:p>
       <w:r>
-        <w:t xml:space="preserve">💬 質問です。稼働率100%というのは、94床すべてに患者さんがいる状態でしょうか？——半分正解で、半分間違いです。</w:t>
+        <w:t>💬 質問です。稼働率100%というのは、94床すべてに患者さんがいる状態でしょうか？——半分正解で、半分間違いです。</w:t>
       </w:r>
     </w:p>
     <w:p/>
     <w:p>
       <w:r>
-        <w:t xml:space="preserve">💬 実は、厚労省が定めている「病床稼働率」の計算式はこうです。</w:t>
+        <w:t>💬 実は、厚労省が定めている「病床稼働率」の計算式はこうです。</w:t>
       </w:r>
     </w:p>
     <w:p/>
     <w:p>
       <w:r>
-        <w:t xml:space="preserve">💬 病床稼働率 ＝（在院患者数 ＋ 退院患者数）÷ 病床数</w:t>
+        <w:t>💬 病床稼働率 ＝（在院患者数 ＋ 退院患者数）÷ 病床数</w:t>
       </w:r>
     </w:p>
     <w:p/>
     <w:p>
       <w:r>
-        <w:t xml:space="preserve">💬 ポイントは「退院患者数」を足していることです。退院した日もベッドは使われています。朝まで患者さんがいて、退院後に清掃・準備をして、同じ日に別の患者さんが入院することもある。その事実を正しくカウントする式なのです。</w:t>
+        <w:t>💬 ポイントは「退院患者数」を足していることです。退院した日もベッドは使われています。朝まで患者さんがいて、退院後に清掃・準備をして、同じ日に別の患者さんが入院することもある。その事実を正しくカウントする式なのです。</w:t>
       </w:r>
     </w:p>
     <w:p/>
     <w:p>
       <w:r>
-        <w:t xml:space="preserve">💬 つまり、同じベッドを1日に2人が使えば、1床で「2」とカウントされます。これが94床で重なれば、稼働率は100%を超えます。</w:t>
+        <w:t>💬 つまり、同じベッドを1日に2人が使えば、1床で「2」とカウントされます。これが94床で重なれば、稼働率は100%を超えます。</w:t>
       </w:r>
     </w:p>
     <w:p/>
     <w:p>
       <w:r>
-        <w:t xml:space="preserve">💬 「え、100%を超えたら問題じゃないですか？」——いい質問です。答えはNOです。</w:t>
+        <w:t>💬 「え、100%を超えたら問題じゃないですか？」——いい質問です。答えはNOです。</w:t>
       </w:r>
     </w:p>
     <w:p/>
     <w:p>
       <w:r>
-        <w:t xml:space="preserve">💬 医療法の監査が見るのは「ある時点で94床を超える患者が同時入院しているか」です。午前0時に95人いたら問題です。でも、日中に退院と入院が重なって回転しているのは、効率的な病床運用そのものです。厚労省はそれを想定してこの計算式を作っています。</w:t>
+        <w:t>💬 医療法の監査が見るのは「ある時点で94床を超える患者が同時入院しているか」です。午前0時に95人いたら問題です。でも、日中に退院と入院が重なって回転しているのは、効率的な病床運用そのものです。厚労省はそれを想定してこの計算式を作っています。</w:t>
       </w:r>
     </w:p>
     <w:p/>
     <w:p>
       <w:r>
-        <w:t xml:space="preserve">💬 もう一つ、面白い発見があります。回転が良いと、退院が進んで夕方にはベッドが空く。つまり夜勤帯の患者数が減るのです。夜勤者にとっては負担が軽くなる。それでいて稼働率は高い。回転の良さは、スタッフにも患者さんにも優しいのです。</w:t>
+        <w:t>💬 もう一つ、面白い発見があります。回転が良いと、退院が進んで夕方にはベッドが空く。つまり夜勤帯の患者数が減るのです。夜勤者にとっては負担が軽くなる。それでいて稼働率は高い。回転の良さは、スタッフにも患者さんにも優しいのです。</w:t>
       </w:r>
     </w:p>
     <w:p/>
     <w:p>
       <w:r>
-        <w:t xml:space="preserve">▶ サイドバーの稼働率表示を指しながら</w:t>
+        <w:t>▶ サイドバーの稼働率表示を指しながら</w:t>
       </w:r>
     </w:p>
     <w:p/>
     <w:p>
       <w:r>
-        <w:t xml:space="preserve">💬 ちなみに、よく混同されるもう一つの指標があります。「病床利用率」です。これは午前0時の在院患者数だけで計算するもので、退院日をカウントしません。当院が使っているのは厚労省の「病床稼働率」——退院日もカウントする、より実態を反映した指標です。</w:t>
+        <w:t>💬 ちなみに、よく混同されるもう一つの指標があります。「病床利用率」です。これは午前0時の在院患者数だけで計算するもので、退院日をカウントしません。当院が使っているのは厚労省の「病床稼働率」——退院日もカウントする、より実態を反映した指標です。</w:t>
       </w:r>
     </w:p>
     <w:p/>
     <w:p>
       <w:r>
-        <w:t xml:space="preserve">💬 まとめると、90〜95%が運用上の最適ゾーン。100%を超えても監査には引っかかりません。高い稼働率は「ベッドが回っている証拠」です。この数字の意味を知ったうえで、次の分析に進みましょう。</w:t>
+        <w:t>💬 まとめると、90〜95%が運用上の最適ゾーン。100%を超えても監査には引っかかりません。高い稼働率は「ベッドが回っている証拠」です。この数字の意味を知ったうえで、次の分析に進みましょう。</w:t>
       </w:r>
     </w:p>
     <w:p/>
@@ -909,7 +909,6 @@
           <w:color w:val="1E8449"/>
           <w:lang w:eastAsia="ja-JP"/>
         </w:rPr>
-        <w:lastRenderedPageBreak/>
         <w:t>▶ 左サイドバーの「稼働率1%（≈1名の入院）の価値：年間1,199万円」を指す</w:t>
       </w:r>
     </w:p>
@@ -1069,7 +1068,6 @@
         <w:rPr>
           <w:lang w:eastAsia="ja-JP"/>
         </w:rPr>
-        <w:lastRenderedPageBreak/>
         <w:t>💬 Little法則を一言で言うと、『平均患者数 = 1日の入院数 × 平均在院日数』というシンプルな式です。これは病院だけでなく、工場・空港・コンビニでも通用する普遍的な法則です。</w:t>
       </w:r>
     </w:p>
@@ -1336,7 +1334,6 @@
         <w:rPr>
           <w:lang w:eastAsia="ja-JP"/>
         </w:rPr>
-        <w:lastRenderedPageBreak/>
         <w:t>💬 つまり、『入院数を増やすとA群・B群の上限が増え、C群の上限は減る』。入院数が多い病院ほど、C群は少なくて良いのです。</w:t>
       </w:r>
     </w:p>
@@ -1564,7 +1561,6 @@
         </w:rPr>
       </w:pPr>
       <w:r>
-        <w:lastRenderedPageBreak/>
         <w:t>💬 『</w:t>
       </w:r>
       <w:proofErr w:type="spellStart"/>
@@ -1829,7 +1825,7 @@
           <w:color w:val="1E8449"/>
           <w:lang w:eastAsia="ja-JP"/>
         </w:rPr>
-        <w:t xml:space="preserve">▶ 「退院タイミング」タブをクリック → 下にスクロール</w:t>
+        <w:t>▶ 「退院タイミング」タブをクリック → 下にスクロール</w:t>
       </w:r>
     </w:p>
     <w:p>
@@ -1867,7 +1863,7 @@
           <w:color w:val="1E8449"/>
           <w:lang w:eastAsia="ja-JP"/>
         </w:rPr>
-        <w:t xml:space="preserve">▶ 「日曜退院候補」セクションを指しながら</w:t>
+        <w:t>▶ 「日曜退院候補」セクションを指しながら</w:t>
       </w:r>
     </w:p>
     <w:p>
@@ -1881,7 +1877,7 @@
         <w:rPr>
           <w:lang w:eastAsia="ja-JP"/>
         </w:rPr>
-        <w:t xml:space="preserve">🗨 次に「日曜退院候補」を見てください。これはC群の患者さんで、在院日数に余裕がある方を自動的に抽出したリストです。推奨が「◎」の方は、日曜退院に調整できます。</w:t>
+        <w:t>🗨 次に「日曜退院候補」を見てください。これはC群の患者さんで、在院日数に余裕がある方を自動的に抽出したリストです。推奨が「◎」の方は、日曜退院に調整できます。</w:t>
       </w:r>
     </w:p>
     <w:p>
@@ -1903,7 +1899,7 @@
         <w:rPr>
           <w:lang w:eastAsia="ja-JP"/>
         </w:rPr>
-        <w:t xml:space="preserve">🗨 なぜ日曜退院か。高齢の患者さんのお迎えに来るのは、働き世代のご家族です。平日に休みを取ってお迎えに来るのは大変です。日曜なら自然に動ける。これは病院の都合ではなく、ご家族の生活に寄り添った退院調整です。</w:t>
+        <w:t>🗨 なぜ日曜退院か。高齢の患者さんのお迎えに来るのは、働き世代のご家族です。平日に休みを取ってお迎えに来るのは大変です。日曜なら自然に動ける。これは病院の都合ではなく、ご家族の生活に寄り添った退院調整です。</w:t>
       </w:r>
     </w:p>
     <w:p>
@@ -1927,7 +1923,7 @@
           <w:color w:val="1E8449"/>
           <w:lang w:eastAsia="ja-JP"/>
         </w:rPr>
-        <w:t xml:space="preserve">▶ スライダーを「3人」に動かす</w:t>
+        <w:t>▶ スライダーを「3人」に動かす</w:t>
       </w:r>
     </w:p>
     <w:p>
@@ -1941,7 +1937,7 @@
         <w:rPr>
           <w:lang w:eastAsia="ja-JP"/>
         </w:rPr>
-        <w:t xml:space="preserve">🗨 3人を日曜退院に調整すると、週末の稼働率がこれだけ上がります。月間の運営貢献額も改善される。しかもこれは、ご家族の都合に寄り添った結果です。</w:t>
+        <w:t>🗨 3人を日曜退院に調整すると、週末の稼働率がこれだけ上がります。月間の運営貢献額も改善される。しかもこれは、ご家族の都合に寄り添った結果です。</w:t>
       </w:r>
     </w:p>
     <w:p>
@@ -1963,7 +1959,7 @@
         <w:rPr>
           <w:lang w:eastAsia="ja-JP"/>
         </w:rPr>
-        <w:t xml:space="preserve">🗨 家族の都合に合わせたら、運営も良くなった。これが私たちの目指すベッドコントロールです。患者さんとご家族のために考えたことが、結果として病床を活かすことにつながる。</w:t>
+        <w:t>🗨 家族の都合に合わせたら、運営も良くなった。これが私たちの目指すベッドコントロールです。患者さんとご家族のために考えたことが、結果として病床を活かすことにつながる。</w:t>
       </w:r>
     </w:p>
     <w:p>
@@ -1980,7 +1976,7 @@
         <w:rPr>
           <w:b/>
         </w:rPr>
-        <w:t xml:space="preserve">★ 本日のサプライズ</w:t>
+        <w:t>★ 本日のサプライズ</w:t>
       </w:r>
     </w:p>
     <w:p/>
@@ -1989,28 +1985,28 @@
         <w:rPr>
           <w:b/>
         </w:rPr>
-        <w:t xml:space="preserve">▶ 運営分析タブの下方にある「🌙 夜勤安全ライン × 稼働率シミュレーション」を展開する</w:t>
+        <w:t>▶ 運営分析タブの下方にある「🌙 夜勤安全ライン × 稼働率シミュレーション」を展開する</w:t>
       </w:r>
     </w:p>
     <w:p/>
     <w:p>
       <w:r>
         <w:rPr/>
-        <w:t xml:space="preserve">💬 ここから、今日一番お伝えしたいことをお見せします。</w:t>
+        <w:t>💬 ここから、今日一番お伝えしたいことをお見せします。</w:t>
       </w:r>
     </w:p>
     <w:p/>
     <w:p>
       <w:r>
         <w:rPr/>
-        <w:t xml:space="preserve">💬 質問です。夜勤を楽にしながら、稼働率を上げることはできるでしょうか？——答えはYESです。</w:t>
+        <w:t>💬 質問です。夜勤を楽にしながら、稼働率を上げることはできるでしょうか？——答えはYESです。</w:t>
       </w:r>
     </w:p>
     <w:p/>
     <w:p>
       <w:r>
         <w:rPr/>
-        <w:t xml:space="preserve">💬 この機能は「夜勤安全ライン」という考え方に基づいています。夜勤者が無理なく対応できる在院数を先に決めて、日中の入退院の回転で稼働率を稼ぐ。</w:t>
+        <w:t>💬 この機能は「夜勤安全ライン」という考え方に基づいています。夜勤者が無理なく対応できる在院数を先に決めて、日中の入退院の回転で稼働率を稼ぐ。</w:t>
       </w:r>
     </w:p>
     <w:p/>
@@ -2019,14 +2015,14 @@
         <w:rPr>
           <w:b/>
         </w:rPr>
-        <w:t xml:space="preserve">▶ 夜勤安全ラインのスライダーを82人に設定</w:t>
+        <w:t>▶ 夜勤安全ラインのスライダーを82人に設定</w:t>
       </w:r>
     </w:p>
     <w:p/>
     <w:p>
       <w:r>
         <w:rPr/>
-        <w:t xml:space="preserve">💬 夜の在院数を82人に設定します。今の83人より1人少ない。夜勤者にとっては、ナースコール対応が1人分減り、空床が12床あるので急変時のベッド確保も余裕があります。</w:t>
+        <w:t>💬 夜の在院数を82人に設定します。今の83人より1人少ない。夜勤者にとっては、ナースコール対応が1人分減り、空床が12床あるので急変時のベッド確保も余裕があります。</w:t>
       </w:r>
     </w:p>
     <w:p/>
@@ -2051,7 +2047,7 @@
         <w:rPr>
           <w:b/>
         </w:rPr>
-        <w:t xml:space="preserve">▶ 右側のシミュレーション結果を指しながら</w:t>
+        <w:t>▶ 右側のシミュレーション結果を指しながら</w:t>
       </w:r>
     </w:p>
     <w:p/>
@@ -2074,7 +2070,7 @@
         <w:rPr>
           <w:b/>
         </w:rPr>
-        <w:t xml:space="preserve">▶ 下のWhat-ifテーブルを指しながら</w:t>
+        <w:t>▶ 下のWhat-ifテーブルを指しながら</w:t>
       </w:r>
     </w:p>
     <w:p/>
@@ -2088,7 +2084,7 @@
     <w:p/>
     <w:p>
       <w:r>
-        <w:t xml:space="preserve">💬 ここで、皆さんが一番気になることをお伝えします。「入院を増やせと言われても、患者さんがいないと無理でしょう」——その心配は要りません。</w:t>
+        <w:t>💬 ここで、皆さんが一番気になることをお伝えします。「入院を増やせと言われても、患者さんがいないと無理でしょう」——その心配は要りません。</w:t>
       </w:r>
     </w:p>
     <w:p/>
@@ -2100,13 +2096,13 @@
     <w:p/>
     <w:p>
       <w:r>
-        <w:t xml:space="preserve">💬 変えるのはタイミングだけです。今は金曜に退院が集中し、月曜に入院が集中している。この偏りを平準化して、毎日均等に入退院ペアを回す。仕事の量は変わりません。段取りが変わるだけです。</w:t>
+        <w:t>💬 変えるのはタイミングだけです。今は金曜に退院が集中し、月曜に入院が集中している。この偏りを平準化して、毎日均等に入退院ペアを回す。仕事の量は変わりません。段取りが変わるだけです。</w:t>
       </w:r>
     </w:p>
     <w:p/>
     <w:p>
       <w:r>
-        <w:t xml:space="preserve">▶ 聴衆の反応を見ながら</w:t>
+        <w:t>▶ 聴衆の反応を見ながら</w:t>
       </w:r>
     </w:p>
     <w:p/>
@@ -2126,7 +2122,7 @@
     <w:p>
       <w:r>
         <w:rPr/>
-        <w:t xml:space="preserve">💬 「夜勤を守る」と「稼働率を上げる」は矛盾しません。日中の回転こそが鍵なのです。これを全員で取り組みましょう。</w:t>
+        <w:t>💬 「夜勤を守る」と「稼働率を上げる」は矛盾しません。日中の回転こそが鍵なのです。これを全員で取り組みましょう。</w:t>
       </w:r>
     </w:p>
     <w:p/>
@@ -2272,7 +2268,6 @@
           <w:color w:val="1E8449"/>
           <w:lang w:eastAsia="ja-JP"/>
         </w:rPr>
-        <w:lastRenderedPageBreak/>
         <w:t>▶ その下の赤いアラートを見せる</w:t>
       </w:r>
     </w:p>
@@ -2917,7 +2912,6 @@
           <w:color w:val="2C3E50"/>
           <w:lang w:eastAsia="ja-JP"/>
         </w:rPr>
-        <w:lastRenderedPageBreak/>
         <w:t>💬 少し話を変えます。ここからは皆さん一人ひとりに関わる話です。</w:t>
       </w:r>
     </w:p>
@@ -3184,7 +3178,6 @@
           <w:color w:val="2C3E50"/>
           <w:lang w:eastAsia="ja-JP"/>
         </w:rPr>
-        <w:lastRenderedPageBreak/>
         <w:t>💬 でも、「5Fだけ頑張れ」と言われたら、5Fのスタッフはどう感じるでしょうか？　不公平ですよね。</w:t>
       </w:r>
     </w:p>
@@ -3537,7 +3530,6 @@
           <w:color w:val="2C3E50"/>
           <w:lang w:eastAsia="ja-JP"/>
         </w:rPr>
-        <w:lastRenderedPageBreak/>
         <w:t>💬 下の行を見てください。</w:t>
       </w:r>
       <w:r>
@@ -4234,7 +4226,6 @@
         <w:rPr>
           <w:lang w:eastAsia="ja-JP"/>
         </w:rPr>
-        <w:lastRenderedPageBreak/>
         <w:t>▶ サイドバー「データソース」で「🎮 デモモード」または「📊 実データ」を選択</w:t>
       </w:r>
     </w:p>
@@ -4260,7 +4251,7 @@
           <w:b/>
           <w:lang w:eastAsia="ja-JP"/>
         </w:rPr>
-        <w:t>① 朝のブリーフィング画面（Scene 10で使用）</w:t>
+        <w:t>① 本日の病床状況画面（Scene 10で使用）</w:t>
       </w:r>
     </w:p>
     <w:p>
@@ -4275,7 +4266,7 @@
         <w:rPr>
           <w:lang w:eastAsia="ja-JP"/>
         </w:rPr>
-        <w:t>▶ 画面上部「☀️ 今日のブリーフィング」を確認</w:t>
+        <w:t>▶ 画面上部「☀️ 本日の病床状況」を確認</w:t>
       </w:r>
     </w:p>
     <w:p>
@@ -5495,7 +5486,7 @@
     <w:p>
       <w:r>
         <w:rPr/>
-        <w:t>▶ 朝のブリーフィングの平均在院日数表示を指す</w:t>
+        <w:t>▶ 本日の病床状況の平均在院日数表示を指す</w:t>
       </w:r>
     </w:p>
     <w:p>
@@ -5709,7 +5700,6 @@
         <w:rPr>
           <w:lang w:eastAsia="ja-JP"/>
         </w:rPr>
-        <w:lastRenderedPageBreak/>
         <w:t>A. アプリのプリセットを切り替えるだけで対応できます。当院は85歳以上が20%を超えているため+1日の緩和で21日以内ですが、もし患者構成が変わった場合はチェックボックスを外せば20日基準に切り替わります。今から改定後の影響をシミュレーションして備えることが重要です。</w:t>
       </w:r>
     </w:p>

--- a/docs/admin/bed_control_demo_scenario.docx
+++ b/docs/admin/bed_control_demo_scenario.docx
@@ -103,94 +103,107 @@
     </w:p>
     <w:p>
       <w:r>
-        <w:rPr>
-          <w:b w:val="0"/>
-        </w:rPr>
-        <w:t>▶ 💡インサイトコメントを指しながら</w:t>
-      </w:r>
-    </w:p>
-    <w:p>
-      <w:r>
-        <w:rPr>
-          <w:b w:val="0"/>
-        </w:rPr>
-      </w:r>
-    </w:p>
-    <w:p>
-      <w:r>
-        <w:rPr>
-          <w:b w:val="0"/>
-        </w:rPr>
-        <w:t>💬 そして一番大事なのがこの一行コメントです。空床数と稼働率を組み合わせて、今の状況を4パターンで自動判定しています。</w:t>
-      </w:r>
-    </w:p>
-    <w:p>
-      <w:r>
-        <w:rPr>
-          <w:b w:val="0"/>
-        </w:rPr>
-      </w:r>
-    </w:p>
-    <w:p>
-      <w:r>
-        <w:rPr>
-          <w:b w:val="0"/>
-        </w:rPr>
-        <w:t>💬 🟢「回転良好」—— 空床が少なく稼働率も高い。ベッドがよく回っている状態です。</w:t>
-      </w:r>
-    </w:p>
-    <w:p>
-      <w:r>
-        <w:rPr>
-          <w:b w:val="0"/>
-        </w:rPr>
-        <w:t>💬 🔴「入院増が必要」—— 空床が多く稼働率も低い。入院受入れの強化が必要。</w:t>
-      </w:r>
-    </w:p>
-    <w:p>
-      <w:r>
-        <w:rPr>
-          <w:b w:val="0"/>
-        </w:rPr>
-        <w:t>💬 ⚠️「詰まりの兆候」—— ベッドは埋まっているが回転していない。退院調整を確認。</w:t>
-      </w:r>
-    </w:p>
-    <w:p>
-      <w:r>
-        <w:rPr>
-          <w:b w:val="0"/>
-        </w:rPr>
-        <w:t>💬 🟡「受入余地あり」—— 回転は良いが空床あり。新規入院でさらに伸ばせる。</w:t>
-      </w:r>
-    </w:p>
-    <w:p>
-      <w:r>
-        <w:rPr>
-          <w:b w:val="0"/>
-        </w:rPr>
-      </w:r>
-    </w:p>
-    <w:p>
-      <w:r>
-        <w:rPr>
-          <w:b w:val="0"/>
-        </w:rPr>
-        <w:t>💬 ポイントは「空床数は今すぐの受入判断、稼働率は今月の運営評価」——この2つは別のものさしだということです。空床が少ないから安心とは限りません。稼働率が低ければ「詰まっている」。逆に空床があっても稼働率が高ければ、ベッドはよく回っている証拠です。</w:t>
-      </w:r>
-    </w:p>
-    <w:p>
-      <w:r>
-        <w:rPr>
-          <w:b w:val="0"/>
-        </w:rPr>
-      </w:r>
-    </w:p>
-    <w:p>
-      <w:r>
-        <w:rPr>
-          <w:b w:val="0"/>
-        </w:rPr>
-        <w:t>💬 毎朝この画面を10秒見るだけで、今日の動き方が決まります。では次に、もう少し長いスパンで見てみましょう。</w:t>
+        <w:t xml:space="preserve">▶ 右上のアクションパネルを指しながら</w:t>
+      </w:r>
+    </w:p>
+    <w:p>
+      <w:r>
+        <w:t xml:space="preserve"/>
+      </w:r>
+    </w:p>
+    <w:p>
+      <w:r>
+        <w:t xml:space="preserve">💬 まず右上のパネルに注目してください。これが「今日のアクション」です。直近の稼働率と月平均を両方見て、今やるべきことを自動判定しています。</w:t>
+      </w:r>
+    </w:p>
+    <w:p>
+      <w:r>
+        <w:t xml:space="preserve"/>
+      </w:r>
+    </w:p>
+    <w:p>
+      <w:r>
+        <w:t xml:space="preserve">💬 🟢「目標レンジ内 — 維持継続」—— 直近も月平均も目標達成。この状態を維持しましょう。</w:t>
+      </w:r>
+    </w:p>
+    <w:p>
+      <w:r>
+        <w:t xml:space="preserve">💬 📊「月平均未達 — ペースアップ」—— 今日は目標内ですが、月全体ではまだ足りない。入院ペースを上げる必要があります。</w:t>
+      </w:r>
+    </w:p>
+    <w:p>
+      <w:r>
+        <w:t xml:space="preserve">💬 🔴「稼働率低下 — 即対応」—— 直近の稼働率が目標を下回っています。連携室への空床発信など、即日の対応が必要。</w:t>
+      </w:r>
+    </w:p>
+    <w:p>
+      <w:r>
+        <w:t xml:space="preserve">💬 🟡「高稼働 — 退院調整」—— 95%を超えています。退院調整を確認して受入余地を確保しましょう。</w:t>
+      </w:r>
+    </w:p>
+    <w:p>
+      <w:r>
+        <w:t xml:space="preserve"/>
+      </w:r>
+    </w:p>
+    <w:p>
+      <w:r>
+        <w:t xml:space="preserve">▶ 💡インサイトコメント（下のバー）を指しながら</w:t>
+      </w:r>
+    </w:p>
+    <w:p>
+      <w:r>
+        <w:t xml:space="preserve"/>
+      </w:r>
+    </w:p>
+    <w:p>
+      <w:r>
+        <w:t xml:space="preserve">💬 そしてこの下のバーが「空床数×稼働率」のインサイトです。空床の数と月平均稼働率を掛け合わせて、4パターンで今の状況を一言で表しています。</w:t>
+      </w:r>
+    </w:p>
+    <w:p>
+      <w:r>
+        <w:t xml:space="preserve"/>
+      </w:r>
+    </w:p>
+    <w:p>
+      <w:r>
+        <w:t xml:space="preserve">💬 🟢「回転良好」—— 空床が少なく稼働率も高い。ベッドがよく回っている状態です。</w:t>
+      </w:r>
+    </w:p>
+    <w:p>
+      <w:r>
+        <w:t xml:space="preserve">💬 🔴「入院増が必要」—— 空床が多く稼働率も低い。入院受入れの強化が必要。</w:t>
+      </w:r>
+    </w:p>
+    <w:p>
+      <w:r>
+        <w:t xml:space="preserve">💬 ⚠️「詰まりの兆候」—— ベッドは埋まっているが回転していない。退院調整を確認。</w:t>
+      </w:r>
+    </w:p>
+    <w:p>
+      <w:r>
+        <w:t xml:space="preserve">💬 🟡「受入余地あり」—— 回転は良いが空床あり。新規入院でさらに伸ばせる。</w:t>
+      </w:r>
+    </w:p>
+    <w:p>
+      <w:r>
+        <w:t xml:space="preserve"/>
+      </w:r>
+    </w:p>
+    <w:p>
+      <w:r>
+        <w:t xml:space="preserve">💬 ポイントは、上のパネルと下のバーは別のものさしです。上は「直近+月平均の総合判定」、下は「空床数×稼働率の組合せ」。両方を見ることで、今日の動き方が決まります。例えば、上が📊「月平均未達」で下が🔴「入院増が必要」なら、入院受入れの強化を最優先する日です。</w:t>
+      </w:r>
+    </w:p>
+    <w:p>
+      <w:r>
+        <w:t xml:space="preserve"/>
+      </w:r>
+    </w:p>
+    <w:p>
+      <w:r>
+        <w:t xml:space="preserve">💬 毎朝この画面を10秒見るだけで、今日の動き方が決まります。では次に、もう少し長いスパンで見てみましょう。</w:t>
       </w:r>
     </w:p>
     <w:p>

--- a/docs/admin/bed_control_demo_scenario.docx
+++ b/docs/admin/bed_control_demo_scenario.docx
@@ -2549,28 +2549,25 @@
           <w:color w:val="2C3E50"/>
           <w:lang w:eastAsia="ja-JP"/>
         </w:rPr>
-        <w:t xml:space="preserve">💬 </w:t>
-      </w:r>
-      <w:r>
-        <w:rPr>
-          <w:color w:val="2C3E50"/>
-          <w:lang w:eastAsia="ja-JP"/>
-        </w:rPr>
-        <w:t>退院の曜日を平準化し、空いた床に翌日の入院を入れる。木曜退院</w:t>
-      </w:r>
-      <w:r>
-        <w:rPr>
-          <w:color w:val="2C3E50"/>
-          <w:lang w:eastAsia="ja-JP"/>
-        </w:rPr>
-        <w:t>→</w:t>
-      </w:r>
-      <w:r>
-        <w:rPr>
-          <w:color w:val="2C3E50"/>
-          <w:lang w:eastAsia="ja-JP"/>
-        </w:rPr>
-        <w:t>金曜入院のように、退院と入院をセットで調整</w:t>
+        <w:t>💬 ここでいう入退院セット調整は、入院患者を前もって1対1で当てることではありません。当院は救急・予定外入院が8割。誰がいつ入院するかは予測できません。だからこそ大事なのは、退院のタイミングを整えて、いつ入院が来ても受けられるベッドを切らさないことです。木曜に退院を前倒しすれば、金曜に救急入院が来たときすぐ受けられる。「誰が入るか」ではなく「空いた床を何時間遊ばせたか」を減らす——それがこのアプリでいう入退院セット調整です。</w:t>
+      </w:r>
+      <w:r>
+        <w:rPr>
+          <w:color w:val="2C3E50"/>
+          <w:lang w:eastAsia="ja-JP"/>
+        </w:rPr>
+      </w:r>
+      <w:r>
+        <w:rPr>
+          <w:color w:val="2C3E50"/>
+          <w:lang w:eastAsia="ja-JP"/>
+        </w:rPr>
+      </w:r>
+      <w:r>
+        <w:rPr>
+          <w:color w:val="2C3E50"/>
+          <w:lang w:eastAsia="ja-JP"/>
+        </w:rPr>
       </w:r>
       <w:r>
         <w:rPr>
@@ -2578,14 +2575,12 @@
           <w:color w:val="2C3E50"/>
           <w:lang w:eastAsia="ja-JP"/>
         </w:rPr>
-        <w:t>（入退院セット調整）</w:t>
-      </w:r>
-      <w:r>
-        <w:rPr>
-          <w:color w:val="2C3E50"/>
-          <w:lang w:eastAsia="ja-JP"/>
-        </w:rPr>
-        <w:t>できれば、谷が浅くなり月間で数十万円の改善になります。</w:t>
+      </w:r>
+      <w:r>
+        <w:rPr>
+          <w:color w:val="2C3E50"/>
+          <w:lang w:eastAsia="ja-JP"/>
+        </w:rPr>
       </w:r>
     </w:p>
     <w:p>
@@ -2601,14 +2596,13 @@
           <w:color w:val="2C3E50"/>
           <w:lang w:eastAsia="ja-JP"/>
         </w:rPr>
-        <w:t xml:space="preserve">🗨 </w:t>
-      </w:r>
-      <w:r>
-        <w:rPr>
-          <w:color w:val="2C3E50"/>
-          <w:lang w:eastAsia="ja-JP"/>
-        </w:rPr>
-        <w:t>もうひとつ、ご家族の都合に合わせた日曜退院という選択肢もあります。お迎えに来る働き世代のご家族にとって、日曜は最も動きやすい日です。患者さんの在院日数に余裕があれば、家族に寄り添いながら週末の稼働率も改善できます。</w:t>
+        <w:t>🗨 日曜退院もこの考え方です。金曜退院で土日ずっと空くより、日曜退院にすれば空床時間が短くなり、月曜の入院波にそのまま繋がります。しかもご家族にとっては日曜が最も動きやすい日。在院日数を無駄に伸ばすのではなく、空床の出る場所を「谷の深いところ」から「浅いところ」へ動かす調整です。</w:t>
+      </w:r>
+      <w:r>
+        <w:rPr>
+          <w:color w:val="2C3E50"/>
+          <w:lang w:eastAsia="ja-JP"/>
+        </w:rPr>
       </w:r>
     </w:p>
     <w:p>

--- a/docs/admin/bed_control_demo_scenario.docx
+++ b/docs/admin/bed_control_demo_scenario.docx
@@ -82,9 +82,11 @@
         <w:t xml:space="preserve">おもろまちメディカルセンター　副院長　久保田 徹</w:t>
       </w:r>
     </w:p>
-    <w:r>
-      <w:br w:type="page"/>
-    </w:r>
+    <w:p>
+      <w:r>
+        <w:br w:type="page"/>
+      </w:r>
+    </w:p>
     <w:p>
       <w:pPr>
         <w:pStyle w:val="Heading1"/>
@@ -1490,9 +1492,11 @@
         </w:tc>
       </w:tr>
     </w:tbl>
-    <w:r>
-      <w:br w:type="page"/>
-    </w:r>
+    <w:p>
+      <w:r>
+        <w:br w:type="page"/>
+      </w:r>
+    </w:p>
     <w:p>
       <w:pPr>
         <w:pStyle w:val="Heading1"/>
@@ -3426,9 +3430,11 @@
         <w:t xml:space="preserve">「最終判断をするのは、画面の前の皆さんです。アプリはそのための材料を提供します」</w:t>
       </w:r>
     </w:p>
-    <w:r>
-      <w:br w:type="page"/>
-    </w:r>
+    <w:p>
+      <w:r>
+        <w:br w:type="page"/>
+      </w:r>
+    </w:p>
     <w:p>
       <w:pPr>
         <w:pStyle w:val="Heading1"/>
@@ -4089,9 +4095,11 @@
         </w:tc>
       </w:tr>
     </w:tbl>
-    <w:r>
-      <w:br w:type="page"/>
-    </w:r>
+    <w:p>
+      <w:r>
+        <w:br w:type="page"/>
+      </w:r>
+    </w:p>
     <w:p>
       <w:pPr>
         <w:pStyle w:val="Heading1"/>

--- a/docs/admin/bed_control_demo_scenario.docx
+++ b/docs/admin/bed_control_demo_scenario.docx
@@ -2892,7 +2892,7 @@
           <w:sz w:val="22"/>
           <w:szCs w:val="22"/>
         </w:rPr>
-        <w:t xml:space="preserve">「5Fは約22.7%で🟢安全。6Fは約5.0%で🔴危険域です」</w:t>
+        <w:t xml:space="preserve">「5Fは約22%で🟢安全。6Fは約2.6%で🔴危険域です」</w:t>
       </w:r>
     </w:p>
     <w:p>

--- a/docs/admin/bed_control_demo_scenario.docx
+++ b/docs/admin/bed_control_demo_scenario.docx
@@ -5,9 +5,6 @@
     <w:p>
       <w:pPr>
         <w:spacing w:before="3000"/>
-        <w:rPr>
-          <w:rFonts w:hint="eastAsia"/>
-        </w:rPr>
       </w:pPr>
     </w:p>
     <w:p>
@@ -210,12 +207,6 @@
         <w:gridCol w:w="917"/>
       </w:tblGrid>
       <w:tr>
-        <w:tblPrEx>
-          <w:tblCellMar>
-            <w:top w:w="0" w:type="dxa"/>
-            <w:bottom w:w="0" w:type="dxa"/>
-          </w:tblCellMar>
-        </w:tblPrEx>
         <w:tc>
           <w:tcPr>
             <w:tcW w:w="600" w:type="dxa"/>
@@ -350,12 +341,6 @@
         </w:tc>
       </w:tr>
       <w:tr>
-        <w:tblPrEx>
-          <w:tblCellMar>
-            <w:top w:w="0" w:type="dxa"/>
-            <w:bottom w:w="0" w:type="dxa"/>
-          </w:tblCellMar>
-        </w:tblPrEx>
         <w:tc>
           <w:tcPr>
             <w:tcW w:w="600" w:type="dxa"/>
@@ -474,12 +459,6 @@
         </w:tc>
       </w:tr>
       <w:tr>
-        <w:tblPrEx>
-          <w:tblCellMar>
-            <w:top w:w="0" w:type="dxa"/>
-            <w:bottom w:w="0" w:type="dxa"/>
-          </w:tblCellMar>
-        </w:tblPrEx>
         <w:tc>
           <w:tcPr>
             <w:tcW w:w="600" w:type="dxa"/>
@@ -598,12 +577,6 @@
         </w:tc>
       </w:tr>
       <w:tr>
-        <w:tblPrEx>
-          <w:tblCellMar>
-            <w:top w:w="0" w:type="dxa"/>
-            <w:bottom w:w="0" w:type="dxa"/>
-          </w:tblCellMar>
-        </w:tblPrEx>
         <w:tc>
           <w:tcPr>
             <w:tcW w:w="600" w:type="dxa"/>
@@ -722,12 +695,6 @@
         </w:tc>
       </w:tr>
       <w:tr>
-        <w:tblPrEx>
-          <w:tblCellMar>
-            <w:top w:w="0" w:type="dxa"/>
-            <w:bottom w:w="0" w:type="dxa"/>
-          </w:tblCellMar>
-        </w:tblPrEx>
         <w:tc>
           <w:tcPr>
             <w:tcW w:w="600" w:type="dxa"/>
@@ -846,12 +813,6 @@
         </w:tc>
       </w:tr>
       <w:tr>
-        <w:tblPrEx>
-          <w:tblCellMar>
-            <w:top w:w="0" w:type="dxa"/>
-            <w:bottom w:w="0" w:type="dxa"/>
-          </w:tblCellMar>
-        </w:tblPrEx>
         <w:tc>
           <w:tcPr>
             <w:tcW w:w="600" w:type="dxa"/>
@@ -970,12 +931,6 @@
         </w:tc>
       </w:tr>
       <w:tr>
-        <w:tblPrEx>
-          <w:tblCellMar>
-            <w:top w:w="0" w:type="dxa"/>
-            <w:bottom w:w="0" w:type="dxa"/>
-          </w:tblCellMar>
-        </w:tblPrEx>
         <w:tc>
           <w:tcPr>
             <w:tcW w:w="600" w:type="dxa"/>
@@ -1094,12 +1049,6 @@
         </w:tc>
       </w:tr>
       <w:tr>
-        <w:tblPrEx>
-          <w:tblCellMar>
-            <w:top w:w="0" w:type="dxa"/>
-            <w:bottom w:w="0" w:type="dxa"/>
-          </w:tblCellMar>
-        </w:tblPrEx>
         <w:tc>
           <w:tcPr>
             <w:tcW w:w="600" w:type="dxa"/>
@@ -1218,12 +1167,6 @@
         </w:tc>
       </w:tr>
       <w:tr>
-        <w:tblPrEx>
-          <w:tblCellMar>
-            <w:top w:w="0" w:type="dxa"/>
-            <w:bottom w:w="0" w:type="dxa"/>
-          </w:tblCellMar>
-        </w:tblPrEx>
         <w:tc>
           <w:tcPr>
             <w:tcW w:w="600" w:type="dxa"/>
@@ -1342,12 +1285,6 @@
         </w:tc>
       </w:tr>
       <w:tr>
-        <w:tblPrEx>
-          <w:tblCellMar>
-            <w:top w:w="0" w:type="dxa"/>
-            <w:bottom w:w="0" w:type="dxa"/>
-          </w:tblCellMar>
-        </w:tblPrEx>
         <w:tc>
           <w:tcPr>
             <w:tcW w:w="600" w:type="dxa"/>
@@ -1810,7 +1747,16 @@
     </w:p>
     <w:p>
       <w:r>
-        <w:t xml:space="preserve">💬 「推計で大丈夫なのか？」と思われるかもしれません。でも救急入院は本質的に予測できません。当院の8割は予定外です。だからこの数字が目指しているのは「余裕あり」か「不足」かの方向感です。カーナビの到着予想と同じで、30分か3時間かの判断には十分な精度があります。</w:t>
+        <w:t>💬 「推計で大丈夫なのか？」と思われるかもしれません。でも救急</w:t>
+      </w:r>
+      <w:r>
+        <w:rPr>
+          <w:rFonts w:hint="eastAsia"/>
+        </w:rPr>
+        <w:t>などの予定外</w:t>
+      </w:r>
+      <w:r>
+        <w:t>入院は本質的に予測できません。当院の8割は予定外です。だからこの数字が目指しているのは「余裕あり」か「不足」かの方向感です。カーナビの到着予想と同じで、30分か3時間かの判断には十分な精度があります。</w:t>
       </w:r>
     </w:p>
     <w:p>
@@ -1837,7 +1783,7 @@
           <w:iCs/>
           <w:color w:val="333333"/>
         </w:rPr>
-        <w:t>「ここまでで30秒です。この習慣をつけるだけで、朝の判断の精度が変わります」</w:t>
+        <w:t>「ここまでで約1分です。この習慣をつけるだけで、朝の判断の精度が変わります」</w:t>
       </w:r>
     </w:p>
     <w:p>
@@ -2092,6 +2038,7 @@
           <w:sz w:val="20"/>
           <w:szCs w:val="20"/>
         </w:rPr>
+        <w:lastRenderedPageBreak/>
         <w:t xml:space="preserve">操作: </w:t>
       </w:r>
       <w:r>
@@ -2134,7 +2081,6 @@
         <w:spacing w:after="120"/>
       </w:pPr>
       <w:r>
-        <w:lastRenderedPageBreak/>
         <w:t xml:space="preserve">「まず用語の確認です。C群とは </w:t>
       </w:r>
       <w:r>
@@ -2407,6 +2353,7 @@
         <w:spacing w:after="120"/>
       </w:pPr>
       <w:r>
+        <w:lastRenderedPageBreak/>
         <w:t>「未完と出ている場合は、在宅復帰率やADL低下割合などのデータが入力されていません。安全と判定されるまでは安心しないでください」</w:t>
       </w:r>
     </w:p>
@@ -2433,7 +2380,6 @@
         <w:spacing w:after="120"/>
       </w:pPr>
       <w:r>
-        <w:lastRenderedPageBreak/>
         <w:t>「平均在院日数の上限は固定値ではありません。85歳以上の患者割合によって20日〜24日に変動します」</w:t>
       </w:r>
     </w:p>
@@ -2738,6 +2684,7 @@
         <w:spacing w:after="120"/>
       </w:pPr>
       <w:r>
+        <w:lastRenderedPageBreak/>
         <w:t>「繰り返しますが、アプリの数字は判断の補助です。患者の状態や家族の希望は画面に映りません。最終判断は現場のチームが行ってください」</w:t>
       </w:r>
     </w:p>
@@ -2759,7 +2706,6 @@
         <w:spacing w:after="120"/>
       </w:pPr>
       <w:r>
-        <w:lastRenderedPageBreak/>
         <w:t>制度管理セクションで施設基準チェック・救急搬送比率15%を確認</w:t>
       </w:r>
     </w:p>
@@ -2935,12 +2881,6 @@
         <w:gridCol w:w="7360"/>
       </w:tblGrid>
       <w:tr>
-        <w:tblPrEx>
-          <w:tblCellMar>
-            <w:top w:w="0" w:type="dxa"/>
-            <w:bottom w:w="0" w:type="dxa"/>
-          </w:tblCellMar>
-        </w:tblPrEx>
         <w:tc>
           <w:tcPr>
             <w:tcW w:w="2000" w:type="dxa"/>
@@ -3009,12 +2949,6 @@
         </w:tc>
       </w:tr>
       <w:tr>
-        <w:tblPrEx>
-          <w:tblCellMar>
-            <w:top w:w="0" w:type="dxa"/>
-            <w:bottom w:w="0" w:type="dxa"/>
-          </w:tblCellMar>
-        </w:tblPrEx>
         <w:tc>
           <w:tcPr>
             <w:tcW w:w="2000" w:type="dxa"/>
@@ -3075,12 +3009,6 @@
         </w:tc>
       </w:tr>
       <w:tr>
-        <w:tblPrEx>
-          <w:tblCellMar>
-            <w:top w:w="0" w:type="dxa"/>
-            <w:bottom w:w="0" w:type="dxa"/>
-          </w:tblCellMar>
-        </w:tblPrEx>
         <w:tc>
           <w:tcPr>
             <w:tcW w:w="2000" w:type="dxa"/>
@@ -3141,12 +3069,6 @@
         </w:tc>
       </w:tr>
       <w:tr>
-        <w:tblPrEx>
-          <w:tblCellMar>
-            <w:top w:w="0" w:type="dxa"/>
-            <w:bottom w:w="0" w:type="dxa"/>
-          </w:tblCellMar>
-        </w:tblPrEx>
         <w:tc>
           <w:tcPr>
             <w:tcW w:w="2000" w:type="dxa"/>
@@ -3207,12 +3129,6 @@
         </w:tc>
       </w:tr>
       <w:tr>
-        <w:tblPrEx>
-          <w:tblCellMar>
-            <w:top w:w="0" w:type="dxa"/>
-            <w:bottom w:w="0" w:type="dxa"/>
-          </w:tblCellMar>
-        </w:tblPrEx>
         <w:tc>
           <w:tcPr>
             <w:tcW w:w="2000" w:type="dxa"/>
@@ -3273,12 +3189,6 @@
         </w:tc>
       </w:tr>
       <w:tr>
-        <w:tblPrEx>
-          <w:tblCellMar>
-            <w:top w:w="0" w:type="dxa"/>
-            <w:bottom w:w="0" w:type="dxa"/>
-          </w:tblCellMar>
-        </w:tblPrEx>
         <w:tc>
           <w:tcPr>
             <w:tcW w:w="2000" w:type="dxa"/>
@@ -3339,12 +3249,6 @@
         </w:tc>
       </w:tr>
       <w:tr>
-        <w:tblPrEx>
-          <w:tblCellMar>
-            <w:top w:w="0" w:type="dxa"/>
-            <w:bottom w:w="0" w:type="dxa"/>
-          </w:tblCellMar>
-        </w:tblPrEx>
         <w:tc>
           <w:tcPr>
             <w:tcW w:w="2000" w:type="dxa"/>
@@ -3405,12 +3309,6 @@
         </w:tc>
       </w:tr>
       <w:tr>
-        <w:tblPrEx>
-          <w:tblCellMar>
-            <w:top w:w="0" w:type="dxa"/>
-            <w:bottom w:w="0" w:type="dxa"/>
-          </w:tblCellMar>
-        </w:tblPrEx>
         <w:tc>
           <w:tcPr>
             <w:tcW w:w="2000" w:type="dxa"/>
@@ -3471,12 +3369,6 @@
         </w:tc>
       </w:tr>
       <w:tr>
-        <w:tblPrEx>
-          <w:tblCellMar>
-            <w:top w:w="0" w:type="dxa"/>
-            <w:bottom w:w="0" w:type="dxa"/>
-          </w:tblCellMar>
-        </w:tblPrEx>
         <w:tc>
           <w:tcPr>
             <w:tcW w:w="2000" w:type="dxa"/>
@@ -3537,12 +3429,6 @@
         </w:tc>
       </w:tr>
       <w:tr>
-        <w:tblPrEx>
-          <w:tblCellMar>
-            <w:top w:w="0" w:type="dxa"/>
-            <w:bottom w:w="0" w:type="dxa"/>
-          </w:tblCellMar>
-        </w:tblPrEx>
         <w:tc>
           <w:tcPr>
             <w:tcW w:w="2000" w:type="dxa"/>

--- a/docs/admin/bed_control_demo_scenario.docx
+++ b/docs/admin/bed_control_demo_scenario.docx
@@ -5,6 +5,9 @@
     <w:p>
       <w:pPr>
         <w:spacing w:before="3000"/>
+        <w:rPr>
+          <w:rFonts w:hint="eastAsia"/>
+        </w:rPr>
       </w:pPr>
     </w:p>
     <w:p>
@@ -1783,7 +1786,7 @@
           <w:iCs/>
           <w:color w:val="333333"/>
         </w:rPr>
-        <w:t>「ここまでで約1分です。この習慣をつけるだけで、朝の判断の精度が変わります」</w:t>
+        <w:t>「ここまでで約1分です。この習慣をつけるだけで、朝の判断が変わります」</w:t>
       </w:r>
     </w:p>
     <w:p>
@@ -1910,7 +1913,7 @@
         <w:spacing w:after="120"/>
       </w:pPr>
       <w:r>
-        <w:t>「LOS余力が2日未満になると黄色信号です。6Fは余力がほとんどありません」</w:t>
+        <w:t>「LOS余力が2日未満になると黄色信号です。6Fは余力がありません」</w:t>
       </w:r>
     </w:p>
     <w:p>
@@ -2038,7 +2041,6 @@
           <w:sz w:val="20"/>
           <w:szCs w:val="20"/>
         </w:rPr>
-        <w:lastRenderedPageBreak/>
         <w:t xml:space="preserve">操作: </w:t>
       </w:r>
       <w:r>
@@ -2060,6 +2062,7 @@
           <w:iCs/>
           <w:color w:val="333333"/>
         </w:rPr>
+        <w:lastRenderedPageBreak/>
         <w:t>「ここが今日の問いの核心です」</w:t>
       </w:r>
     </w:p>

--- a/docs/admin/bed_control_demo_scenario.docx
+++ b/docs/admin/bed_control_demo_scenario.docx
@@ -5,9 +5,6 @@
     <w:p>
       <w:pPr>
         <w:spacing w:before="3000"/>
-        <w:rPr>
-          <w:rFonts w:hint="eastAsia"/>
-        </w:rPr>
       </w:pPr>
     </w:p>
     <w:p>
@@ -210,6 +207,12 @@
         <w:gridCol w:w="917"/>
       </w:tblGrid>
       <w:tr>
+        <w:tblPrEx>
+          <w:tblCellMar>
+            <w:top w:w="0" w:type="dxa"/>
+            <w:bottom w:w="0" w:type="dxa"/>
+          </w:tblCellMar>
+        </w:tblPrEx>
         <w:tc>
           <w:tcPr>
             <w:tcW w:w="600" w:type="dxa"/>
@@ -344,6 +347,12 @@
         </w:tc>
       </w:tr>
       <w:tr>
+        <w:tblPrEx>
+          <w:tblCellMar>
+            <w:top w:w="0" w:type="dxa"/>
+            <w:bottom w:w="0" w:type="dxa"/>
+          </w:tblCellMar>
+        </w:tblPrEx>
         <w:tc>
           <w:tcPr>
             <w:tcW w:w="600" w:type="dxa"/>
@@ -462,6 +471,12 @@
         </w:tc>
       </w:tr>
       <w:tr>
+        <w:tblPrEx>
+          <w:tblCellMar>
+            <w:top w:w="0" w:type="dxa"/>
+            <w:bottom w:w="0" w:type="dxa"/>
+          </w:tblCellMar>
+        </w:tblPrEx>
         <w:tc>
           <w:tcPr>
             <w:tcW w:w="600" w:type="dxa"/>
@@ -580,6 +595,12 @@
         </w:tc>
       </w:tr>
       <w:tr>
+        <w:tblPrEx>
+          <w:tblCellMar>
+            <w:top w:w="0" w:type="dxa"/>
+            <w:bottom w:w="0" w:type="dxa"/>
+          </w:tblCellMar>
+        </w:tblPrEx>
         <w:tc>
           <w:tcPr>
             <w:tcW w:w="600" w:type="dxa"/>
@@ -698,6 +719,12 @@
         </w:tc>
       </w:tr>
       <w:tr>
+        <w:tblPrEx>
+          <w:tblCellMar>
+            <w:top w:w="0" w:type="dxa"/>
+            <w:bottom w:w="0" w:type="dxa"/>
+          </w:tblCellMar>
+        </w:tblPrEx>
         <w:tc>
           <w:tcPr>
             <w:tcW w:w="600" w:type="dxa"/>
@@ -816,6 +843,12 @@
         </w:tc>
       </w:tr>
       <w:tr>
+        <w:tblPrEx>
+          <w:tblCellMar>
+            <w:top w:w="0" w:type="dxa"/>
+            <w:bottom w:w="0" w:type="dxa"/>
+          </w:tblCellMar>
+        </w:tblPrEx>
         <w:tc>
           <w:tcPr>
             <w:tcW w:w="600" w:type="dxa"/>
@@ -934,6 +967,12 @@
         </w:tc>
       </w:tr>
       <w:tr>
+        <w:tblPrEx>
+          <w:tblCellMar>
+            <w:top w:w="0" w:type="dxa"/>
+            <w:bottom w:w="0" w:type="dxa"/>
+          </w:tblCellMar>
+        </w:tblPrEx>
         <w:tc>
           <w:tcPr>
             <w:tcW w:w="600" w:type="dxa"/>
@@ -1052,6 +1091,12 @@
         </w:tc>
       </w:tr>
       <w:tr>
+        <w:tblPrEx>
+          <w:tblCellMar>
+            <w:top w:w="0" w:type="dxa"/>
+            <w:bottom w:w="0" w:type="dxa"/>
+          </w:tblCellMar>
+        </w:tblPrEx>
         <w:tc>
           <w:tcPr>
             <w:tcW w:w="600" w:type="dxa"/>
@@ -1170,6 +1215,12 @@
         </w:tc>
       </w:tr>
       <w:tr>
+        <w:tblPrEx>
+          <w:tblCellMar>
+            <w:top w:w="0" w:type="dxa"/>
+            <w:bottom w:w="0" w:type="dxa"/>
+          </w:tblCellMar>
+        </w:tblPrEx>
         <w:tc>
           <w:tcPr>
             <w:tcW w:w="600" w:type="dxa"/>
@@ -1288,6 +1339,12 @@
         </w:tc>
       </w:tr>
       <w:tr>
+        <w:tblPrEx>
+          <w:tblCellMar>
+            <w:top w:w="0" w:type="dxa"/>
+            <w:bottom w:w="0" w:type="dxa"/>
+          </w:tblCellMar>
+        </w:tblPrEx>
         <w:tc>
           <w:tcPr>
             <w:tcW w:w="600" w:type="dxa"/>
@@ -1605,16 +1662,7 @@
         <w:spacing w:after="120"/>
       </w:pPr>
       <w:r>
-        <w:t>画面上</w:t>
-      </w:r>
-      <w:r>
-        <w:rPr>
-          <w:rFonts w:hint="eastAsia"/>
-        </w:rPr>
-        <w:t>中央</w:t>
-      </w:r>
-      <w:r>
-        <w:t>部に色つきのカードが表示されている</w:t>
+        <w:t>画面最上部に色つきのカードが表示されている</w:t>
       </w:r>
     </w:p>
     <w:p>
@@ -1732,34 +1780,29 @@
       </w:pPr>
       <w:r>
         <w:lastRenderedPageBreak/>
-        <w:t>「翌朝受入余力が○床、判定は🟢余裕あり（または🟡要注意）と出ています」</w:t>
-      </w:r>
-    </w:p>
-    <w:p>
-      <w:pPr>
-        <w:pStyle w:val="a4"/>
-        <w:numPr>
-          <w:ilvl w:val="0"/>
-          <w:numId w:val="4"/>
-        </w:numPr>
-        <w:spacing w:after="120"/>
-      </w:pPr>
-      <w:r>
-        <w:t>「この数字は過去7日の曜日パターンから推計した値です。退院予定や予定入院の変動により実際とは異なる場合があります」</w:t>
-      </w:r>
-    </w:p>
-    <w:p>
-      <w:r>
-        <w:t>💬 「推計で大丈夫なのか？」と思われるかもしれません。でも救急</w:t>
+        <w:t>「翌朝受入余力が</w:t>
       </w:r>
       <w:r>
         <w:rPr>
           <w:rFonts w:hint="eastAsia"/>
         </w:rPr>
-        <w:t>などの予定外</w:t>
-      </w:r>
-      <w:r>
-        <w:t>入院は本質的に予測できません。当院の8割は予定外です。だからこの数字が目指しているのは「余裕あり」か「不足」かの方向感です。カーナビの到着予想と同じで、30分か3時間かの判断には十分な精度があります。</w:t>
+        <w:t>全体10</w:t>
+      </w:r>
+      <w:r>
+        <w:t>床、判定は🟢余裕あり（または🟡要注意）と出ています」</w:t>
+      </w:r>
+    </w:p>
+    <w:p>
+      <w:pPr>
+        <w:pStyle w:val="a4"/>
+        <w:numPr>
+          <w:ilvl w:val="0"/>
+          <w:numId w:val="4"/>
+        </w:numPr>
+        <w:spacing w:after="120"/>
+      </w:pPr>
+      <w:r>
+        <w:t>「この数字は過去7日の曜日パターンから推計した値です。退院予定や予定入院の変動により実際とは異なる場合があります」</w:t>
       </w:r>
     </w:p>
     <w:p>
@@ -1786,7 +1829,7 @@
           <w:iCs/>
           <w:color w:val="333333"/>
         </w:rPr>
-        <w:t>「ここまでで約1分です。この習慣をつけるだけで、朝の判断が変わります」</w:t>
+        <w:t>「ここまでで30秒です。この習慣をつけるだけで、朝の判断の精度が変わります」</w:t>
       </w:r>
     </w:p>
     <w:p>
@@ -1809,6 +1852,9 @@
       <w:pPr>
         <w:spacing w:before="80" w:after="80"/>
         <w:ind w:left="480"/>
+        <w:rPr>
+          <w:rFonts w:hint="eastAsia"/>
+        </w:rPr>
       </w:pPr>
       <w:r>
         <w:rPr>
@@ -1913,7 +1959,7 @@
         <w:spacing w:after="120"/>
       </w:pPr>
       <w:r>
-        <w:t>「LOS余力が2日未満になると黄色信号です。6Fは余力がありません」</w:t>
+        <w:t>「LOS余力が2日未満になると黄色信号です。6Fは余力がほとんどありません」</w:t>
       </w:r>
     </w:p>
     <w:p>
@@ -2062,15 +2108,15 @@
           <w:iCs/>
           <w:color w:val="333333"/>
         </w:rPr>
+        <w:t>「ここが今日の問いの核心です」</w:t>
+      </w:r>
+    </w:p>
+    <w:p>
+      <w:pPr>
+        <w:pStyle w:val="3"/>
+      </w:pPr>
+      <w:r>
         <w:lastRenderedPageBreak/>
-        <w:t>「ここが今日の問いの核心です」</w:t>
-      </w:r>
-    </w:p>
-    <w:p>
-      <w:pPr>
-        <w:pStyle w:val="3"/>
-      </w:pPr>
-      <w:r>
         <w:t>C群とは</w:t>
       </w:r>
     </w:p>
@@ -2356,20 +2402,20 @@
         <w:spacing w:after="120"/>
       </w:pPr>
       <w:r>
+        <w:t>「未完と出ている場合は、在宅復帰率やADL低下割合などのデータが入力されていません。安全と判定されるまでは安心しないでください」</w:t>
+      </w:r>
+    </w:p>
+    <w:p>
+      <w:pPr>
+        <w:pStyle w:val="a4"/>
+        <w:numPr>
+          <w:ilvl w:val="0"/>
+          <w:numId w:val="3"/>
+        </w:numPr>
+        <w:spacing w:after="120"/>
+      </w:pPr>
+      <w:r>
         <w:lastRenderedPageBreak/>
-        <w:t>「未完と出ている場合は、在宅復帰率やADL低下割合などのデータが入力されていません。安全と判定されるまでは安心しないでください」</w:t>
-      </w:r>
-    </w:p>
-    <w:p>
-      <w:pPr>
-        <w:pStyle w:val="a4"/>
-        <w:numPr>
-          <w:ilvl w:val="0"/>
-          <w:numId w:val="3"/>
-        </w:numPr>
-        <w:spacing w:after="120"/>
-      </w:pPr>
-      <w:r>
         <w:t>制度上限の仕組み</w:t>
       </w:r>
     </w:p>
@@ -2687,15 +2733,15 @@
         <w:spacing w:after="120"/>
       </w:pPr>
       <w:r>
+        <w:t>「繰り返しますが、アプリの数字は判断の補助です。患者の状態や家族の希望は画面に映りません。最終判断は現場のチームが行ってください」</w:t>
+      </w:r>
+    </w:p>
+    <w:p>
+      <w:pPr>
+        <w:pStyle w:val="3"/>
+      </w:pPr>
+      <w:r>
         <w:lastRenderedPageBreak/>
-        <w:t>「繰り返しますが、アプリの数字は判断の補助です。患者の状態や家族の希望は画面に映りません。最終判断は現場のチームが行ってください」</w:t>
-      </w:r>
-    </w:p>
-    <w:p>
-      <w:pPr>
-        <w:pStyle w:val="3"/>
-      </w:pPr>
-      <w:r>
         <w:t>週1回のレビュー</w:t>
       </w:r>
     </w:p>
@@ -2884,6 +2930,12 @@
         <w:gridCol w:w="7360"/>
       </w:tblGrid>
       <w:tr>
+        <w:tblPrEx>
+          <w:tblCellMar>
+            <w:top w:w="0" w:type="dxa"/>
+            <w:bottom w:w="0" w:type="dxa"/>
+          </w:tblCellMar>
+        </w:tblPrEx>
         <w:tc>
           <w:tcPr>
             <w:tcW w:w="2000" w:type="dxa"/>
@@ -2952,6 +3004,12 @@
         </w:tc>
       </w:tr>
       <w:tr>
+        <w:tblPrEx>
+          <w:tblCellMar>
+            <w:top w:w="0" w:type="dxa"/>
+            <w:bottom w:w="0" w:type="dxa"/>
+          </w:tblCellMar>
+        </w:tblPrEx>
         <w:tc>
           <w:tcPr>
             <w:tcW w:w="2000" w:type="dxa"/>
@@ -3012,6 +3070,12 @@
         </w:tc>
       </w:tr>
       <w:tr>
+        <w:tblPrEx>
+          <w:tblCellMar>
+            <w:top w:w="0" w:type="dxa"/>
+            <w:bottom w:w="0" w:type="dxa"/>
+          </w:tblCellMar>
+        </w:tblPrEx>
         <w:tc>
           <w:tcPr>
             <w:tcW w:w="2000" w:type="dxa"/>
@@ -3072,6 +3136,12 @@
         </w:tc>
       </w:tr>
       <w:tr>
+        <w:tblPrEx>
+          <w:tblCellMar>
+            <w:top w:w="0" w:type="dxa"/>
+            <w:bottom w:w="0" w:type="dxa"/>
+          </w:tblCellMar>
+        </w:tblPrEx>
         <w:tc>
           <w:tcPr>
             <w:tcW w:w="2000" w:type="dxa"/>
@@ -3132,6 +3202,12 @@
         </w:tc>
       </w:tr>
       <w:tr>
+        <w:tblPrEx>
+          <w:tblCellMar>
+            <w:top w:w="0" w:type="dxa"/>
+            <w:bottom w:w="0" w:type="dxa"/>
+          </w:tblCellMar>
+        </w:tblPrEx>
         <w:tc>
           <w:tcPr>
             <w:tcW w:w="2000" w:type="dxa"/>
@@ -3192,6 +3268,12 @@
         </w:tc>
       </w:tr>
       <w:tr>
+        <w:tblPrEx>
+          <w:tblCellMar>
+            <w:top w:w="0" w:type="dxa"/>
+            <w:bottom w:w="0" w:type="dxa"/>
+          </w:tblCellMar>
+        </w:tblPrEx>
         <w:tc>
           <w:tcPr>
             <w:tcW w:w="2000" w:type="dxa"/>
@@ -3252,6 +3334,12 @@
         </w:tc>
       </w:tr>
       <w:tr>
+        <w:tblPrEx>
+          <w:tblCellMar>
+            <w:top w:w="0" w:type="dxa"/>
+            <w:bottom w:w="0" w:type="dxa"/>
+          </w:tblCellMar>
+        </w:tblPrEx>
         <w:tc>
           <w:tcPr>
             <w:tcW w:w="2000" w:type="dxa"/>
@@ -3312,6 +3400,12 @@
         </w:tc>
       </w:tr>
       <w:tr>
+        <w:tblPrEx>
+          <w:tblCellMar>
+            <w:top w:w="0" w:type="dxa"/>
+            <w:bottom w:w="0" w:type="dxa"/>
+          </w:tblCellMar>
+        </w:tblPrEx>
         <w:tc>
           <w:tcPr>
             <w:tcW w:w="2000" w:type="dxa"/>
@@ -3372,6 +3466,12 @@
         </w:tc>
       </w:tr>
       <w:tr>
+        <w:tblPrEx>
+          <w:tblCellMar>
+            <w:top w:w="0" w:type="dxa"/>
+            <w:bottom w:w="0" w:type="dxa"/>
+          </w:tblCellMar>
+        </w:tblPrEx>
         <w:tc>
           <w:tcPr>
             <w:tcW w:w="2000" w:type="dxa"/>
@@ -3432,6 +3532,12 @@
         </w:tc>
       </w:tr>
       <w:tr>
+        <w:tblPrEx>
+          <w:tblCellMar>
+            <w:top w:w="0" w:type="dxa"/>
+            <w:bottom w:w="0" w:type="dxa"/>
+          </w:tblCellMar>
+        </w:tblPrEx>
         <w:tc>
           <w:tcPr>
             <w:tcW w:w="2000" w:type="dxa"/>
@@ -3995,10 +4101,96 @@
 <file path=word/numbering.xml><?xml version="1.0" encoding="utf-8"?>
 <w:numbering xmlns:wpc="http://schemas.microsoft.com/office/word/2010/wordprocessingCanvas" xmlns:cx="http://schemas.microsoft.com/office/drawing/2014/chartex" xmlns:cx1="http://schemas.microsoft.com/office/drawing/2015/9/8/chartex" xmlns:cx2="http://schemas.microsoft.com/office/drawing/2015/10/21/chartex" xmlns:cx3="http://schemas.microsoft.com/office/drawing/2016/5/9/chartex" xmlns:cx4="http://schemas.microsoft.com/office/drawing/2016/5/10/chartex" xmlns:cx5="http://schemas.microsoft.com/office/drawing/2016/5/11/chartex" xmlns:cx6="http://schemas.microsoft.com/office/drawing/2016/5/12/chartex" xmlns:cx7="http://schemas.microsoft.com/office/drawing/2016/5/13/chartex" xmlns:cx8="http://schemas.microsoft.com/office/drawing/2016/5/14/chartex" xmlns:mc="http://schemas.openxmlformats.org/markup-compatibility/2006" xmlns:aink="http://schemas.microsoft.com/office/drawing/2016/ink" xmlns:am3d="http://schemas.microsoft.com/office/drawing/2017/model3d" xmlns:o="urn:schemas-microsoft-com:office:office" xmlns:oel="http://schemas.microsoft.com/office/2019/extlst" xmlns:r="http://schemas.openxmlformats.org/officeDocument/2006/relationships" xmlns:m="http://schemas.openxmlformats.org/officeDocument/2006/math" xmlns:v="urn:schemas-microsoft-com:vml" xmlns:wp14="http://schemas.microsoft.com/office/word/2010/wordprocessingDrawing" xmlns:wp="http://schemas.openxmlformats.org/drawingml/2006/wordprocessingDrawing" xmlns:w10="urn:schemas-microsoft-com:office:word" xmlns:w="http://schemas.openxmlformats.org/wordprocessingml/2006/main" xmlns:w14="http://schemas.microsoft.com/office/word/2010/wordml" xmlns:w15="http://schemas.microsoft.com/office/word/2012/wordml" xmlns:w16cex="http://schemas.microsoft.com/office/word/2018/wordml/cex" xmlns:w16cid="http://schemas.microsoft.com/office/word/2016/wordml/cid" xmlns:w16="http://schemas.microsoft.com/office/word/2018/wordml" xmlns:w16du="http://schemas.microsoft.com/office/word/2023/wordml/word16du" xmlns:w16sdtdh="http://schemas.microsoft.com/office/word/2020/wordml/sdtdatahash" xmlns:w16sdtfl="http://schemas.microsoft.com/office/word/2024/wordml/sdtformatlock" xmlns:w16se="http://schemas.microsoft.com/office/word/2015/wordml/symex" xmlns:wpg="http://schemas.microsoft.com/office/word/2010/wordprocessingGroup" xmlns:wpi="http://schemas.microsoft.com/office/word/2010/wordprocessingInk" xmlns:wne="http://schemas.microsoft.com/office/word/2006/wordml" xmlns:wps="http://schemas.microsoft.com/office/word/2010/wordprocessingShape" mc:Ignorable="w14 w15 w16se w16cid w16 w16cex w16sdtdh w16sdtfl w16du wp14">
   <w:abstractNum w:abstractNumId="0" w15:restartNumberingAfterBreak="0">
-    <w:nsid w:val="0428262D"/>
+    <w:nsid w:val="020D5054"/>
     <w:multiLevelType w:val="hybridMultilevel"/>
-    <w:tmpl w:val="8452E09C"/>
-    <w:lvl w:ilvl="0" w:tplc="601EDB5C">
+    <w:tmpl w:val="FBA69990"/>
+    <w:lvl w:ilvl="0" w:tplc="A110761A">
+      <w:start w:val="1"/>
+      <w:numFmt w:val="bullet"/>
+      <w:lvlText w:val="●"/>
+      <w:lvlJc w:val="left"/>
+      <w:pPr>
+        <w:ind w:left="720" w:hanging="360"/>
+      </w:pPr>
+    </w:lvl>
+    <w:lvl w:ilvl="1" w:tplc="4490C1C8">
+      <w:start w:val="1"/>
+      <w:numFmt w:val="bullet"/>
+      <w:lvlText w:val="○"/>
+      <w:lvlJc w:val="left"/>
+      <w:pPr>
+        <w:ind w:left="1440" w:hanging="360"/>
+      </w:pPr>
+    </w:lvl>
+    <w:lvl w:ilvl="2" w:tplc="8C38D8A4">
+      <w:start w:val="1"/>
+      <w:numFmt w:val="bullet"/>
+      <w:lvlText w:val="■"/>
+      <w:lvlJc w:val="left"/>
+      <w:pPr>
+        <w:ind w:left="2160" w:hanging="360"/>
+      </w:pPr>
+    </w:lvl>
+    <w:lvl w:ilvl="3" w:tplc="C55AC954">
+      <w:start w:val="1"/>
+      <w:numFmt w:val="bullet"/>
+      <w:lvlText w:val="●"/>
+      <w:lvlJc w:val="left"/>
+      <w:pPr>
+        <w:ind w:left="2880" w:hanging="360"/>
+      </w:pPr>
+    </w:lvl>
+    <w:lvl w:ilvl="4" w:tplc="194864F2">
+      <w:start w:val="1"/>
+      <w:numFmt w:val="bullet"/>
+      <w:lvlText w:val="○"/>
+      <w:lvlJc w:val="left"/>
+      <w:pPr>
+        <w:ind w:left="3600" w:hanging="360"/>
+      </w:pPr>
+    </w:lvl>
+    <w:lvl w:ilvl="5" w:tplc="FF1EE660">
+      <w:start w:val="1"/>
+      <w:numFmt w:val="bullet"/>
+      <w:lvlText w:val="■"/>
+      <w:lvlJc w:val="left"/>
+      <w:pPr>
+        <w:ind w:left="4320" w:hanging="360"/>
+      </w:pPr>
+    </w:lvl>
+    <w:lvl w:ilvl="6" w:tplc="A5E4C2A8">
+      <w:start w:val="1"/>
+      <w:numFmt w:val="bullet"/>
+      <w:lvlText w:val="●"/>
+      <w:lvlJc w:val="left"/>
+      <w:pPr>
+        <w:ind w:left="5040" w:hanging="360"/>
+      </w:pPr>
+    </w:lvl>
+    <w:lvl w:ilvl="7" w:tplc="2C68FD0C">
+      <w:start w:val="1"/>
+      <w:numFmt w:val="bullet"/>
+      <w:lvlText w:val="●"/>
+      <w:lvlJc w:val="left"/>
+      <w:pPr>
+        <w:ind w:left="5760" w:hanging="360"/>
+      </w:pPr>
+    </w:lvl>
+    <w:lvl w:ilvl="8" w:tplc="678A6FB8">
+      <w:start w:val="1"/>
+      <w:numFmt w:val="bullet"/>
+      <w:lvlText w:val="●"/>
+      <w:lvlJc w:val="left"/>
+      <w:pPr>
+        <w:ind w:left="6480" w:hanging="360"/>
+      </w:pPr>
+    </w:lvl>
+  </w:abstractNum>
+  <w:abstractNum w:abstractNumId="1" w15:restartNumberingAfterBreak="0">
+    <w:nsid w:val="256A7AD6"/>
+    <w:multiLevelType w:val="hybridMultilevel"/>
+    <w:tmpl w:val="7CE25F2E"/>
+    <w:lvl w:ilvl="0" w:tplc="DD629CC0">
       <w:start w:val="1"/>
       <w:numFmt w:val="decimal"/>
       <w:lvlText w:val="%1."/>
@@ -4007,300 +4199,214 @@
         <w:ind w:left="720" w:hanging="360"/>
       </w:pPr>
     </w:lvl>
-    <w:lvl w:ilvl="1" w:tplc="FE7C6032">
+    <w:lvl w:ilvl="1" w:tplc="E82A19A2">
       <w:numFmt w:val="decimal"/>
       <w:lvlText w:val=""/>
       <w:lvlJc w:val="left"/>
     </w:lvl>
-    <w:lvl w:ilvl="2" w:tplc="B860CB82">
+    <w:lvl w:ilvl="2" w:tplc="9E801F46">
       <w:numFmt w:val="decimal"/>
       <w:lvlText w:val=""/>
       <w:lvlJc w:val="left"/>
     </w:lvl>
-    <w:lvl w:ilvl="3" w:tplc="E5627832">
+    <w:lvl w:ilvl="3" w:tplc="0A723698">
       <w:numFmt w:val="decimal"/>
       <w:lvlText w:val=""/>
       <w:lvlJc w:val="left"/>
     </w:lvl>
-    <w:lvl w:ilvl="4" w:tplc="9F422410">
+    <w:lvl w:ilvl="4" w:tplc="CDB41374">
       <w:numFmt w:val="decimal"/>
       <w:lvlText w:val=""/>
       <w:lvlJc w:val="left"/>
     </w:lvl>
-    <w:lvl w:ilvl="5" w:tplc="EACE8B82">
+    <w:lvl w:ilvl="5" w:tplc="93688D94">
       <w:numFmt w:val="decimal"/>
       <w:lvlText w:val=""/>
       <w:lvlJc w:val="left"/>
     </w:lvl>
-    <w:lvl w:ilvl="6" w:tplc="8B723300">
+    <w:lvl w:ilvl="6" w:tplc="122439E6">
       <w:numFmt w:val="decimal"/>
       <w:lvlText w:val=""/>
       <w:lvlJc w:val="left"/>
     </w:lvl>
-    <w:lvl w:ilvl="7" w:tplc="E1D8C0CC">
+    <w:lvl w:ilvl="7" w:tplc="9ABCAB9A">
       <w:numFmt w:val="decimal"/>
       <w:lvlText w:val=""/>
       <w:lvlJc w:val="left"/>
     </w:lvl>
-    <w:lvl w:ilvl="8" w:tplc="D548E82C">
-      <w:numFmt w:val="decimal"/>
-      <w:lvlText w:val=""/>
-      <w:lvlJc w:val="left"/>
-    </w:lvl>
-  </w:abstractNum>
-  <w:abstractNum w:abstractNumId="1" w15:restartNumberingAfterBreak="0">
-    <w:nsid w:val="0D8C69CC"/>
-    <w:multiLevelType w:val="hybridMultilevel"/>
-    <w:tmpl w:val="E8CA43BC"/>
-    <w:lvl w:ilvl="0" w:tplc="FAF8AAEA">
-      <w:start w:val="1"/>
-      <w:numFmt w:val="bullet"/>
-      <w:lvlText w:val="•"/>
-      <w:lvlJc w:val="left"/>
-      <w:pPr>
-        <w:ind w:left="720" w:hanging="360"/>
-      </w:pPr>
-    </w:lvl>
-    <w:lvl w:ilvl="1" w:tplc="5EEAA4F4">
-      <w:numFmt w:val="decimal"/>
-      <w:lvlText w:val=""/>
-      <w:lvlJc w:val="left"/>
-    </w:lvl>
-    <w:lvl w:ilvl="2" w:tplc="A774AAA0">
-      <w:numFmt w:val="decimal"/>
-      <w:lvlText w:val=""/>
-      <w:lvlJc w:val="left"/>
-    </w:lvl>
-    <w:lvl w:ilvl="3" w:tplc="2AEE6504">
-      <w:numFmt w:val="decimal"/>
-      <w:lvlText w:val=""/>
-      <w:lvlJc w:val="left"/>
-    </w:lvl>
-    <w:lvl w:ilvl="4" w:tplc="AE1C1C9C">
-      <w:numFmt w:val="decimal"/>
-      <w:lvlText w:val=""/>
-      <w:lvlJc w:val="left"/>
-    </w:lvl>
-    <w:lvl w:ilvl="5" w:tplc="0EE27380">
-      <w:numFmt w:val="decimal"/>
-      <w:lvlText w:val=""/>
-      <w:lvlJc w:val="left"/>
-    </w:lvl>
-    <w:lvl w:ilvl="6" w:tplc="572493CA">
-      <w:numFmt w:val="decimal"/>
-      <w:lvlText w:val=""/>
-      <w:lvlJc w:val="left"/>
-    </w:lvl>
-    <w:lvl w:ilvl="7" w:tplc="5840FC06">
-      <w:numFmt w:val="decimal"/>
-      <w:lvlText w:val=""/>
-      <w:lvlJc w:val="left"/>
-    </w:lvl>
-    <w:lvl w:ilvl="8" w:tplc="19C88A48">
+    <w:lvl w:ilvl="8" w:tplc="9F446026">
       <w:numFmt w:val="decimal"/>
       <w:lvlText w:val=""/>
       <w:lvlJc w:val="left"/>
     </w:lvl>
   </w:abstractNum>
   <w:abstractNum w:abstractNumId="2" w15:restartNumberingAfterBreak="0">
-    <w:nsid w:val="16EE6E5C"/>
+    <w:nsid w:val="374166A8"/>
     <w:multiLevelType w:val="hybridMultilevel"/>
-    <w:tmpl w:val="3AD0CC8E"/>
-    <w:lvl w:ilvl="0" w:tplc="FE0E19EE">
+    <w:tmpl w:val="1BC48F80"/>
+    <w:lvl w:ilvl="0" w:tplc="8B3AD35C">
       <w:start w:val="1"/>
       <w:numFmt w:val="bullet"/>
-      <w:lvlText w:val="●"/>
+      <w:lvlText w:val="•"/>
       <w:lvlJc w:val="left"/>
       <w:pPr>
         <w:ind w:left="720" w:hanging="360"/>
       </w:pPr>
     </w:lvl>
-    <w:lvl w:ilvl="1" w:tplc="004CBEEE">
-      <w:start w:val="1"/>
-      <w:numFmt w:val="bullet"/>
-      <w:lvlText w:val="○"/>
-      <w:lvlJc w:val="left"/>
-      <w:pPr>
-        <w:ind w:left="1440" w:hanging="360"/>
-      </w:pPr>
-    </w:lvl>
-    <w:lvl w:ilvl="2" w:tplc="4712D440">
-      <w:start w:val="1"/>
-      <w:numFmt w:val="bullet"/>
-      <w:lvlText w:val="■"/>
-      <w:lvlJc w:val="left"/>
-      <w:pPr>
-        <w:ind w:left="2160" w:hanging="360"/>
-      </w:pPr>
-    </w:lvl>
-    <w:lvl w:ilvl="3" w:tplc="41C23E2A">
-      <w:start w:val="1"/>
-      <w:numFmt w:val="bullet"/>
-      <w:lvlText w:val="●"/>
-      <w:lvlJc w:val="left"/>
-      <w:pPr>
-        <w:ind w:left="2880" w:hanging="360"/>
-      </w:pPr>
-    </w:lvl>
-    <w:lvl w:ilvl="4" w:tplc="2DAC941C">
-      <w:start w:val="1"/>
-      <w:numFmt w:val="bullet"/>
-      <w:lvlText w:val="○"/>
-      <w:lvlJc w:val="left"/>
-      <w:pPr>
-        <w:ind w:left="3600" w:hanging="360"/>
-      </w:pPr>
-    </w:lvl>
-    <w:lvl w:ilvl="5" w:tplc="866EC542">
-      <w:start w:val="1"/>
-      <w:numFmt w:val="bullet"/>
-      <w:lvlText w:val="■"/>
-      <w:lvlJc w:val="left"/>
-      <w:pPr>
-        <w:ind w:left="4320" w:hanging="360"/>
-      </w:pPr>
-    </w:lvl>
-    <w:lvl w:ilvl="6" w:tplc="12AEDA34">
-      <w:start w:val="1"/>
-      <w:numFmt w:val="bullet"/>
-      <w:lvlText w:val="●"/>
-      <w:lvlJc w:val="left"/>
-      <w:pPr>
-        <w:ind w:left="5040" w:hanging="360"/>
-      </w:pPr>
-    </w:lvl>
-    <w:lvl w:ilvl="7" w:tplc="BBD6B02C">
-      <w:start w:val="1"/>
-      <w:numFmt w:val="bullet"/>
-      <w:lvlText w:val="●"/>
-      <w:lvlJc w:val="left"/>
-      <w:pPr>
-        <w:ind w:left="5760" w:hanging="360"/>
-      </w:pPr>
-    </w:lvl>
-    <w:lvl w:ilvl="8" w:tplc="FF46C4EE">
-      <w:start w:val="1"/>
-      <w:numFmt w:val="bullet"/>
-      <w:lvlText w:val="●"/>
-      <w:lvlJc w:val="left"/>
-      <w:pPr>
-        <w:ind w:left="6480" w:hanging="360"/>
-      </w:pPr>
-    </w:lvl>
-  </w:abstractNum>
-  <w:abstractNum w:abstractNumId="3" w15:restartNumberingAfterBreak="0">
-    <w:nsid w:val="24A745F3"/>
-    <w:multiLevelType w:val="hybridMultilevel"/>
-    <w:tmpl w:val="604E0E96"/>
-    <w:lvl w:ilvl="0" w:tplc="CB2C0EF8">
-      <w:start w:val="1"/>
-      <w:numFmt w:val="decimal"/>
-      <w:lvlText w:val="%1."/>
-      <w:lvlJc w:val="left"/>
-      <w:pPr>
-        <w:ind w:left="720" w:hanging="360"/>
-      </w:pPr>
-    </w:lvl>
-    <w:lvl w:ilvl="1" w:tplc="A6BC17DE">
+    <w:lvl w:ilvl="1" w:tplc="12465E64">
       <w:numFmt w:val="decimal"/>
       <w:lvlText w:val=""/>
       <w:lvlJc w:val="left"/>
     </w:lvl>
-    <w:lvl w:ilvl="2" w:tplc="133AECB2">
+    <w:lvl w:ilvl="2" w:tplc="BDC83B38">
       <w:numFmt w:val="decimal"/>
       <w:lvlText w:val=""/>
       <w:lvlJc w:val="left"/>
     </w:lvl>
-    <w:lvl w:ilvl="3" w:tplc="E72E7A6C">
+    <w:lvl w:ilvl="3" w:tplc="62ACF358">
       <w:numFmt w:val="decimal"/>
       <w:lvlText w:val=""/>
       <w:lvlJc w:val="left"/>
     </w:lvl>
-    <w:lvl w:ilvl="4" w:tplc="1FFA2D88">
+    <w:lvl w:ilvl="4" w:tplc="37D2E2DC">
       <w:numFmt w:val="decimal"/>
       <w:lvlText w:val=""/>
       <w:lvlJc w:val="left"/>
     </w:lvl>
-    <w:lvl w:ilvl="5" w:tplc="1688B6C0">
+    <w:lvl w:ilvl="5" w:tplc="A950D1E8">
       <w:numFmt w:val="decimal"/>
       <w:lvlText w:val=""/>
       <w:lvlJc w:val="left"/>
     </w:lvl>
-    <w:lvl w:ilvl="6" w:tplc="88C42DD8">
+    <w:lvl w:ilvl="6" w:tplc="2A1019DC">
       <w:numFmt w:val="decimal"/>
       <w:lvlText w:val=""/>
       <w:lvlJc w:val="left"/>
     </w:lvl>
-    <w:lvl w:ilvl="7" w:tplc="05C4A654">
+    <w:lvl w:ilvl="7" w:tplc="91367100">
       <w:numFmt w:val="decimal"/>
       <w:lvlText w:val=""/>
       <w:lvlJc w:val="left"/>
     </w:lvl>
-    <w:lvl w:ilvl="8" w:tplc="7BAAAD58">
+    <w:lvl w:ilvl="8" w:tplc="94DE9B24">
+      <w:numFmt w:val="decimal"/>
+      <w:lvlText w:val=""/>
+      <w:lvlJc w:val="left"/>
+    </w:lvl>
+  </w:abstractNum>
+  <w:abstractNum w:abstractNumId="3" w15:restartNumberingAfterBreak="0">
+    <w:nsid w:val="4550445A"/>
+    <w:multiLevelType w:val="hybridMultilevel"/>
+    <w:tmpl w:val="EA44E642"/>
+    <w:lvl w:ilvl="0" w:tplc="2DF8E4CC">
+      <w:start w:val="1"/>
+      <w:numFmt w:val="bullet"/>
+      <w:lvlText w:val="–"/>
+      <w:lvlJc w:val="left"/>
+      <w:pPr>
+        <w:ind w:left="1080" w:hanging="360"/>
+      </w:pPr>
+    </w:lvl>
+    <w:lvl w:ilvl="1" w:tplc="EACE68A2">
+      <w:numFmt w:val="decimal"/>
+      <w:lvlText w:val=""/>
+      <w:lvlJc w:val="left"/>
+    </w:lvl>
+    <w:lvl w:ilvl="2" w:tplc="89029C26">
+      <w:numFmt w:val="decimal"/>
+      <w:lvlText w:val=""/>
+      <w:lvlJc w:val="left"/>
+    </w:lvl>
+    <w:lvl w:ilvl="3" w:tplc="D2DE3076">
+      <w:numFmt w:val="decimal"/>
+      <w:lvlText w:val=""/>
+      <w:lvlJc w:val="left"/>
+    </w:lvl>
+    <w:lvl w:ilvl="4" w:tplc="73285C64">
+      <w:numFmt w:val="decimal"/>
+      <w:lvlText w:val=""/>
+      <w:lvlJc w:val="left"/>
+    </w:lvl>
+    <w:lvl w:ilvl="5" w:tplc="E6909E76">
+      <w:numFmt w:val="decimal"/>
+      <w:lvlText w:val=""/>
+      <w:lvlJc w:val="left"/>
+    </w:lvl>
+    <w:lvl w:ilvl="6" w:tplc="B8145ACC">
+      <w:numFmt w:val="decimal"/>
+      <w:lvlText w:val=""/>
+      <w:lvlJc w:val="left"/>
+    </w:lvl>
+    <w:lvl w:ilvl="7" w:tplc="BCFA7736">
+      <w:numFmt w:val="decimal"/>
+      <w:lvlText w:val=""/>
+      <w:lvlJc w:val="left"/>
+    </w:lvl>
+    <w:lvl w:ilvl="8" w:tplc="F5566D34">
       <w:numFmt w:val="decimal"/>
       <w:lvlText w:val=""/>
       <w:lvlJc w:val="left"/>
     </w:lvl>
   </w:abstractNum>
   <w:abstractNum w:abstractNumId="4" w15:restartNumberingAfterBreak="0">
-    <w:nsid w:val="36ED67CE"/>
+    <w:nsid w:val="7B7B6ED2"/>
     <w:multiLevelType w:val="hybridMultilevel"/>
-    <w:tmpl w:val="4570333C"/>
-    <w:lvl w:ilvl="0" w:tplc="13EE15C2">
+    <w:tmpl w:val="5E345972"/>
+    <w:lvl w:ilvl="0" w:tplc="02D288E4">
       <w:start w:val="1"/>
-      <w:numFmt w:val="bullet"/>
-      <w:lvlText w:val="–"/>
+      <w:numFmt w:val="decimal"/>
+      <w:lvlText w:val="%1."/>
       <w:lvlJc w:val="left"/>
       <w:pPr>
-        <w:ind w:left="1080" w:hanging="360"/>
+        <w:ind w:left="720" w:hanging="360"/>
       </w:pPr>
     </w:lvl>
-    <w:lvl w:ilvl="1" w:tplc="FF866AFA">
+    <w:lvl w:ilvl="1" w:tplc="06E4A820">
       <w:numFmt w:val="decimal"/>
       <w:lvlText w:val=""/>
       <w:lvlJc w:val="left"/>
     </w:lvl>
-    <w:lvl w:ilvl="2" w:tplc="835AB456">
+    <w:lvl w:ilvl="2" w:tplc="5DE0F120">
       <w:numFmt w:val="decimal"/>
       <w:lvlText w:val=""/>
       <w:lvlJc w:val="left"/>
     </w:lvl>
-    <w:lvl w:ilvl="3" w:tplc="FAC02F2C">
+    <w:lvl w:ilvl="3" w:tplc="1472D7C0">
       <w:numFmt w:val="decimal"/>
       <w:lvlText w:val=""/>
       <w:lvlJc w:val="left"/>
     </w:lvl>
-    <w:lvl w:ilvl="4" w:tplc="1A601C46">
+    <w:lvl w:ilvl="4" w:tplc="91C4B8D6">
       <w:numFmt w:val="decimal"/>
       <w:lvlText w:val=""/>
       <w:lvlJc w:val="left"/>
     </w:lvl>
-    <w:lvl w:ilvl="5" w:tplc="F2B6C27A">
+    <w:lvl w:ilvl="5" w:tplc="586453D8">
       <w:numFmt w:val="decimal"/>
       <w:lvlText w:val=""/>
       <w:lvlJc w:val="left"/>
     </w:lvl>
-    <w:lvl w:ilvl="6" w:tplc="7C4A7EC8">
+    <w:lvl w:ilvl="6" w:tplc="E5EC0A90">
       <w:numFmt w:val="decimal"/>
       <w:lvlText w:val=""/>
       <w:lvlJc w:val="left"/>
     </w:lvl>
-    <w:lvl w:ilvl="7" w:tplc="3CB088BA">
+    <w:lvl w:ilvl="7" w:tplc="A9AE0C6C">
       <w:numFmt w:val="decimal"/>
       <w:lvlText w:val=""/>
       <w:lvlJc w:val="left"/>
     </w:lvl>
-    <w:lvl w:ilvl="8" w:tplc="F104D0B8">
+    <w:lvl w:ilvl="8" w:tplc="D3C8478C">
       <w:numFmt w:val="decimal"/>
       <w:lvlText w:val=""/>
       <w:lvlJc w:val="left"/>
     </w:lvl>
   </w:abstractNum>
   <w:abstractNum w:abstractNumId="5" w15:restartNumberingAfterBreak="0">
-    <w:nsid w:val="61C46B34"/>
+    <w:nsid w:val="7CAD5B79"/>
     <w:multiLevelType w:val="hybridMultilevel"/>
-    <w:tmpl w:val="047699B0"/>
-    <w:lvl w:ilvl="0" w:tplc="7144A4BC">
+    <w:tmpl w:val="D8BC6044"/>
+    <w:lvl w:ilvl="0" w:tplc="9028DD76">
       <w:start w:val="1"/>
       <w:numFmt w:val="decimal"/>
       <w:lvlText w:val="%1."/>
@@ -4309,78 +4415,78 @@
         <w:ind w:left="720" w:hanging="360"/>
       </w:pPr>
     </w:lvl>
-    <w:lvl w:ilvl="1" w:tplc="43800F96">
+    <w:lvl w:ilvl="1" w:tplc="A09E6A72">
       <w:numFmt w:val="decimal"/>
       <w:lvlText w:val=""/>
       <w:lvlJc w:val="left"/>
     </w:lvl>
-    <w:lvl w:ilvl="2" w:tplc="2D3E189E">
+    <w:lvl w:ilvl="2" w:tplc="327AC736">
       <w:numFmt w:val="decimal"/>
       <w:lvlText w:val=""/>
       <w:lvlJc w:val="left"/>
     </w:lvl>
-    <w:lvl w:ilvl="3" w:tplc="C8E0E3D6">
+    <w:lvl w:ilvl="3" w:tplc="E606F52C">
       <w:numFmt w:val="decimal"/>
       <w:lvlText w:val=""/>
       <w:lvlJc w:val="left"/>
     </w:lvl>
-    <w:lvl w:ilvl="4" w:tplc="182CD31C">
+    <w:lvl w:ilvl="4" w:tplc="21E6C634">
       <w:numFmt w:val="decimal"/>
       <w:lvlText w:val=""/>
       <w:lvlJc w:val="left"/>
     </w:lvl>
-    <w:lvl w:ilvl="5" w:tplc="76D65B2E">
+    <w:lvl w:ilvl="5" w:tplc="37566AB8">
       <w:numFmt w:val="decimal"/>
       <w:lvlText w:val=""/>
       <w:lvlJc w:val="left"/>
     </w:lvl>
-    <w:lvl w:ilvl="6" w:tplc="8940D33C">
+    <w:lvl w:ilvl="6" w:tplc="774C0F16">
       <w:numFmt w:val="decimal"/>
       <w:lvlText w:val=""/>
       <w:lvlJc w:val="left"/>
     </w:lvl>
-    <w:lvl w:ilvl="7" w:tplc="62A496EE">
+    <w:lvl w:ilvl="7" w:tplc="046263D2">
       <w:numFmt w:val="decimal"/>
       <w:lvlText w:val=""/>
       <w:lvlJc w:val="left"/>
     </w:lvl>
-    <w:lvl w:ilvl="8" w:tplc="CB3650F4">
+    <w:lvl w:ilvl="8" w:tplc="DDF47D2C">
       <w:numFmt w:val="decimal"/>
       <w:lvlText w:val=""/>
       <w:lvlJc w:val="left"/>
     </w:lvl>
   </w:abstractNum>
-  <w:num w:numId="1" w16cid:durableId="894239301">
+  <w:num w:numId="1" w16cid:durableId="1328170456">
+    <w:abstractNumId w:val="0"/>
+    <w:lvlOverride w:ilvl="0">
+      <w:startOverride w:val="1"/>
+    </w:lvlOverride>
+  </w:num>
+  <w:num w:numId="2" w16cid:durableId="811020585">
+    <w:abstractNumId w:val="4"/>
+    <w:lvlOverride w:ilvl="0">
+      <w:startOverride w:val="1"/>
+    </w:lvlOverride>
+  </w:num>
+  <w:num w:numId="3" w16cid:durableId="1861813799">
     <w:abstractNumId w:val="2"/>
     <w:lvlOverride w:ilvl="0">
       <w:startOverride w:val="1"/>
     </w:lvlOverride>
   </w:num>
-  <w:num w:numId="2" w16cid:durableId="22676169">
-    <w:abstractNumId w:val="0"/>
+  <w:num w:numId="4" w16cid:durableId="1986615693">
+    <w:abstractNumId w:val="3"/>
     <w:lvlOverride w:ilvl="0">
       <w:startOverride w:val="1"/>
     </w:lvlOverride>
   </w:num>
-  <w:num w:numId="3" w16cid:durableId="27488531">
+  <w:num w:numId="5" w16cid:durableId="1134255610">
     <w:abstractNumId w:val="1"/>
     <w:lvlOverride w:ilvl="0">
       <w:startOverride w:val="1"/>
     </w:lvlOverride>
   </w:num>
-  <w:num w:numId="4" w16cid:durableId="467430857">
-    <w:abstractNumId w:val="4"/>
-    <w:lvlOverride w:ilvl="0">
-      <w:startOverride w:val="1"/>
-    </w:lvlOverride>
-  </w:num>
-  <w:num w:numId="5" w16cid:durableId="613287592">
-    <w:abstractNumId w:val="3"/>
-    <w:lvlOverride w:ilvl="0">
-      <w:startOverride w:val="1"/>
-    </w:lvlOverride>
-  </w:num>
-  <w:num w:numId="6" w16cid:durableId="1821729594">
+  <w:num w:numId="6" w16cid:durableId="1188786149">
     <w:abstractNumId w:val="5"/>
     <w:lvlOverride w:ilvl="0">
       <w:startOverride w:val="1"/>
@@ -5011,39 +5117,39 @@
         <a:sysClr val="window" lastClr="FFFFFF"/>
       </a:lt1>
       <a:dk2>
-        <a:srgbClr val="44546A"/>
+        <a:srgbClr val="0E2841"/>
       </a:dk2>
       <a:lt2>
-        <a:srgbClr val="E7E6E6"/>
+        <a:srgbClr val="E8E8E8"/>
       </a:lt2>
       <a:accent1>
-        <a:srgbClr val="4472C4"/>
+        <a:srgbClr val="156082"/>
       </a:accent1>
       <a:accent2>
-        <a:srgbClr val="ED7D31"/>
+        <a:srgbClr val="E97132"/>
       </a:accent2>
       <a:accent3>
-        <a:srgbClr val="A5A5A5"/>
+        <a:srgbClr val="196B24"/>
       </a:accent3>
       <a:accent4>
-        <a:srgbClr val="FFC000"/>
+        <a:srgbClr val="0F9ED5"/>
       </a:accent4>
       <a:accent5>
-        <a:srgbClr val="5B9BD5"/>
+        <a:srgbClr val="A02B93"/>
       </a:accent5>
       <a:accent6>
-        <a:srgbClr val="70AD47"/>
+        <a:srgbClr val="4EA72E"/>
       </a:accent6>
       <a:hlink>
-        <a:srgbClr val="0563C1"/>
+        <a:srgbClr val="467886"/>
       </a:hlink>
       <a:folHlink>
-        <a:srgbClr val="954F72"/>
+        <a:srgbClr val="96607D"/>
       </a:folHlink>
     </a:clrScheme>
     <a:fontScheme name="Office">
       <a:majorFont>
-        <a:latin typeface="游ゴシック Light" panose="020F0302020204030204"/>
+        <a:latin typeface="游ゴシック Light" panose="02110004020202020204"/>
         <a:ea typeface=""/>
         <a:cs typeface=""/>
         <a:font script="Jpan" typeface="游ゴシック Light"/>
@@ -5095,7 +5201,7 @@
         <a:font script="Tfng" typeface="Ebrima"/>
       </a:majorFont>
       <a:minorFont>
-        <a:latin typeface="游明朝" panose="020F0502020204030204"/>
+        <a:latin typeface="游明朝" panose="02110004020202020204"/>
         <a:ea typeface=""/>
         <a:cs typeface=""/>
         <a:font script="Jpan" typeface="游明朝"/>
@@ -5206,13 +5312,6 @@
         </a:gradFill>
       </a:fillStyleLst>
       <a:lnStyleLst>
-        <a:ln w="6350" cap="flat" cmpd="sng" algn="ctr">
-          <a:solidFill>
-            <a:schemeClr val="phClr"/>
-          </a:solidFill>
-          <a:prstDash val="solid"/>
-          <a:miter lim="800000"/>
-        </a:ln>
         <a:ln w="12700" cap="flat" cmpd="sng" algn="ctr">
           <a:solidFill>
             <a:schemeClr val="phClr"/>
@@ -5221,6 +5320,13 @@
           <a:miter lim="800000"/>
         </a:ln>
         <a:ln w="19050" cap="flat" cmpd="sng" algn="ctr">
+          <a:solidFill>
+            <a:schemeClr val="phClr"/>
+          </a:solidFill>
+          <a:prstDash val="solid"/>
+          <a:miter lim="800000"/>
+        </a:ln>
+        <a:ln w="25400" cap="flat" cmpd="sng" algn="ctr">
           <a:solidFill>
             <a:schemeClr val="phClr"/>
           </a:solidFill>
@@ -5285,11 +5391,31 @@
       </a:bgFillStyleLst>
     </a:fmtScheme>
   </a:themeElements>
-  <a:objectDefaults/>
+  <a:objectDefaults>
+    <a:lnDef>
+      <a:spPr/>
+      <a:bodyPr/>
+      <a:lstStyle/>
+      <a:style>
+        <a:lnRef idx="2">
+          <a:schemeClr val="accent1"/>
+        </a:lnRef>
+        <a:fillRef idx="0">
+          <a:schemeClr val="accent1"/>
+        </a:fillRef>
+        <a:effectRef idx="1">
+          <a:schemeClr val="accent1"/>
+        </a:effectRef>
+        <a:fontRef idx="minor">
+          <a:schemeClr val="tx1"/>
+        </a:fontRef>
+      </a:style>
+    </a:lnDef>
+  </a:objectDefaults>
   <a:extraClrSchemeLst/>
   <a:extLst>
     <a:ext uri="{05A4C25C-085E-4340-85A3-A5531E510DB2}">
-      <thm15:themeFamily xmlns:thm15="http://schemas.microsoft.com/office/thememl/2012/main" name="Office Theme" id="{62F939B6-93AF-4DB8-9C6B-D6C7DFDC589F}" vid="{4A3C46E8-61CC-4603-A589-7422A47A8E4A}"/>
+      <thm15:themeFamily xmlns:thm15="http://schemas.microsoft.com/office/thememl/2012/main" name="Office Theme" id="{2E142A2C-CD16-42D6-873A-C26D2A0506FA}" vid="{1BDDFF52-6CD6-40A5-AB3C-68EB2F1E4D0A}"/>
     </a:ext>
   </a:extLst>
 </a:theme>

--- a/docs/admin/bed_control_demo_scenario.docx
+++ b/docs/admin/bed_control_demo_scenario.docx
@@ -207,12 +207,6 @@
         <w:gridCol w:w="917"/>
       </w:tblGrid>
       <w:tr>
-        <w:tblPrEx>
-          <w:tblCellMar>
-            <w:top w:w="0" w:type="dxa"/>
-            <w:bottom w:w="0" w:type="dxa"/>
-          </w:tblCellMar>
-        </w:tblPrEx>
         <w:tc>
           <w:tcPr>
             <w:tcW w:w="600" w:type="dxa"/>
@@ -347,12 +341,6 @@
         </w:tc>
       </w:tr>
       <w:tr>
-        <w:tblPrEx>
-          <w:tblCellMar>
-            <w:top w:w="0" w:type="dxa"/>
-            <w:bottom w:w="0" w:type="dxa"/>
-          </w:tblCellMar>
-        </w:tblPrEx>
         <w:tc>
           <w:tcPr>
             <w:tcW w:w="600" w:type="dxa"/>
@@ -471,12 +459,6 @@
         </w:tc>
       </w:tr>
       <w:tr>
-        <w:tblPrEx>
-          <w:tblCellMar>
-            <w:top w:w="0" w:type="dxa"/>
-            <w:bottom w:w="0" w:type="dxa"/>
-          </w:tblCellMar>
-        </w:tblPrEx>
         <w:tc>
           <w:tcPr>
             <w:tcW w:w="600" w:type="dxa"/>
@@ -595,12 +577,6 @@
         </w:tc>
       </w:tr>
       <w:tr>
-        <w:tblPrEx>
-          <w:tblCellMar>
-            <w:top w:w="0" w:type="dxa"/>
-            <w:bottom w:w="0" w:type="dxa"/>
-          </w:tblCellMar>
-        </w:tblPrEx>
         <w:tc>
           <w:tcPr>
             <w:tcW w:w="600" w:type="dxa"/>
@@ -719,12 +695,6 @@
         </w:tc>
       </w:tr>
       <w:tr>
-        <w:tblPrEx>
-          <w:tblCellMar>
-            <w:top w:w="0" w:type="dxa"/>
-            <w:bottom w:w="0" w:type="dxa"/>
-          </w:tblCellMar>
-        </w:tblPrEx>
         <w:tc>
           <w:tcPr>
             <w:tcW w:w="600" w:type="dxa"/>
@@ -843,12 +813,6 @@
         </w:tc>
       </w:tr>
       <w:tr>
-        <w:tblPrEx>
-          <w:tblCellMar>
-            <w:top w:w="0" w:type="dxa"/>
-            <w:bottom w:w="0" w:type="dxa"/>
-          </w:tblCellMar>
-        </w:tblPrEx>
         <w:tc>
           <w:tcPr>
             <w:tcW w:w="600" w:type="dxa"/>
@@ -967,12 +931,6 @@
         </w:tc>
       </w:tr>
       <w:tr>
-        <w:tblPrEx>
-          <w:tblCellMar>
-            <w:top w:w="0" w:type="dxa"/>
-            <w:bottom w:w="0" w:type="dxa"/>
-          </w:tblCellMar>
-        </w:tblPrEx>
         <w:tc>
           <w:tcPr>
             <w:tcW w:w="600" w:type="dxa"/>
@@ -1091,12 +1049,6 @@
         </w:tc>
       </w:tr>
       <w:tr>
-        <w:tblPrEx>
-          <w:tblCellMar>
-            <w:top w:w="0" w:type="dxa"/>
-            <w:bottom w:w="0" w:type="dxa"/>
-          </w:tblCellMar>
-        </w:tblPrEx>
         <w:tc>
           <w:tcPr>
             <w:tcW w:w="600" w:type="dxa"/>
@@ -1215,12 +1167,6 @@
         </w:tc>
       </w:tr>
       <w:tr>
-        <w:tblPrEx>
-          <w:tblCellMar>
-            <w:top w:w="0" w:type="dxa"/>
-            <w:bottom w:w="0" w:type="dxa"/>
-          </w:tblCellMar>
-        </w:tblPrEx>
         <w:tc>
           <w:tcPr>
             <w:tcW w:w="600" w:type="dxa"/>
@@ -1339,12 +1285,6 @@
         </w:tc>
       </w:tr>
       <w:tr>
-        <w:tblPrEx>
-          <w:tblCellMar>
-            <w:top w:w="0" w:type="dxa"/>
-            <w:bottom w:w="0" w:type="dxa"/>
-          </w:tblCellMar>
-        </w:tblPrEx>
         <w:tc>
           <w:tcPr>
             <w:tcW w:w="600" w:type="dxa"/>
@@ -1662,7 +1602,16 @@
         <w:spacing w:after="120"/>
       </w:pPr>
       <w:r>
-        <w:t>画面最上部に色つきのカードが表示されている</w:t>
+        <w:t>画面</w:t>
+      </w:r>
+      <w:r>
+        <w:rPr>
+          <w:rFonts w:hint="eastAsia"/>
+        </w:rPr>
+        <w:t>中央</w:t>
+      </w:r>
+      <w:r>
+        <w:t>に色つきのカードが表示されている</w:t>
       </w:r>
     </w:p>
     <w:p>
@@ -1852,9 +1801,6 @@
       <w:pPr>
         <w:spacing w:before="80" w:after="80"/>
         <w:ind w:left="480"/>
-        <w:rPr>
-          <w:rFonts w:hint="eastAsia"/>
-        </w:rPr>
       </w:pPr>
       <w:r>
         <w:rPr>
@@ -2560,7 +2506,7 @@
         <w:spacing w:after="120"/>
       </w:pPr>
       <w:r>
-        <w:t>届出確認用と院内運用用</w:t>
+        <w:t>2026年改定での計算方法</w:t>
       </w:r>
     </w:p>
     <w:p>
@@ -2573,16 +2519,12 @@
         <w:spacing w:after="120"/>
       </w:pPr>
       <w:r>
-        <w:t>「短手3（ポリペクなど）を分母から除くと、実態に近い数字が見えます。画面上部のモード</w:t>
+        <w:t>「2026年改定により、短手3（ポリペクなど）は救急搬送後患者割合の計算に含まれるようになりました。以前のモード切替は廃止されています」</w:t>
       </w:r>
       <w:proofErr w:type="gramStart"/>
-      <w:r>
-        <w:t>切替</w:t>
-      </w:r>
+      <w:r/>
       <w:proofErr w:type="gramEnd"/>
-      <w:r>
-        <w:t>で連動して変わります」</w:t>
-      </w:r>
+      <w:r/>
     </w:p>
     <w:p>
       <w:pPr>
@@ -2930,12 +2872,6 @@
         <w:gridCol w:w="7360"/>
       </w:tblGrid>
       <w:tr>
-        <w:tblPrEx>
-          <w:tblCellMar>
-            <w:top w:w="0" w:type="dxa"/>
-            <w:bottom w:w="0" w:type="dxa"/>
-          </w:tblCellMar>
-        </w:tblPrEx>
         <w:tc>
           <w:tcPr>
             <w:tcW w:w="2000" w:type="dxa"/>
@@ -3004,12 +2940,6 @@
         </w:tc>
       </w:tr>
       <w:tr>
-        <w:tblPrEx>
-          <w:tblCellMar>
-            <w:top w:w="0" w:type="dxa"/>
-            <w:bottom w:w="0" w:type="dxa"/>
-          </w:tblCellMar>
-        </w:tblPrEx>
         <w:tc>
           <w:tcPr>
             <w:tcW w:w="2000" w:type="dxa"/>
@@ -3070,12 +3000,6 @@
         </w:tc>
       </w:tr>
       <w:tr>
-        <w:tblPrEx>
-          <w:tblCellMar>
-            <w:top w:w="0" w:type="dxa"/>
-            <w:bottom w:w="0" w:type="dxa"/>
-          </w:tblCellMar>
-        </w:tblPrEx>
         <w:tc>
           <w:tcPr>
             <w:tcW w:w="2000" w:type="dxa"/>
@@ -3136,12 +3060,6 @@
         </w:tc>
       </w:tr>
       <w:tr>
-        <w:tblPrEx>
-          <w:tblCellMar>
-            <w:top w:w="0" w:type="dxa"/>
-            <w:bottom w:w="0" w:type="dxa"/>
-          </w:tblCellMar>
-        </w:tblPrEx>
         <w:tc>
           <w:tcPr>
             <w:tcW w:w="2000" w:type="dxa"/>
@@ -3202,12 +3120,6 @@
         </w:tc>
       </w:tr>
       <w:tr>
-        <w:tblPrEx>
-          <w:tblCellMar>
-            <w:top w:w="0" w:type="dxa"/>
-            <w:bottom w:w="0" w:type="dxa"/>
-          </w:tblCellMar>
-        </w:tblPrEx>
         <w:tc>
           <w:tcPr>
             <w:tcW w:w="2000" w:type="dxa"/>
@@ -3268,12 +3180,6 @@
         </w:tc>
       </w:tr>
       <w:tr>
-        <w:tblPrEx>
-          <w:tblCellMar>
-            <w:top w:w="0" w:type="dxa"/>
-            <w:bottom w:w="0" w:type="dxa"/>
-          </w:tblCellMar>
-        </w:tblPrEx>
         <w:tc>
           <w:tcPr>
             <w:tcW w:w="2000" w:type="dxa"/>
@@ -3328,18 +3234,12 @@
                 <w:sz w:val="20"/>
                 <w:szCs w:val="20"/>
               </w:rPr>
-              <w:t>短期滞在手術等基本料3。ポリペク等の短期入院。LOS計算からは除外される</w:t>
+              <w:t>短期滞在手術等基本料3。ポリペク等の短期入院。5日以内の患者はLOS計算から除外される。6日以上入院した場合は初日から含める（2026年改定）</w:t>
             </w:r>
           </w:p>
         </w:tc>
       </w:tr>
       <w:tr>
-        <w:tblPrEx>
-          <w:tblCellMar>
-            <w:top w:w="0" w:type="dxa"/>
-            <w:bottom w:w="0" w:type="dxa"/>
-          </w:tblCellMar>
-        </w:tblPrEx>
         <w:tc>
           <w:tcPr>
             <w:tcW w:w="2000" w:type="dxa"/>
@@ -3400,12 +3300,6 @@
         </w:tc>
       </w:tr>
       <w:tr>
-        <w:tblPrEx>
-          <w:tblCellMar>
-            <w:top w:w="0" w:type="dxa"/>
-            <w:bottom w:w="0" w:type="dxa"/>
-          </w:tblCellMar>
-        </w:tblPrEx>
         <w:tc>
           <w:tcPr>
             <w:tcW w:w="2000" w:type="dxa"/>
@@ -3466,12 +3360,6 @@
         </w:tc>
       </w:tr>
       <w:tr>
-        <w:tblPrEx>
-          <w:tblCellMar>
-            <w:top w:w="0" w:type="dxa"/>
-            <w:bottom w:w="0" w:type="dxa"/>
-          </w:tblCellMar>
-        </w:tblPrEx>
         <w:tc>
           <w:tcPr>
             <w:tcW w:w="2000" w:type="dxa"/>
@@ -3532,12 +3420,6 @@
         </w:tc>
       </w:tr>
       <w:tr>
-        <w:tblPrEx>
-          <w:tblCellMar>
-            <w:top w:w="0" w:type="dxa"/>
-            <w:bottom w:w="0" w:type="dxa"/>
-          </w:tblCellMar>
-        </w:tblPrEx>
         <w:tc>
           <w:tcPr>
             <w:tcW w:w="2000" w:type="dxa"/>
@@ -3766,7 +3648,7 @@
         <w:spacing w:after="120"/>
       </w:pPr>
       <w:r>
-        <w:t>金曜退院集中（約31%）、週末空床パターンなどの改善ポイントが自動検出される</w:t>
+        <w:t>金曜退院集中（約23%）、週末空床パターンなどの改善ポイントが自動検出される</w:t>
       </w:r>
     </w:p>
     <w:p>

--- a/docs/admin/bed_control_demo_scenario.docx
+++ b/docs/admin/bed_control_demo_scenario.docx
@@ -2195,7 +2195,7 @@
         <w:spacing w:after="120"/>
       </w:pPr>
       <w:r>
-        <w:t>「推計在院日数や退院近接度から候補を一覧表示しています。すべて推計値です」</w:t>
+        <w:t>「在院日数や退院近接度から候補を一覧表示しています。退院近接度は在院日数が長いほど高くなります（在院日数が長い＝退院が近い）。すべて推計値です」</w:t>
       </w:r>
     </w:p>
     <w:p>
@@ -2256,7 +2256,7 @@
           <w:iCs/>
           <w:color w:val="333333"/>
         </w:rPr>
-        <w:t>「6Fの答えが見えてきました。LOS余力がなく、救急搬送比率も未達リスクがある以上、C群退院を進めてベッドを確保し、救急受入を優先するのが今日の方針です」</w:t>
+        <w:t>「6Fの答えが見えてきました。稼働率が90%を超えてベッドが逼迫しており、LOS余力がなく、救急搬送比率も未達リスクがある以上、C群退院を進めてベッドを確保し、救急受入を優先するのが今日の方針です」</w:t>
       </w:r>
     </w:p>
     <w:p>

--- a/docs/admin/bed_control_demo_scenario.docx
+++ b/docs/admin/bed_control_demo_scenario.docx
@@ -2099,7 +2099,7 @@
         <w:spacing w:after="120"/>
       </w:pPr>
       <w:r>
-        <w:t>「C群の患者は、退院タイミングの調整余地が比較的大きいため、このアプリでは調整候補として表示しています」</w:t>
+        <w:t>「C群の患者は、退院タイミングの調整がしやすいため、このアプリでは調整候補として表示しています」</w:t>
       </w:r>
     </w:p>
     <w:p>
@@ -2195,7 +2195,7 @@
         <w:spacing w:after="120"/>
       </w:pPr>
       <w:r>
-        <w:t>「在院日数や退院近接度から候補を一覧表示しています。退院近接度は在院日数が長いほど高くなります（在院日数が長い＝退院が近い）。すべて推計値です」</w:t>
+        <w:t>「C群候補の平均在院日数が21日以下になるまで、在院日数の長い順に何人退院させればよいかを計算し、🔴急ぎ退院必要・🟡退院必要・🟢まだ在留可能の3段階で判定しています。すべて推計値です」</w:t>
       </w:r>
     </w:p>
     <w:p>

--- a/docs/admin/bed_control_demo_scenario.docx
+++ b/docs/admin/bed_control_demo_scenario.docx
@@ -2022,6 +2022,17 @@
       </w:r>
     </w:p>
     <w:p>
+      <w:pPr/>
+      <w:r>
+        <w:t>操作: サイドバーの「表示病棟」で「6F (47床)」を選択</w:t>
+      </w:r>
+    </w:p>
+    <w:p>
+      <w:r>
+        <w:t>「全体で見ると平均在院日数19.8日で問題なく見えますが、病棟ごとに状況が異なります。6Fに絞って見てみましょう」</w:t>
+      </w:r>
+    </w:p>
+    <w:p>
       <w:pPr>
         <w:spacing w:before="60" w:after="60"/>
       </w:pPr>
@@ -2195,7 +2206,7 @@
         <w:spacing w:after="120"/>
       </w:pPr>
       <w:r>
-        <w:t>「C群候補の平均在院日数が21日以下になるまで、在院日数の長い順に何人退院させればよいかを計算し、🔴急ぎ退院必要・🟡退院必要・🟢まだ在留可能の3段階で判定しています。すべて推計値です」</w:t>
+        <w:t>「病棟全体の平均在院日数が21日を超えている場合に、在院日数の長い順に何人退院させれば21日以下になるかを計算し、🔴急ぎ退院必要・🟡退院必要・🟢まだ在留可能の3段階で判定しています。病棟全体が基準内なら、稼働率維持のため全員が🟢まだ在留可能になります」</w:t>
       </w:r>
     </w:p>
     <w:p>
